--- a/handover/doing/RA1/DCC-IABD_M04_ACT_OBL_01-DOING.docx
+++ b/handover/doing/RA1/DCC-IABD_M04_ACT_OBL_01-DOING.docx
@@ -276,7 +276,7 @@
           <w:noProof/>
         </w:rPr>
         <w:drawing>
-          <wp:anchor distT="0" distB="0" distL="114300" distR="114300" simplePos="0" relativeHeight="251658240" behindDoc="1" locked="0" layoutInCell="1" allowOverlap="1" wp14:anchorId="66831038" wp14:editId="72C6A1CD">
+          <wp:anchor distT="0" distB="0" distL="114300" distR="114300" simplePos="0" relativeHeight="251658240" behindDoc="1" locked="0" layoutInCell="1" allowOverlap="1" wp14:anchorId="66831038" wp14:editId="3EDA07FD">
             <wp:simplePos x="0" y="0"/>
             <wp:positionH relativeFrom="column">
               <wp:posOffset>-1076325</wp:posOffset>
@@ -757,7 +757,23 @@
           <w:sz w:val="22"/>
           <w:szCs w:val="22"/>
         </w:rPr>
-        <w:t xml:space="preserve"> la librería SpaCy de Python para cargar un modelo de lenguaje y procesar un texto en busca de nombres propios.</w:t>
+        <w:t xml:space="preserve"> la librería </w:t>
+      </w:r>
+      <w:proofErr w:type="spellStart"/>
+      <w:r>
+        <w:rPr>
+          <w:sz w:val="22"/>
+          <w:szCs w:val="22"/>
+        </w:rPr>
+        <w:t>SpaCy</w:t>
+      </w:r>
+      <w:proofErr w:type="spellEnd"/>
+      <w:r>
+        <w:rPr>
+          <w:sz w:val="22"/>
+          <w:szCs w:val="22"/>
+        </w:rPr>
+        <w:t xml:space="preserve"> de Python para cargar un modelo de lenguaje y procesar un texto en busca de nombres propios.</w:t>
       </w:r>
     </w:p>
     <w:p>
@@ -788,6 +804,7 @@
       <w:r>
         <w:t xml:space="preserve">Como me gusta ponerme las cosas fáciles, como texto de ejemplo he seleccionado uno de tipo </w:t>
       </w:r>
+      <w:proofErr w:type="spellStart"/>
       <w:r>
         <w:rPr>
           <w:i/>
@@ -795,6 +812,7 @@
         </w:rPr>
         <w:t>Ipsum</w:t>
       </w:r>
+      <w:proofErr w:type="spellEnd"/>
       <w:r>
         <w:t xml:space="preserve">, pero para darle un toque más diferenciador, por así decirlo, me he decantado por el </w:t>
       </w:r>
@@ -804,20 +822,55 @@
             <w:rStyle w:val="Hipervnculo"/>
             <w:sz w:val="22"/>
           </w:rPr>
-          <w:t>Chiquito Ipsum</w:t>
+          <w:t xml:space="preserve">Chiquito </w:t>
         </w:r>
-      </w:hyperlink>
-      <w:r>
-        <w:t xml:space="preserve">, en vez de el tan trillado y aburrido </w:t>
-      </w:r>
-      <w:hyperlink r:id="rId14" w:history="1">
+        <w:proofErr w:type="spellStart"/>
         <w:r>
           <w:rPr>
             <w:rStyle w:val="Hipervnculo"/>
             <w:sz w:val="22"/>
           </w:rPr>
-          <w:t>Lorem Ipsum</w:t>
+          <w:t>Ipsum</w:t>
         </w:r>
+        <w:proofErr w:type="spellEnd"/>
+      </w:hyperlink>
+      <w:r>
+        <w:t xml:space="preserve">, en vez de </w:t>
+      </w:r>
+      <w:proofErr w:type="spellStart"/>
+      <w:r>
+        <w:t>el</w:t>
+      </w:r>
+      <w:proofErr w:type="spellEnd"/>
+      <w:r>
+        <w:t xml:space="preserve"> tan trillado y aburrido </w:t>
+      </w:r>
+      <w:hyperlink r:id="rId14" w:history="1">
+        <w:proofErr w:type="spellStart"/>
+        <w:r>
+          <w:rPr>
+            <w:rStyle w:val="Hipervnculo"/>
+            <w:sz w:val="22"/>
+          </w:rPr>
+          <w:t>Lorem</w:t>
+        </w:r>
+        <w:proofErr w:type="spellEnd"/>
+        <w:r>
+          <w:rPr>
+            <w:rStyle w:val="Hipervnculo"/>
+            <w:sz w:val="22"/>
+          </w:rPr>
+          <w:t xml:space="preserve"> </w:t>
+        </w:r>
+        <w:proofErr w:type="spellStart"/>
+        <w:r>
+          <w:rPr>
+            <w:rStyle w:val="Hipervnculo"/>
+            <w:sz w:val="22"/>
+          </w:rPr>
+          <w:t>Ipsum</w:t>
+        </w:r>
+        <w:proofErr w:type="spellEnd"/>
       </w:hyperlink>
       <w:r>
         <w:t>.</w:t>
@@ -843,7 +896,463 @@
         <w:pStyle w:val="Citas"/>
       </w:pPr>
       <w:r>
-        <w:t>“Lorem fistrum se calle ustée pupita occaecat pecador pupita enim consequat condemnor diodeno. Aute ut aliquia diodeno. A peich fistro hasta luego Lucas sit amet nisi officia está la cosa muy malar commodo torpedo atomatoa que dise usteer. No puedor pecador papaar papaar no puedor no te digo trigo por no llamarte Rodrigor. La caidita diodeno occaecat ahorrar enim a peich. Irure a gramenawer mamaar caballo blanco caballo negroll. Magna fistro velit pupita cillum mamaar no te digo trigo por no llamarte Rodrigor llevame al sircoo no te digo trigo por no llamarte Rodrigor la caidita magna. A gramenawer occaecat magna occaecat officia diodeno no puedor. Caballo blanco caballo negroll va ustée muy cargado a wan minim sit amet voluptate.</w:t>
+        <w:t>“</w:t>
+      </w:r>
+      <w:proofErr w:type="spellStart"/>
+      <w:r>
+        <w:t>Lorem</w:t>
+      </w:r>
+      <w:proofErr w:type="spellEnd"/>
+      <w:r>
+        <w:t xml:space="preserve"> </w:t>
+      </w:r>
+      <w:proofErr w:type="spellStart"/>
+      <w:r>
+        <w:t>fistrum</w:t>
+      </w:r>
+      <w:proofErr w:type="spellEnd"/>
+      <w:r>
+        <w:t xml:space="preserve"> se calle </w:t>
+      </w:r>
+      <w:proofErr w:type="spellStart"/>
+      <w:r>
+        <w:t>ustée</w:t>
+      </w:r>
+      <w:proofErr w:type="spellEnd"/>
+      <w:r>
+        <w:t xml:space="preserve"> </w:t>
+      </w:r>
+      <w:proofErr w:type="spellStart"/>
+      <w:r>
+        <w:t>pupita</w:t>
+      </w:r>
+      <w:proofErr w:type="spellEnd"/>
+      <w:r>
+        <w:t xml:space="preserve"> </w:t>
+      </w:r>
+      <w:proofErr w:type="spellStart"/>
+      <w:r>
+        <w:t>occaecat</w:t>
+      </w:r>
+      <w:proofErr w:type="spellEnd"/>
+      <w:r>
+        <w:t xml:space="preserve"> pecador </w:t>
+      </w:r>
+      <w:proofErr w:type="spellStart"/>
+      <w:r>
+        <w:t>pupita</w:t>
+      </w:r>
+      <w:proofErr w:type="spellEnd"/>
+      <w:r>
+        <w:t xml:space="preserve"> </w:t>
+      </w:r>
+      <w:proofErr w:type="spellStart"/>
+      <w:r>
+        <w:t>enim</w:t>
+      </w:r>
+      <w:proofErr w:type="spellEnd"/>
+      <w:r>
+        <w:t xml:space="preserve"> </w:t>
+      </w:r>
+      <w:proofErr w:type="spellStart"/>
+      <w:r>
+        <w:t>consequat</w:t>
+      </w:r>
+      <w:proofErr w:type="spellEnd"/>
+      <w:r>
+        <w:t xml:space="preserve"> </w:t>
+      </w:r>
+      <w:proofErr w:type="spellStart"/>
+      <w:r>
+        <w:t>condemnor</w:t>
+      </w:r>
+      <w:proofErr w:type="spellEnd"/>
+      <w:r>
+        <w:t xml:space="preserve"> </w:t>
+      </w:r>
+      <w:proofErr w:type="spellStart"/>
+      <w:r>
+        <w:t>diodeno</w:t>
+      </w:r>
+      <w:proofErr w:type="spellEnd"/>
+      <w:r>
+        <w:t xml:space="preserve">. </w:t>
+      </w:r>
+      <w:proofErr w:type="spellStart"/>
+      <w:r>
+        <w:t>Aute</w:t>
+      </w:r>
+      <w:proofErr w:type="spellEnd"/>
+      <w:r>
+        <w:t xml:space="preserve"> ut </w:t>
+      </w:r>
+      <w:proofErr w:type="spellStart"/>
+      <w:r>
+        <w:t>aliquia</w:t>
+      </w:r>
+      <w:proofErr w:type="spellEnd"/>
+      <w:r>
+        <w:t xml:space="preserve"> </w:t>
+      </w:r>
+      <w:proofErr w:type="spellStart"/>
+      <w:r>
+        <w:t>diodeno</w:t>
+      </w:r>
+      <w:proofErr w:type="spellEnd"/>
+      <w:r>
+        <w:t xml:space="preserve">. A </w:t>
+      </w:r>
+      <w:proofErr w:type="spellStart"/>
+      <w:r>
+        <w:t>peich</w:t>
+      </w:r>
+      <w:proofErr w:type="spellEnd"/>
+      <w:r>
+        <w:t xml:space="preserve"> </w:t>
+      </w:r>
+      <w:proofErr w:type="spellStart"/>
+      <w:r>
+        <w:t>fistro</w:t>
+      </w:r>
+      <w:proofErr w:type="spellEnd"/>
+      <w:r>
+        <w:t xml:space="preserve"> hasta luego Lucas </w:t>
+      </w:r>
+      <w:proofErr w:type="spellStart"/>
+      <w:r>
+        <w:t>sit</w:t>
+      </w:r>
+      <w:proofErr w:type="spellEnd"/>
+      <w:r>
+        <w:t xml:space="preserve"> </w:t>
+      </w:r>
+      <w:proofErr w:type="spellStart"/>
+      <w:r>
+        <w:t>amet</w:t>
+      </w:r>
+      <w:proofErr w:type="spellEnd"/>
+      <w:r>
+        <w:t xml:space="preserve"> </w:t>
+      </w:r>
+      <w:proofErr w:type="spellStart"/>
+      <w:r>
+        <w:t>nisi</w:t>
+      </w:r>
+      <w:proofErr w:type="spellEnd"/>
+      <w:r>
+        <w:t xml:space="preserve"> </w:t>
+      </w:r>
+      <w:proofErr w:type="spellStart"/>
+      <w:r>
+        <w:t>officia</w:t>
+      </w:r>
+      <w:proofErr w:type="spellEnd"/>
+      <w:r>
+        <w:t xml:space="preserve"> está la cosa muy malar commodo torpedo </w:t>
+      </w:r>
+      <w:proofErr w:type="spellStart"/>
+      <w:r>
+        <w:t>atomatoa</w:t>
+      </w:r>
+      <w:proofErr w:type="spellEnd"/>
+      <w:r>
+        <w:t xml:space="preserve"> que </w:t>
+      </w:r>
+      <w:proofErr w:type="spellStart"/>
+      <w:r>
+        <w:t>dise</w:t>
+      </w:r>
+      <w:proofErr w:type="spellEnd"/>
+      <w:r>
+        <w:t xml:space="preserve"> </w:t>
+      </w:r>
+      <w:proofErr w:type="spellStart"/>
+      <w:r>
+        <w:t>usteer</w:t>
+      </w:r>
+      <w:proofErr w:type="spellEnd"/>
+      <w:r>
+        <w:t xml:space="preserve">. No </w:t>
+      </w:r>
+      <w:proofErr w:type="spellStart"/>
+      <w:r>
+        <w:t>puedor</w:t>
+      </w:r>
+      <w:proofErr w:type="spellEnd"/>
+      <w:r>
+        <w:t xml:space="preserve"> pecador </w:t>
+      </w:r>
+      <w:proofErr w:type="spellStart"/>
+      <w:r>
+        <w:t>papaar</w:t>
+      </w:r>
+      <w:proofErr w:type="spellEnd"/>
+      <w:r>
+        <w:t xml:space="preserve"> </w:t>
+      </w:r>
+      <w:proofErr w:type="spellStart"/>
+      <w:r>
+        <w:t>papaar</w:t>
+      </w:r>
+      <w:proofErr w:type="spellEnd"/>
+      <w:r>
+        <w:t xml:space="preserve"> no </w:t>
+      </w:r>
+      <w:proofErr w:type="spellStart"/>
+      <w:r>
+        <w:t>puedor</w:t>
+      </w:r>
+      <w:proofErr w:type="spellEnd"/>
+      <w:r>
+        <w:t xml:space="preserve"> no te digo trigo por no llamarte </w:t>
+      </w:r>
+      <w:proofErr w:type="spellStart"/>
+      <w:r>
+        <w:t>Rodrigor</w:t>
+      </w:r>
+      <w:proofErr w:type="spellEnd"/>
+      <w:r>
+        <w:t xml:space="preserve">. La caidita </w:t>
+      </w:r>
+      <w:proofErr w:type="spellStart"/>
+      <w:r>
+        <w:t>diodeno</w:t>
+      </w:r>
+      <w:proofErr w:type="spellEnd"/>
+      <w:r>
+        <w:t xml:space="preserve"> </w:t>
+      </w:r>
+      <w:proofErr w:type="spellStart"/>
+      <w:r>
+        <w:t>occaecat</w:t>
+      </w:r>
+      <w:proofErr w:type="spellEnd"/>
+      <w:r>
+        <w:t xml:space="preserve"> ahorrar </w:t>
+      </w:r>
+      <w:proofErr w:type="spellStart"/>
+      <w:r>
+        <w:t>enim</w:t>
+      </w:r>
+      <w:proofErr w:type="spellEnd"/>
+      <w:r>
+        <w:t xml:space="preserve"> a </w:t>
+      </w:r>
+      <w:proofErr w:type="spellStart"/>
+      <w:r>
+        <w:t>peich</w:t>
+      </w:r>
+      <w:proofErr w:type="spellEnd"/>
+      <w:r>
+        <w:t xml:space="preserve">. </w:t>
+      </w:r>
+      <w:proofErr w:type="spellStart"/>
+      <w:r>
+        <w:t>Irure</w:t>
+      </w:r>
+      <w:proofErr w:type="spellEnd"/>
+      <w:r>
+        <w:t xml:space="preserve"> a </w:t>
+      </w:r>
+      <w:proofErr w:type="spellStart"/>
+      <w:r>
+        <w:t>gramenawer</w:t>
+      </w:r>
+      <w:proofErr w:type="spellEnd"/>
+      <w:r>
+        <w:t xml:space="preserve"> </w:t>
+      </w:r>
+      <w:proofErr w:type="spellStart"/>
+      <w:r>
+        <w:t>mamaar</w:t>
+      </w:r>
+      <w:proofErr w:type="spellEnd"/>
+      <w:r>
+        <w:t xml:space="preserve"> caballo blanco caballo </w:t>
+      </w:r>
+      <w:proofErr w:type="spellStart"/>
+      <w:r>
+        <w:t>negroll</w:t>
+      </w:r>
+      <w:proofErr w:type="spellEnd"/>
+      <w:r>
+        <w:t xml:space="preserve">. Magna </w:t>
+      </w:r>
+      <w:proofErr w:type="spellStart"/>
+      <w:r>
+        <w:t>fistro</w:t>
+      </w:r>
+      <w:proofErr w:type="spellEnd"/>
+      <w:r>
+        <w:t xml:space="preserve"> </w:t>
+      </w:r>
+      <w:proofErr w:type="spellStart"/>
+      <w:r>
+        <w:t>velit</w:t>
+      </w:r>
+      <w:proofErr w:type="spellEnd"/>
+      <w:r>
+        <w:t xml:space="preserve"> </w:t>
+      </w:r>
+      <w:proofErr w:type="spellStart"/>
+      <w:r>
+        <w:t>pupita</w:t>
+      </w:r>
+      <w:proofErr w:type="spellEnd"/>
+      <w:r>
+        <w:t xml:space="preserve"> </w:t>
+      </w:r>
+      <w:proofErr w:type="spellStart"/>
+      <w:r>
+        <w:t>cillum</w:t>
+      </w:r>
+      <w:proofErr w:type="spellEnd"/>
+      <w:r>
+        <w:t xml:space="preserve"> </w:t>
+      </w:r>
+      <w:proofErr w:type="spellStart"/>
+      <w:r>
+        <w:t>mamaar</w:t>
+      </w:r>
+      <w:proofErr w:type="spellEnd"/>
+      <w:r>
+        <w:t xml:space="preserve"> no te digo trigo por no llamarte </w:t>
+      </w:r>
+      <w:proofErr w:type="spellStart"/>
+      <w:r>
+        <w:t>Rodrigor</w:t>
+      </w:r>
+      <w:proofErr w:type="spellEnd"/>
+      <w:r>
+        <w:t xml:space="preserve"> </w:t>
+      </w:r>
+      <w:proofErr w:type="spellStart"/>
+      <w:r>
+        <w:t>llevame</w:t>
+      </w:r>
+      <w:proofErr w:type="spellEnd"/>
+      <w:r>
+        <w:t xml:space="preserve"> al </w:t>
+      </w:r>
+      <w:proofErr w:type="spellStart"/>
+      <w:r>
+        <w:t>sircoo</w:t>
+      </w:r>
+      <w:proofErr w:type="spellEnd"/>
+      <w:r>
+        <w:t xml:space="preserve"> no te digo trigo por no llamarte </w:t>
+      </w:r>
+      <w:proofErr w:type="spellStart"/>
+      <w:r>
+        <w:t>Rodrigor</w:t>
+      </w:r>
+      <w:proofErr w:type="spellEnd"/>
+      <w:r>
+        <w:t xml:space="preserve"> la caidita magna. A </w:t>
+      </w:r>
+      <w:proofErr w:type="spellStart"/>
+      <w:r>
+        <w:t>gramenawer</w:t>
+      </w:r>
+      <w:proofErr w:type="spellEnd"/>
+      <w:r>
+        <w:t xml:space="preserve"> </w:t>
+      </w:r>
+      <w:proofErr w:type="spellStart"/>
+      <w:r>
+        <w:t>occaecat</w:t>
+      </w:r>
+      <w:proofErr w:type="spellEnd"/>
+      <w:r>
+        <w:t xml:space="preserve"> magna </w:t>
+      </w:r>
+      <w:proofErr w:type="spellStart"/>
+      <w:r>
+        <w:t>occaecat</w:t>
+      </w:r>
+      <w:proofErr w:type="spellEnd"/>
+      <w:r>
+        <w:t xml:space="preserve"> </w:t>
+      </w:r>
+      <w:proofErr w:type="spellStart"/>
+      <w:r>
+        <w:t>officia</w:t>
+      </w:r>
+      <w:proofErr w:type="spellEnd"/>
+      <w:r>
+        <w:t xml:space="preserve"> </w:t>
+      </w:r>
+      <w:proofErr w:type="spellStart"/>
+      <w:r>
+        <w:t>diodeno</w:t>
+      </w:r>
+      <w:proofErr w:type="spellEnd"/>
+      <w:r>
+        <w:t xml:space="preserve"> no </w:t>
+      </w:r>
+      <w:proofErr w:type="spellStart"/>
+      <w:r>
+        <w:t>puedor</w:t>
+      </w:r>
+      <w:proofErr w:type="spellEnd"/>
+      <w:r>
+        <w:t xml:space="preserve">. Caballo blanco caballo </w:t>
+      </w:r>
+      <w:proofErr w:type="spellStart"/>
+      <w:r>
+        <w:t>negroll</w:t>
+      </w:r>
+      <w:proofErr w:type="spellEnd"/>
+      <w:r>
+        <w:t xml:space="preserve"> va </w:t>
+      </w:r>
+      <w:proofErr w:type="spellStart"/>
+      <w:r>
+        <w:t>ustée</w:t>
+      </w:r>
+      <w:proofErr w:type="spellEnd"/>
+      <w:r>
+        <w:t xml:space="preserve"> muy cargado a </w:t>
+      </w:r>
+      <w:proofErr w:type="spellStart"/>
+      <w:r>
+        <w:t>wan</w:t>
+      </w:r>
+      <w:proofErr w:type="spellEnd"/>
+      <w:r>
+        <w:t xml:space="preserve"> </w:t>
+      </w:r>
+      <w:proofErr w:type="spellStart"/>
+      <w:r>
+        <w:t>minim</w:t>
+      </w:r>
+      <w:proofErr w:type="spellEnd"/>
+      <w:r>
+        <w:t xml:space="preserve"> </w:t>
+      </w:r>
+      <w:proofErr w:type="spellStart"/>
+      <w:r>
+        <w:t>sit</w:t>
+      </w:r>
+      <w:proofErr w:type="spellEnd"/>
+      <w:r>
+        <w:t xml:space="preserve"> </w:t>
+      </w:r>
+      <w:proofErr w:type="spellStart"/>
+      <w:r>
+        <w:t>amet</w:t>
+      </w:r>
+      <w:proofErr w:type="spellEnd"/>
+      <w:r>
+        <w:t xml:space="preserve"> </w:t>
+      </w:r>
+      <w:proofErr w:type="spellStart"/>
+      <w:r>
+        <w:t>voluptate</w:t>
+      </w:r>
+      <w:proofErr w:type="spellEnd"/>
+      <w:r>
+        <w:t>.</w:t>
       </w:r>
     </w:p>
     <w:p>
@@ -856,7 +1365,255 @@
         <w:pStyle w:val="Citas"/>
       </w:pPr>
       <w:r>
-        <w:t>Labore fistro al ataqueerr! quis está la cosa muy malar aliquip ut. Et está la cosa muy malar velit magna cillum torpedo enim pecador. A wan commodo reprehenderit apetecan ullamco qui ese pedazo de va usté muy cargado sit amet. Dolor tiene musho peligro que dise ustéee apetecan consectetur no puedor reprehenderit. Hasta luego Lucas par la gloria de mi madre ut diodeno te va a hasé pupita hasta luego Lucas quietooor. Velit qui irure cillum eiusmod ex maaar dolore occaecat.”</w:t>
+        <w:t xml:space="preserve">Labore </w:t>
+      </w:r>
+      <w:proofErr w:type="spellStart"/>
+      <w:r>
+        <w:t>fistro</w:t>
+      </w:r>
+      <w:proofErr w:type="spellEnd"/>
+      <w:r>
+        <w:t xml:space="preserve"> al </w:t>
+      </w:r>
+      <w:proofErr w:type="spellStart"/>
+      <w:r>
+        <w:t>ataqueerr</w:t>
+      </w:r>
+      <w:proofErr w:type="spellEnd"/>
+      <w:r>
+        <w:t xml:space="preserve">! quis está la cosa muy malar </w:t>
+      </w:r>
+      <w:proofErr w:type="spellStart"/>
+      <w:r>
+        <w:t>aliquip</w:t>
+      </w:r>
+      <w:proofErr w:type="spellEnd"/>
+      <w:r>
+        <w:t xml:space="preserve"> ut. Et está la cosa muy malar </w:t>
+      </w:r>
+      <w:proofErr w:type="spellStart"/>
+      <w:r>
+        <w:t>velit</w:t>
+      </w:r>
+      <w:proofErr w:type="spellEnd"/>
+      <w:r>
+        <w:t xml:space="preserve"> magna </w:t>
+      </w:r>
+      <w:proofErr w:type="spellStart"/>
+      <w:r>
+        <w:t>cillum</w:t>
+      </w:r>
+      <w:proofErr w:type="spellEnd"/>
+      <w:r>
+        <w:t xml:space="preserve"> torpedo </w:t>
+      </w:r>
+      <w:proofErr w:type="spellStart"/>
+      <w:r>
+        <w:t>enim</w:t>
+      </w:r>
+      <w:proofErr w:type="spellEnd"/>
+      <w:r>
+        <w:t xml:space="preserve"> pecador. A </w:t>
+      </w:r>
+      <w:proofErr w:type="spellStart"/>
+      <w:r>
+        <w:t>wan</w:t>
+      </w:r>
+      <w:proofErr w:type="spellEnd"/>
+      <w:r>
+        <w:t xml:space="preserve"> commodo </w:t>
+      </w:r>
+      <w:proofErr w:type="spellStart"/>
+      <w:r>
+        <w:t>reprehenderit</w:t>
+      </w:r>
+      <w:proofErr w:type="spellEnd"/>
+      <w:r>
+        <w:t xml:space="preserve"> </w:t>
+      </w:r>
+      <w:proofErr w:type="spellStart"/>
+      <w:r>
+        <w:t>apetecan</w:t>
+      </w:r>
+      <w:proofErr w:type="spellEnd"/>
+      <w:r>
+        <w:t xml:space="preserve"> </w:t>
+      </w:r>
+      <w:proofErr w:type="spellStart"/>
+      <w:r>
+        <w:t>ullamco</w:t>
+      </w:r>
+      <w:proofErr w:type="spellEnd"/>
+      <w:r>
+        <w:t xml:space="preserve"> qui ese pedazo de va </w:t>
+      </w:r>
+      <w:proofErr w:type="spellStart"/>
+      <w:r>
+        <w:t>usté</w:t>
+      </w:r>
+      <w:proofErr w:type="spellEnd"/>
+      <w:r>
+        <w:t xml:space="preserve"> muy cargado </w:t>
+      </w:r>
+      <w:proofErr w:type="spellStart"/>
+      <w:r>
+        <w:t>sit</w:t>
+      </w:r>
+      <w:proofErr w:type="spellEnd"/>
+      <w:r>
+        <w:t xml:space="preserve"> </w:t>
+      </w:r>
+      <w:proofErr w:type="spellStart"/>
+      <w:r>
+        <w:t>amet</w:t>
+      </w:r>
+      <w:proofErr w:type="spellEnd"/>
+      <w:r>
+        <w:t xml:space="preserve">. Dolor tiene </w:t>
+      </w:r>
+      <w:proofErr w:type="spellStart"/>
+      <w:r>
+        <w:t>musho</w:t>
+      </w:r>
+      <w:proofErr w:type="spellEnd"/>
+      <w:r>
+        <w:t xml:space="preserve"> peligro que </w:t>
+      </w:r>
+      <w:proofErr w:type="spellStart"/>
+      <w:r>
+        <w:t>dise</w:t>
+      </w:r>
+      <w:proofErr w:type="spellEnd"/>
+      <w:r>
+        <w:t xml:space="preserve"> </w:t>
+      </w:r>
+      <w:proofErr w:type="spellStart"/>
+      <w:r>
+        <w:t>ustéee</w:t>
+      </w:r>
+      <w:proofErr w:type="spellEnd"/>
+      <w:r>
+        <w:t xml:space="preserve"> </w:t>
+      </w:r>
+      <w:proofErr w:type="spellStart"/>
+      <w:r>
+        <w:t>apetecan</w:t>
+      </w:r>
+      <w:proofErr w:type="spellEnd"/>
+      <w:r>
+        <w:t xml:space="preserve"> </w:t>
+      </w:r>
+      <w:proofErr w:type="spellStart"/>
+      <w:r>
+        <w:t>consectetur</w:t>
+      </w:r>
+      <w:proofErr w:type="spellEnd"/>
+      <w:r>
+        <w:t xml:space="preserve"> no </w:t>
+      </w:r>
+      <w:proofErr w:type="spellStart"/>
+      <w:r>
+        <w:t>puedor</w:t>
+      </w:r>
+      <w:proofErr w:type="spellEnd"/>
+      <w:r>
+        <w:t xml:space="preserve"> </w:t>
+      </w:r>
+      <w:proofErr w:type="spellStart"/>
+      <w:r>
+        <w:t>reprehenderit</w:t>
+      </w:r>
+      <w:proofErr w:type="spellEnd"/>
+      <w:r>
+        <w:t xml:space="preserve">. Hasta luego Lucas par la gloria de mi madre ut </w:t>
+      </w:r>
+      <w:proofErr w:type="spellStart"/>
+      <w:r>
+        <w:t>diodeno</w:t>
+      </w:r>
+      <w:proofErr w:type="spellEnd"/>
+      <w:r>
+        <w:t xml:space="preserve"> te va a </w:t>
+      </w:r>
+      <w:proofErr w:type="spellStart"/>
+      <w:r>
+        <w:t>hasé</w:t>
+      </w:r>
+      <w:proofErr w:type="spellEnd"/>
+      <w:r>
+        <w:t xml:space="preserve"> </w:t>
+      </w:r>
+      <w:proofErr w:type="spellStart"/>
+      <w:r>
+        <w:t>pupita</w:t>
+      </w:r>
+      <w:proofErr w:type="spellEnd"/>
+      <w:r>
+        <w:t xml:space="preserve"> hasta luego Lucas </w:t>
+      </w:r>
+      <w:proofErr w:type="spellStart"/>
+      <w:r>
+        <w:t>quietooor</w:t>
+      </w:r>
+      <w:proofErr w:type="spellEnd"/>
+      <w:r>
+        <w:t xml:space="preserve">. </w:t>
+      </w:r>
+      <w:proofErr w:type="spellStart"/>
+      <w:r>
+        <w:t>Velit</w:t>
+      </w:r>
+      <w:proofErr w:type="spellEnd"/>
+      <w:r>
+        <w:t xml:space="preserve"> qui </w:t>
+      </w:r>
+      <w:proofErr w:type="spellStart"/>
+      <w:r>
+        <w:t>irure</w:t>
+      </w:r>
+      <w:proofErr w:type="spellEnd"/>
+      <w:r>
+        <w:t xml:space="preserve"> </w:t>
+      </w:r>
+      <w:proofErr w:type="spellStart"/>
+      <w:r>
+        <w:t>cillum</w:t>
+      </w:r>
+      <w:proofErr w:type="spellEnd"/>
+      <w:r>
+        <w:t xml:space="preserve"> </w:t>
+      </w:r>
+      <w:proofErr w:type="spellStart"/>
+      <w:r>
+        <w:t>eiusmod</w:t>
+      </w:r>
+      <w:proofErr w:type="spellEnd"/>
+      <w:r>
+        <w:t xml:space="preserve"> ex </w:t>
+      </w:r>
+      <w:proofErr w:type="spellStart"/>
+      <w:r>
+        <w:t>maaar</w:t>
+      </w:r>
+      <w:proofErr w:type="spellEnd"/>
+      <w:r>
+        <w:t xml:space="preserve"> </w:t>
+      </w:r>
+      <w:proofErr w:type="spellStart"/>
+      <w:r>
+        <w:t>dolore</w:t>
+      </w:r>
+      <w:proofErr w:type="spellEnd"/>
+      <w:r>
+        <w:t xml:space="preserve"> </w:t>
+      </w:r>
+      <w:proofErr w:type="spellStart"/>
+      <w:r>
+        <w:t>occaecat</w:t>
+      </w:r>
+      <w:proofErr w:type="spellEnd"/>
+      <w:r>
+        <w:t>.”</w:t>
       </w:r>
     </w:p>
     <w:p>
@@ -921,7 +1678,31 @@
         <w:t xml:space="preserve"> </w:t>
       </w:r>
       <w:r>
-        <w:t>he empleado dos modelos de SpaCy con enfoques complementarios ya que, como sabemos, los textos aleatoriamente generados Lorem Ipsum están escritos en Latín y, a sabiendas también del Español, que el maestro Chiquito se inventaba las palabras, por todo esto se entiende que pueda</w:t>
+        <w:t xml:space="preserve">he empleado dos modelos de </w:t>
+      </w:r>
+      <w:proofErr w:type="spellStart"/>
+      <w:r>
+        <w:t>SpaCy</w:t>
+      </w:r>
+      <w:proofErr w:type="spellEnd"/>
+      <w:r>
+        <w:t xml:space="preserve"> con enfoques complementarios ya que, como sabemos, los textos aleatoriamente generados </w:t>
+      </w:r>
+      <w:proofErr w:type="spellStart"/>
+      <w:r>
+        <w:t>Lorem</w:t>
+      </w:r>
+      <w:proofErr w:type="spellEnd"/>
+      <w:r>
+        <w:t xml:space="preserve"> </w:t>
+      </w:r>
+      <w:proofErr w:type="spellStart"/>
+      <w:r>
+        <w:t>Ipsum</w:t>
+      </w:r>
+      <w:proofErr w:type="spellEnd"/>
+      <w:r>
+        <w:t xml:space="preserve"> están escritos en Latín y, a sabiendas también del Español, que el maestro Chiquito se inventaba las palabras, por todo esto se entiende que pueda</w:t>
       </w:r>
       <w:r>
         <w:t>n</w:t>
@@ -962,6 +1743,7 @@
         </w:numPr>
         <w:spacing w:after="0" w:line="0" w:lineRule="atLeast"/>
       </w:pPr>
+      <w:proofErr w:type="spellStart"/>
       <w:r>
         <w:rPr>
           <w:b/>
@@ -969,6 +1751,7 @@
         </w:rPr>
         <w:t>es_core_news_sm</w:t>
       </w:r>
+      <w:proofErr w:type="spellEnd"/>
       <w:r>
         <w:rPr>
           <w:b/>
@@ -995,6 +1778,7 @@
         <w:spacing w:after="0" w:line="0" w:lineRule="atLeast"/>
       </w:pPr>
       <w:hyperlink r:id="rId15" w:history="1">
+        <w:proofErr w:type="spellStart"/>
         <w:r>
           <w:rPr>
             <w:rStyle w:val="Hipervnculo"/>
@@ -1004,6 +1788,7 @@
           </w:rPr>
           <w:t>la_core_web_md</w:t>
         </w:r>
+        <w:proofErr w:type="spellEnd"/>
       </w:hyperlink>
       <w:r>
         <w:t>, m</w:t>
@@ -1117,6 +1902,7 @@
       <w:r>
         <w:t xml:space="preserve"> (</w:t>
       </w:r>
+      <w:proofErr w:type="spellStart"/>
       <w:r>
         <w:rPr>
           <w:i/>
@@ -1124,6 +1910,7 @@
         </w:rPr>
         <w:t>es_core_news_sm</w:t>
       </w:r>
+      <w:proofErr w:type="spellEnd"/>
       <w:r>
         <w:t xml:space="preserve">) utiliza la etiqueta </w:t>
       </w:r>
@@ -1166,6 +1953,7 @@
       <w:r>
         <w:t xml:space="preserve"> (</w:t>
       </w:r>
+      <w:proofErr w:type="spellStart"/>
       <w:r>
         <w:rPr>
           <w:i/>
@@ -1173,6 +1961,7 @@
         </w:rPr>
         <w:t>la_core_web_md</w:t>
       </w:r>
+      <w:proofErr w:type="spellEnd"/>
       <w:r>
         <w:t>)</w:t>
       </w:r>
@@ -1180,7 +1969,15 @@
         <w:t>, al parecer, después de usar, revisar y buscar,</w:t>
       </w:r>
       <w:r>
-        <w:t xml:space="preserve"> implementa el estándar OntoNotes, utilizando la etiqueta </w:t>
+        <w:t xml:space="preserve"> implementa el estándar </w:t>
+      </w:r>
+      <w:proofErr w:type="spellStart"/>
+      <w:r>
+        <w:t>OntoNotes</w:t>
+      </w:r>
+      <w:proofErr w:type="spellEnd"/>
+      <w:r>
+        <w:t xml:space="preserve">, utilizando la etiqueta </w:t>
       </w:r>
       <w:r>
         <w:rPr>
@@ -1229,832 +2026,19 @@
           <w:i/>
           <w:iCs/>
         </w:rPr>
-        <w:t>Español (es_core_news_sm)</w:t>
-      </w:r>
-    </w:p>
-    <w:p>
-      <w:pPr>
-        <w:spacing w:after="0" w:line="0" w:lineRule="atLeast"/>
-      </w:pPr>
-      <w:r>
-        <w:t>Aunque tenga un a</w:t>
-      </w:r>
-      <w:r>
-        <w:t xml:space="preserve">lto rendimiento </w:t>
-      </w:r>
-      <w:r>
-        <w:t xml:space="preserve">para </w:t>
-      </w:r>
-      <w:r>
-        <w:t xml:space="preserve">capturar vocabulario y estructuras gramaticales modernas </w:t>
-      </w:r>
-      <w:r>
-        <w:t xml:space="preserve">con respecto al texto seleccionado presenta las evidentes </w:t>
-      </w:r>
-      <w:r>
-        <w:rPr>
-          <w:b/>
-          <w:bCs/>
-        </w:rPr>
-        <w:t>li</w:t>
-      </w:r>
-      <w:r>
-        <w:rPr>
-          <w:b/>
-          <w:bCs/>
-        </w:rPr>
-        <w:t>mitaciones</w:t>
-      </w:r>
-      <w:r>
-        <w:t>, como puede ver primeramente dando una</w:t>
-      </w:r>
-      <w:r>
-        <w:t xml:space="preserve"> mayor tasa de falsos positivos en palabras con </w:t>
-      </w:r>
-      <w:r>
-        <w:t xml:space="preserve">la </w:t>
-      </w:r>
-      <w:r>
-        <w:t>mayúscula inicial</w:t>
-      </w:r>
-      <w:r>
-        <w:t xml:space="preserve">, véanse </w:t>
-      </w:r>
-      <w:r>
-        <w:t xml:space="preserve">sustantivos o palabras de origen no castellano debido a </w:t>
-      </w:r>
-      <w:r>
-        <w:t>la inclusión del Latín</w:t>
-      </w:r>
-      <w:r>
-        <w:t>.</w:t>
-      </w:r>
-    </w:p>
-    <w:p>
-      <w:pPr>
-        <w:spacing w:after="0" w:line="0" w:lineRule="atLeast"/>
-        <w:rPr>
-          <w:sz w:val="18"/>
-          <w:szCs w:val="18"/>
-        </w:rPr>
-      </w:pPr>
-    </w:p>
-    <w:p>
-      <w:pPr>
-        <w:pStyle w:val="Prrafocdigo"/>
-        <w:ind w:firstLine="284"/>
-        <w:rPr>
-          <w:sz w:val="14"/>
-          <w:szCs w:val="14"/>
-        </w:rPr>
-      </w:pPr>
-    </w:p>
-    <w:p>
-      <w:pPr>
-        <w:pStyle w:val="Prrafocdigo"/>
-        <w:ind w:firstLine="284"/>
-        <w:rPr>
-          <w:szCs w:val="18"/>
-        </w:rPr>
-      </w:pPr>
-      <w:r>
-        <w:rPr>
-          <w:szCs w:val="18"/>
-        </w:rPr>
-        <w:t>+ =========================================================</w:t>
-      </w:r>
-    </w:p>
-    <w:p>
-      <w:pPr>
-        <w:pStyle w:val="Prrafocdigo"/>
-        <w:ind w:firstLine="284"/>
-        <w:rPr>
-          <w:szCs w:val="18"/>
-        </w:rPr>
-      </w:pPr>
-      <w:r>
-        <w:rPr>
-          <w:szCs w:val="18"/>
-        </w:rPr>
-        <w:t>+ LANGUAGE MODEL: -Spanish-</w:t>
-      </w:r>
-    </w:p>
-    <w:p>
-      <w:pPr>
-        <w:pStyle w:val="Prrafocdigo"/>
-        <w:ind w:firstLine="284"/>
-        <w:rPr>
-          <w:szCs w:val="18"/>
-        </w:rPr>
-      </w:pPr>
-      <w:r>
-        <w:rPr>
-          <w:szCs w:val="18"/>
-        </w:rPr>
-        <w:t>+ Persons proper names extracted from the text (PER label):</w:t>
-      </w:r>
-    </w:p>
-    <w:p>
-      <w:pPr>
-        <w:pStyle w:val="Prrafocdigo"/>
-        <w:ind w:firstLine="284"/>
-        <w:rPr>
-          <w:szCs w:val="18"/>
-        </w:rPr>
-      </w:pPr>
-      <w:r>
-        <w:rPr>
-          <w:szCs w:val="18"/>
-        </w:rPr>
-        <w:t>+ ---------------------------------------------------------</w:t>
-      </w:r>
-    </w:p>
-    <w:p>
-      <w:pPr>
-        <w:pStyle w:val="Prrafocdigo"/>
-        <w:ind w:firstLine="284"/>
-        <w:rPr>
-          <w:szCs w:val="18"/>
-        </w:rPr>
-      </w:pPr>
-      <w:r>
-        <w:rPr>
-          <w:szCs w:val="18"/>
-        </w:rPr>
-        <w:t xml:space="preserve">+ </w:t>
-      </w:r>
-    </w:p>
-    <w:p>
-      <w:pPr>
-        <w:pStyle w:val="Prrafocdigo"/>
-        <w:ind w:firstLine="284"/>
-        <w:rPr>
-          <w:szCs w:val="18"/>
-        </w:rPr>
-      </w:pPr>
-      <w:r>
-        <w:rPr>
-          <w:szCs w:val="18"/>
-        </w:rPr>
-        <w:t xml:space="preserve">Proper </w:t>
-      </w:r>
-      <w:r>
-        <w:rPr>
-          <w:szCs w:val="18"/>
-        </w:rPr>
-        <w:t>name</w:t>
-      </w:r>
-      <w:r>
-        <w:rPr>
-          <w:szCs w:val="18"/>
-        </w:rPr>
-        <w:t>: Lucas</w:t>
-      </w:r>
-    </w:p>
-    <w:p>
-      <w:pPr>
-        <w:pStyle w:val="Prrafocdigo"/>
-        <w:ind w:firstLine="284"/>
-        <w:rPr>
-          <w:szCs w:val="18"/>
-        </w:rPr>
-      </w:pPr>
-      <w:r>
-        <w:rPr>
-          <w:szCs w:val="18"/>
-        </w:rPr>
-        <w:t>Proper name: Rodrigor</w:t>
-      </w:r>
-    </w:p>
-    <w:p>
-      <w:pPr>
-        <w:pStyle w:val="Prrafocdigo"/>
-        <w:ind w:firstLine="284"/>
-        <w:rPr>
-          <w:szCs w:val="18"/>
-        </w:rPr>
-      </w:pPr>
-      <w:r>
-        <w:rPr>
-          <w:szCs w:val="18"/>
-        </w:rPr>
-        <w:t>Proper name: Rodrigor</w:t>
-      </w:r>
-    </w:p>
-    <w:p>
-      <w:pPr>
-        <w:pStyle w:val="Prrafocdigo"/>
-        <w:ind w:firstLine="284"/>
-        <w:rPr>
-          <w:szCs w:val="18"/>
-        </w:rPr>
-      </w:pPr>
-      <w:r>
-        <w:rPr>
-          <w:szCs w:val="18"/>
-        </w:rPr>
-        <w:t>Proper name: Caballo</w:t>
-      </w:r>
-    </w:p>
-    <w:p>
-      <w:pPr>
-        <w:pStyle w:val="Prrafocdigo"/>
-        <w:ind w:firstLine="284"/>
-        <w:rPr>
-          <w:szCs w:val="18"/>
-        </w:rPr>
-      </w:pPr>
-      <w:r>
-        <w:rPr>
-          <w:szCs w:val="18"/>
-        </w:rPr>
-        <w:t>Proper name: wan minim</w:t>
-      </w:r>
-    </w:p>
-    <w:p>
-      <w:pPr>
-        <w:pStyle w:val="Prrafocdigo"/>
-        <w:ind w:firstLine="284"/>
-        <w:rPr>
-          <w:szCs w:val="18"/>
-        </w:rPr>
-      </w:pPr>
-      <w:r>
-        <w:rPr>
-          <w:szCs w:val="18"/>
-        </w:rPr>
-        <w:t>Proper name: amet voluptate</w:t>
-      </w:r>
-    </w:p>
-    <w:p>
-      <w:pPr>
-        <w:pStyle w:val="Prrafocdigo"/>
-        <w:ind w:firstLine="284"/>
-        <w:rPr>
-          <w:szCs w:val="18"/>
-        </w:rPr>
-      </w:pPr>
-      <w:r>
-        <w:rPr>
-          <w:szCs w:val="18"/>
-        </w:rPr>
-        <w:t>Proper name: Labore</w:t>
-      </w:r>
-    </w:p>
-    <w:p>
-      <w:pPr>
-        <w:pStyle w:val="Prrafocdigo"/>
-        <w:ind w:firstLine="284"/>
-        <w:rPr>
-          <w:szCs w:val="18"/>
-        </w:rPr>
-      </w:pPr>
-      <w:r>
-        <w:rPr>
-          <w:szCs w:val="18"/>
-        </w:rPr>
-        <w:t>Proper name: Dolor</w:t>
-      </w:r>
-    </w:p>
-    <w:p>
-      <w:pPr>
-        <w:pStyle w:val="Prrafocdigo"/>
-        <w:ind w:firstLine="284"/>
-        <w:rPr>
-          <w:szCs w:val="18"/>
-        </w:rPr>
-      </w:pPr>
-      <w:r>
-        <w:rPr>
-          <w:szCs w:val="18"/>
-        </w:rPr>
-        <w:t>Proper name: Lucas</w:t>
-      </w:r>
-    </w:p>
-    <w:p>
-      <w:pPr>
-        <w:pStyle w:val="Prrafocdigo"/>
-        <w:ind w:firstLine="284"/>
-        <w:rPr>
-          <w:szCs w:val="18"/>
-        </w:rPr>
-      </w:pPr>
-      <w:r>
-        <w:rPr>
-          <w:szCs w:val="18"/>
-        </w:rPr>
-        <w:t>Proper name: Lucas</w:t>
-      </w:r>
-    </w:p>
-    <w:p>
-      <w:pPr>
-        <w:pStyle w:val="Prrafocdigo"/>
-        <w:ind w:firstLine="284"/>
-        <w:rPr>
-          <w:szCs w:val="18"/>
-        </w:rPr>
-      </w:pPr>
-      <w:r>
-        <w:rPr>
-          <w:szCs w:val="18"/>
-        </w:rPr>
-        <w:t xml:space="preserve">+ </w:t>
-      </w:r>
-    </w:p>
-    <w:p>
-      <w:pPr>
-        <w:pStyle w:val="Prrafocdigo"/>
-        <w:ind w:firstLine="284"/>
-        <w:rPr>
-          <w:szCs w:val="18"/>
-        </w:rPr>
-      </w:pPr>
-      <w:r>
-        <w:rPr>
-          <w:szCs w:val="18"/>
-        </w:rPr>
-        <w:t>+ All detected entities (for comparison):</w:t>
-      </w:r>
-    </w:p>
-    <w:p>
-      <w:pPr>
-        <w:pStyle w:val="Prrafocdigo"/>
-        <w:ind w:firstLine="284"/>
-        <w:rPr>
-          <w:szCs w:val="18"/>
-        </w:rPr>
-      </w:pPr>
-      <w:r>
-        <w:rPr>
-          <w:szCs w:val="18"/>
-        </w:rPr>
-        <w:t>+ ---------------------------------------</w:t>
-      </w:r>
-    </w:p>
-    <w:p>
-      <w:pPr>
-        <w:pStyle w:val="Prrafocdigo"/>
-        <w:ind w:firstLine="284"/>
-        <w:rPr>
-          <w:szCs w:val="18"/>
-        </w:rPr>
-      </w:pPr>
-      <w:r>
-        <w:rPr>
-          <w:szCs w:val="18"/>
-        </w:rPr>
-        <w:t>Text: Lorem                       | Type/Label: MISC</w:t>
-      </w:r>
-    </w:p>
-    <w:p>
-      <w:pPr>
-        <w:pStyle w:val="Prrafocdigo"/>
-        <w:ind w:firstLine="284"/>
-        <w:rPr>
-          <w:szCs w:val="18"/>
-        </w:rPr>
-      </w:pPr>
-      <w:r>
-        <w:rPr>
-          <w:szCs w:val="18"/>
-        </w:rPr>
-        <w:t>Text: occaecat pecador            | Type/Label: MISC</w:t>
-      </w:r>
-    </w:p>
-    <w:p>
-      <w:pPr>
-        <w:pStyle w:val="Prrafocdigo"/>
-        <w:ind w:firstLine="284"/>
-        <w:rPr>
-          <w:szCs w:val="18"/>
-        </w:rPr>
-      </w:pPr>
-      <w:r>
-        <w:rPr>
-          <w:szCs w:val="18"/>
-        </w:rPr>
-        <w:t>Text: Aute ut aliquia diodeno     | Type/Label: MISC</w:t>
-      </w:r>
-    </w:p>
-    <w:p>
-      <w:pPr>
-        <w:pStyle w:val="Prrafocdigo"/>
-        <w:ind w:firstLine="284"/>
-        <w:rPr>
-          <w:szCs w:val="18"/>
-        </w:rPr>
-      </w:pPr>
-      <w:r>
-        <w:rPr>
-          <w:szCs w:val="18"/>
-        </w:rPr>
-        <w:t>Text: Lucas                       | Type/Label: PER</w:t>
-      </w:r>
-    </w:p>
-    <w:p>
-      <w:pPr>
-        <w:pStyle w:val="Prrafocdigo"/>
-        <w:ind w:firstLine="284"/>
-        <w:rPr>
-          <w:szCs w:val="18"/>
-        </w:rPr>
-      </w:pPr>
-      <w:r>
-        <w:rPr>
-          <w:szCs w:val="18"/>
-        </w:rPr>
-        <w:t>Text: No puedor pecador papaar    | Type/Label: MISC</w:t>
-      </w:r>
-    </w:p>
-    <w:p>
-      <w:pPr>
-        <w:pStyle w:val="Prrafocdigo"/>
-        <w:ind w:firstLine="284"/>
-        <w:rPr>
-          <w:szCs w:val="18"/>
-        </w:rPr>
-      </w:pPr>
-      <w:r>
-        <w:rPr>
-          <w:szCs w:val="18"/>
-        </w:rPr>
-        <w:t>Text: Rodrigor                    | Type/Label: ORG</w:t>
-      </w:r>
-    </w:p>
-    <w:p>
-      <w:pPr>
-        <w:pStyle w:val="Prrafocdigo"/>
-        <w:ind w:firstLine="284"/>
-        <w:rPr>
-          <w:szCs w:val="18"/>
-        </w:rPr>
-      </w:pPr>
-      <w:r>
-        <w:rPr>
-          <w:szCs w:val="18"/>
-        </w:rPr>
-        <w:t>Text: occaecat                    | Type/Label: LOC</w:t>
-      </w:r>
-    </w:p>
-    <w:p>
-      <w:pPr>
-        <w:pStyle w:val="Prrafocdigo"/>
-        <w:ind w:firstLine="284"/>
-        <w:rPr>
-          <w:szCs w:val="18"/>
-        </w:rPr>
-      </w:pPr>
-      <w:r>
-        <w:rPr>
-          <w:szCs w:val="18"/>
-        </w:rPr>
-        <w:t>Text: peich                       | Type/Label: LOC</w:t>
-      </w:r>
-    </w:p>
-    <w:p>
-      <w:pPr>
-        <w:pStyle w:val="Prrafocdigo"/>
-        <w:ind w:firstLine="284"/>
-        <w:rPr>
-          <w:szCs w:val="18"/>
-        </w:rPr>
-      </w:pPr>
-      <w:r>
-        <w:rPr>
-          <w:szCs w:val="18"/>
-        </w:rPr>
-        <w:t>Text: Irure                       | Type/Label: ORG</w:t>
-      </w:r>
-    </w:p>
-    <w:p>
-      <w:pPr>
-        <w:pStyle w:val="Prrafocdigo"/>
-        <w:ind w:firstLine="284"/>
-        <w:rPr>
-          <w:szCs w:val="18"/>
-        </w:rPr>
-      </w:pPr>
-      <w:r>
-        <w:rPr>
-          <w:szCs w:val="18"/>
-        </w:rPr>
-        <w:t>Text: Magna                       | Type/Label: MISC</w:t>
-      </w:r>
-    </w:p>
-    <w:p>
-      <w:pPr>
-        <w:pStyle w:val="Prrafocdigo"/>
-        <w:ind w:firstLine="284"/>
-        <w:rPr>
-          <w:szCs w:val="18"/>
-        </w:rPr>
-      </w:pPr>
-      <w:r>
-        <w:rPr>
-          <w:szCs w:val="18"/>
-        </w:rPr>
-        <w:t>Text: Rodrigor                    | Type/Label: PER</w:t>
-      </w:r>
-    </w:p>
-    <w:p>
-      <w:pPr>
-        <w:pStyle w:val="Prrafocdigo"/>
-        <w:ind w:firstLine="284"/>
-        <w:rPr>
-          <w:szCs w:val="18"/>
-        </w:rPr>
-      </w:pPr>
-      <w:r>
-        <w:rPr>
-          <w:szCs w:val="18"/>
-        </w:rPr>
-        <w:t>Text: Rodrigor                    | Type/Label: PER</w:t>
-      </w:r>
-    </w:p>
-    <w:p>
-      <w:pPr>
-        <w:pStyle w:val="Prrafocdigo"/>
-        <w:ind w:firstLine="284"/>
-        <w:rPr>
-          <w:szCs w:val="18"/>
-        </w:rPr>
-      </w:pPr>
-      <w:r>
-        <w:rPr>
-          <w:szCs w:val="18"/>
-        </w:rPr>
-        <w:t>Text: A gramenawer occaecat       | Type/Label: MISC</w:t>
-      </w:r>
-    </w:p>
-    <w:p>
-      <w:pPr>
-        <w:pStyle w:val="Prrafocdigo"/>
-        <w:ind w:firstLine="284"/>
-        <w:rPr>
-          <w:szCs w:val="18"/>
-        </w:rPr>
-      </w:pPr>
-      <w:r>
-        <w:rPr>
-          <w:szCs w:val="18"/>
-        </w:rPr>
-        <w:t>Text: occaecat                    | Type/Label: LOC</w:t>
-      </w:r>
-    </w:p>
-    <w:p>
-      <w:pPr>
-        <w:pStyle w:val="Prrafocdigo"/>
-        <w:ind w:firstLine="284"/>
-        <w:rPr>
-          <w:szCs w:val="18"/>
-        </w:rPr>
-      </w:pPr>
-      <w:r>
-        <w:rPr>
-          <w:szCs w:val="18"/>
-        </w:rPr>
-        <w:t>Text: Caballo                     | Type/Label: PER</w:t>
-      </w:r>
-    </w:p>
-    <w:p>
-      <w:pPr>
-        <w:pStyle w:val="Prrafocdigo"/>
-        <w:ind w:firstLine="284"/>
-        <w:rPr>
-          <w:szCs w:val="18"/>
-        </w:rPr>
-      </w:pPr>
-      <w:r>
-        <w:rPr>
-          <w:szCs w:val="18"/>
-        </w:rPr>
-        <w:t>Text: wan minim                   | Type/Label: PER</w:t>
-      </w:r>
-    </w:p>
-    <w:p>
-      <w:pPr>
-        <w:pStyle w:val="Prrafocdigo"/>
-        <w:ind w:firstLine="284"/>
-        <w:rPr>
-          <w:szCs w:val="18"/>
-        </w:rPr>
-      </w:pPr>
-      <w:r>
-        <w:rPr>
-          <w:szCs w:val="18"/>
-        </w:rPr>
-        <w:t>Text: amet voluptate              | Type/Label: PER</w:t>
-      </w:r>
-    </w:p>
-    <w:p>
-      <w:pPr>
-        <w:pStyle w:val="Prrafocdigo"/>
-        <w:ind w:firstLine="284"/>
-        <w:rPr>
-          <w:szCs w:val="18"/>
-        </w:rPr>
-      </w:pPr>
-      <w:r>
-        <w:rPr>
-          <w:szCs w:val="18"/>
-        </w:rPr>
-        <w:t>Text: Labore                      | Type/Label: PER</w:t>
-      </w:r>
-    </w:p>
-    <w:p>
-      <w:pPr>
-        <w:pStyle w:val="Prrafocdigo"/>
-        <w:ind w:firstLine="284"/>
-        <w:rPr>
-          <w:szCs w:val="18"/>
-        </w:rPr>
-      </w:pPr>
-      <w:r>
-        <w:rPr>
-          <w:szCs w:val="18"/>
-        </w:rPr>
-        <w:t>Text: Et está la cosa muy malar   | Type/Label: MISC</w:t>
-      </w:r>
-    </w:p>
-    <w:p>
-      <w:pPr>
-        <w:pStyle w:val="Prrafocdigo"/>
-        <w:ind w:firstLine="284"/>
-        <w:rPr>
-          <w:szCs w:val="18"/>
-        </w:rPr>
-      </w:pPr>
-      <w:r>
-        <w:rPr>
-          <w:szCs w:val="18"/>
-        </w:rPr>
-        <w:t>Text: A wan commodo reprehenderit | Type/Label: MISC</w:t>
-      </w:r>
-    </w:p>
-    <w:p>
-      <w:pPr>
-        <w:pStyle w:val="Prrafocdigo"/>
-        <w:ind w:firstLine="284"/>
-        <w:rPr>
-          <w:szCs w:val="18"/>
-        </w:rPr>
-      </w:pPr>
-      <w:r>
-        <w:rPr>
-          <w:szCs w:val="18"/>
-        </w:rPr>
-        <w:t>Text: Dolor                       | Type/Label: PER</w:t>
-      </w:r>
-    </w:p>
-    <w:p>
-      <w:pPr>
-        <w:pStyle w:val="Prrafocdigo"/>
-        <w:ind w:firstLine="284"/>
-        <w:rPr>
-          <w:szCs w:val="18"/>
-        </w:rPr>
-      </w:pPr>
-      <w:r>
-        <w:rPr>
-          <w:szCs w:val="18"/>
-        </w:rPr>
-        <w:t>Text: Lucas                       | Type/Label: PER</w:t>
-      </w:r>
-    </w:p>
-    <w:p>
-      <w:pPr>
-        <w:pStyle w:val="Prrafocdigo"/>
-        <w:ind w:firstLine="284"/>
-        <w:rPr>
-          <w:szCs w:val="18"/>
-        </w:rPr>
-      </w:pPr>
-      <w:r>
-        <w:rPr>
-          <w:szCs w:val="18"/>
-        </w:rPr>
-        <w:t>Text: hasé                        | Type/Label: LOC</w:t>
-      </w:r>
-    </w:p>
-    <w:p>
-      <w:pPr>
-        <w:pStyle w:val="Prrafocdigo"/>
-        <w:ind w:firstLine="284"/>
-        <w:rPr>
-          <w:szCs w:val="18"/>
-        </w:rPr>
-      </w:pPr>
-      <w:r>
-        <w:rPr>
-          <w:szCs w:val="18"/>
-        </w:rPr>
-        <w:t>Text: Lucas                       | Type/Label: PER</w:t>
-      </w:r>
-    </w:p>
-    <w:p>
-      <w:pPr>
-        <w:pStyle w:val="Prrafocdigo"/>
-        <w:ind w:firstLine="284"/>
-        <w:rPr>
-          <w:szCs w:val="18"/>
-        </w:rPr>
-      </w:pPr>
-      <w:r>
-        <w:rPr>
-          <w:szCs w:val="18"/>
-        </w:rPr>
-        <w:t>Text: Velit qui irure             | Type/Label: MISC</w:t>
-      </w:r>
-    </w:p>
-    <w:p>
-      <w:pPr>
-        <w:pStyle w:val="Prrafocdigo"/>
-        <w:ind w:firstLine="284"/>
-        <w:rPr>
-          <w:szCs w:val="18"/>
-        </w:rPr>
-      </w:pPr>
-      <w:r>
-        <w:rPr>
-          <w:szCs w:val="18"/>
-        </w:rPr>
-        <w:t>Text: occaecat                    | Type/Label: LOC</w:t>
-      </w:r>
-    </w:p>
-    <w:p>
-      <w:pPr>
-        <w:pStyle w:val="Prrafocdigo"/>
-        <w:ind w:firstLine="284"/>
-        <w:rPr>
-          <w:szCs w:val="18"/>
-        </w:rPr>
-      </w:pPr>
-      <w:r>
-        <w:rPr>
-          <w:szCs w:val="18"/>
-        </w:rPr>
-        <w:t>+</w:t>
-      </w:r>
-    </w:p>
-    <w:p>
-      <w:pPr>
-        <w:pStyle w:val="Prrafocdigo"/>
-        <w:ind w:firstLine="284"/>
-        <w:rPr>
-          <w:szCs w:val="18"/>
-        </w:rPr>
-      </w:pPr>
-      <w:r>
-        <w:rPr>
-          <w:szCs w:val="18"/>
-        </w:rPr>
-        <w:t>+ Time to load: 0.0367 seconds</w:t>
-      </w:r>
-    </w:p>
-    <w:p>
-      <w:pPr>
-        <w:pStyle w:val="Prrafocdigo"/>
-        <w:ind w:firstLine="284"/>
-        <w:rPr>
-          <w:szCs w:val="18"/>
-        </w:rPr>
-      </w:pPr>
-      <w:r>
-        <w:rPr>
-          <w:szCs w:val="18"/>
-        </w:rPr>
-        <w:lastRenderedPageBreak/>
-        <w:t>+ =========================================================</w:t>
-      </w:r>
-    </w:p>
-    <w:p>
-      <w:pPr>
-        <w:pStyle w:val="Prrafocdigo"/>
-        <w:rPr>
-          <w:sz w:val="14"/>
-          <w:szCs w:val="14"/>
-        </w:rPr>
-      </w:pPr>
-    </w:p>
-    <w:p>
-      <w:pPr>
-        <w:spacing w:after="0" w:line="0" w:lineRule="atLeast"/>
-        <w:rPr>
-          <w:sz w:val="18"/>
-          <w:szCs w:val="18"/>
-        </w:rPr>
-      </w:pPr>
-    </w:p>
-    <w:p>
-      <w:pPr>
-        <w:spacing w:after="0" w:line="0" w:lineRule="atLeast"/>
+        <w:t>Español (</w:t>
+      </w:r>
+      <w:proofErr w:type="spellStart"/>
+      <w:r>
         <w:rPr>
           <w:b/>
           <w:bCs/>
           <w:i/>
           <w:iCs/>
         </w:rPr>
-      </w:pPr>
+        <w:t>es_core_news_sm</w:t>
+      </w:r>
+      <w:proofErr w:type="spellEnd"/>
       <w:r>
         <w:rPr>
           <w:b/>
@@ -2062,25 +2046,2032 @@
           <w:i/>
           <w:iCs/>
         </w:rPr>
-        <w:t>L</w:t>
-      </w:r>
-      <w:r>
+        <w:t>)</w:t>
+      </w:r>
+    </w:p>
+    <w:p>
+      <w:pPr>
+        <w:spacing w:after="0" w:line="0" w:lineRule="atLeast"/>
+      </w:pPr>
+      <w:r>
+        <w:t>Aunque tenga un a</w:t>
+      </w:r>
+      <w:r>
+        <w:t xml:space="preserve">lto rendimiento </w:t>
+      </w:r>
+      <w:r>
+        <w:t xml:space="preserve">para </w:t>
+      </w:r>
+      <w:r>
+        <w:t xml:space="preserve">capturar vocabulario y estructuras gramaticales modernas </w:t>
+      </w:r>
+      <w:r>
+        <w:t xml:space="preserve">con respecto al texto seleccionado presenta las evidentes </w:t>
+      </w:r>
+      <w:r>
+        <w:rPr>
+          <w:b/>
+          <w:bCs/>
+        </w:rPr>
+        <w:t>li</w:t>
+      </w:r>
+      <w:r>
+        <w:rPr>
+          <w:b/>
+          <w:bCs/>
+        </w:rPr>
+        <w:t>mitaciones</w:t>
+      </w:r>
+      <w:r>
+        <w:t>, como puede ver primeramente dando una</w:t>
+      </w:r>
+      <w:r>
+        <w:t xml:space="preserve"> mayor tasa de falsos positivos en palabras con </w:t>
+      </w:r>
+      <w:r>
+        <w:t xml:space="preserve">la </w:t>
+      </w:r>
+      <w:r>
+        <w:t>mayúscula inicial</w:t>
+      </w:r>
+      <w:r>
+        <w:t xml:space="preserve">, véanse </w:t>
+      </w:r>
+      <w:r>
+        <w:t xml:space="preserve">sustantivos o palabras de origen no castellano debido a </w:t>
+      </w:r>
+      <w:r>
+        <w:t>la inclusión del Latín</w:t>
+      </w:r>
+      <w:r>
+        <w:t>.</w:t>
+      </w:r>
+    </w:p>
+    <w:p>
+      <w:pPr>
+        <w:spacing w:after="0" w:line="0" w:lineRule="atLeast"/>
+        <w:rPr>
+          <w:sz w:val="18"/>
+          <w:szCs w:val="18"/>
+        </w:rPr>
+      </w:pPr>
+    </w:p>
+    <w:p>
+      <w:pPr>
+        <w:pStyle w:val="Prrafocdigo"/>
+        <w:ind w:firstLine="284"/>
+        <w:rPr>
+          <w:sz w:val="14"/>
+          <w:szCs w:val="14"/>
+        </w:rPr>
+      </w:pPr>
+    </w:p>
+    <w:p>
+      <w:pPr>
+        <w:pStyle w:val="Prrafocdigo"/>
+        <w:ind w:firstLine="284"/>
+        <w:rPr>
+          <w:szCs w:val="18"/>
+        </w:rPr>
+      </w:pPr>
+      <w:r>
+        <w:rPr>
+          <w:szCs w:val="18"/>
+        </w:rPr>
+        <w:t>+ =========================================================</w:t>
+      </w:r>
+    </w:p>
+    <w:p>
+      <w:pPr>
+        <w:pStyle w:val="Prrafocdigo"/>
+        <w:ind w:firstLine="284"/>
+        <w:rPr>
+          <w:szCs w:val="18"/>
+        </w:rPr>
+      </w:pPr>
+      <w:r>
+        <w:rPr>
+          <w:szCs w:val="18"/>
+        </w:rPr>
+        <w:t>+ LANGUAGE MODEL: -</w:t>
+      </w:r>
+      <w:proofErr w:type="spellStart"/>
+      <w:r>
+        <w:rPr>
+          <w:szCs w:val="18"/>
+        </w:rPr>
+        <w:t>Spanish</w:t>
+      </w:r>
+      <w:proofErr w:type="spellEnd"/>
+      <w:r>
+        <w:rPr>
+          <w:szCs w:val="18"/>
+        </w:rPr>
+        <w:t>-</w:t>
+      </w:r>
+    </w:p>
+    <w:p>
+      <w:pPr>
+        <w:pStyle w:val="Prrafocdigo"/>
+        <w:ind w:firstLine="284"/>
+        <w:rPr>
+          <w:szCs w:val="18"/>
+        </w:rPr>
+      </w:pPr>
+      <w:r>
+        <w:rPr>
+          <w:szCs w:val="18"/>
+        </w:rPr>
+        <w:t xml:space="preserve">+ </w:t>
+      </w:r>
+      <w:proofErr w:type="spellStart"/>
+      <w:r>
+        <w:rPr>
+          <w:szCs w:val="18"/>
+        </w:rPr>
+        <w:t>Persons</w:t>
+      </w:r>
+      <w:proofErr w:type="spellEnd"/>
+      <w:r>
+        <w:rPr>
+          <w:szCs w:val="18"/>
+        </w:rPr>
+        <w:t xml:space="preserve"> </w:t>
+      </w:r>
+      <w:proofErr w:type="spellStart"/>
+      <w:r>
+        <w:rPr>
+          <w:szCs w:val="18"/>
+        </w:rPr>
+        <w:t>proper</w:t>
+      </w:r>
+      <w:proofErr w:type="spellEnd"/>
+      <w:r>
+        <w:rPr>
+          <w:szCs w:val="18"/>
+        </w:rPr>
+        <w:t xml:space="preserve"> </w:t>
+      </w:r>
+      <w:proofErr w:type="spellStart"/>
+      <w:r>
+        <w:rPr>
+          <w:szCs w:val="18"/>
+        </w:rPr>
+        <w:t>names</w:t>
+      </w:r>
+      <w:proofErr w:type="spellEnd"/>
+      <w:r>
+        <w:rPr>
+          <w:szCs w:val="18"/>
+        </w:rPr>
+        <w:t xml:space="preserve"> </w:t>
+      </w:r>
+      <w:proofErr w:type="spellStart"/>
+      <w:r>
+        <w:rPr>
+          <w:szCs w:val="18"/>
+        </w:rPr>
+        <w:t>extracted</w:t>
+      </w:r>
+      <w:proofErr w:type="spellEnd"/>
+      <w:r>
+        <w:rPr>
+          <w:szCs w:val="18"/>
+        </w:rPr>
+        <w:t xml:space="preserve"> </w:t>
+      </w:r>
+      <w:proofErr w:type="spellStart"/>
+      <w:r>
+        <w:rPr>
+          <w:szCs w:val="18"/>
+        </w:rPr>
+        <w:t>from</w:t>
+      </w:r>
+      <w:proofErr w:type="spellEnd"/>
+      <w:r>
+        <w:rPr>
+          <w:szCs w:val="18"/>
+        </w:rPr>
+        <w:t xml:space="preserve"> </w:t>
+      </w:r>
+      <w:proofErr w:type="spellStart"/>
+      <w:r>
+        <w:rPr>
+          <w:szCs w:val="18"/>
+        </w:rPr>
+        <w:t>the</w:t>
+      </w:r>
+      <w:proofErr w:type="spellEnd"/>
+      <w:r>
+        <w:rPr>
+          <w:szCs w:val="18"/>
+        </w:rPr>
+        <w:t xml:space="preserve"> </w:t>
+      </w:r>
+      <w:proofErr w:type="spellStart"/>
+      <w:r>
+        <w:rPr>
+          <w:szCs w:val="18"/>
+        </w:rPr>
+        <w:t>text</w:t>
+      </w:r>
+      <w:proofErr w:type="spellEnd"/>
+      <w:r>
+        <w:rPr>
+          <w:szCs w:val="18"/>
+        </w:rPr>
+        <w:t xml:space="preserve"> (PER </w:t>
+      </w:r>
+      <w:proofErr w:type="spellStart"/>
+      <w:r>
+        <w:rPr>
+          <w:szCs w:val="18"/>
+        </w:rPr>
+        <w:t>label</w:t>
+      </w:r>
+      <w:proofErr w:type="spellEnd"/>
+      <w:r>
+        <w:rPr>
+          <w:szCs w:val="18"/>
+        </w:rPr>
+        <w:t>):</w:t>
+      </w:r>
+    </w:p>
+    <w:p>
+      <w:pPr>
+        <w:pStyle w:val="Prrafocdigo"/>
+        <w:ind w:firstLine="284"/>
+        <w:rPr>
+          <w:szCs w:val="18"/>
+        </w:rPr>
+      </w:pPr>
+      <w:r>
+        <w:rPr>
+          <w:szCs w:val="18"/>
+        </w:rPr>
+        <w:t>+ ---------------------------------------------------------</w:t>
+      </w:r>
+    </w:p>
+    <w:p>
+      <w:pPr>
+        <w:pStyle w:val="Prrafocdigo"/>
+        <w:ind w:firstLine="284"/>
+        <w:rPr>
+          <w:szCs w:val="18"/>
+        </w:rPr>
+      </w:pPr>
+      <w:r>
+        <w:rPr>
+          <w:szCs w:val="18"/>
+        </w:rPr>
+        <w:t xml:space="preserve">+ </w:t>
+      </w:r>
+    </w:p>
+    <w:p>
+      <w:pPr>
+        <w:pStyle w:val="Prrafocdigo"/>
+        <w:ind w:firstLine="284"/>
+        <w:rPr>
+          <w:szCs w:val="18"/>
+        </w:rPr>
+      </w:pPr>
+      <w:proofErr w:type="spellStart"/>
+      <w:r>
+        <w:rPr>
+          <w:szCs w:val="18"/>
+        </w:rPr>
+        <w:t>Proper</w:t>
+      </w:r>
+      <w:proofErr w:type="spellEnd"/>
+      <w:r>
+        <w:rPr>
+          <w:szCs w:val="18"/>
+        </w:rPr>
+        <w:t xml:space="preserve"> </w:t>
+      </w:r>
+      <w:proofErr w:type="spellStart"/>
+      <w:r>
+        <w:rPr>
+          <w:szCs w:val="18"/>
+        </w:rPr>
+        <w:t>name</w:t>
+      </w:r>
+      <w:proofErr w:type="spellEnd"/>
+      <w:r>
+        <w:rPr>
+          <w:szCs w:val="18"/>
+        </w:rPr>
+        <w:t>: Lucas</w:t>
+      </w:r>
+    </w:p>
+    <w:p>
+      <w:pPr>
+        <w:pStyle w:val="Prrafocdigo"/>
+        <w:ind w:firstLine="284"/>
+        <w:rPr>
+          <w:szCs w:val="18"/>
+        </w:rPr>
+      </w:pPr>
+      <w:proofErr w:type="spellStart"/>
+      <w:r>
+        <w:rPr>
+          <w:szCs w:val="18"/>
+        </w:rPr>
+        <w:t>Proper</w:t>
+      </w:r>
+      <w:proofErr w:type="spellEnd"/>
+      <w:r>
+        <w:rPr>
+          <w:szCs w:val="18"/>
+        </w:rPr>
+        <w:t xml:space="preserve"> </w:t>
+      </w:r>
+      <w:proofErr w:type="spellStart"/>
+      <w:r>
+        <w:rPr>
+          <w:szCs w:val="18"/>
+        </w:rPr>
+        <w:t>name</w:t>
+      </w:r>
+      <w:proofErr w:type="spellEnd"/>
+      <w:r>
+        <w:rPr>
+          <w:szCs w:val="18"/>
+        </w:rPr>
+        <w:t xml:space="preserve">: </w:t>
+      </w:r>
+      <w:proofErr w:type="spellStart"/>
+      <w:r>
+        <w:rPr>
+          <w:szCs w:val="18"/>
+        </w:rPr>
+        <w:t>Rodrigor</w:t>
+      </w:r>
+      <w:proofErr w:type="spellEnd"/>
+    </w:p>
+    <w:p>
+      <w:pPr>
+        <w:pStyle w:val="Prrafocdigo"/>
+        <w:ind w:firstLine="284"/>
+        <w:rPr>
+          <w:szCs w:val="18"/>
+        </w:rPr>
+      </w:pPr>
+      <w:proofErr w:type="spellStart"/>
+      <w:r>
+        <w:rPr>
+          <w:szCs w:val="18"/>
+        </w:rPr>
+        <w:t>Proper</w:t>
+      </w:r>
+      <w:proofErr w:type="spellEnd"/>
+      <w:r>
+        <w:rPr>
+          <w:szCs w:val="18"/>
+        </w:rPr>
+        <w:t xml:space="preserve"> </w:t>
+      </w:r>
+      <w:proofErr w:type="spellStart"/>
+      <w:r>
+        <w:rPr>
+          <w:szCs w:val="18"/>
+        </w:rPr>
+        <w:t>name</w:t>
+      </w:r>
+      <w:proofErr w:type="spellEnd"/>
+      <w:r>
+        <w:rPr>
+          <w:szCs w:val="18"/>
+        </w:rPr>
+        <w:t xml:space="preserve">: </w:t>
+      </w:r>
+      <w:proofErr w:type="spellStart"/>
+      <w:r>
+        <w:rPr>
+          <w:szCs w:val="18"/>
+        </w:rPr>
+        <w:t>Rodrigor</w:t>
+      </w:r>
+      <w:proofErr w:type="spellEnd"/>
+    </w:p>
+    <w:p>
+      <w:pPr>
+        <w:pStyle w:val="Prrafocdigo"/>
+        <w:ind w:firstLine="284"/>
+        <w:rPr>
+          <w:szCs w:val="18"/>
+        </w:rPr>
+      </w:pPr>
+      <w:proofErr w:type="spellStart"/>
+      <w:r>
+        <w:rPr>
+          <w:szCs w:val="18"/>
+        </w:rPr>
+        <w:t>Proper</w:t>
+      </w:r>
+      <w:proofErr w:type="spellEnd"/>
+      <w:r>
+        <w:rPr>
+          <w:szCs w:val="18"/>
+        </w:rPr>
+        <w:t xml:space="preserve"> </w:t>
+      </w:r>
+      <w:proofErr w:type="spellStart"/>
+      <w:r>
+        <w:rPr>
+          <w:szCs w:val="18"/>
+        </w:rPr>
+        <w:t>name</w:t>
+      </w:r>
+      <w:proofErr w:type="spellEnd"/>
+      <w:r>
+        <w:rPr>
+          <w:szCs w:val="18"/>
+        </w:rPr>
+        <w:t>: Caballo</w:t>
+      </w:r>
+    </w:p>
+    <w:p>
+      <w:pPr>
+        <w:pStyle w:val="Prrafocdigo"/>
+        <w:ind w:firstLine="284"/>
+        <w:rPr>
+          <w:szCs w:val="18"/>
+        </w:rPr>
+      </w:pPr>
+      <w:proofErr w:type="spellStart"/>
+      <w:r>
+        <w:rPr>
+          <w:szCs w:val="18"/>
+        </w:rPr>
+        <w:t>Proper</w:t>
+      </w:r>
+      <w:proofErr w:type="spellEnd"/>
+      <w:r>
+        <w:rPr>
+          <w:szCs w:val="18"/>
+        </w:rPr>
+        <w:t xml:space="preserve"> </w:t>
+      </w:r>
+      <w:proofErr w:type="spellStart"/>
+      <w:r>
+        <w:rPr>
+          <w:szCs w:val="18"/>
+        </w:rPr>
+        <w:t>name</w:t>
+      </w:r>
+      <w:proofErr w:type="spellEnd"/>
+      <w:r>
+        <w:rPr>
+          <w:szCs w:val="18"/>
+        </w:rPr>
+        <w:t xml:space="preserve">: </w:t>
+      </w:r>
+      <w:proofErr w:type="spellStart"/>
+      <w:r>
+        <w:rPr>
+          <w:szCs w:val="18"/>
+        </w:rPr>
+        <w:t>wan</w:t>
+      </w:r>
+      <w:proofErr w:type="spellEnd"/>
+      <w:r>
+        <w:rPr>
+          <w:szCs w:val="18"/>
+        </w:rPr>
+        <w:t xml:space="preserve"> </w:t>
+      </w:r>
+      <w:proofErr w:type="spellStart"/>
+      <w:r>
+        <w:rPr>
+          <w:szCs w:val="18"/>
+        </w:rPr>
+        <w:t>minim</w:t>
+      </w:r>
+      <w:proofErr w:type="spellEnd"/>
+    </w:p>
+    <w:p>
+      <w:pPr>
+        <w:pStyle w:val="Prrafocdigo"/>
+        <w:ind w:firstLine="284"/>
+        <w:rPr>
+          <w:szCs w:val="18"/>
+        </w:rPr>
+      </w:pPr>
+      <w:proofErr w:type="spellStart"/>
+      <w:r>
+        <w:rPr>
+          <w:szCs w:val="18"/>
+        </w:rPr>
+        <w:t>Proper</w:t>
+      </w:r>
+      <w:proofErr w:type="spellEnd"/>
+      <w:r>
+        <w:rPr>
+          <w:szCs w:val="18"/>
+        </w:rPr>
+        <w:t xml:space="preserve"> </w:t>
+      </w:r>
+      <w:proofErr w:type="spellStart"/>
+      <w:r>
+        <w:rPr>
+          <w:szCs w:val="18"/>
+        </w:rPr>
+        <w:t>name</w:t>
+      </w:r>
+      <w:proofErr w:type="spellEnd"/>
+      <w:r>
+        <w:rPr>
+          <w:szCs w:val="18"/>
+        </w:rPr>
+        <w:t xml:space="preserve">: </w:t>
+      </w:r>
+      <w:proofErr w:type="spellStart"/>
+      <w:r>
+        <w:rPr>
+          <w:szCs w:val="18"/>
+        </w:rPr>
+        <w:t>amet</w:t>
+      </w:r>
+      <w:proofErr w:type="spellEnd"/>
+      <w:r>
+        <w:rPr>
+          <w:szCs w:val="18"/>
+        </w:rPr>
+        <w:t xml:space="preserve"> </w:t>
+      </w:r>
+      <w:proofErr w:type="spellStart"/>
+      <w:r>
+        <w:rPr>
+          <w:szCs w:val="18"/>
+        </w:rPr>
+        <w:t>voluptate</w:t>
+      </w:r>
+      <w:proofErr w:type="spellEnd"/>
+    </w:p>
+    <w:p>
+      <w:pPr>
+        <w:pStyle w:val="Prrafocdigo"/>
+        <w:ind w:firstLine="284"/>
+        <w:rPr>
+          <w:szCs w:val="18"/>
+        </w:rPr>
+      </w:pPr>
+      <w:proofErr w:type="spellStart"/>
+      <w:r>
+        <w:rPr>
+          <w:szCs w:val="18"/>
+        </w:rPr>
+        <w:t>Proper</w:t>
+      </w:r>
+      <w:proofErr w:type="spellEnd"/>
+      <w:r>
+        <w:rPr>
+          <w:szCs w:val="18"/>
+        </w:rPr>
+        <w:t xml:space="preserve"> </w:t>
+      </w:r>
+      <w:proofErr w:type="spellStart"/>
+      <w:r>
+        <w:rPr>
+          <w:szCs w:val="18"/>
+        </w:rPr>
+        <w:t>name</w:t>
+      </w:r>
+      <w:proofErr w:type="spellEnd"/>
+      <w:r>
+        <w:rPr>
+          <w:szCs w:val="18"/>
+        </w:rPr>
+        <w:t>: Labore</w:t>
+      </w:r>
+    </w:p>
+    <w:p>
+      <w:pPr>
+        <w:pStyle w:val="Prrafocdigo"/>
+        <w:ind w:firstLine="284"/>
+        <w:rPr>
+          <w:szCs w:val="18"/>
+        </w:rPr>
+      </w:pPr>
+      <w:proofErr w:type="spellStart"/>
+      <w:r>
+        <w:rPr>
+          <w:szCs w:val="18"/>
+        </w:rPr>
+        <w:t>Proper</w:t>
+      </w:r>
+      <w:proofErr w:type="spellEnd"/>
+      <w:r>
+        <w:rPr>
+          <w:szCs w:val="18"/>
+        </w:rPr>
+        <w:t xml:space="preserve"> </w:t>
+      </w:r>
+      <w:proofErr w:type="spellStart"/>
+      <w:r>
+        <w:rPr>
+          <w:szCs w:val="18"/>
+        </w:rPr>
+        <w:t>name</w:t>
+      </w:r>
+      <w:proofErr w:type="spellEnd"/>
+      <w:r>
+        <w:rPr>
+          <w:szCs w:val="18"/>
+        </w:rPr>
+        <w:t>: Dolor</w:t>
+      </w:r>
+    </w:p>
+    <w:p>
+      <w:pPr>
+        <w:pStyle w:val="Prrafocdigo"/>
+        <w:ind w:firstLine="284"/>
+        <w:rPr>
+          <w:szCs w:val="18"/>
+        </w:rPr>
+      </w:pPr>
+      <w:proofErr w:type="spellStart"/>
+      <w:r>
+        <w:rPr>
+          <w:szCs w:val="18"/>
+        </w:rPr>
+        <w:t>Proper</w:t>
+      </w:r>
+      <w:proofErr w:type="spellEnd"/>
+      <w:r>
+        <w:rPr>
+          <w:szCs w:val="18"/>
+        </w:rPr>
+        <w:t xml:space="preserve"> </w:t>
+      </w:r>
+      <w:proofErr w:type="spellStart"/>
+      <w:r>
+        <w:rPr>
+          <w:szCs w:val="18"/>
+        </w:rPr>
+        <w:t>name</w:t>
+      </w:r>
+      <w:proofErr w:type="spellEnd"/>
+      <w:r>
+        <w:rPr>
+          <w:szCs w:val="18"/>
+        </w:rPr>
+        <w:t>: Lucas</w:t>
+      </w:r>
+    </w:p>
+    <w:p>
+      <w:pPr>
+        <w:pStyle w:val="Prrafocdigo"/>
+        <w:ind w:firstLine="284"/>
+        <w:rPr>
+          <w:szCs w:val="18"/>
+        </w:rPr>
+      </w:pPr>
+      <w:proofErr w:type="spellStart"/>
+      <w:r>
+        <w:rPr>
+          <w:szCs w:val="18"/>
+        </w:rPr>
+        <w:t>Proper</w:t>
+      </w:r>
+      <w:proofErr w:type="spellEnd"/>
+      <w:r>
+        <w:rPr>
+          <w:szCs w:val="18"/>
+        </w:rPr>
+        <w:t xml:space="preserve"> </w:t>
+      </w:r>
+      <w:proofErr w:type="spellStart"/>
+      <w:r>
+        <w:rPr>
+          <w:szCs w:val="18"/>
+        </w:rPr>
+        <w:t>name</w:t>
+      </w:r>
+      <w:proofErr w:type="spellEnd"/>
+      <w:r>
+        <w:rPr>
+          <w:szCs w:val="18"/>
+        </w:rPr>
+        <w:t>: Lucas</w:t>
+      </w:r>
+    </w:p>
+    <w:p>
+      <w:pPr>
+        <w:pStyle w:val="Prrafocdigo"/>
+        <w:ind w:firstLine="284"/>
+        <w:rPr>
+          <w:szCs w:val="18"/>
+        </w:rPr>
+      </w:pPr>
+      <w:r>
+        <w:rPr>
+          <w:szCs w:val="18"/>
+        </w:rPr>
+        <w:t xml:space="preserve">+ </w:t>
+      </w:r>
+    </w:p>
+    <w:p>
+      <w:pPr>
+        <w:pStyle w:val="Prrafocdigo"/>
+        <w:ind w:firstLine="284"/>
+        <w:rPr>
+          <w:szCs w:val="18"/>
+        </w:rPr>
+      </w:pPr>
+      <w:r>
+        <w:rPr>
+          <w:szCs w:val="18"/>
+        </w:rPr>
+        <w:t xml:space="preserve">+ </w:t>
+      </w:r>
+      <w:proofErr w:type="spellStart"/>
+      <w:r>
+        <w:rPr>
+          <w:szCs w:val="18"/>
+        </w:rPr>
+        <w:t>All</w:t>
+      </w:r>
+      <w:proofErr w:type="spellEnd"/>
+      <w:r>
+        <w:rPr>
+          <w:szCs w:val="18"/>
+        </w:rPr>
+        <w:t xml:space="preserve"> </w:t>
+      </w:r>
+      <w:proofErr w:type="spellStart"/>
+      <w:r>
+        <w:rPr>
+          <w:szCs w:val="18"/>
+        </w:rPr>
+        <w:t>detected</w:t>
+      </w:r>
+      <w:proofErr w:type="spellEnd"/>
+      <w:r>
+        <w:rPr>
+          <w:szCs w:val="18"/>
+        </w:rPr>
+        <w:t xml:space="preserve"> </w:t>
+      </w:r>
+      <w:proofErr w:type="spellStart"/>
+      <w:r>
+        <w:rPr>
+          <w:szCs w:val="18"/>
+        </w:rPr>
+        <w:t>entities</w:t>
+      </w:r>
+      <w:proofErr w:type="spellEnd"/>
+      <w:r>
+        <w:rPr>
+          <w:szCs w:val="18"/>
+        </w:rPr>
+        <w:t xml:space="preserve"> (for </w:t>
+      </w:r>
+      <w:proofErr w:type="spellStart"/>
+      <w:r>
+        <w:rPr>
+          <w:szCs w:val="18"/>
+        </w:rPr>
+        <w:t>comparison</w:t>
+      </w:r>
+      <w:proofErr w:type="spellEnd"/>
+      <w:r>
+        <w:rPr>
+          <w:szCs w:val="18"/>
+        </w:rPr>
+        <w:t>):</w:t>
+      </w:r>
+    </w:p>
+    <w:p>
+      <w:pPr>
+        <w:pStyle w:val="Prrafocdigo"/>
+        <w:ind w:firstLine="284"/>
+        <w:rPr>
+          <w:szCs w:val="18"/>
+        </w:rPr>
+      </w:pPr>
+      <w:r>
+        <w:rPr>
+          <w:szCs w:val="18"/>
+        </w:rPr>
+        <w:t>+ ---------------------------------------</w:t>
+      </w:r>
+    </w:p>
+    <w:p>
+      <w:pPr>
+        <w:pStyle w:val="Prrafocdigo"/>
+        <w:ind w:firstLine="284"/>
+        <w:rPr>
+          <w:szCs w:val="18"/>
+        </w:rPr>
+      </w:pPr>
+      <w:r>
+        <w:rPr>
+          <w:szCs w:val="18"/>
+        </w:rPr>
+        <w:t xml:space="preserve">Text: </w:t>
+      </w:r>
+      <w:proofErr w:type="spellStart"/>
+      <w:r>
+        <w:rPr>
+          <w:szCs w:val="18"/>
+        </w:rPr>
+        <w:t>Lorem</w:t>
+      </w:r>
+      <w:proofErr w:type="spellEnd"/>
+      <w:r>
+        <w:rPr>
+          <w:szCs w:val="18"/>
+        </w:rPr>
+        <w:t xml:space="preserve">                       | Type/</w:t>
+      </w:r>
+      <w:proofErr w:type="spellStart"/>
+      <w:r>
+        <w:rPr>
+          <w:szCs w:val="18"/>
+        </w:rPr>
+        <w:t>Label</w:t>
+      </w:r>
+      <w:proofErr w:type="spellEnd"/>
+      <w:r>
+        <w:rPr>
+          <w:szCs w:val="18"/>
+        </w:rPr>
+        <w:t>: MISC</w:t>
+      </w:r>
+    </w:p>
+    <w:p>
+      <w:pPr>
+        <w:pStyle w:val="Prrafocdigo"/>
+        <w:ind w:firstLine="284"/>
+        <w:rPr>
+          <w:szCs w:val="18"/>
+        </w:rPr>
+      </w:pPr>
+      <w:r>
+        <w:rPr>
+          <w:szCs w:val="18"/>
+        </w:rPr>
+        <w:t xml:space="preserve">Text: </w:t>
+      </w:r>
+      <w:proofErr w:type="spellStart"/>
+      <w:r>
+        <w:rPr>
+          <w:szCs w:val="18"/>
+        </w:rPr>
+        <w:t>occaecat</w:t>
+      </w:r>
+      <w:proofErr w:type="spellEnd"/>
+      <w:r>
+        <w:rPr>
+          <w:szCs w:val="18"/>
+        </w:rPr>
+        <w:t xml:space="preserve"> pecador            | Type/</w:t>
+      </w:r>
+      <w:proofErr w:type="spellStart"/>
+      <w:r>
+        <w:rPr>
+          <w:szCs w:val="18"/>
+        </w:rPr>
+        <w:t>Label</w:t>
+      </w:r>
+      <w:proofErr w:type="spellEnd"/>
+      <w:r>
+        <w:rPr>
+          <w:szCs w:val="18"/>
+        </w:rPr>
+        <w:t>: MISC</w:t>
+      </w:r>
+    </w:p>
+    <w:p>
+      <w:pPr>
+        <w:pStyle w:val="Prrafocdigo"/>
+        <w:ind w:firstLine="284"/>
+        <w:rPr>
+          <w:szCs w:val="18"/>
+        </w:rPr>
+      </w:pPr>
+      <w:r>
+        <w:rPr>
+          <w:szCs w:val="18"/>
+        </w:rPr>
+        <w:t xml:space="preserve">Text: </w:t>
+      </w:r>
+      <w:proofErr w:type="spellStart"/>
+      <w:r>
+        <w:rPr>
+          <w:szCs w:val="18"/>
+        </w:rPr>
+        <w:t>Aute</w:t>
+      </w:r>
+      <w:proofErr w:type="spellEnd"/>
+      <w:r>
+        <w:rPr>
+          <w:szCs w:val="18"/>
+        </w:rPr>
+        <w:t xml:space="preserve"> ut </w:t>
+      </w:r>
+      <w:proofErr w:type="spellStart"/>
+      <w:r>
+        <w:rPr>
+          <w:szCs w:val="18"/>
+        </w:rPr>
+        <w:t>aliquia</w:t>
+      </w:r>
+      <w:proofErr w:type="spellEnd"/>
+      <w:r>
+        <w:rPr>
+          <w:szCs w:val="18"/>
+        </w:rPr>
+        <w:t xml:space="preserve"> </w:t>
+      </w:r>
+      <w:proofErr w:type="spellStart"/>
+      <w:r>
+        <w:rPr>
+          <w:szCs w:val="18"/>
+        </w:rPr>
+        <w:t>diodeno</w:t>
+      </w:r>
+      <w:proofErr w:type="spellEnd"/>
+      <w:r>
+        <w:rPr>
+          <w:szCs w:val="18"/>
+        </w:rPr>
+        <w:t xml:space="preserve">     | Type/</w:t>
+      </w:r>
+      <w:proofErr w:type="spellStart"/>
+      <w:r>
+        <w:rPr>
+          <w:szCs w:val="18"/>
+        </w:rPr>
+        <w:t>Label</w:t>
+      </w:r>
+      <w:proofErr w:type="spellEnd"/>
+      <w:r>
+        <w:rPr>
+          <w:szCs w:val="18"/>
+        </w:rPr>
+        <w:t>: MISC</w:t>
+      </w:r>
+    </w:p>
+    <w:p>
+      <w:pPr>
+        <w:pStyle w:val="Prrafocdigo"/>
+        <w:ind w:firstLine="284"/>
+        <w:rPr>
+          <w:szCs w:val="18"/>
+        </w:rPr>
+      </w:pPr>
+      <w:r>
+        <w:rPr>
+          <w:szCs w:val="18"/>
+        </w:rPr>
+        <w:t>Text: Lucas                       | Type/</w:t>
+      </w:r>
+      <w:proofErr w:type="spellStart"/>
+      <w:r>
+        <w:rPr>
+          <w:szCs w:val="18"/>
+        </w:rPr>
+        <w:t>Label</w:t>
+      </w:r>
+      <w:proofErr w:type="spellEnd"/>
+      <w:r>
+        <w:rPr>
+          <w:szCs w:val="18"/>
+        </w:rPr>
+        <w:t>: PER</w:t>
+      </w:r>
+    </w:p>
+    <w:p>
+      <w:pPr>
+        <w:pStyle w:val="Prrafocdigo"/>
+        <w:ind w:firstLine="284"/>
+        <w:rPr>
+          <w:szCs w:val="18"/>
+        </w:rPr>
+      </w:pPr>
+      <w:r>
+        <w:rPr>
+          <w:szCs w:val="18"/>
+        </w:rPr>
+        <w:t xml:space="preserve">Text: No </w:t>
+      </w:r>
+      <w:proofErr w:type="spellStart"/>
+      <w:r>
+        <w:rPr>
+          <w:szCs w:val="18"/>
+        </w:rPr>
+        <w:t>puedor</w:t>
+      </w:r>
+      <w:proofErr w:type="spellEnd"/>
+      <w:r>
+        <w:rPr>
+          <w:szCs w:val="18"/>
+        </w:rPr>
+        <w:t xml:space="preserve"> pecador </w:t>
+      </w:r>
+      <w:proofErr w:type="spellStart"/>
+      <w:r>
+        <w:rPr>
+          <w:szCs w:val="18"/>
+        </w:rPr>
+        <w:t>papaar</w:t>
+      </w:r>
+      <w:proofErr w:type="spellEnd"/>
+      <w:r>
+        <w:rPr>
+          <w:szCs w:val="18"/>
+        </w:rPr>
+        <w:t xml:space="preserve">    | Type/</w:t>
+      </w:r>
+      <w:proofErr w:type="spellStart"/>
+      <w:r>
+        <w:rPr>
+          <w:szCs w:val="18"/>
+        </w:rPr>
+        <w:t>Label</w:t>
+      </w:r>
+      <w:proofErr w:type="spellEnd"/>
+      <w:r>
+        <w:rPr>
+          <w:szCs w:val="18"/>
+        </w:rPr>
+        <w:t>: MISC</w:t>
+      </w:r>
+    </w:p>
+    <w:p>
+      <w:pPr>
+        <w:pStyle w:val="Prrafocdigo"/>
+        <w:ind w:firstLine="284"/>
+        <w:rPr>
+          <w:szCs w:val="18"/>
+        </w:rPr>
+      </w:pPr>
+      <w:r>
+        <w:rPr>
+          <w:szCs w:val="18"/>
+        </w:rPr>
+        <w:t xml:space="preserve">Text: </w:t>
+      </w:r>
+      <w:proofErr w:type="spellStart"/>
+      <w:r>
+        <w:rPr>
+          <w:szCs w:val="18"/>
+        </w:rPr>
+        <w:t>Rodrigor</w:t>
+      </w:r>
+      <w:proofErr w:type="spellEnd"/>
+      <w:r>
+        <w:rPr>
+          <w:szCs w:val="18"/>
+        </w:rPr>
+        <w:t xml:space="preserve">                    | Type/</w:t>
+      </w:r>
+      <w:proofErr w:type="spellStart"/>
+      <w:r>
+        <w:rPr>
+          <w:szCs w:val="18"/>
+        </w:rPr>
+        <w:t>Label</w:t>
+      </w:r>
+      <w:proofErr w:type="spellEnd"/>
+      <w:r>
+        <w:rPr>
+          <w:szCs w:val="18"/>
+        </w:rPr>
+        <w:t>: ORG</w:t>
+      </w:r>
+    </w:p>
+    <w:p>
+      <w:pPr>
+        <w:pStyle w:val="Prrafocdigo"/>
+        <w:ind w:firstLine="284"/>
+        <w:rPr>
+          <w:szCs w:val="18"/>
+        </w:rPr>
+      </w:pPr>
+      <w:r>
+        <w:rPr>
+          <w:szCs w:val="18"/>
+        </w:rPr>
+        <w:t xml:space="preserve">Text: </w:t>
+      </w:r>
+      <w:proofErr w:type="spellStart"/>
+      <w:r>
+        <w:rPr>
+          <w:szCs w:val="18"/>
+        </w:rPr>
+        <w:t>occaecat</w:t>
+      </w:r>
+      <w:proofErr w:type="spellEnd"/>
+      <w:r>
+        <w:rPr>
+          <w:szCs w:val="18"/>
+        </w:rPr>
+        <w:t xml:space="preserve">                    | Type/</w:t>
+      </w:r>
+      <w:proofErr w:type="spellStart"/>
+      <w:r>
+        <w:rPr>
+          <w:szCs w:val="18"/>
+        </w:rPr>
+        <w:t>Label</w:t>
+      </w:r>
+      <w:proofErr w:type="spellEnd"/>
+      <w:r>
+        <w:rPr>
+          <w:szCs w:val="18"/>
+        </w:rPr>
+        <w:t>: LOC</w:t>
+      </w:r>
+    </w:p>
+    <w:p>
+      <w:pPr>
+        <w:pStyle w:val="Prrafocdigo"/>
+        <w:ind w:firstLine="284"/>
+        <w:rPr>
+          <w:szCs w:val="18"/>
+        </w:rPr>
+      </w:pPr>
+      <w:r>
+        <w:rPr>
+          <w:szCs w:val="18"/>
+        </w:rPr>
+        <w:t xml:space="preserve">Text: </w:t>
+      </w:r>
+      <w:proofErr w:type="spellStart"/>
+      <w:r>
+        <w:rPr>
+          <w:szCs w:val="18"/>
+        </w:rPr>
+        <w:t>peich</w:t>
+      </w:r>
+      <w:proofErr w:type="spellEnd"/>
+      <w:r>
+        <w:rPr>
+          <w:szCs w:val="18"/>
+        </w:rPr>
+        <w:t xml:space="preserve">                       | Type/</w:t>
+      </w:r>
+      <w:proofErr w:type="spellStart"/>
+      <w:r>
+        <w:rPr>
+          <w:szCs w:val="18"/>
+        </w:rPr>
+        <w:t>Label</w:t>
+      </w:r>
+      <w:proofErr w:type="spellEnd"/>
+      <w:r>
+        <w:rPr>
+          <w:szCs w:val="18"/>
+        </w:rPr>
+        <w:t>: LOC</w:t>
+      </w:r>
+    </w:p>
+    <w:p>
+      <w:pPr>
+        <w:pStyle w:val="Prrafocdigo"/>
+        <w:ind w:firstLine="284"/>
+        <w:rPr>
+          <w:szCs w:val="18"/>
+        </w:rPr>
+      </w:pPr>
+      <w:r>
+        <w:rPr>
+          <w:szCs w:val="18"/>
+        </w:rPr>
+        <w:t xml:space="preserve">Text: </w:t>
+      </w:r>
+      <w:proofErr w:type="spellStart"/>
+      <w:r>
+        <w:rPr>
+          <w:szCs w:val="18"/>
+        </w:rPr>
+        <w:t>Irure</w:t>
+      </w:r>
+      <w:proofErr w:type="spellEnd"/>
+      <w:r>
+        <w:rPr>
+          <w:szCs w:val="18"/>
+        </w:rPr>
+        <w:t xml:space="preserve">                       | Type/</w:t>
+      </w:r>
+      <w:proofErr w:type="spellStart"/>
+      <w:r>
+        <w:rPr>
+          <w:szCs w:val="18"/>
+        </w:rPr>
+        <w:t>Label</w:t>
+      </w:r>
+      <w:proofErr w:type="spellEnd"/>
+      <w:r>
+        <w:rPr>
+          <w:szCs w:val="18"/>
+        </w:rPr>
+        <w:t>: ORG</w:t>
+      </w:r>
+    </w:p>
+    <w:p>
+      <w:pPr>
+        <w:pStyle w:val="Prrafocdigo"/>
+        <w:ind w:firstLine="284"/>
+        <w:rPr>
+          <w:szCs w:val="18"/>
+        </w:rPr>
+      </w:pPr>
+      <w:r>
+        <w:rPr>
+          <w:szCs w:val="18"/>
+        </w:rPr>
+        <w:t>Text: Magna                       | Type/</w:t>
+      </w:r>
+      <w:proofErr w:type="spellStart"/>
+      <w:r>
+        <w:rPr>
+          <w:szCs w:val="18"/>
+        </w:rPr>
+        <w:t>Label</w:t>
+      </w:r>
+      <w:proofErr w:type="spellEnd"/>
+      <w:r>
+        <w:rPr>
+          <w:szCs w:val="18"/>
+        </w:rPr>
+        <w:t>: MISC</w:t>
+      </w:r>
+    </w:p>
+    <w:p>
+      <w:pPr>
+        <w:pStyle w:val="Prrafocdigo"/>
+        <w:ind w:firstLine="284"/>
+        <w:rPr>
+          <w:szCs w:val="18"/>
+        </w:rPr>
+      </w:pPr>
+      <w:r>
+        <w:rPr>
+          <w:szCs w:val="18"/>
+        </w:rPr>
+        <w:t xml:space="preserve">Text: </w:t>
+      </w:r>
+      <w:proofErr w:type="spellStart"/>
+      <w:r>
+        <w:rPr>
+          <w:szCs w:val="18"/>
+        </w:rPr>
+        <w:t>Rodrigor</w:t>
+      </w:r>
+      <w:proofErr w:type="spellEnd"/>
+      <w:r>
+        <w:rPr>
+          <w:szCs w:val="18"/>
+        </w:rPr>
+        <w:t xml:space="preserve">                    | Type/</w:t>
+      </w:r>
+      <w:proofErr w:type="spellStart"/>
+      <w:r>
+        <w:rPr>
+          <w:szCs w:val="18"/>
+        </w:rPr>
+        <w:t>Label</w:t>
+      </w:r>
+      <w:proofErr w:type="spellEnd"/>
+      <w:r>
+        <w:rPr>
+          <w:szCs w:val="18"/>
+        </w:rPr>
+        <w:t>: PER</w:t>
+      </w:r>
+    </w:p>
+    <w:p>
+      <w:pPr>
+        <w:pStyle w:val="Prrafocdigo"/>
+        <w:ind w:firstLine="284"/>
+        <w:rPr>
+          <w:szCs w:val="18"/>
+        </w:rPr>
+      </w:pPr>
+      <w:r>
+        <w:rPr>
+          <w:szCs w:val="18"/>
+        </w:rPr>
+        <w:t xml:space="preserve">Text: </w:t>
+      </w:r>
+      <w:proofErr w:type="spellStart"/>
+      <w:r>
+        <w:rPr>
+          <w:szCs w:val="18"/>
+        </w:rPr>
+        <w:t>Rodrigor</w:t>
+      </w:r>
+      <w:proofErr w:type="spellEnd"/>
+      <w:r>
+        <w:rPr>
+          <w:szCs w:val="18"/>
+        </w:rPr>
+        <w:t xml:space="preserve">                    | Type/</w:t>
+      </w:r>
+      <w:proofErr w:type="spellStart"/>
+      <w:r>
+        <w:rPr>
+          <w:szCs w:val="18"/>
+        </w:rPr>
+        <w:t>Label</w:t>
+      </w:r>
+      <w:proofErr w:type="spellEnd"/>
+      <w:r>
+        <w:rPr>
+          <w:szCs w:val="18"/>
+        </w:rPr>
+        <w:t>: PER</w:t>
+      </w:r>
+    </w:p>
+    <w:p>
+      <w:pPr>
+        <w:pStyle w:val="Prrafocdigo"/>
+        <w:ind w:firstLine="284"/>
+        <w:rPr>
+          <w:szCs w:val="18"/>
+        </w:rPr>
+      </w:pPr>
+      <w:r>
+        <w:rPr>
+          <w:szCs w:val="18"/>
+        </w:rPr>
+        <w:t xml:space="preserve">Text: A </w:t>
+      </w:r>
+      <w:proofErr w:type="spellStart"/>
+      <w:r>
+        <w:rPr>
+          <w:szCs w:val="18"/>
+        </w:rPr>
+        <w:t>gramenawer</w:t>
+      </w:r>
+      <w:proofErr w:type="spellEnd"/>
+      <w:r>
+        <w:rPr>
+          <w:szCs w:val="18"/>
+        </w:rPr>
+        <w:t xml:space="preserve"> </w:t>
+      </w:r>
+      <w:proofErr w:type="spellStart"/>
+      <w:r>
+        <w:rPr>
+          <w:szCs w:val="18"/>
+        </w:rPr>
+        <w:t>occaecat</w:t>
+      </w:r>
+      <w:proofErr w:type="spellEnd"/>
+      <w:r>
+        <w:rPr>
+          <w:szCs w:val="18"/>
+        </w:rPr>
+        <w:t xml:space="preserve">       | Type/</w:t>
+      </w:r>
+      <w:proofErr w:type="spellStart"/>
+      <w:r>
+        <w:rPr>
+          <w:szCs w:val="18"/>
+        </w:rPr>
+        <w:t>Label</w:t>
+      </w:r>
+      <w:proofErr w:type="spellEnd"/>
+      <w:r>
+        <w:rPr>
+          <w:szCs w:val="18"/>
+        </w:rPr>
+        <w:t>: MISC</w:t>
+      </w:r>
+    </w:p>
+    <w:p>
+      <w:pPr>
+        <w:pStyle w:val="Prrafocdigo"/>
+        <w:ind w:firstLine="284"/>
+        <w:rPr>
+          <w:szCs w:val="18"/>
+        </w:rPr>
+      </w:pPr>
+      <w:r>
+        <w:rPr>
+          <w:szCs w:val="18"/>
+        </w:rPr>
+        <w:t xml:space="preserve">Text: </w:t>
+      </w:r>
+      <w:proofErr w:type="spellStart"/>
+      <w:r>
+        <w:rPr>
+          <w:szCs w:val="18"/>
+        </w:rPr>
+        <w:t>occaecat</w:t>
+      </w:r>
+      <w:proofErr w:type="spellEnd"/>
+      <w:r>
+        <w:rPr>
+          <w:szCs w:val="18"/>
+        </w:rPr>
+        <w:t xml:space="preserve">                    | Type/</w:t>
+      </w:r>
+      <w:proofErr w:type="spellStart"/>
+      <w:r>
+        <w:rPr>
+          <w:szCs w:val="18"/>
+        </w:rPr>
+        <w:t>Label</w:t>
+      </w:r>
+      <w:proofErr w:type="spellEnd"/>
+      <w:r>
+        <w:rPr>
+          <w:szCs w:val="18"/>
+        </w:rPr>
+        <w:t>: LOC</w:t>
+      </w:r>
+    </w:p>
+    <w:p>
+      <w:pPr>
+        <w:pStyle w:val="Prrafocdigo"/>
+        <w:ind w:firstLine="284"/>
+        <w:rPr>
+          <w:szCs w:val="18"/>
+        </w:rPr>
+      </w:pPr>
+      <w:r>
+        <w:rPr>
+          <w:szCs w:val="18"/>
+        </w:rPr>
+        <w:t>Text: Caballo                     | Type/</w:t>
+      </w:r>
+      <w:proofErr w:type="spellStart"/>
+      <w:r>
+        <w:rPr>
+          <w:szCs w:val="18"/>
+        </w:rPr>
+        <w:t>Label</w:t>
+      </w:r>
+      <w:proofErr w:type="spellEnd"/>
+      <w:r>
+        <w:rPr>
+          <w:szCs w:val="18"/>
+        </w:rPr>
+        <w:t>: PER</w:t>
+      </w:r>
+    </w:p>
+    <w:p>
+      <w:pPr>
+        <w:pStyle w:val="Prrafocdigo"/>
+        <w:ind w:firstLine="284"/>
+        <w:rPr>
+          <w:szCs w:val="18"/>
+        </w:rPr>
+      </w:pPr>
+      <w:r>
+        <w:rPr>
+          <w:szCs w:val="18"/>
+        </w:rPr>
+        <w:t xml:space="preserve">Text: </w:t>
+      </w:r>
+      <w:proofErr w:type="spellStart"/>
+      <w:r>
+        <w:rPr>
+          <w:szCs w:val="18"/>
+        </w:rPr>
+        <w:t>wan</w:t>
+      </w:r>
+      <w:proofErr w:type="spellEnd"/>
+      <w:r>
+        <w:rPr>
+          <w:szCs w:val="18"/>
+        </w:rPr>
+        <w:t xml:space="preserve"> </w:t>
+      </w:r>
+      <w:proofErr w:type="spellStart"/>
+      <w:r>
+        <w:rPr>
+          <w:szCs w:val="18"/>
+        </w:rPr>
+        <w:t>minim</w:t>
+      </w:r>
+      <w:proofErr w:type="spellEnd"/>
+      <w:r>
+        <w:rPr>
+          <w:szCs w:val="18"/>
+        </w:rPr>
+        <w:t xml:space="preserve">                   | Type/</w:t>
+      </w:r>
+      <w:proofErr w:type="spellStart"/>
+      <w:r>
+        <w:rPr>
+          <w:szCs w:val="18"/>
+        </w:rPr>
+        <w:t>Label</w:t>
+      </w:r>
+      <w:proofErr w:type="spellEnd"/>
+      <w:r>
+        <w:rPr>
+          <w:szCs w:val="18"/>
+        </w:rPr>
+        <w:t>: PER</w:t>
+      </w:r>
+    </w:p>
+    <w:p>
+      <w:pPr>
+        <w:pStyle w:val="Prrafocdigo"/>
+        <w:ind w:firstLine="284"/>
+        <w:rPr>
+          <w:szCs w:val="18"/>
+        </w:rPr>
+      </w:pPr>
+      <w:r>
+        <w:rPr>
+          <w:szCs w:val="18"/>
+        </w:rPr>
+        <w:t xml:space="preserve">Text: </w:t>
+      </w:r>
+      <w:proofErr w:type="spellStart"/>
+      <w:r>
+        <w:rPr>
+          <w:szCs w:val="18"/>
+        </w:rPr>
+        <w:t>amet</w:t>
+      </w:r>
+      <w:proofErr w:type="spellEnd"/>
+      <w:r>
+        <w:rPr>
+          <w:szCs w:val="18"/>
+        </w:rPr>
+        <w:t xml:space="preserve"> </w:t>
+      </w:r>
+      <w:proofErr w:type="spellStart"/>
+      <w:r>
+        <w:rPr>
+          <w:szCs w:val="18"/>
+        </w:rPr>
+        <w:t>voluptate</w:t>
+      </w:r>
+      <w:proofErr w:type="spellEnd"/>
+      <w:r>
+        <w:rPr>
+          <w:szCs w:val="18"/>
+        </w:rPr>
+        <w:t xml:space="preserve">              | Type/</w:t>
+      </w:r>
+      <w:proofErr w:type="spellStart"/>
+      <w:r>
+        <w:rPr>
+          <w:szCs w:val="18"/>
+        </w:rPr>
+        <w:t>Label</w:t>
+      </w:r>
+      <w:proofErr w:type="spellEnd"/>
+      <w:r>
+        <w:rPr>
+          <w:szCs w:val="18"/>
+        </w:rPr>
+        <w:t>: PER</w:t>
+      </w:r>
+    </w:p>
+    <w:p>
+      <w:pPr>
+        <w:pStyle w:val="Prrafocdigo"/>
+        <w:ind w:firstLine="284"/>
+        <w:rPr>
+          <w:szCs w:val="18"/>
+        </w:rPr>
+      </w:pPr>
+      <w:r>
+        <w:rPr>
+          <w:szCs w:val="18"/>
+        </w:rPr>
+        <w:t>Text: Labore                      | Type/</w:t>
+      </w:r>
+      <w:proofErr w:type="spellStart"/>
+      <w:r>
+        <w:rPr>
+          <w:szCs w:val="18"/>
+        </w:rPr>
+        <w:t>Label</w:t>
+      </w:r>
+      <w:proofErr w:type="spellEnd"/>
+      <w:r>
+        <w:rPr>
+          <w:szCs w:val="18"/>
+        </w:rPr>
+        <w:t>: PER</w:t>
+      </w:r>
+    </w:p>
+    <w:p>
+      <w:pPr>
+        <w:pStyle w:val="Prrafocdigo"/>
+        <w:ind w:firstLine="284"/>
+        <w:rPr>
+          <w:szCs w:val="18"/>
+        </w:rPr>
+      </w:pPr>
+      <w:r>
+        <w:rPr>
+          <w:szCs w:val="18"/>
+        </w:rPr>
+        <w:t>Text: Et está la cosa muy malar   | Type/</w:t>
+      </w:r>
+      <w:proofErr w:type="spellStart"/>
+      <w:r>
+        <w:rPr>
+          <w:szCs w:val="18"/>
+        </w:rPr>
+        <w:t>Label</w:t>
+      </w:r>
+      <w:proofErr w:type="spellEnd"/>
+      <w:r>
+        <w:rPr>
+          <w:szCs w:val="18"/>
+        </w:rPr>
+        <w:t>: MISC</w:t>
+      </w:r>
+    </w:p>
+    <w:p>
+      <w:pPr>
+        <w:pStyle w:val="Prrafocdigo"/>
+        <w:ind w:firstLine="284"/>
+        <w:rPr>
+          <w:szCs w:val="18"/>
+        </w:rPr>
+      </w:pPr>
+      <w:r>
+        <w:rPr>
+          <w:szCs w:val="18"/>
+        </w:rPr>
+        <w:t xml:space="preserve">Text: A </w:t>
+      </w:r>
+      <w:proofErr w:type="spellStart"/>
+      <w:r>
+        <w:rPr>
+          <w:szCs w:val="18"/>
+        </w:rPr>
+        <w:t>wan</w:t>
+      </w:r>
+      <w:proofErr w:type="spellEnd"/>
+      <w:r>
+        <w:rPr>
+          <w:szCs w:val="18"/>
+        </w:rPr>
+        <w:t xml:space="preserve"> commodo </w:t>
+      </w:r>
+      <w:proofErr w:type="spellStart"/>
+      <w:r>
+        <w:rPr>
+          <w:szCs w:val="18"/>
+        </w:rPr>
+        <w:t>reprehenderit</w:t>
+      </w:r>
+      <w:proofErr w:type="spellEnd"/>
+      <w:r>
+        <w:rPr>
+          <w:szCs w:val="18"/>
+        </w:rPr>
+        <w:t xml:space="preserve"> | Type/</w:t>
+      </w:r>
+      <w:proofErr w:type="spellStart"/>
+      <w:r>
+        <w:rPr>
+          <w:szCs w:val="18"/>
+        </w:rPr>
+        <w:t>Label</w:t>
+      </w:r>
+      <w:proofErr w:type="spellEnd"/>
+      <w:r>
+        <w:rPr>
+          <w:szCs w:val="18"/>
+        </w:rPr>
+        <w:t>: MISC</w:t>
+      </w:r>
+    </w:p>
+    <w:p>
+      <w:pPr>
+        <w:pStyle w:val="Prrafocdigo"/>
+        <w:ind w:firstLine="284"/>
+        <w:rPr>
+          <w:szCs w:val="18"/>
+        </w:rPr>
+      </w:pPr>
+      <w:r>
+        <w:rPr>
+          <w:szCs w:val="18"/>
+        </w:rPr>
+        <w:t>Text: Dolor                       | Type/</w:t>
+      </w:r>
+      <w:proofErr w:type="spellStart"/>
+      <w:r>
+        <w:rPr>
+          <w:szCs w:val="18"/>
+        </w:rPr>
+        <w:t>Label</w:t>
+      </w:r>
+      <w:proofErr w:type="spellEnd"/>
+      <w:r>
+        <w:rPr>
+          <w:szCs w:val="18"/>
+        </w:rPr>
+        <w:t>: PER</w:t>
+      </w:r>
+    </w:p>
+    <w:p>
+      <w:pPr>
+        <w:pStyle w:val="Prrafocdigo"/>
+        <w:ind w:firstLine="284"/>
+        <w:rPr>
+          <w:szCs w:val="18"/>
+        </w:rPr>
+      </w:pPr>
+      <w:r>
+        <w:rPr>
+          <w:szCs w:val="18"/>
+        </w:rPr>
+        <w:t>Text: Lucas                       | Type/</w:t>
+      </w:r>
+      <w:proofErr w:type="spellStart"/>
+      <w:r>
+        <w:rPr>
+          <w:szCs w:val="18"/>
+        </w:rPr>
+        <w:t>Label</w:t>
+      </w:r>
+      <w:proofErr w:type="spellEnd"/>
+      <w:r>
+        <w:rPr>
+          <w:szCs w:val="18"/>
+        </w:rPr>
+        <w:t>: PER</w:t>
+      </w:r>
+    </w:p>
+    <w:p>
+      <w:pPr>
+        <w:pStyle w:val="Prrafocdigo"/>
+        <w:ind w:firstLine="284"/>
+        <w:rPr>
+          <w:szCs w:val="18"/>
+        </w:rPr>
+      </w:pPr>
+      <w:r>
+        <w:rPr>
+          <w:szCs w:val="18"/>
+        </w:rPr>
+        <w:t xml:space="preserve">Text: </w:t>
+      </w:r>
+      <w:proofErr w:type="spellStart"/>
+      <w:r>
+        <w:rPr>
+          <w:szCs w:val="18"/>
+        </w:rPr>
+        <w:t>hasé</w:t>
+      </w:r>
+      <w:proofErr w:type="spellEnd"/>
+      <w:r>
+        <w:rPr>
+          <w:szCs w:val="18"/>
+        </w:rPr>
+        <w:t xml:space="preserve">                        | Type/</w:t>
+      </w:r>
+      <w:proofErr w:type="spellStart"/>
+      <w:r>
+        <w:rPr>
+          <w:szCs w:val="18"/>
+        </w:rPr>
+        <w:t>Label</w:t>
+      </w:r>
+      <w:proofErr w:type="spellEnd"/>
+      <w:r>
+        <w:rPr>
+          <w:szCs w:val="18"/>
+        </w:rPr>
+        <w:t>: LOC</w:t>
+      </w:r>
+    </w:p>
+    <w:p>
+      <w:pPr>
+        <w:pStyle w:val="Prrafocdigo"/>
+        <w:ind w:firstLine="284"/>
+        <w:rPr>
+          <w:szCs w:val="18"/>
+        </w:rPr>
+      </w:pPr>
+      <w:r>
+        <w:rPr>
+          <w:szCs w:val="18"/>
+        </w:rPr>
+        <w:t>Text: Lucas                       | Type/</w:t>
+      </w:r>
+      <w:proofErr w:type="spellStart"/>
+      <w:r>
+        <w:rPr>
+          <w:szCs w:val="18"/>
+        </w:rPr>
+        <w:t>Label</w:t>
+      </w:r>
+      <w:proofErr w:type="spellEnd"/>
+      <w:r>
+        <w:rPr>
+          <w:szCs w:val="18"/>
+        </w:rPr>
+        <w:t>: PER</w:t>
+      </w:r>
+    </w:p>
+    <w:p>
+      <w:pPr>
+        <w:pStyle w:val="Prrafocdigo"/>
+        <w:ind w:firstLine="284"/>
+        <w:rPr>
+          <w:szCs w:val="18"/>
+        </w:rPr>
+      </w:pPr>
+      <w:r>
+        <w:rPr>
+          <w:szCs w:val="18"/>
+        </w:rPr>
+        <w:t xml:space="preserve">Text: </w:t>
+      </w:r>
+      <w:proofErr w:type="spellStart"/>
+      <w:r>
+        <w:rPr>
+          <w:szCs w:val="18"/>
+        </w:rPr>
+        <w:t>Velit</w:t>
+      </w:r>
+      <w:proofErr w:type="spellEnd"/>
+      <w:r>
+        <w:rPr>
+          <w:szCs w:val="18"/>
+        </w:rPr>
+        <w:t xml:space="preserve"> qui </w:t>
+      </w:r>
+      <w:proofErr w:type="spellStart"/>
+      <w:r>
+        <w:rPr>
+          <w:szCs w:val="18"/>
+        </w:rPr>
+        <w:t>irure</w:t>
+      </w:r>
+      <w:proofErr w:type="spellEnd"/>
+      <w:r>
+        <w:rPr>
+          <w:szCs w:val="18"/>
+        </w:rPr>
+        <w:t xml:space="preserve">             | Type/</w:t>
+      </w:r>
+      <w:proofErr w:type="spellStart"/>
+      <w:r>
+        <w:rPr>
+          <w:szCs w:val="18"/>
+        </w:rPr>
+        <w:t>Label</w:t>
+      </w:r>
+      <w:proofErr w:type="spellEnd"/>
+      <w:r>
+        <w:rPr>
+          <w:szCs w:val="18"/>
+        </w:rPr>
+        <w:t>: MISC</w:t>
+      </w:r>
+    </w:p>
+    <w:p>
+      <w:pPr>
+        <w:pStyle w:val="Prrafocdigo"/>
+        <w:ind w:firstLine="284"/>
+        <w:rPr>
+          <w:szCs w:val="18"/>
+        </w:rPr>
+      </w:pPr>
+      <w:r>
+        <w:rPr>
+          <w:szCs w:val="18"/>
+        </w:rPr>
+        <w:t xml:space="preserve">Text: </w:t>
+      </w:r>
+      <w:proofErr w:type="spellStart"/>
+      <w:r>
+        <w:rPr>
+          <w:szCs w:val="18"/>
+        </w:rPr>
+        <w:t>occaecat</w:t>
+      </w:r>
+      <w:proofErr w:type="spellEnd"/>
+      <w:r>
+        <w:rPr>
+          <w:szCs w:val="18"/>
+        </w:rPr>
+        <w:t xml:space="preserve">                    | Type/</w:t>
+      </w:r>
+      <w:proofErr w:type="spellStart"/>
+      <w:r>
+        <w:rPr>
+          <w:szCs w:val="18"/>
+        </w:rPr>
+        <w:t>Label</w:t>
+      </w:r>
+      <w:proofErr w:type="spellEnd"/>
+      <w:r>
+        <w:rPr>
+          <w:szCs w:val="18"/>
+        </w:rPr>
+        <w:t>: LOC</w:t>
+      </w:r>
+    </w:p>
+    <w:p>
+      <w:pPr>
+        <w:pStyle w:val="Prrafocdigo"/>
+        <w:ind w:firstLine="284"/>
+        <w:rPr>
+          <w:szCs w:val="18"/>
+        </w:rPr>
+      </w:pPr>
+      <w:r>
+        <w:rPr>
+          <w:szCs w:val="18"/>
+        </w:rPr>
+        <w:t>+</w:t>
+      </w:r>
+    </w:p>
+    <w:p>
+      <w:pPr>
+        <w:pStyle w:val="Prrafocdigo"/>
+        <w:ind w:firstLine="284"/>
+        <w:rPr>
+          <w:szCs w:val="18"/>
+        </w:rPr>
+      </w:pPr>
+      <w:r>
+        <w:rPr>
+          <w:szCs w:val="18"/>
+        </w:rPr>
+        <w:t xml:space="preserve">+ Time </w:t>
+      </w:r>
+      <w:proofErr w:type="spellStart"/>
+      <w:r>
+        <w:rPr>
+          <w:szCs w:val="18"/>
+        </w:rPr>
+        <w:t>to</w:t>
+      </w:r>
+      <w:proofErr w:type="spellEnd"/>
+      <w:r>
+        <w:rPr>
+          <w:szCs w:val="18"/>
+        </w:rPr>
+        <w:t xml:space="preserve"> load: 0.0367 </w:t>
+      </w:r>
+      <w:proofErr w:type="spellStart"/>
+      <w:r>
+        <w:rPr>
+          <w:szCs w:val="18"/>
+        </w:rPr>
+        <w:t>seconds</w:t>
+      </w:r>
+      <w:proofErr w:type="spellEnd"/>
+    </w:p>
+    <w:p>
+      <w:pPr>
+        <w:pStyle w:val="Prrafocdigo"/>
+        <w:ind w:firstLine="284"/>
+        <w:rPr>
+          <w:szCs w:val="18"/>
+        </w:rPr>
+      </w:pPr>
+      <w:r>
+        <w:rPr>
+          <w:szCs w:val="18"/>
+        </w:rPr>
+        <w:lastRenderedPageBreak/>
+        <w:t>+ =========================================================</w:t>
+      </w:r>
+    </w:p>
+    <w:p>
+      <w:pPr>
+        <w:pStyle w:val="Prrafocdigo"/>
+        <w:rPr>
+          <w:sz w:val="14"/>
+          <w:szCs w:val="14"/>
+        </w:rPr>
+      </w:pPr>
+    </w:p>
+    <w:p>
+      <w:pPr>
+        <w:spacing w:after="0" w:line="0" w:lineRule="atLeast"/>
+        <w:rPr>
+          <w:sz w:val="18"/>
+          <w:szCs w:val="18"/>
+        </w:rPr>
+      </w:pPr>
+    </w:p>
+    <w:p>
+      <w:pPr>
+        <w:spacing w:after="0" w:line="0" w:lineRule="atLeast"/>
         <w:rPr>
           <w:b/>
           <w:bCs/>
           <w:i/>
           <w:iCs/>
         </w:rPr>
-        <w:t>atín (la_core_web_md)</w:t>
-      </w:r>
-    </w:p>
-    <w:p>
-      <w:pPr>
-        <w:spacing w:after="0" w:line="0" w:lineRule="atLeast"/>
-      </w:pPr>
-      <w:r>
-        <w:t xml:space="preserve">Para las palabras en Latín, como comenté anteriormente, hemos añadido el modelo </w:t>
-      </w:r>
+      </w:pPr>
       <w:r>
         <w:rPr>
           <w:b/>
@@ -2088,62 +4079,110 @@
           <w:i/>
           <w:iCs/>
         </w:rPr>
+        <w:t>L</w:t>
+      </w:r>
+      <w:r>
+        <w:rPr>
+          <w:b/>
+          <w:bCs/>
+          <w:i/>
+          <w:iCs/>
+        </w:rPr>
+        <w:t>atín (</w:t>
+      </w:r>
+      <w:proofErr w:type="spellStart"/>
+      <w:r>
+        <w:rPr>
+          <w:b/>
+          <w:bCs/>
+          <w:i/>
+          <w:iCs/>
+        </w:rPr>
         <w:t>la_core_web_md</w:t>
       </w:r>
-      <w:r>
-        <w:t xml:space="preserve">. </w:t>
-      </w:r>
-      <w:r>
-        <w:t xml:space="preserve">Se evidencia claramente que tiene </w:t>
-      </w:r>
-      <w:r>
-        <w:t>la s</w:t>
-      </w:r>
-      <w:r>
-        <w:t xml:space="preserve">ensibilidad a </w:t>
-      </w:r>
-      <w:r>
-        <w:t xml:space="preserve">los </w:t>
-      </w:r>
-      <w:r>
-        <w:t xml:space="preserve">términos </w:t>
-      </w:r>
-      <w:r>
-        <w:t xml:space="preserve">de origen Latín y </w:t>
-      </w:r>
-      <w:r>
-        <w:t>declinados</w:t>
-      </w:r>
-      <w:r>
-        <w:t xml:space="preserve"> ya que tiene menos capturas de términos, pero al ser el texto como es, p</w:t>
-      </w:r>
-      <w:r>
-        <w:t xml:space="preserve">uede omitir nombres o </w:t>
-      </w:r>
-      <w:r>
-        <w:t>expresiones</w:t>
-      </w:r>
-      <w:r>
-        <w:t xml:space="preserve"> propi</w:t>
-      </w:r>
-      <w:r>
-        <w:t>a</w:t>
-      </w:r>
-      <w:r>
-        <w:t>s del español.</w:t>
+      <w:proofErr w:type="spellEnd"/>
+      <w:r>
+        <w:rPr>
+          <w:b/>
+          <w:bCs/>
+          <w:i/>
+          <w:iCs/>
+        </w:rPr>
+        <w:t>)</w:t>
       </w:r>
     </w:p>
     <w:p>
       <w:pPr>
         <w:spacing w:after="0" w:line="0" w:lineRule="atLeast"/>
-        <w:rPr>
-          <w:sz w:val="18"/>
-          <w:szCs w:val="18"/>
-        </w:rPr>
-      </w:pPr>
+      </w:pPr>
+      <w:r>
+        <w:t xml:space="preserve">Para las palabras en Latín, como comenté anteriormente, hemos añadido el modelo </w:t>
+      </w:r>
+      <w:proofErr w:type="spellStart"/>
+      <w:r>
+        <w:rPr>
+          <w:b/>
+          <w:bCs/>
+          <w:i/>
+          <w:iCs/>
+        </w:rPr>
+        <w:t>la_core_web_md</w:t>
+      </w:r>
+      <w:proofErr w:type="spellEnd"/>
+      <w:r>
+        <w:t xml:space="preserve">. </w:t>
+      </w:r>
+      <w:r>
+        <w:t xml:space="preserve">Se evidencia claramente que tiene </w:t>
+      </w:r>
+      <w:r>
+        <w:t>la s</w:t>
+      </w:r>
+      <w:r>
+        <w:t xml:space="preserve">ensibilidad a </w:t>
+      </w:r>
+      <w:r>
+        <w:t xml:space="preserve">los </w:t>
+      </w:r>
+      <w:r>
+        <w:t xml:space="preserve">términos </w:t>
+      </w:r>
+      <w:r>
+        <w:t xml:space="preserve">de origen Latín y </w:t>
+      </w:r>
+      <w:r>
+        <w:t>declinados</w:t>
+      </w:r>
+      <w:r>
+        <w:t xml:space="preserve"> ya que tiene menos capturas de términos, pero al ser el texto como es, p</w:t>
+      </w:r>
+      <w:r>
+        <w:t xml:space="preserve">uede omitir nombres o </w:t>
+      </w:r>
+      <w:r>
+        <w:t>expresiones</w:t>
+      </w:r>
+      <w:r>
+        <w:t xml:space="preserve"> propi</w:t>
+      </w:r>
+      <w:r>
+        <w:t>a</w:t>
+      </w:r>
+      <w:r>
+        <w:t>s del español.</w:t>
+      </w:r>
     </w:p>
     <w:p>
       <w:pPr>
+        <w:spacing w:after="0" w:line="0" w:lineRule="atLeast"/>
+        <w:rPr>
+          <w:sz w:val="18"/>
+          <w:szCs w:val="18"/>
+        </w:rPr>
+      </w:pPr>
+    </w:p>
+    <w:p>
+      <w:pPr>
         <w:pStyle w:val="Prrafocdigo"/>
         <w:ind w:firstLine="284"/>
         <w:rPr>
@@ -2179,7 +4218,21 @@
         <w:rPr>
           <w:szCs w:val="18"/>
         </w:rPr>
-        <w:t>+ LANGUAGE MODEL: -Latin-</w:t>
+        <w:t>+ LANGUAGE MODEL: -</w:t>
+      </w:r>
+      <w:proofErr w:type="spellStart"/>
+      <w:r>
+        <w:rPr>
+          <w:szCs w:val="18"/>
+        </w:rPr>
+        <w:t>Latin</w:t>
+      </w:r>
+      <w:proofErr w:type="spellEnd"/>
+      <w:r>
+        <w:rPr>
+          <w:szCs w:val="18"/>
+        </w:rPr>
+        <w:t>-</w:t>
       </w:r>
     </w:p>
     <w:p>
@@ -2194,7 +4247,119 @@
         <w:rPr>
           <w:szCs w:val="18"/>
         </w:rPr>
-        <w:t>+ Persons proper names extracted from the text (PER label):</w:t>
+        <w:t xml:space="preserve">+ </w:t>
+      </w:r>
+      <w:proofErr w:type="spellStart"/>
+      <w:r>
+        <w:rPr>
+          <w:szCs w:val="18"/>
+        </w:rPr>
+        <w:t>Persons</w:t>
+      </w:r>
+      <w:proofErr w:type="spellEnd"/>
+      <w:r>
+        <w:rPr>
+          <w:szCs w:val="18"/>
+        </w:rPr>
+        <w:t xml:space="preserve"> </w:t>
+      </w:r>
+      <w:proofErr w:type="spellStart"/>
+      <w:r>
+        <w:rPr>
+          <w:szCs w:val="18"/>
+        </w:rPr>
+        <w:t>proper</w:t>
+      </w:r>
+      <w:proofErr w:type="spellEnd"/>
+      <w:r>
+        <w:rPr>
+          <w:szCs w:val="18"/>
+        </w:rPr>
+        <w:t xml:space="preserve"> </w:t>
+      </w:r>
+      <w:proofErr w:type="spellStart"/>
+      <w:r>
+        <w:rPr>
+          <w:szCs w:val="18"/>
+        </w:rPr>
+        <w:t>names</w:t>
+      </w:r>
+      <w:proofErr w:type="spellEnd"/>
+      <w:r>
+        <w:rPr>
+          <w:szCs w:val="18"/>
+        </w:rPr>
+        <w:t xml:space="preserve"> </w:t>
+      </w:r>
+      <w:proofErr w:type="spellStart"/>
+      <w:r>
+        <w:rPr>
+          <w:szCs w:val="18"/>
+        </w:rPr>
+        <w:t>extracted</w:t>
+      </w:r>
+      <w:proofErr w:type="spellEnd"/>
+      <w:r>
+        <w:rPr>
+          <w:szCs w:val="18"/>
+        </w:rPr>
+        <w:t xml:space="preserve"> </w:t>
+      </w:r>
+      <w:proofErr w:type="spellStart"/>
+      <w:r>
+        <w:rPr>
+          <w:szCs w:val="18"/>
+        </w:rPr>
+        <w:t>from</w:t>
+      </w:r>
+      <w:proofErr w:type="spellEnd"/>
+      <w:r>
+        <w:rPr>
+          <w:szCs w:val="18"/>
+        </w:rPr>
+        <w:t xml:space="preserve"> </w:t>
+      </w:r>
+      <w:proofErr w:type="spellStart"/>
+      <w:r>
+        <w:rPr>
+          <w:szCs w:val="18"/>
+        </w:rPr>
+        <w:t>the</w:t>
+      </w:r>
+      <w:proofErr w:type="spellEnd"/>
+      <w:r>
+        <w:rPr>
+          <w:szCs w:val="18"/>
+        </w:rPr>
+        <w:t xml:space="preserve"> </w:t>
+      </w:r>
+      <w:proofErr w:type="spellStart"/>
+      <w:r>
+        <w:rPr>
+          <w:szCs w:val="18"/>
+        </w:rPr>
+        <w:t>text</w:t>
+      </w:r>
+      <w:proofErr w:type="spellEnd"/>
+      <w:r>
+        <w:rPr>
+          <w:szCs w:val="18"/>
+        </w:rPr>
+        <w:t xml:space="preserve"> (PER </w:t>
+      </w:r>
+      <w:proofErr w:type="spellStart"/>
+      <w:r>
+        <w:rPr>
+          <w:szCs w:val="18"/>
+        </w:rPr>
+        <w:t>label</w:t>
+      </w:r>
+      <w:proofErr w:type="spellEnd"/>
+      <w:r>
+        <w:rPr>
+          <w:szCs w:val="18"/>
+        </w:rPr>
+        <w:t>):</w:t>
       </w:r>
     </w:p>
     <w:p>
@@ -2235,11 +4400,33 @@
           <w:szCs w:val="18"/>
         </w:rPr>
       </w:pPr>
-      <w:r>
-        <w:rPr>
-          <w:szCs w:val="18"/>
-        </w:rPr>
-        <w:t>Proper name: Lucas</w:t>
+      <w:proofErr w:type="spellStart"/>
+      <w:r>
+        <w:rPr>
+          <w:szCs w:val="18"/>
+        </w:rPr>
+        <w:t>Proper</w:t>
+      </w:r>
+      <w:proofErr w:type="spellEnd"/>
+      <w:r>
+        <w:rPr>
+          <w:szCs w:val="18"/>
+        </w:rPr>
+        <w:t xml:space="preserve"> </w:t>
+      </w:r>
+      <w:proofErr w:type="spellStart"/>
+      <w:r>
+        <w:rPr>
+          <w:szCs w:val="18"/>
+        </w:rPr>
+        <w:t>name</w:t>
+      </w:r>
+      <w:proofErr w:type="spellEnd"/>
+      <w:r>
+        <w:rPr>
+          <w:szCs w:val="18"/>
+        </w:rPr>
+        <w:t>: Lucas</w:t>
       </w:r>
     </w:p>
     <w:p>
@@ -2250,12 +4437,42 @@
           <w:szCs w:val="18"/>
         </w:rPr>
       </w:pPr>
-      <w:r>
-        <w:rPr>
-          <w:szCs w:val="18"/>
-        </w:rPr>
-        <w:t>Proper name: Rodrigor</w:t>
-      </w:r>
+      <w:proofErr w:type="spellStart"/>
+      <w:r>
+        <w:rPr>
+          <w:szCs w:val="18"/>
+        </w:rPr>
+        <w:t>Proper</w:t>
+      </w:r>
+      <w:proofErr w:type="spellEnd"/>
+      <w:r>
+        <w:rPr>
+          <w:szCs w:val="18"/>
+        </w:rPr>
+        <w:t xml:space="preserve"> </w:t>
+      </w:r>
+      <w:proofErr w:type="spellStart"/>
+      <w:r>
+        <w:rPr>
+          <w:szCs w:val="18"/>
+        </w:rPr>
+        <w:t>name</w:t>
+      </w:r>
+      <w:proofErr w:type="spellEnd"/>
+      <w:r>
+        <w:rPr>
+          <w:szCs w:val="18"/>
+        </w:rPr>
+        <w:t xml:space="preserve">: </w:t>
+      </w:r>
+      <w:proofErr w:type="spellStart"/>
+      <w:r>
+        <w:rPr>
+          <w:szCs w:val="18"/>
+        </w:rPr>
+        <w:t>Rodrigor</w:t>
+      </w:r>
+      <w:proofErr w:type="spellEnd"/>
     </w:p>
     <w:p>
       <w:pPr>
@@ -2265,11 +4482,33 @@
           <w:szCs w:val="18"/>
         </w:rPr>
       </w:pPr>
-      <w:r>
-        <w:rPr>
-          <w:szCs w:val="18"/>
-        </w:rPr>
-        <w:t>Proper name: Magna</w:t>
+      <w:proofErr w:type="spellStart"/>
+      <w:r>
+        <w:rPr>
+          <w:szCs w:val="18"/>
+        </w:rPr>
+        <w:t>Proper</w:t>
+      </w:r>
+      <w:proofErr w:type="spellEnd"/>
+      <w:r>
+        <w:rPr>
+          <w:szCs w:val="18"/>
+        </w:rPr>
+        <w:t xml:space="preserve"> </w:t>
+      </w:r>
+      <w:proofErr w:type="spellStart"/>
+      <w:r>
+        <w:rPr>
+          <w:szCs w:val="18"/>
+        </w:rPr>
+        <w:t>name</w:t>
+      </w:r>
+      <w:proofErr w:type="spellEnd"/>
+      <w:r>
+        <w:rPr>
+          <w:szCs w:val="18"/>
+        </w:rPr>
+        <w:t>: Magna</w:t>
       </w:r>
     </w:p>
     <w:p>
@@ -2280,12 +4519,42 @@
           <w:szCs w:val="18"/>
         </w:rPr>
       </w:pPr>
-      <w:r>
-        <w:rPr>
-          <w:szCs w:val="18"/>
-        </w:rPr>
-        <w:t>Proper name: Rodrigor</w:t>
-      </w:r>
+      <w:proofErr w:type="spellStart"/>
+      <w:r>
+        <w:rPr>
+          <w:szCs w:val="18"/>
+        </w:rPr>
+        <w:t>Proper</w:t>
+      </w:r>
+      <w:proofErr w:type="spellEnd"/>
+      <w:r>
+        <w:rPr>
+          <w:szCs w:val="18"/>
+        </w:rPr>
+        <w:t xml:space="preserve"> </w:t>
+      </w:r>
+      <w:proofErr w:type="spellStart"/>
+      <w:r>
+        <w:rPr>
+          <w:szCs w:val="18"/>
+        </w:rPr>
+        <w:t>name</w:t>
+      </w:r>
+      <w:proofErr w:type="spellEnd"/>
+      <w:r>
+        <w:rPr>
+          <w:szCs w:val="18"/>
+        </w:rPr>
+        <w:t xml:space="preserve">: </w:t>
+      </w:r>
+      <w:proofErr w:type="spellStart"/>
+      <w:r>
+        <w:rPr>
+          <w:szCs w:val="18"/>
+        </w:rPr>
+        <w:t>Rodrigor</w:t>
+      </w:r>
+      <w:proofErr w:type="spellEnd"/>
     </w:p>
     <w:p>
       <w:pPr>
@@ -2295,12 +4564,42 @@
           <w:szCs w:val="18"/>
         </w:rPr>
       </w:pPr>
-      <w:r>
-        <w:rPr>
-          <w:szCs w:val="18"/>
-        </w:rPr>
-        <w:t>Proper name: Rodrigor</w:t>
-      </w:r>
+      <w:proofErr w:type="spellStart"/>
+      <w:r>
+        <w:rPr>
+          <w:szCs w:val="18"/>
+        </w:rPr>
+        <w:t>Proper</w:t>
+      </w:r>
+      <w:proofErr w:type="spellEnd"/>
+      <w:r>
+        <w:rPr>
+          <w:szCs w:val="18"/>
+        </w:rPr>
+        <w:t xml:space="preserve"> </w:t>
+      </w:r>
+      <w:proofErr w:type="spellStart"/>
+      <w:r>
+        <w:rPr>
+          <w:szCs w:val="18"/>
+        </w:rPr>
+        <w:t>name</w:t>
+      </w:r>
+      <w:proofErr w:type="spellEnd"/>
+      <w:r>
+        <w:rPr>
+          <w:szCs w:val="18"/>
+        </w:rPr>
+        <w:t xml:space="preserve">: </w:t>
+      </w:r>
+      <w:proofErr w:type="spellStart"/>
+      <w:r>
+        <w:rPr>
+          <w:szCs w:val="18"/>
+        </w:rPr>
+        <w:t>Rodrigor</w:t>
+      </w:r>
+      <w:proofErr w:type="spellEnd"/>
     </w:p>
     <w:p>
       <w:pPr>
@@ -2310,11 +4609,33 @@
           <w:szCs w:val="18"/>
         </w:rPr>
       </w:pPr>
-      <w:r>
-        <w:rPr>
-          <w:szCs w:val="18"/>
-        </w:rPr>
-        <w:t>Proper name: Caballo</w:t>
+      <w:proofErr w:type="spellStart"/>
+      <w:r>
+        <w:rPr>
+          <w:szCs w:val="18"/>
+        </w:rPr>
+        <w:t>Proper</w:t>
+      </w:r>
+      <w:proofErr w:type="spellEnd"/>
+      <w:r>
+        <w:rPr>
+          <w:szCs w:val="18"/>
+        </w:rPr>
+        <w:t xml:space="preserve"> </w:t>
+      </w:r>
+      <w:proofErr w:type="spellStart"/>
+      <w:r>
+        <w:rPr>
+          <w:szCs w:val="18"/>
+        </w:rPr>
+        <w:t>name</w:t>
+      </w:r>
+      <w:proofErr w:type="spellEnd"/>
+      <w:r>
+        <w:rPr>
+          <w:szCs w:val="18"/>
+        </w:rPr>
+        <w:t>: Caballo</w:t>
       </w:r>
     </w:p>
     <w:p>
@@ -2325,11 +4646,33 @@
           <w:szCs w:val="18"/>
         </w:rPr>
       </w:pPr>
-      <w:r>
-        <w:rPr>
-          <w:szCs w:val="18"/>
-        </w:rPr>
-        <w:t>Proper name: Dolor</w:t>
+      <w:proofErr w:type="spellStart"/>
+      <w:r>
+        <w:rPr>
+          <w:szCs w:val="18"/>
+        </w:rPr>
+        <w:t>Proper</w:t>
+      </w:r>
+      <w:proofErr w:type="spellEnd"/>
+      <w:r>
+        <w:rPr>
+          <w:szCs w:val="18"/>
+        </w:rPr>
+        <w:t xml:space="preserve"> </w:t>
+      </w:r>
+      <w:proofErr w:type="spellStart"/>
+      <w:r>
+        <w:rPr>
+          <w:szCs w:val="18"/>
+        </w:rPr>
+        <w:t>name</w:t>
+      </w:r>
+      <w:proofErr w:type="spellEnd"/>
+      <w:r>
+        <w:rPr>
+          <w:szCs w:val="18"/>
+        </w:rPr>
+        <w:t>: Dolor</w:t>
       </w:r>
     </w:p>
     <w:p>
@@ -2340,11 +4683,33 @@
           <w:szCs w:val="18"/>
         </w:rPr>
       </w:pPr>
-      <w:r>
-        <w:rPr>
-          <w:szCs w:val="18"/>
-        </w:rPr>
-        <w:t>Proper name: Hasta</w:t>
+      <w:proofErr w:type="spellStart"/>
+      <w:r>
+        <w:rPr>
+          <w:szCs w:val="18"/>
+        </w:rPr>
+        <w:t>Proper</w:t>
+      </w:r>
+      <w:proofErr w:type="spellEnd"/>
+      <w:r>
+        <w:rPr>
+          <w:szCs w:val="18"/>
+        </w:rPr>
+        <w:t xml:space="preserve"> </w:t>
+      </w:r>
+      <w:proofErr w:type="spellStart"/>
+      <w:r>
+        <w:rPr>
+          <w:szCs w:val="18"/>
+        </w:rPr>
+        <w:t>name</w:t>
+      </w:r>
+      <w:proofErr w:type="spellEnd"/>
+      <w:r>
+        <w:rPr>
+          <w:szCs w:val="18"/>
+        </w:rPr>
+        <w:t>: Hasta</w:t>
       </w:r>
     </w:p>
     <w:p>
@@ -2355,11 +4720,33 @@
           <w:szCs w:val="18"/>
         </w:rPr>
       </w:pPr>
-      <w:r>
-        <w:rPr>
-          <w:szCs w:val="18"/>
-        </w:rPr>
-        <w:t>Proper name: Lucas</w:t>
+      <w:proofErr w:type="spellStart"/>
+      <w:r>
+        <w:rPr>
+          <w:szCs w:val="18"/>
+        </w:rPr>
+        <w:t>Proper</w:t>
+      </w:r>
+      <w:proofErr w:type="spellEnd"/>
+      <w:r>
+        <w:rPr>
+          <w:szCs w:val="18"/>
+        </w:rPr>
+        <w:t xml:space="preserve"> </w:t>
+      </w:r>
+      <w:proofErr w:type="spellStart"/>
+      <w:r>
+        <w:rPr>
+          <w:szCs w:val="18"/>
+        </w:rPr>
+        <w:t>name</w:t>
+      </w:r>
+      <w:proofErr w:type="spellEnd"/>
+      <w:r>
+        <w:rPr>
+          <w:szCs w:val="18"/>
+        </w:rPr>
+        <w:t>: Lucas</w:t>
       </w:r>
     </w:p>
     <w:p>
@@ -2379,11 +4766,33 @@
           <w:szCs w:val="18"/>
         </w:rPr>
       </w:pPr>
-      <w:r>
-        <w:rPr>
-          <w:szCs w:val="18"/>
-        </w:rPr>
-        <w:t>Proper name: Lucas</w:t>
+      <w:proofErr w:type="spellStart"/>
+      <w:r>
+        <w:rPr>
+          <w:szCs w:val="18"/>
+        </w:rPr>
+        <w:t>Proper</w:t>
+      </w:r>
+      <w:proofErr w:type="spellEnd"/>
+      <w:r>
+        <w:rPr>
+          <w:szCs w:val="18"/>
+        </w:rPr>
+        <w:t xml:space="preserve"> </w:t>
+      </w:r>
+      <w:proofErr w:type="spellStart"/>
+      <w:r>
+        <w:rPr>
+          <w:szCs w:val="18"/>
+        </w:rPr>
+        <w:t>name</w:t>
+      </w:r>
+      <w:proofErr w:type="spellEnd"/>
+      <w:r>
+        <w:rPr>
+          <w:szCs w:val="18"/>
+        </w:rPr>
+        <w:t>: Lucas</w:t>
       </w:r>
     </w:p>
     <w:p>
@@ -2419,7 +4828,63 @@
         <w:rPr>
           <w:szCs w:val="18"/>
         </w:rPr>
-        <w:t>+ All detected entities (for comparison):</w:t>
+        <w:t xml:space="preserve">+ </w:t>
+      </w:r>
+      <w:proofErr w:type="spellStart"/>
+      <w:r>
+        <w:rPr>
+          <w:szCs w:val="18"/>
+        </w:rPr>
+        <w:t>All</w:t>
+      </w:r>
+      <w:proofErr w:type="spellEnd"/>
+      <w:r>
+        <w:rPr>
+          <w:szCs w:val="18"/>
+        </w:rPr>
+        <w:t xml:space="preserve"> </w:t>
+      </w:r>
+      <w:proofErr w:type="spellStart"/>
+      <w:r>
+        <w:rPr>
+          <w:szCs w:val="18"/>
+        </w:rPr>
+        <w:t>detected</w:t>
+      </w:r>
+      <w:proofErr w:type="spellEnd"/>
+      <w:r>
+        <w:rPr>
+          <w:szCs w:val="18"/>
+        </w:rPr>
+        <w:t xml:space="preserve"> </w:t>
+      </w:r>
+      <w:proofErr w:type="spellStart"/>
+      <w:r>
+        <w:rPr>
+          <w:szCs w:val="18"/>
+        </w:rPr>
+        <w:t>entities</w:t>
+      </w:r>
+      <w:proofErr w:type="spellEnd"/>
+      <w:r>
+        <w:rPr>
+          <w:szCs w:val="18"/>
+        </w:rPr>
+        <w:t xml:space="preserve"> (for </w:t>
+      </w:r>
+      <w:proofErr w:type="spellStart"/>
+      <w:r>
+        <w:rPr>
+          <w:szCs w:val="18"/>
+        </w:rPr>
+        <w:t>comparison</w:t>
+      </w:r>
+      <w:proofErr w:type="spellEnd"/>
+      <w:r>
+        <w:rPr>
+          <w:szCs w:val="18"/>
+        </w:rPr>
+        <w:t>):</w:t>
       </w:r>
     </w:p>
     <w:p>
@@ -2449,7 +4914,21 @@
         <w:rPr>
           <w:szCs w:val="18"/>
         </w:rPr>
-        <w:t>Text: Lucas                     | Type/Label: PERSON</w:t>
+        <w:t>Text: Lucas                     | Type/</w:t>
+      </w:r>
+      <w:proofErr w:type="spellStart"/>
+      <w:r>
+        <w:rPr>
+          <w:szCs w:val="18"/>
+        </w:rPr>
+        <w:t>Label</w:t>
+      </w:r>
+      <w:proofErr w:type="spellEnd"/>
+      <w:r>
+        <w:rPr>
+          <w:szCs w:val="18"/>
+        </w:rPr>
+        <w:t>: PERSON</w:t>
       </w:r>
     </w:p>
     <w:p>
@@ -2464,7 +4943,35 @@
         <w:rPr>
           <w:szCs w:val="18"/>
         </w:rPr>
-        <w:t>Text: Rodrigor                  | Type/Label: PERSON</w:t>
+        <w:t xml:space="preserve">Text: </w:t>
+      </w:r>
+      <w:proofErr w:type="spellStart"/>
+      <w:r>
+        <w:rPr>
+          <w:szCs w:val="18"/>
+        </w:rPr>
+        <w:t>Rodrigor</w:t>
+      </w:r>
+      <w:proofErr w:type="spellEnd"/>
+      <w:r>
+        <w:rPr>
+          <w:szCs w:val="18"/>
+        </w:rPr>
+        <w:t xml:space="preserve">                  | Type/</w:t>
+      </w:r>
+      <w:proofErr w:type="spellStart"/>
+      <w:r>
+        <w:rPr>
+          <w:szCs w:val="18"/>
+        </w:rPr>
+        <w:t>Label</w:t>
+      </w:r>
+      <w:proofErr w:type="spellEnd"/>
+      <w:r>
+        <w:rPr>
+          <w:szCs w:val="18"/>
+        </w:rPr>
+        <w:t>: PERSON</w:t>
       </w:r>
     </w:p>
     <w:p>
@@ -2479,7 +4986,21 @@
         <w:rPr>
           <w:szCs w:val="18"/>
         </w:rPr>
-        <w:t>Text: La                        | Type/Label: NORP</w:t>
+        <w:t>Text: La                        | Type/</w:t>
+      </w:r>
+      <w:proofErr w:type="spellStart"/>
+      <w:r>
+        <w:rPr>
+          <w:szCs w:val="18"/>
+        </w:rPr>
+        <w:t>Label</w:t>
+      </w:r>
+      <w:proofErr w:type="spellEnd"/>
+      <w:r>
+        <w:rPr>
+          <w:szCs w:val="18"/>
+        </w:rPr>
+        <w:t>: NORP</w:t>
       </w:r>
     </w:p>
     <w:p>
@@ -2494,7 +5015,35 @@
         <w:rPr>
           <w:szCs w:val="18"/>
         </w:rPr>
-        <w:t>Text: Irure                     | Type/Label: LOC</w:t>
+        <w:t xml:space="preserve">Text: </w:t>
+      </w:r>
+      <w:proofErr w:type="spellStart"/>
+      <w:r>
+        <w:rPr>
+          <w:szCs w:val="18"/>
+        </w:rPr>
+        <w:t>Irure</w:t>
+      </w:r>
+      <w:proofErr w:type="spellEnd"/>
+      <w:r>
+        <w:rPr>
+          <w:szCs w:val="18"/>
+        </w:rPr>
+        <w:t xml:space="preserve">                     | Type/</w:t>
+      </w:r>
+      <w:proofErr w:type="spellStart"/>
+      <w:r>
+        <w:rPr>
+          <w:szCs w:val="18"/>
+        </w:rPr>
+        <w:t>Label</w:t>
+      </w:r>
+      <w:proofErr w:type="spellEnd"/>
+      <w:r>
+        <w:rPr>
+          <w:szCs w:val="18"/>
+        </w:rPr>
+        <w:t>: LOC</w:t>
       </w:r>
     </w:p>
     <w:p>
@@ -2509,7 +5058,21 @@
         <w:rPr>
           <w:szCs w:val="18"/>
         </w:rPr>
-        <w:t>Text: Magna                     | Type/Label: PERSON</w:t>
+        <w:t>Text: Magna                     | Type/</w:t>
+      </w:r>
+      <w:proofErr w:type="spellStart"/>
+      <w:r>
+        <w:rPr>
+          <w:szCs w:val="18"/>
+        </w:rPr>
+        <w:t>Label</w:t>
+      </w:r>
+      <w:proofErr w:type="spellEnd"/>
+      <w:r>
+        <w:rPr>
+          <w:szCs w:val="18"/>
+        </w:rPr>
+        <w:t>: PERSON</w:t>
       </w:r>
     </w:p>
     <w:p>
@@ -2524,7 +5087,35 @@
         <w:rPr>
           <w:szCs w:val="18"/>
         </w:rPr>
-        <w:t>Text: Rodrigor                  | Type/Label: PERSON</w:t>
+        <w:t xml:space="preserve">Text: </w:t>
+      </w:r>
+      <w:proofErr w:type="spellStart"/>
+      <w:r>
+        <w:rPr>
+          <w:szCs w:val="18"/>
+        </w:rPr>
+        <w:t>Rodrigor</w:t>
+      </w:r>
+      <w:proofErr w:type="spellEnd"/>
+      <w:r>
+        <w:rPr>
+          <w:szCs w:val="18"/>
+        </w:rPr>
+        <w:t xml:space="preserve">                  | Type/</w:t>
+      </w:r>
+      <w:proofErr w:type="spellStart"/>
+      <w:r>
+        <w:rPr>
+          <w:szCs w:val="18"/>
+        </w:rPr>
+        <w:t>Label</w:t>
+      </w:r>
+      <w:proofErr w:type="spellEnd"/>
+      <w:r>
+        <w:rPr>
+          <w:szCs w:val="18"/>
+        </w:rPr>
+        <w:t>: PERSON</w:t>
       </w:r>
     </w:p>
     <w:p>
@@ -2539,7 +5130,35 @@
         <w:rPr>
           <w:szCs w:val="18"/>
         </w:rPr>
-        <w:t>Text: Rodrigor                  | Type/Label: PERSON</w:t>
+        <w:t xml:space="preserve">Text: </w:t>
+      </w:r>
+      <w:proofErr w:type="spellStart"/>
+      <w:r>
+        <w:rPr>
+          <w:szCs w:val="18"/>
+        </w:rPr>
+        <w:t>Rodrigor</w:t>
+      </w:r>
+      <w:proofErr w:type="spellEnd"/>
+      <w:r>
+        <w:rPr>
+          <w:szCs w:val="18"/>
+        </w:rPr>
+        <w:t xml:space="preserve">                  | Type/</w:t>
+      </w:r>
+      <w:proofErr w:type="spellStart"/>
+      <w:r>
+        <w:rPr>
+          <w:szCs w:val="18"/>
+        </w:rPr>
+        <w:t>Label</w:t>
+      </w:r>
+      <w:proofErr w:type="spellEnd"/>
+      <w:r>
+        <w:rPr>
+          <w:szCs w:val="18"/>
+        </w:rPr>
+        <w:t>: PERSON</w:t>
       </w:r>
     </w:p>
     <w:p>
@@ -2554,7 +5173,21 @@
         <w:rPr>
           <w:szCs w:val="18"/>
         </w:rPr>
-        <w:t>Text: Caballo                   | Type/Label: PERSON</w:t>
+        <w:t>Text: Caballo                   | Type/</w:t>
+      </w:r>
+      <w:proofErr w:type="spellStart"/>
+      <w:r>
+        <w:rPr>
+          <w:szCs w:val="18"/>
+        </w:rPr>
+        <w:t>Label</w:t>
+      </w:r>
+      <w:proofErr w:type="spellEnd"/>
+      <w:r>
+        <w:rPr>
+          <w:szCs w:val="18"/>
+        </w:rPr>
+        <w:t>: PERSON</w:t>
       </w:r>
     </w:p>
     <w:p>
@@ -2569,7 +5202,21 @@
         <w:rPr>
           <w:szCs w:val="18"/>
         </w:rPr>
-        <w:t>Text: Dolor                     | Type/Label: PERSON</w:t>
+        <w:t>Text: Dolor                     | Type/</w:t>
+      </w:r>
+      <w:proofErr w:type="spellStart"/>
+      <w:r>
+        <w:rPr>
+          <w:szCs w:val="18"/>
+        </w:rPr>
+        <w:t>Label</w:t>
+      </w:r>
+      <w:proofErr w:type="spellEnd"/>
+      <w:r>
+        <w:rPr>
+          <w:szCs w:val="18"/>
+        </w:rPr>
+        <w:t>: PERSON</w:t>
       </w:r>
     </w:p>
     <w:p>
@@ -2584,7 +5231,21 @@
         <w:rPr>
           <w:szCs w:val="18"/>
         </w:rPr>
-        <w:t>Text: Hasta                     | Type/Label: PERSON</w:t>
+        <w:t>Text: Hasta                     | Type/</w:t>
+      </w:r>
+      <w:proofErr w:type="spellStart"/>
+      <w:r>
+        <w:rPr>
+          <w:szCs w:val="18"/>
+        </w:rPr>
+        <w:t>Label</w:t>
+      </w:r>
+      <w:proofErr w:type="spellEnd"/>
+      <w:r>
+        <w:rPr>
+          <w:szCs w:val="18"/>
+        </w:rPr>
+        <w:t>: PERSON</w:t>
       </w:r>
     </w:p>
     <w:p>
@@ -2599,7 +5260,21 @@
         <w:rPr>
           <w:szCs w:val="18"/>
         </w:rPr>
-        <w:t>Text: Lucas                     | Type/Label: PERSON</w:t>
+        <w:t>Text: Lucas                     | Type/</w:t>
+      </w:r>
+      <w:proofErr w:type="spellStart"/>
+      <w:r>
+        <w:rPr>
+          <w:szCs w:val="18"/>
+        </w:rPr>
+        <w:t>Label</w:t>
+      </w:r>
+      <w:proofErr w:type="spellEnd"/>
+      <w:r>
+        <w:rPr>
+          <w:szCs w:val="18"/>
+        </w:rPr>
+        <w:t>: PERSON</w:t>
       </w:r>
     </w:p>
     <w:p>
@@ -2614,7 +5289,21 @@
         <w:rPr>
           <w:szCs w:val="18"/>
         </w:rPr>
-        <w:t>Text: Lucas                     | Type/Label: PERSON</w:t>
+        <w:t>Text: Lucas                     | Type/</w:t>
+      </w:r>
+      <w:proofErr w:type="spellStart"/>
+      <w:r>
+        <w:rPr>
+          <w:szCs w:val="18"/>
+        </w:rPr>
+        <w:t>Label</w:t>
+      </w:r>
+      <w:proofErr w:type="spellEnd"/>
+      <w:r>
+        <w:rPr>
+          <w:szCs w:val="18"/>
+        </w:rPr>
+        <w:t>: PERSON</w:t>
       </w:r>
     </w:p>
     <w:p>
@@ -2629,7 +5318,35 @@
         <w:rPr>
           <w:szCs w:val="18"/>
         </w:rPr>
-        <w:t>Text: Uelit                     | Type/Label: NORP</w:t>
+        <w:t xml:space="preserve">Text: </w:t>
+      </w:r>
+      <w:proofErr w:type="spellStart"/>
+      <w:r>
+        <w:rPr>
+          <w:szCs w:val="18"/>
+        </w:rPr>
+        <w:t>Uelit</w:t>
+      </w:r>
+      <w:proofErr w:type="spellEnd"/>
+      <w:r>
+        <w:rPr>
+          <w:szCs w:val="18"/>
+        </w:rPr>
+        <w:t xml:space="preserve">                     | Type/</w:t>
+      </w:r>
+      <w:proofErr w:type="spellStart"/>
+      <w:r>
+        <w:rPr>
+          <w:szCs w:val="18"/>
+        </w:rPr>
+        <w:t>Label</w:t>
+      </w:r>
+      <w:proofErr w:type="spellEnd"/>
+      <w:r>
+        <w:rPr>
+          <w:szCs w:val="18"/>
+        </w:rPr>
+        <w:t>: NORP</w:t>
       </w:r>
     </w:p>
     <w:p>
@@ -2644,8 +5361,30 @@
         <w:rPr>
           <w:szCs w:val="18"/>
         </w:rPr>
-        <w:t>+ Time to load: 0.0899 seconds</w:t>
-      </w:r>
+        <w:t xml:space="preserve">+ Time </w:t>
+      </w:r>
+      <w:proofErr w:type="spellStart"/>
+      <w:r>
+        <w:rPr>
+          <w:szCs w:val="18"/>
+        </w:rPr>
+        <w:t>to</w:t>
+      </w:r>
+      <w:proofErr w:type="spellEnd"/>
+      <w:r>
+        <w:rPr>
+          <w:szCs w:val="18"/>
+        </w:rPr>
+        <w:t xml:space="preserve"> load: 0.0899 </w:t>
+      </w:r>
+      <w:proofErr w:type="spellStart"/>
+      <w:r>
+        <w:rPr>
+          <w:szCs w:val="18"/>
+        </w:rPr>
+        <w:t>seconds</w:t>
+      </w:r>
+      <w:proofErr w:type="spellEnd"/>
     </w:p>
     <w:p>
       <w:pPr>
@@ -2844,6 +5583,7 @@
       <w:r>
         <w:t xml:space="preserve"> </w:t>
       </w:r>
+      <w:proofErr w:type="spellStart"/>
       <w:r>
         <w:rPr>
           <w:rFonts w:ascii="Consolas" w:hAnsi="Consolas"/>
@@ -2852,6 +5592,7 @@
         </w:rPr>
         <w:t>intersection</w:t>
       </w:r>
+      <w:proofErr w:type="spellEnd"/>
       <w:r>
         <w:rPr>
           <w:rFonts w:ascii="Consolas" w:hAnsi="Consolas"/>
@@ -3004,7 +5745,49 @@
         <w:rPr>
           <w:szCs w:val="18"/>
         </w:rPr>
-        <w:t>+ HYBRID or INTERSECTION (Spanish  &amp;  Latin MODELS)</w:t>
+        <w:t xml:space="preserve">+ HYBRID </w:t>
+      </w:r>
+      <w:proofErr w:type="spellStart"/>
+      <w:r>
+        <w:rPr>
+          <w:szCs w:val="18"/>
+        </w:rPr>
+        <w:t>or</w:t>
+      </w:r>
+      <w:proofErr w:type="spellEnd"/>
+      <w:r>
+        <w:rPr>
+          <w:szCs w:val="18"/>
+        </w:rPr>
+        <w:t xml:space="preserve"> INTERSECTION (</w:t>
+      </w:r>
+      <w:proofErr w:type="spellStart"/>
+      <w:r>
+        <w:rPr>
+          <w:szCs w:val="18"/>
+        </w:rPr>
+        <w:t>Spanish</w:t>
+      </w:r>
+      <w:proofErr w:type="spellEnd"/>
+      <w:r>
+        <w:rPr>
+          <w:szCs w:val="18"/>
+        </w:rPr>
+        <w:t xml:space="preserve">  &amp;  </w:t>
+      </w:r>
+      <w:proofErr w:type="spellStart"/>
+      <w:r>
+        <w:rPr>
+          <w:szCs w:val="18"/>
+        </w:rPr>
+        <w:t>Latin</w:t>
+      </w:r>
+      <w:proofErr w:type="spellEnd"/>
+      <w:r>
+        <w:rPr>
+          <w:szCs w:val="18"/>
+        </w:rPr>
+        <w:t xml:space="preserve"> MODELS)</w:t>
       </w:r>
     </w:p>
     <w:p>
@@ -3019,7 +5802,91 @@
         <w:rPr>
           <w:szCs w:val="18"/>
         </w:rPr>
-        <w:t>+ Confirmed proper names (Detected by BOTH models):</w:t>
+        <w:t xml:space="preserve">+ </w:t>
+      </w:r>
+      <w:proofErr w:type="spellStart"/>
+      <w:r>
+        <w:rPr>
+          <w:szCs w:val="18"/>
+        </w:rPr>
+        <w:t>Confirmed</w:t>
+      </w:r>
+      <w:proofErr w:type="spellEnd"/>
+      <w:r>
+        <w:rPr>
+          <w:szCs w:val="18"/>
+        </w:rPr>
+        <w:t xml:space="preserve"> </w:t>
+      </w:r>
+      <w:proofErr w:type="spellStart"/>
+      <w:r>
+        <w:rPr>
+          <w:szCs w:val="18"/>
+        </w:rPr>
+        <w:t>proper</w:t>
+      </w:r>
+      <w:proofErr w:type="spellEnd"/>
+      <w:r>
+        <w:rPr>
+          <w:szCs w:val="18"/>
+        </w:rPr>
+        <w:t xml:space="preserve"> </w:t>
+      </w:r>
+      <w:proofErr w:type="spellStart"/>
+      <w:r>
+        <w:rPr>
+          <w:szCs w:val="18"/>
+        </w:rPr>
+        <w:t>names</w:t>
+      </w:r>
+      <w:proofErr w:type="spellEnd"/>
+      <w:r>
+        <w:rPr>
+          <w:szCs w:val="18"/>
+        </w:rPr>
+        <w:t xml:space="preserve"> (</w:t>
+      </w:r>
+      <w:proofErr w:type="spellStart"/>
+      <w:r>
+        <w:rPr>
+          <w:szCs w:val="18"/>
+        </w:rPr>
+        <w:t>Detected</w:t>
+      </w:r>
+      <w:proofErr w:type="spellEnd"/>
+      <w:r>
+        <w:rPr>
+          <w:szCs w:val="18"/>
+        </w:rPr>
+        <w:t xml:space="preserve"> </w:t>
+      </w:r>
+      <w:proofErr w:type="spellStart"/>
+      <w:r>
+        <w:rPr>
+          <w:szCs w:val="18"/>
+        </w:rPr>
+        <w:t>by</w:t>
+      </w:r>
+      <w:proofErr w:type="spellEnd"/>
+      <w:r>
+        <w:rPr>
+          <w:szCs w:val="18"/>
+        </w:rPr>
+        <w:t xml:space="preserve"> BOTH </w:t>
+      </w:r>
+      <w:proofErr w:type="spellStart"/>
+      <w:r>
+        <w:rPr>
+          <w:szCs w:val="18"/>
+        </w:rPr>
+        <w:t>models</w:t>
+      </w:r>
+      <w:proofErr w:type="spellEnd"/>
+      <w:r>
+        <w:rPr>
+          <w:szCs w:val="18"/>
+        </w:rPr>
+        <w:t>):</w:t>
       </w:r>
     </w:p>
     <w:p>
@@ -3060,11 +5927,19 @@
           <w:szCs w:val="18"/>
         </w:rPr>
       </w:pPr>
-      <w:r>
-        <w:rPr>
-          <w:szCs w:val="18"/>
-        </w:rPr>
-        <w:t>Confirmed Name: Caballo</w:t>
+      <w:proofErr w:type="spellStart"/>
+      <w:r>
+        <w:rPr>
+          <w:szCs w:val="18"/>
+        </w:rPr>
+        <w:t>Confirmed</w:t>
+      </w:r>
+      <w:proofErr w:type="spellEnd"/>
+      <w:r>
+        <w:rPr>
+          <w:szCs w:val="18"/>
+        </w:rPr>
+        <w:t xml:space="preserve"> Name: Dolor</w:t>
       </w:r>
     </w:p>
     <w:p>
@@ -3075,11 +5950,19 @@
           <w:szCs w:val="18"/>
         </w:rPr>
       </w:pPr>
-      <w:r>
-        <w:rPr>
-          <w:szCs w:val="18"/>
-        </w:rPr>
-        <w:t>Confirmed Name: Lucas</w:t>
+      <w:proofErr w:type="spellStart"/>
+      <w:r>
+        <w:rPr>
+          <w:szCs w:val="18"/>
+        </w:rPr>
+        <w:t>Confirmed</w:t>
+      </w:r>
+      <w:proofErr w:type="spellEnd"/>
+      <w:r>
+        <w:rPr>
+          <w:szCs w:val="18"/>
+        </w:rPr>
+        <w:t xml:space="preserve"> Name: Lucas</w:t>
       </w:r>
     </w:p>
     <w:p>
@@ -3090,11 +5973,19 @@
           <w:szCs w:val="18"/>
         </w:rPr>
       </w:pPr>
-      <w:r>
-        <w:rPr>
-          <w:szCs w:val="18"/>
-        </w:rPr>
-        <w:t>Confirmed Name: Rodrigor</w:t>
+      <w:proofErr w:type="spellStart"/>
+      <w:r>
+        <w:rPr>
+          <w:szCs w:val="18"/>
+        </w:rPr>
+        <w:t>Confirmed</w:t>
+      </w:r>
+      <w:proofErr w:type="spellEnd"/>
+      <w:r>
+        <w:rPr>
+          <w:szCs w:val="18"/>
+        </w:rPr>
+        <w:t xml:space="preserve"> Name: Caballo</w:t>
       </w:r>
     </w:p>
     <w:p>
@@ -3105,12 +5996,28 @@
           <w:szCs w:val="18"/>
         </w:rPr>
       </w:pPr>
-      <w:r>
-        <w:rPr>
-          <w:szCs w:val="18"/>
-        </w:rPr>
-        <w:t>Confirmed Name: Dolor</w:t>
-      </w:r>
+      <w:proofErr w:type="spellStart"/>
+      <w:r>
+        <w:rPr>
+          <w:szCs w:val="18"/>
+        </w:rPr>
+        <w:t>Confirmed</w:t>
+      </w:r>
+      <w:proofErr w:type="spellEnd"/>
+      <w:r>
+        <w:rPr>
+          <w:szCs w:val="18"/>
+        </w:rPr>
+        <w:t xml:space="preserve"> Name: </w:t>
+      </w:r>
+      <w:proofErr w:type="spellStart"/>
+      <w:r>
+        <w:rPr>
+          <w:szCs w:val="18"/>
+        </w:rPr>
+        <w:t>Rodrigor</w:t>
+      </w:r>
+      <w:proofErr w:type="spellEnd"/>
     </w:p>
     <w:p>
       <w:pPr>
@@ -3139,7 +6046,35 @@
         <w:rPr>
           <w:szCs w:val="18"/>
         </w:rPr>
-        <w:t>+ Summary metrics:</w:t>
+        <w:t xml:space="preserve">+ </w:t>
+      </w:r>
+      <w:proofErr w:type="spellStart"/>
+      <w:r>
+        <w:rPr>
+          <w:szCs w:val="18"/>
+        </w:rPr>
+        <w:t>Summary</w:t>
+      </w:r>
+      <w:proofErr w:type="spellEnd"/>
+      <w:r>
+        <w:rPr>
+          <w:szCs w:val="18"/>
+        </w:rPr>
+        <w:t xml:space="preserve"> </w:t>
+      </w:r>
+      <w:proofErr w:type="spellStart"/>
+      <w:r>
+        <w:rPr>
+          <w:szCs w:val="18"/>
+        </w:rPr>
+        <w:t>metrics</w:t>
+      </w:r>
+      <w:proofErr w:type="spellEnd"/>
+      <w:r>
+        <w:rPr>
+          <w:szCs w:val="18"/>
+        </w:rPr>
+        <w:t>:</w:t>
       </w:r>
     </w:p>
     <w:p>
@@ -3165,11 +6100,47 @@
           <w:szCs w:val="18"/>
         </w:rPr>
       </w:pPr>
-      <w:r>
-        <w:rPr>
-          <w:szCs w:val="18"/>
-        </w:rPr>
-        <w:t>Spanish model candidate count : 7</w:t>
+      <w:proofErr w:type="spellStart"/>
+      <w:r>
+        <w:rPr>
+          <w:szCs w:val="18"/>
+        </w:rPr>
+        <w:t>Spanish</w:t>
+      </w:r>
+      <w:proofErr w:type="spellEnd"/>
+      <w:r>
+        <w:rPr>
+          <w:szCs w:val="18"/>
+        </w:rPr>
+        <w:t xml:space="preserve"> </w:t>
+      </w:r>
+      <w:proofErr w:type="spellStart"/>
+      <w:r>
+        <w:rPr>
+          <w:szCs w:val="18"/>
+        </w:rPr>
+        <w:t>model</w:t>
+      </w:r>
+      <w:proofErr w:type="spellEnd"/>
+      <w:r>
+        <w:rPr>
+          <w:szCs w:val="18"/>
+        </w:rPr>
+        <w:t xml:space="preserve"> candidate </w:t>
+      </w:r>
+      <w:proofErr w:type="spellStart"/>
+      <w:r>
+        <w:rPr>
+          <w:szCs w:val="18"/>
+        </w:rPr>
+        <w:t>count</w:t>
+      </w:r>
+      <w:proofErr w:type="spellEnd"/>
+      <w:r>
+        <w:rPr>
+          <w:szCs w:val="18"/>
+        </w:rPr>
+        <w:t xml:space="preserve"> : 7</w:t>
       </w:r>
     </w:p>
     <w:p>
@@ -3180,11 +6151,47 @@
           <w:szCs w:val="18"/>
         </w:rPr>
       </w:pPr>
-      <w:r>
-        <w:rPr>
-          <w:szCs w:val="18"/>
-        </w:rPr>
-        <w:t>Latin model candidate count   : 6</w:t>
+      <w:proofErr w:type="spellStart"/>
+      <w:r>
+        <w:rPr>
+          <w:szCs w:val="18"/>
+        </w:rPr>
+        <w:t>Latin</w:t>
+      </w:r>
+      <w:proofErr w:type="spellEnd"/>
+      <w:r>
+        <w:rPr>
+          <w:szCs w:val="18"/>
+        </w:rPr>
+        <w:t xml:space="preserve"> </w:t>
+      </w:r>
+      <w:proofErr w:type="spellStart"/>
+      <w:r>
+        <w:rPr>
+          <w:szCs w:val="18"/>
+        </w:rPr>
+        <w:t>model</w:t>
+      </w:r>
+      <w:proofErr w:type="spellEnd"/>
+      <w:r>
+        <w:rPr>
+          <w:szCs w:val="18"/>
+        </w:rPr>
+        <w:t xml:space="preserve"> candidate </w:t>
+      </w:r>
+      <w:proofErr w:type="spellStart"/>
+      <w:r>
+        <w:rPr>
+          <w:szCs w:val="18"/>
+        </w:rPr>
+        <w:t>count</w:t>
+      </w:r>
+      <w:proofErr w:type="spellEnd"/>
+      <w:r>
+        <w:rPr>
+          <w:szCs w:val="18"/>
+        </w:rPr>
+        <w:t xml:space="preserve">   : 6</w:t>
       </w:r>
     </w:p>
     <w:p>
@@ -3195,11 +6202,33 @@
           <w:szCs w:val="18"/>
         </w:rPr>
       </w:pPr>
-      <w:r>
-        <w:rPr>
-          <w:szCs w:val="18"/>
-        </w:rPr>
-        <w:t>Consensus candidates count    : 4</w:t>
+      <w:proofErr w:type="spellStart"/>
+      <w:r>
+        <w:rPr>
+          <w:szCs w:val="18"/>
+        </w:rPr>
+        <w:t>Consensus</w:t>
+      </w:r>
+      <w:proofErr w:type="spellEnd"/>
+      <w:r>
+        <w:rPr>
+          <w:szCs w:val="18"/>
+        </w:rPr>
+        <w:t xml:space="preserve"> candidates </w:t>
+      </w:r>
+      <w:proofErr w:type="spellStart"/>
+      <w:r>
+        <w:rPr>
+          <w:szCs w:val="18"/>
+        </w:rPr>
+        <w:t>count</w:t>
+      </w:r>
+      <w:proofErr w:type="spellEnd"/>
+      <w:r>
+        <w:rPr>
+          <w:szCs w:val="18"/>
+        </w:rPr>
+        <w:t xml:space="preserve">    : 4</w:t>
       </w:r>
     </w:p>
     <w:p>
@@ -3229,8 +6258,58 @@
         <w:rPr>
           <w:szCs w:val="18"/>
         </w:rPr>
-        <w:t>+ Time to evaluate consensus: 0.0027 seconds</w:t>
-      </w:r>
+        <w:t xml:space="preserve">+ Time </w:t>
+      </w:r>
+      <w:proofErr w:type="spellStart"/>
+      <w:r>
+        <w:rPr>
+          <w:szCs w:val="18"/>
+        </w:rPr>
+        <w:t>to</w:t>
+      </w:r>
+      <w:proofErr w:type="spellEnd"/>
+      <w:r>
+        <w:rPr>
+          <w:szCs w:val="18"/>
+        </w:rPr>
+        <w:t xml:space="preserve"> </w:t>
+      </w:r>
+      <w:proofErr w:type="spellStart"/>
+      <w:r>
+        <w:rPr>
+          <w:szCs w:val="18"/>
+        </w:rPr>
+        <w:t>evaluate</w:t>
+      </w:r>
+      <w:proofErr w:type="spellEnd"/>
+      <w:r>
+        <w:rPr>
+          <w:szCs w:val="18"/>
+        </w:rPr>
+        <w:t xml:space="preserve"> </w:t>
+      </w:r>
+      <w:proofErr w:type="spellStart"/>
+      <w:r>
+        <w:rPr>
+          <w:szCs w:val="18"/>
+        </w:rPr>
+        <w:t>intersection</w:t>
+      </w:r>
+      <w:proofErr w:type="spellEnd"/>
+      <w:r>
+        <w:rPr>
+          <w:szCs w:val="18"/>
+        </w:rPr>
+        <w:t xml:space="preserve">: 0.0020 </w:t>
+      </w:r>
+      <w:proofErr w:type="spellStart"/>
+      <w:r>
+        <w:rPr>
+          <w:szCs w:val="18"/>
+        </w:rPr>
+        <w:t>seconds</w:t>
+      </w:r>
+      <w:proofErr w:type="spellEnd"/>
     </w:p>
     <w:p>
       <w:pPr>
@@ -3287,7 +6366,15 @@
         <w:spacing w:after="0" w:line="0" w:lineRule="atLeast"/>
       </w:pPr>
       <w:r>
-        <w:t>El uso de un único modelo preentrenado puede resultar insuficiente en textos ambiguos o de dominio específico</w:t>
+        <w:t xml:space="preserve">El uso de un único modelo </w:t>
+      </w:r>
+      <w:proofErr w:type="spellStart"/>
+      <w:r>
+        <w:t>preentrenado</w:t>
+      </w:r>
+      <w:proofErr w:type="spellEnd"/>
+      <w:r>
+        <w:t xml:space="preserve"> puede resultar insuficiente en textos ambiguos o de dominio específico</w:t>
       </w:r>
       <w:r>
         <w:t xml:space="preserve"> como es en este caso que se pretende analizar textos híbridos entre Latín y Español</w:t>
@@ -3461,7 +6548,43 @@
             </w14:solidFill>
           </w14:textFill>
         </w:rPr>
-        <w:t xml:space="preserve">Desarrolla un script en Python que realice web scraping de una tienda de libros en línea. </w:t>
+        <w:t xml:space="preserve">Desarrolla un script en Python que realice web </w:t>
+      </w:r>
+      <w:proofErr w:type="spellStart"/>
+      <w:r>
+        <w:rPr>
+          <w:b/>
+          <w:bCs/>
+          <w:i/>
+          <w:iCs/>
+          <w:color w:val="DB2680"/>
+          <w14:textFill>
+            <w14:solidFill>
+              <w14:srgbClr w14:val="DB2680">
+                <w14:alpha w14:val="30000"/>
+              </w14:srgbClr>
+            </w14:solidFill>
+          </w14:textFill>
+        </w:rPr>
+        <w:t>scraping</w:t>
+      </w:r>
+      <w:proofErr w:type="spellEnd"/>
+      <w:r>
+        <w:rPr>
+          <w:b/>
+          <w:bCs/>
+          <w:i/>
+          <w:iCs/>
+          <w:color w:val="DB2680"/>
+          <w14:textFill>
+            <w14:solidFill>
+              <w14:srgbClr w14:val="DB2680">
+                <w14:alpha w14:val="30000"/>
+              </w14:srgbClr>
+            </w14:solidFill>
+          </w14:textFill>
+        </w:rPr>
+        <w:t xml:space="preserve"> de una tienda de libros en línea. </w:t>
       </w:r>
     </w:p>
     <w:p>
@@ -3632,7 +6755,115 @@
             </w14:solidFill>
           </w14:textFill>
         </w:rPr>
-        <w:t>Utiliza las bibliotecas requests y BeautifulSoup para realizar web scraping de la página principal de "</w:t>
+        <w:t>Utiliza las bibliotecas </w:t>
+      </w:r>
+      <w:proofErr w:type="spellStart"/>
+      <w:r>
+        <w:rPr>
+          <w:b/>
+          <w:bCs/>
+          <w:i/>
+          <w:iCs/>
+          <w:color w:val="DB2680"/>
+          <w14:textFill>
+            <w14:solidFill>
+              <w14:srgbClr w14:val="DB2680">
+                <w14:alpha w14:val="30000"/>
+              </w14:srgbClr>
+            </w14:solidFill>
+          </w14:textFill>
+        </w:rPr>
+        <w:t>requests</w:t>
+      </w:r>
+      <w:proofErr w:type="spellEnd"/>
+      <w:r>
+        <w:rPr>
+          <w:b/>
+          <w:bCs/>
+          <w:i/>
+          <w:iCs/>
+          <w:color w:val="DB2680"/>
+          <w14:textFill>
+            <w14:solidFill>
+              <w14:srgbClr w14:val="DB2680">
+                <w14:alpha w14:val="30000"/>
+              </w14:srgbClr>
+            </w14:solidFill>
+          </w14:textFill>
+        </w:rPr>
+        <w:t> y </w:t>
+      </w:r>
+      <w:proofErr w:type="spellStart"/>
+      <w:r>
+        <w:rPr>
+          <w:b/>
+          <w:bCs/>
+          <w:i/>
+          <w:iCs/>
+          <w:color w:val="DB2680"/>
+          <w14:textFill>
+            <w14:solidFill>
+              <w14:srgbClr w14:val="DB2680">
+                <w14:alpha w14:val="30000"/>
+              </w14:srgbClr>
+            </w14:solidFill>
+          </w14:textFill>
+        </w:rPr>
+        <w:t>BeautifulSoup</w:t>
+      </w:r>
+      <w:proofErr w:type="spellEnd"/>
+      <w:r>
+        <w:rPr>
+          <w:b/>
+          <w:bCs/>
+          <w:i/>
+          <w:iCs/>
+          <w:color w:val="DB2680"/>
+          <w14:textFill>
+            <w14:solidFill>
+              <w14:srgbClr w14:val="DB2680">
+                <w14:alpha w14:val="30000"/>
+              </w14:srgbClr>
+            </w14:solidFill>
+          </w14:textFill>
+        </w:rPr>
+        <w:t xml:space="preserve"> para realizar web </w:t>
+      </w:r>
+      <w:proofErr w:type="spellStart"/>
+      <w:r>
+        <w:rPr>
+          <w:b/>
+          <w:bCs/>
+          <w:i/>
+          <w:iCs/>
+          <w:color w:val="DB2680"/>
+          <w14:textFill>
+            <w14:solidFill>
+              <w14:srgbClr w14:val="DB2680">
+                <w14:alpha w14:val="30000"/>
+              </w14:srgbClr>
+            </w14:solidFill>
+          </w14:textFill>
+        </w:rPr>
+        <w:t>scraping</w:t>
+      </w:r>
+      <w:proofErr w:type="spellEnd"/>
+      <w:r>
+        <w:rPr>
+          <w:b/>
+          <w:bCs/>
+          <w:i/>
+          <w:iCs/>
+          <w:color w:val="DB2680"/>
+          <w14:textFill>
+            <w14:solidFill>
+              <w14:srgbClr w14:val="DB2680">
+                <w14:alpha w14:val="30000"/>
+              </w14:srgbClr>
+            </w14:solidFill>
+          </w14:textFill>
+        </w:rPr>
+        <w:t xml:space="preserve"> de la página principal de "</w:t>
       </w:r>
       <w:hyperlink r:id="rId17" w:history="1">
         <w:r>
@@ -3770,16 +7001,10 @@
             </w14:solidFill>
           </w14:textFill>
         </w:rPr>
-        <w:t xml:space="preserve">Para realizarlo tendrás que mirar bien que contiene el Html de la web para saber que contenido extraer. </w:t>
-      </w:r>
-    </w:p>
-    <w:p/>
-    <w:p/>
-    <w:p/>
-    <w:p/>
-    <w:p>
-      <w:pPr>
-        <w:spacing w:after="0" w:line="0" w:lineRule="atLeast"/>
+        <w:t xml:space="preserve">Para realizarlo tendrás que mirar bien que contiene el </w:t>
+      </w:r>
+      <w:proofErr w:type="spellStart"/>
+      <w:r>
         <w:rPr>
           <w:b/>
           <w:bCs/>
@@ -3794,7 +7019,9 @@
             </w14:solidFill>
           </w14:textFill>
         </w:rPr>
-      </w:pPr>
+        <w:t>Html</w:t>
+      </w:r>
+      <w:proofErr w:type="spellEnd"/>
       <w:r>
         <w:rPr>
           <w:b/>
@@ -3810,9 +7037,16 @@
             </w14:solidFill>
           </w14:textFill>
         </w:rPr>
-        <w:t xml:space="preserve">EJERCICIO </w:t>
-      </w:r>
-      <w:r>
+        <w:t xml:space="preserve"> de la web para saber que contenido extraer. </w:t>
+      </w:r>
+    </w:p>
+    <w:p/>
+    <w:p/>
+    <w:p/>
+    <w:p/>
+    <w:p>
+      <w:pPr>
+        <w:spacing w:after="0" w:line="0" w:lineRule="atLeast"/>
         <w:rPr>
           <w:b/>
           <w:bCs/>
@@ -3827,8 +7061,7 @@
             </w14:solidFill>
           </w14:textFill>
         </w:rPr>
-        <w:t>6</w:t>
-      </w:r>
+      </w:pPr>
       <w:r>
         <w:rPr>
           <w:b/>
@@ -3844,7 +7077,7 @@
             </w14:solidFill>
           </w14:textFill>
         </w:rPr>
-        <w:t xml:space="preserve">: </w:t>
+        <w:t xml:space="preserve">EJERCICIO </w:t>
       </w:r>
       <w:r>
         <w:rPr>
@@ -3861,12 +7094,9 @@
             </w14:solidFill>
           </w14:textFill>
         </w:rPr>
-        <w:t>Crear una base de datos SQL con información de libros y realizar varias consultas para analizar los datos utilizando el compilador SQL en línea de Programiz.</w:t>
-      </w:r>
-    </w:p>
-    <w:p>
-      <w:pPr>
-        <w:spacing w:after="0" w:line="0" w:lineRule="atLeast"/>
+        <w:t>6</w:t>
+      </w:r>
+      <w:r>
         <w:rPr>
           <w:b/>
           <w:bCs/>
@@ -3881,7 +7111,8 @@
             </w14:solidFill>
           </w14:textFill>
         </w:rPr>
-      </w:pPr>
+        <w:t xml:space="preserve">: </w:t>
+      </w:r>
       <w:r>
         <w:rPr>
           <w:b/>
@@ -3897,12 +7128,10 @@
             </w14:solidFill>
           </w14:textFill>
         </w:rPr>
-        <w:t>En este ejercicio, utilizarás los datos de libros obtenidos del ejercicio anterior de web scraping. Crearás una base de datos, insertarás los datos y realizarás diversas consultas SQL para extraer información útil.</w:t>
-      </w:r>
-    </w:p>
-    <w:p>
-      <w:pPr>
-        <w:spacing w:after="0" w:line="0" w:lineRule="atLeast"/>
+        <w:t xml:space="preserve">Crear una base de datos SQL con información de libros y realizar varias consultas para analizar los datos utilizando el compilador SQL en línea de </w:t>
+      </w:r>
+      <w:proofErr w:type="spellStart"/>
+      <w:r>
         <w:rPr>
           <w:b/>
           <w:bCs/>
@@ -3917,11 +7146,10 @@
             </w14:solidFill>
           </w14:textFill>
         </w:rPr>
-      </w:pPr>
-    </w:p>
-    <w:p>
-      <w:pPr>
-        <w:spacing w:after="0" w:line="0" w:lineRule="atLeast"/>
+        <w:t>Programiz</w:t>
+      </w:r>
+      <w:proofErr w:type="spellEnd"/>
+      <w:r>
         <w:rPr>
           <w:b/>
           <w:bCs/>
@@ -3936,8 +7164,12 @@
             </w14:solidFill>
           </w14:textFill>
         </w:rPr>
-      </w:pPr>
-      <w:r>
+        <w:t>.</w:t>
+      </w:r>
+    </w:p>
+    <w:p>
+      <w:pPr>
+        <w:spacing w:after="0" w:line="0" w:lineRule="atLeast"/>
         <w:rPr>
           <w:b/>
           <w:bCs/>
@@ -3952,17 +7184,8 @@
             </w14:solidFill>
           </w14:textFill>
         </w:rPr>
-        <w:t>Pasos a seguir:</w:t>
-      </w:r>
-    </w:p>
-    <w:p>
-      <w:pPr>
-        <w:pStyle w:val="Prrafodelista"/>
-        <w:numPr>
-          <w:ilvl w:val="0"/>
-          <w:numId w:val="62"/>
-        </w:numPr>
-        <w:spacing w:after="0" w:line="0" w:lineRule="atLeast"/>
+      </w:pPr>
+      <w:r>
         <w:rPr>
           <w:b/>
           <w:bCs/>
@@ -3977,7 +7200,9 @@
             </w14:solidFill>
           </w14:textFill>
         </w:rPr>
-      </w:pPr>
+        <w:t xml:space="preserve">En este ejercicio, utilizarás los datos de libros obtenidos del ejercicio anterior de web </w:t>
+      </w:r>
+      <w:proofErr w:type="spellStart"/>
       <w:r>
         <w:rPr>
           <w:b/>
@@ -3993,17 +7218,10 @@
             </w14:solidFill>
           </w14:textFill>
         </w:rPr>
-        <w:t>Acceso al Compilador SQL en línea:</w:t>
-      </w:r>
-    </w:p>
-    <w:p>
-      <w:pPr>
-        <w:pStyle w:val="Prrafodelista"/>
-        <w:numPr>
-          <w:ilvl w:val="1"/>
-          <w:numId w:val="62"/>
-        </w:numPr>
-        <w:spacing w:after="0" w:line="0" w:lineRule="atLeast"/>
+        <w:t>scraping</w:t>
+      </w:r>
+      <w:proofErr w:type="spellEnd"/>
+      <w:r>
         <w:rPr>
           <w:b/>
           <w:bCs/>
@@ -4018,8 +7236,12 @@
             </w14:solidFill>
           </w14:textFill>
         </w:rPr>
-      </w:pPr>
-      <w:r>
+        <w:t>. Crearás una base de datos, insertarás los datos y realizarás diversas consultas SQL para extraer información útil.</w:t>
+      </w:r>
+    </w:p>
+    <w:p>
+      <w:pPr>
+        <w:spacing w:after="0" w:line="0" w:lineRule="atLeast"/>
         <w:rPr>
           <w:b/>
           <w:bCs/>
@@ -4034,16 +7256,10 @@
             </w14:solidFill>
           </w14:textFill>
         </w:rPr>
-        <w:t>Visita https://www.programiz.com/sql/online-compiler/</w:t>
-      </w:r>
+      </w:pPr>
     </w:p>
     <w:p>
       <w:pPr>
-        <w:pStyle w:val="Prrafodelista"/>
-        <w:numPr>
-          <w:ilvl w:val="0"/>
-          <w:numId w:val="62"/>
-        </w:numPr>
         <w:spacing w:after="0" w:line="0" w:lineRule="atLeast"/>
         <w:rPr>
           <w:b/>
@@ -4075,14 +7291,14 @@
             </w14:solidFill>
           </w14:textFill>
         </w:rPr>
-        <w:t>Creación de la Base de Datos:</w:t>
+        <w:t>Pasos a seguir:</w:t>
       </w:r>
     </w:p>
     <w:p>
       <w:pPr>
         <w:pStyle w:val="Prrafodelista"/>
         <w:numPr>
-          <w:ilvl w:val="1"/>
+          <w:ilvl w:val="0"/>
           <w:numId w:val="62"/>
         </w:numPr>
         <w:spacing w:after="0" w:line="0" w:lineRule="atLeast"/>
@@ -4116,7 +7332,7 @@
             </w14:solidFill>
           </w14:textFill>
         </w:rPr>
-        <w:t>Crea una tabla llamada 'books' con las siguientes columnas:</w:t>
+        <w:t>Acceso al Compilador SQL en línea:</w:t>
       </w:r>
     </w:p>
     <w:p>
@@ -4157,14 +7373,14 @@
             </w14:solidFill>
           </w14:textFill>
         </w:rPr>
-        <w:t>id (INTEGER, clave primaria, autoincremento)</w:t>
+        <w:t>Visita https://www.programiz.com/sql/online-compiler/</w:t>
       </w:r>
     </w:p>
     <w:p>
       <w:pPr>
         <w:pStyle w:val="Prrafodelista"/>
         <w:numPr>
-          <w:ilvl w:val="1"/>
+          <w:ilvl w:val="0"/>
           <w:numId w:val="62"/>
         </w:numPr>
         <w:spacing w:after="0" w:line="0" w:lineRule="atLeast"/>
@@ -4198,7 +7414,7 @@
             </w14:solidFill>
           </w14:textFill>
         </w:rPr>
-        <w:t>title (TEXT)</w:t>
+        <w:t>Creación de la Base de Datos:</w:t>
       </w:r>
     </w:p>
     <w:p>
@@ -4239,17 +7455,10 @@
             </w14:solidFill>
           </w14:textFill>
         </w:rPr>
-        <w:t>price (DECIMAL(10,2))</w:t>
-      </w:r>
-    </w:p>
-    <w:p>
-      <w:pPr>
-        <w:pStyle w:val="Prrafodelista"/>
-        <w:numPr>
-          <w:ilvl w:val="0"/>
-          <w:numId w:val="62"/>
-        </w:numPr>
-        <w:spacing w:after="0" w:line="0" w:lineRule="atLeast"/>
+        <w:t>Crea una tabla llamada '</w:t>
+      </w:r>
+      <w:proofErr w:type="spellStart"/>
+      <w:r>
         <w:rPr>
           <w:b/>
           <w:bCs/>
@@ -4264,7 +7473,9 @@
             </w14:solidFill>
           </w14:textFill>
         </w:rPr>
-      </w:pPr>
+        <w:t>books</w:t>
+      </w:r>
+      <w:proofErr w:type="spellEnd"/>
       <w:r>
         <w:rPr>
           <w:b/>
@@ -4280,7 +7491,7 @@
             </w14:solidFill>
           </w14:textFill>
         </w:rPr>
-        <w:t>Inserción de Datos:</w:t>
+        <w:t>' con las siguientes columnas:</w:t>
       </w:r>
     </w:p>
     <w:p>
@@ -4321,7 +7532,281 @@
             </w14:solidFill>
           </w14:textFill>
         </w:rPr>
-        <w:t>Inserta al menos 10 libros en la tabla 'books' utilizando los datos obtenidos del web scraping (si no lo has conseguido puedes poner propios).</w:t>
+        <w:t>id (INTEGER, clave primaria, autoincremento)</w:t>
+      </w:r>
+    </w:p>
+    <w:p>
+      <w:pPr>
+        <w:pStyle w:val="Prrafodelista"/>
+        <w:numPr>
+          <w:ilvl w:val="1"/>
+          <w:numId w:val="62"/>
+        </w:numPr>
+        <w:spacing w:after="0" w:line="0" w:lineRule="atLeast"/>
+        <w:rPr>
+          <w:b/>
+          <w:bCs/>
+          <w:i/>
+          <w:iCs/>
+          <w:color w:val="DB2680"/>
+          <w14:textFill>
+            <w14:solidFill>
+              <w14:srgbClr w14:val="DB2680">
+                <w14:alpha w14:val="30000"/>
+              </w14:srgbClr>
+            </w14:solidFill>
+          </w14:textFill>
+        </w:rPr>
+      </w:pPr>
+      <w:proofErr w:type="spellStart"/>
+      <w:r>
+        <w:rPr>
+          <w:b/>
+          <w:bCs/>
+          <w:i/>
+          <w:iCs/>
+          <w:color w:val="DB2680"/>
+          <w14:textFill>
+            <w14:solidFill>
+              <w14:srgbClr w14:val="DB2680">
+                <w14:alpha w14:val="30000"/>
+              </w14:srgbClr>
+            </w14:solidFill>
+          </w14:textFill>
+        </w:rPr>
+        <w:t>title</w:t>
+      </w:r>
+      <w:proofErr w:type="spellEnd"/>
+      <w:r>
+        <w:rPr>
+          <w:b/>
+          <w:bCs/>
+          <w:i/>
+          <w:iCs/>
+          <w:color w:val="DB2680"/>
+          <w14:textFill>
+            <w14:solidFill>
+              <w14:srgbClr w14:val="DB2680">
+                <w14:alpha w14:val="30000"/>
+              </w14:srgbClr>
+            </w14:solidFill>
+          </w14:textFill>
+        </w:rPr>
+        <w:t xml:space="preserve"> (TEXT)</w:t>
+      </w:r>
+    </w:p>
+    <w:p>
+      <w:pPr>
+        <w:pStyle w:val="Prrafodelista"/>
+        <w:numPr>
+          <w:ilvl w:val="1"/>
+          <w:numId w:val="62"/>
+        </w:numPr>
+        <w:spacing w:after="0" w:line="0" w:lineRule="atLeast"/>
+        <w:rPr>
+          <w:b/>
+          <w:bCs/>
+          <w:i/>
+          <w:iCs/>
+          <w:color w:val="DB2680"/>
+          <w14:textFill>
+            <w14:solidFill>
+              <w14:srgbClr w14:val="DB2680">
+                <w14:alpha w14:val="30000"/>
+              </w14:srgbClr>
+            </w14:solidFill>
+          </w14:textFill>
+        </w:rPr>
+      </w:pPr>
+      <w:proofErr w:type="spellStart"/>
+      <w:r>
+        <w:rPr>
+          <w:b/>
+          <w:bCs/>
+          <w:i/>
+          <w:iCs/>
+          <w:color w:val="DB2680"/>
+          <w14:textFill>
+            <w14:solidFill>
+              <w14:srgbClr w14:val="DB2680">
+                <w14:alpha w14:val="30000"/>
+              </w14:srgbClr>
+            </w14:solidFill>
+          </w14:textFill>
+        </w:rPr>
+        <w:t>price</w:t>
+      </w:r>
+      <w:proofErr w:type="spellEnd"/>
+      <w:r>
+        <w:rPr>
+          <w:b/>
+          <w:bCs/>
+          <w:i/>
+          <w:iCs/>
+          <w:color w:val="DB2680"/>
+          <w14:textFill>
+            <w14:solidFill>
+              <w14:srgbClr w14:val="DB2680">
+                <w14:alpha w14:val="30000"/>
+              </w14:srgbClr>
+            </w14:solidFill>
+          </w14:textFill>
+        </w:rPr>
+        <w:t xml:space="preserve"> (DECIMAL(10,2))</w:t>
+      </w:r>
+    </w:p>
+    <w:p>
+      <w:pPr>
+        <w:pStyle w:val="Prrafodelista"/>
+        <w:numPr>
+          <w:ilvl w:val="0"/>
+          <w:numId w:val="62"/>
+        </w:numPr>
+        <w:spacing w:after="0" w:line="0" w:lineRule="atLeast"/>
+        <w:rPr>
+          <w:b/>
+          <w:bCs/>
+          <w:i/>
+          <w:iCs/>
+          <w:color w:val="DB2680"/>
+          <w14:textFill>
+            <w14:solidFill>
+              <w14:srgbClr w14:val="DB2680">
+                <w14:alpha w14:val="30000"/>
+              </w14:srgbClr>
+            </w14:solidFill>
+          </w14:textFill>
+        </w:rPr>
+      </w:pPr>
+      <w:r>
+        <w:rPr>
+          <w:b/>
+          <w:bCs/>
+          <w:i/>
+          <w:iCs/>
+          <w:color w:val="DB2680"/>
+          <w14:textFill>
+            <w14:solidFill>
+              <w14:srgbClr w14:val="DB2680">
+                <w14:alpha w14:val="30000"/>
+              </w14:srgbClr>
+            </w14:solidFill>
+          </w14:textFill>
+        </w:rPr>
+        <w:t>Inserción de Datos:</w:t>
+      </w:r>
+    </w:p>
+    <w:p>
+      <w:pPr>
+        <w:pStyle w:val="Prrafodelista"/>
+        <w:numPr>
+          <w:ilvl w:val="1"/>
+          <w:numId w:val="62"/>
+        </w:numPr>
+        <w:spacing w:after="0" w:line="0" w:lineRule="atLeast"/>
+        <w:rPr>
+          <w:b/>
+          <w:bCs/>
+          <w:i/>
+          <w:iCs/>
+          <w:color w:val="DB2680"/>
+          <w14:textFill>
+            <w14:solidFill>
+              <w14:srgbClr w14:val="DB2680">
+                <w14:alpha w14:val="30000"/>
+              </w14:srgbClr>
+            </w14:solidFill>
+          </w14:textFill>
+        </w:rPr>
+      </w:pPr>
+      <w:r>
+        <w:rPr>
+          <w:b/>
+          <w:bCs/>
+          <w:i/>
+          <w:iCs/>
+          <w:color w:val="DB2680"/>
+          <w14:textFill>
+            <w14:solidFill>
+              <w14:srgbClr w14:val="DB2680">
+                <w14:alpha w14:val="30000"/>
+              </w14:srgbClr>
+            </w14:solidFill>
+          </w14:textFill>
+        </w:rPr>
+        <w:t>Inserta al menos 10 libros en la tabla '</w:t>
+      </w:r>
+      <w:proofErr w:type="spellStart"/>
+      <w:r>
+        <w:rPr>
+          <w:b/>
+          <w:bCs/>
+          <w:i/>
+          <w:iCs/>
+          <w:color w:val="DB2680"/>
+          <w14:textFill>
+            <w14:solidFill>
+              <w14:srgbClr w14:val="DB2680">
+                <w14:alpha w14:val="30000"/>
+              </w14:srgbClr>
+            </w14:solidFill>
+          </w14:textFill>
+        </w:rPr>
+        <w:t>books</w:t>
+      </w:r>
+      <w:proofErr w:type="spellEnd"/>
+      <w:r>
+        <w:rPr>
+          <w:b/>
+          <w:bCs/>
+          <w:i/>
+          <w:iCs/>
+          <w:color w:val="DB2680"/>
+          <w14:textFill>
+            <w14:solidFill>
+              <w14:srgbClr w14:val="DB2680">
+                <w14:alpha w14:val="30000"/>
+              </w14:srgbClr>
+            </w14:solidFill>
+          </w14:textFill>
+        </w:rPr>
+        <w:t xml:space="preserve">' utilizando los datos obtenidos del web </w:t>
+      </w:r>
+      <w:proofErr w:type="spellStart"/>
+      <w:r>
+        <w:rPr>
+          <w:b/>
+          <w:bCs/>
+          <w:i/>
+          <w:iCs/>
+          <w:color w:val="DB2680"/>
+          <w14:textFill>
+            <w14:solidFill>
+              <w14:srgbClr w14:val="DB2680">
+                <w14:alpha w14:val="30000"/>
+              </w14:srgbClr>
+            </w14:solidFill>
+          </w14:textFill>
+        </w:rPr>
+        <w:t>scraping</w:t>
+      </w:r>
+      <w:proofErr w:type="spellEnd"/>
+      <w:r>
+        <w:rPr>
+          <w:b/>
+          <w:bCs/>
+          <w:i/>
+          <w:iCs/>
+          <w:color w:val="DB2680"/>
+          <w14:textFill>
+            <w14:solidFill>
+              <w14:srgbClr w14:val="DB2680">
+                <w14:alpha w14:val="30000"/>
+              </w14:srgbClr>
+            </w14:solidFill>
+          </w14:textFill>
+        </w:rPr>
+        <w:t xml:space="preserve"> (si no lo has conseguido puedes poner propios).</w:t>
       </w:r>
     </w:p>
     <w:p>
@@ -39413,21 +42898,6 @@
 </file>
 
 <file path=customXml/item1.xml><?xml version="1.0" encoding="utf-8"?>
-<p:properties xmlns:p="http://schemas.microsoft.com/office/2006/metadata/properties" xmlns:xsi="http://www.w3.org/2001/XMLSchema-instance" xmlns:pc="http://schemas.microsoft.com/office/infopath/2007/PartnerControls">
-  <documentManagement>
-    <TaxCatchAll xmlns="227adb0e-e145-4f8b-90ea-eb65e1a44c1e" xsi:nil="true"/>
-    <lcf76f155ced4ddcb4097134ff3c332f xmlns="2a79d030-2667-4256-92b7-3b6a91b9ad15">
-      <Terms xmlns="http://schemas.microsoft.com/office/infopath/2007/PartnerControls"/>
-    </lcf76f155ced4ddcb4097134ff3c332f>
-  </documentManagement>
-</p:properties>
-</file>
-
-<file path=customXml/item2.xml><?xml version="1.0" encoding="utf-8"?>
-<b:Sources xmlns:b="http://schemas.openxmlformats.org/officeDocument/2006/bibliography" xmlns="http://schemas.openxmlformats.org/officeDocument/2006/bibliography" SelectedStyle="/APASixthEditionOfficeOnline.xsl" StyleName="APA" Version="6"/>
-</file>
-
-<file path=customXml/item3.xml><?xml version="1.0" encoding="utf-8"?>
 <ct:contentTypeSchema xmlns:ct="http://schemas.microsoft.com/office/2006/metadata/contentType" xmlns:ma="http://schemas.microsoft.com/office/2006/metadata/properties/metaAttributes" ct:_="" ma:_="" ma:contentTypeName="Documento" ma:contentTypeID="0x01010019251492C0955F4D8B594C229DCC77C4" ma:contentTypeVersion="13" ma:contentTypeDescription="Crear nuevo documento." ma:contentTypeScope="" ma:versionID="727a4637a6c97d9119df4521e54c9509">
   <xsd:schema xmlns:xsd="http://www.w3.org/2001/XMLSchema" xmlns:xs="http://www.w3.org/2001/XMLSchema" xmlns:p="http://schemas.microsoft.com/office/2006/metadata/properties" xmlns:ns2="2a79d030-2667-4256-92b7-3b6a91b9ad15" xmlns:ns3="227adb0e-e145-4f8b-90ea-eb65e1a44c1e" targetNamespace="http://schemas.microsoft.com/office/2006/metadata/properties" ma:root="true" ma:fieldsID="bea3ee220e794811380c205cdba8a0a2" ns2:_="" ns3:_="">
     <xsd:import namespace="2a79d030-2667-4256-92b7-3b6a91b9ad15"/>
@@ -39628,6 +43098,21 @@
 </ct:contentTypeSchema>
 </file>
 
+<file path=customXml/item2.xml><?xml version="1.0" encoding="utf-8"?>
+<b:Sources xmlns:b="http://schemas.openxmlformats.org/officeDocument/2006/bibliography" xmlns="http://schemas.openxmlformats.org/officeDocument/2006/bibliography" SelectedStyle="/APASixthEditionOfficeOnline.xsl" StyleName="APA" Version="6"/>
+</file>
+
+<file path=customXml/item3.xml><?xml version="1.0" encoding="utf-8"?>
+<p:properties xmlns:p="http://schemas.microsoft.com/office/2006/metadata/properties" xmlns:xsi="http://www.w3.org/2001/XMLSchema-instance" xmlns:pc="http://schemas.microsoft.com/office/infopath/2007/PartnerControls">
+  <documentManagement>
+    <TaxCatchAll xmlns="227adb0e-e145-4f8b-90ea-eb65e1a44c1e" xsi:nil="true"/>
+    <lcf76f155ced4ddcb4097134ff3c332f xmlns="2a79d030-2667-4256-92b7-3b6a91b9ad15">
+      <Terms xmlns="http://schemas.microsoft.com/office/infopath/2007/PartnerControls"/>
+    </lcf76f155ced4ddcb4097134ff3c332f>
+  </documentManagement>
+</p:properties>
+</file>
+
 <file path=customXml/item4.xml><?xml version="1.0" encoding="utf-8"?>
 <?mso-contentType ?>
 <FormTemplates xmlns="http://schemas.microsoft.com/sharepoint/v3/contenttype/forms">
@@ -39638,25 +43123,6 @@
 </file>
 
 <file path=customXml/itemProps1.xml><?xml version="1.0" encoding="utf-8"?>
-<ds:datastoreItem xmlns:ds="http://schemas.openxmlformats.org/officeDocument/2006/customXml" ds:itemID="{7852C20D-51FC-4930-9898-055FC3A1E1C2}">
-  <ds:schemaRefs>
-    <ds:schemaRef ds:uri="http://schemas.microsoft.com/office/2006/metadata/properties"/>
-    <ds:schemaRef ds:uri="http://schemas.microsoft.com/office/infopath/2007/PartnerControls"/>
-    <ds:schemaRef ds:uri="227adb0e-e145-4f8b-90ea-eb65e1a44c1e"/>
-    <ds:schemaRef ds:uri="2a79d030-2667-4256-92b7-3b6a91b9ad15"/>
-  </ds:schemaRefs>
-</ds:datastoreItem>
-</file>
-
-<file path=customXml/itemProps2.xml><?xml version="1.0" encoding="utf-8"?>
-<ds:datastoreItem xmlns:ds="http://schemas.openxmlformats.org/officeDocument/2006/customXml" ds:itemID="{379ED122-F39E-994E-A3E5-695406CF8956}">
-  <ds:schemaRefs>
-    <ds:schemaRef ds:uri="http://schemas.openxmlformats.org/officeDocument/2006/bibliography"/>
-  </ds:schemaRefs>
-</ds:datastoreItem>
-</file>
-
-<file path=customXml/itemProps3.xml><?xml version="1.0" encoding="utf-8"?>
 <ds:datastoreItem xmlns:ds="http://schemas.openxmlformats.org/officeDocument/2006/customXml" ds:itemID="{3E8B727D-F80F-44EF-A1E2-F0CEF93CECDC}">
   <ds:schemaRefs>
     <ds:schemaRef ds:uri="http://schemas.microsoft.com/office/2006/metadata/contentType"/>
@@ -39675,6 +43141,25 @@
 </ds:datastoreItem>
 </file>
 
+<file path=customXml/itemProps2.xml><?xml version="1.0" encoding="utf-8"?>
+<ds:datastoreItem xmlns:ds="http://schemas.openxmlformats.org/officeDocument/2006/customXml" ds:itemID="{379ED122-F39E-994E-A3E5-695406CF8956}">
+  <ds:schemaRefs>
+    <ds:schemaRef ds:uri="http://schemas.openxmlformats.org/officeDocument/2006/bibliography"/>
+  </ds:schemaRefs>
+</ds:datastoreItem>
+</file>
+
+<file path=customXml/itemProps3.xml><?xml version="1.0" encoding="utf-8"?>
+<ds:datastoreItem xmlns:ds="http://schemas.openxmlformats.org/officeDocument/2006/customXml" ds:itemID="{7852C20D-51FC-4930-9898-055FC3A1E1C2}">
+  <ds:schemaRefs>
+    <ds:schemaRef ds:uri="http://schemas.microsoft.com/office/2006/metadata/properties"/>
+    <ds:schemaRef ds:uri="http://schemas.microsoft.com/office/infopath/2007/PartnerControls"/>
+    <ds:schemaRef ds:uri="227adb0e-e145-4f8b-90ea-eb65e1a44c1e"/>
+    <ds:schemaRef ds:uri="2a79d030-2667-4256-92b7-3b6a91b9ad15"/>
+  </ds:schemaRefs>
+</ds:datastoreItem>
+</file>
+
 <file path=customXml/itemProps4.xml><?xml version="1.0" encoding="utf-8"?>
 <ds:datastoreItem xmlns:ds="http://schemas.openxmlformats.org/officeDocument/2006/customXml" ds:itemID="{B6BE38FB-EC05-4212-B7EC-321D23459051}">
   <ds:schemaRefs>

--- a/handover/doing/RA1/DCC-IABD_M04_ACT_OBL_01-DOING.docx
+++ b/handover/doing/RA1/DCC-IABD_M04_ACT_OBL_01-DOING.docx
@@ -276,7 +276,7 @@
           <w:noProof/>
         </w:rPr>
         <w:drawing>
-          <wp:anchor distT="0" distB="0" distL="114300" distR="114300" simplePos="0" relativeHeight="251658240" behindDoc="1" locked="0" layoutInCell="1" allowOverlap="1" wp14:anchorId="66831038" wp14:editId="3EDA07FD">
+          <wp:anchor distT="0" distB="0" distL="114300" distR="114300" simplePos="0" relativeHeight="251658240" behindDoc="1" locked="0" layoutInCell="1" allowOverlap="1" wp14:anchorId="66831038" wp14:editId="4BCAB1A3">
             <wp:simplePos x="0" y="0"/>
             <wp:positionH relativeFrom="column">
               <wp:posOffset>-1076325</wp:posOffset>
@@ -7331,15 +7331,7 @@
       </w:r>
       <w:proofErr w:type="spellEnd"/>
       <w:r>
-        <w:t xml:space="preserve"> -</w:t>
-      </w:r>
-      <w:proofErr w:type="gramStart"/>
-      <w:r>
-        <w:t>e .</w:t>
-      </w:r>
-      <w:proofErr w:type="gramEnd"/>
-      <w:r>
-        <w:t>), aislando configuraci</w:t>
+        <w:t xml:space="preserve"> -e .), aislando configuraci</w:t>
       </w:r>
       <w:r>
         <w:t>ones</w:t>
@@ -7789,19 +7781,7 @@
           <w:rPr>
             <w:rStyle w:val="Hipervnculo2"/>
           </w:rPr>
-          <w:t>Ver captura de panta</w:t>
-        </w:r>
-        <w:r>
-          <w:rPr>
-            <w:rStyle w:val="Hipervnculo2"/>
-          </w:rPr>
-          <w:t>l</w:t>
-        </w:r>
-        <w:r>
-          <w:rPr>
-            <w:rStyle w:val="Hipervnculo2"/>
-          </w:rPr>
-          <w:t>la adjunta</w:t>
+          <w:t>Ver captura de pantalla adjunta</w:t>
         </w:r>
       </w:hyperlink>
     </w:p>
@@ -7817,11 +7797,14 @@
     <w:p>
       <w:bookmarkStart w:id="0" w:name="figura_01"/>
       <w:r>
+        <w:rPr>
+          <w:noProof/>
+        </w:rPr>
         <w:lastRenderedPageBreak/>
         <w:drawing>
-          <wp:inline distT="0" distB="0" distL="0" distR="0" wp14:anchorId="2F349543" wp14:editId="41EEF3A9">
+          <wp:inline distT="0" distB="0" distL="0" distR="0" wp14:anchorId="2F349543" wp14:editId="02FD0DB4">
             <wp:extent cx="5759450" cy="3239770"/>
-            <wp:effectExtent l="0" t="0" r="0" b="0"/>
+            <wp:effectExtent l="19050" t="19050" r="12700" b="17780"/>
             <wp:docPr id="1" name="Imagen 1"/>
             <wp:cNvGraphicFramePr>
               <a:graphicFrameLocks xmlns:a="http://schemas.openxmlformats.org/drawingml/2006/main" noChangeAspect="1"/>
@@ -7847,6 +7830,14 @@
                     <a:prstGeom prst="rect">
                       <a:avLst/>
                     </a:prstGeom>
+                    <a:ln>
+                      <a:solidFill>
+                        <a:schemeClr val="tx1">
+                          <a:lumMod val="50000"/>
+                          <a:lumOff val="50000"/>
+                        </a:schemeClr>
+                      </a:solidFill>
+                    </a:ln>
                   </pic:spPr>
                 </pic:pic>
               </a:graphicData>
@@ -7858,7 +7849,8 @@
     </w:p>
     <w:p>
       <w:pPr>
-        <w:spacing w:after="300" w:line="276" w:lineRule="auto"/>
+        <w:spacing w:before="80"/>
+        <w:contextualSpacing w:val="0"/>
         <w:rPr>
           <w:color w:val="808080" w:themeColor="background1" w:themeShade="80"/>
           <w:sz w:val="16"/>
@@ -7872,6 +7864,32 @@
           <w:szCs w:val="16"/>
         </w:rPr>
         <w:t>Fig. 1</w:t>
+      </w:r>
+      <w:r>
+        <w:rPr>
+          <w:color w:val="808080" w:themeColor="background1" w:themeShade="80"/>
+          <w:sz w:val="16"/>
+          <w:szCs w:val="16"/>
+        </w:rPr>
+        <w:t xml:space="preserve">. </w:t>
+      </w:r>
+      <w:proofErr w:type="gramStart"/>
+      <w:r>
+        <w:rPr>
+          <w:color w:val="808080" w:themeColor="background1" w:themeShade="80"/>
+          <w:sz w:val="16"/>
+          <w:szCs w:val="16"/>
+        </w:rPr>
+        <w:t>Ventana desarrollador</w:t>
+      </w:r>
+      <w:proofErr w:type="gramEnd"/>
+      <w:r>
+        <w:rPr>
+          <w:color w:val="808080" w:themeColor="background1" w:themeShade="80"/>
+          <w:sz w:val="16"/>
+          <w:szCs w:val="16"/>
+        </w:rPr>
+        <w:t xml:space="preserve"> en Firefox</w:t>
       </w:r>
     </w:p>
     <w:p>
@@ -8557,6 +8575,7 @@
           </w14:textFill>
         </w:rPr>
       </w:pPr>
+      <w:bookmarkStart w:id="1" w:name="_Hlk242255508"/>
       <w:r>
         <w:rPr>
           <w:b/>
@@ -8572,16 +8591,10 @@
             </w14:solidFill>
           </w14:textFill>
         </w:rPr>
-        <w:t>Creación de la Base de Datos:</w:t>
-      </w:r>
-    </w:p>
-    <w:p>
-      <w:pPr>
-        <w:pStyle w:val="Prrafodelista"/>
-        <w:numPr>
-          <w:ilvl w:val="1"/>
-          <w:numId w:val="15"/>
-        </w:numPr>
+        <w:t>Creación de la Base de Datos</w:t>
+      </w:r>
+      <w:bookmarkEnd w:id="1"/>
+      <w:r>
         <w:rPr>
           <w:b/>
           <w:bCs/>
@@ -8596,8 +8609,16 @@
             </w14:solidFill>
           </w14:textFill>
         </w:rPr>
-      </w:pPr>
-      <w:r>
+        <w:t>:</w:t>
+      </w:r>
+    </w:p>
+    <w:p>
+      <w:pPr>
+        <w:pStyle w:val="Prrafodelista"/>
+        <w:numPr>
+          <w:ilvl w:val="1"/>
+          <w:numId w:val="15"/>
+        </w:numPr>
         <w:rPr>
           <w:b/>
           <w:bCs/>
@@ -8612,9 +8633,7 @@
             </w14:solidFill>
           </w14:textFill>
         </w:rPr>
-        <w:t>Crea una tabla llamada '</w:t>
-      </w:r>
-      <w:proofErr w:type="spellStart"/>
+      </w:pPr>
       <w:r>
         <w:rPr>
           <w:b/>
@@ -8630,9 +8649,9 @@
             </w14:solidFill>
           </w14:textFill>
         </w:rPr>
-        <w:t>books</w:t>
-      </w:r>
-      <w:proofErr w:type="spellEnd"/>
+        <w:t>Crea una tabla llamada '</w:t>
+      </w:r>
+      <w:proofErr w:type="spellStart"/>
       <w:r>
         <w:rPr>
           <w:b/>
@@ -8648,16 +8667,10 @@
             </w14:solidFill>
           </w14:textFill>
         </w:rPr>
-        <w:t>' con las siguientes columnas:</w:t>
-      </w:r>
-    </w:p>
-    <w:p>
-      <w:pPr>
-        <w:pStyle w:val="Prrafodelista"/>
-        <w:numPr>
-          <w:ilvl w:val="1"/>
-          <w:numId w:val="15"/>
-        </w:numPr>
+        <w:t>books</w:t>
+      </w:r>
+      <w:proofErr w:type="spellEnd"/>
+      <w:r>
         <w:rPr>
           <w:b/>
           <w:bCs/>
@@ -8672,8 +8685,16 @@
             </w14:solidFill>
           </w14:textFill>
         </w:rPr>
-      </w:pPr>
-      <w:r>
+        <w:t>' con las siguientes columnas:</w:t>
+      </w:r>
+    </w:p>
+    <w:p>
+      <w:pPr>
+        <w:pStyle w:val="Prrafodelista"/>
+        <w:numPr>
+          <w:ilvl w:val="1"/>
+          <w:numId w:val="15"/>
+        </w:numPr>
         <w:rPr>
           <w:b/>
           <w:bCs/>
@@ -8688,16 +8709,8 @@
             </w14:solidFill>
           </w14:textFill>
         </w:rPr>
-        <w:t>id (INTEGER, clave primaria, autoincremento)</w:t>
-      </w:r>
-    </w:p>
-    <w:p>
-      <w:pPr>
-        <w:pStyle w:val="Prrafodelista"/>
-        <w:numPr>
-          <w:ilvl w:val="1"/>
-          <w:numId w:val="15"/>
-        </w:numPr>
+      </w:pPr>
+      <w:r>
         <w:rPr>
           <w:b/>
           <w:bCs/>
@@ -8712,9 +8725,16 @@
             </w14:solidFill>
           </w14:textFill>
         </w:rPr>
-      </w:pPr>
-      <w:proofErr w:type="spellStart"/>
-      <w:r>
+        <w:t>id (INTEGER, clave primaria, autoincremento)</w:t>
+      </w:r>
+    </w:p>
+    <w:p>
+      <w:pPr>
+        <w:pStyle w:val="Prrafodelista"/>
+        <w:numPr>
+          <w:ilvl w:val="1"/>
+          <w:numId w:val="15"/>
+        </w:numPr>
         <w:rPr>
           <w:b/>
           <w:bCs/>
@@ -8729,9 +8749,8 @@
             </w14:solidFill>
           </w14:textFill>
         </w:rPr>
-        <w:t>title</w:t>
-      </w:r>
-      <w:proofErr w:type="spellEnd"/>
+      </w:pPr>
+      <w:proofErr w:type="spellStart"/>
       <w:r>
         <w:rPr>
           <w:b/>
@@ -8747,16 +8766,10 @@
             </w14:solidFill>
           </w14:textFill>
         </w:rPr>
-        <w:t xml:space="preserve"> (TEXT)</w:t>
-      </w:r>
-    </w:p>
-    <w:p>
-      <w:pPr>
-        <w:pStyle w:val="Prrafodelista"/>
-        <w:numPr>
-          <w:ilvl w:val="1"/>
-          <w:numId w:val="15"/>
-        </w:numPr>
+        <w:t>title</w:t>
+      </w:r>
+      <w:proofErr w:type="spellEnd"/>
+      <w:r>
         <w:rPr>
           <w:b/>
           <w:bCs/>
@@ -8771,9 +8784,16 @@
             </w14:solidFill>
           </w14:textFill>
         </w:rPr>
-      </w:pPr>
-      <w:proofErr w:type="spellStart"/>
-      <w:r>
+        <w:t xml:space="preserve"> (TEXT)</w:t>
+      </w:r>
+    </w:p>
+    <w:p>
+      <w:pPr>
+        <w:pStyle w:val="Prrafodelista"/>
+        <w:numPr>
+          <w:ilvl w:val="1"/>
+          <w:numId w:val="15"/>
+        </w:numPr>
         <w:rPr>
           <w:b/>
           <w:bCs/>
@@ -8788,9 +8808,8 @@
             </w14:solidFill>
           </w14:textFill>
         </w:rPr>
-        <w:t>price</w:t>
-      </w:r>
-      <w:proofErr w:type="spellEnd"/>
+      </w:pPr>
+      <w:proofErr w:type="spellStart"/>
       <w:r>
         <w:rPr>
           <w:b/>
@@ -8806,9 +8825,9 @@
             </w14:solidFill>
           </w14:textFill>
         </w:rPr>
-        <w:t xml:space="preserve"> (</w:t>
-      </w:r>
-      <w:proofErr w:type="gramStart"/>
+        <w:t>price</w:t>
+      </w:r>
+      <w:proofErr w:type="spellEnd"/>
       <w:r>
         <w:rPr>
           <w:b/>
@@ -8824,9 +8843,9 @@
             </w14:solidFill>
           </w14:textFill>
         </w:rPr>
-        <w:t>DECIMAL(</w:t>
-      </w:r>
-      <w:proofErr w:type="gramEnd"/>
+        <w:t xml:space="preserve"> (</w:t>
+      </w:r>
+      <w:proofErr w:type="gramStart"/>
       <w:r>
         <w:rPr>
           <w:b/>
@@ -8842,16 +8861,10 @@
             </w14:solidFill>
           </w14:textFill>
         </w:rPr>
-        <w:t>10,2))</w:t>
-      </w:r>
-    </w:p>
-    <w:p>
-      <w:pPr>
-        <w:pStyle w:val="Prrafodelista"/>
-        <w:numPr>
-          <w:ilvl w:val="0"/>
-          <w:numId w:val="15"/>
-        </w:numPr>
+        <w:t>DECIMAL(</w:t>
+      </w:r>
+      <w:proofErr w:type="gramEnd"/>
+      <w:r>
         <w:rPr>
           <w:b/>
           <w:bCs/>
@@ -8866,8 +8879,16 @@
             </w14:solidFill>
           </w14:textFill>
         </w:rPr>
-      </w:pPr>
-      <w:r>
+        <w:t>10,2))</w:t>
+      </w:r>
+    </w:p>
+    <w:p>
+      <w:pPr>
+        <w:pStyle w:val="Prrafodelista"/>
+        <w:numPr>
+          <w:ilvl w:val="0"/>
+          <w:numId w:val="15"/>
+        </w:numPr>
         <w:rPr>
           <w:b/>
           <w:bCs/>
@@ -8882,16 +8903,8 @@
             </w14:solidFill>
           </w14:textFill>
         </w:rPr>
-        <w:t>Inserción de Datos:</w:t>
-      </w:r>
-    </w:p>
-    <w:p>
-      <w:pPr>
-        <w:pStyle w:val="Prrafodelista"/>
-        <w:numPr>
-          <w:ilvl w:val="1"/>
-          <w:numId w:val="15"/>
-        </w:numPr>
+      </w:pPr>
+      <w:r>
         <w:rPr>
           <w:b/>
           <w:bCs/>
@@ -8906,8 +8919,17 @@
             </w14:solidFill>
           </w14:textFill>
         </w:rPr>
-      </w:pPr>
-      <w:r>
+        <w:lastRenderedPageBreak/>
+        <w:t>Inserción de Datos:</w:t>
+      </w:r>
+    </w:p>
+    <w:p>
+      <w:pPr>
+        <w:pStyle w:val="Prrafodelista"/>
+        <w:numPr>
+          <w:ilvl w:val="1"/>
+          <w:numId w:val="15"/>
+        </w:numPr>
         <w:rPr>
           <w:b/>
           <w:bCs/>
@@ -8922,10 +8944,7 @@
             </w14:solidFill>
           </w14:textFill>
         </w:rPr>
-        <w:lastRenderedPageBreak/>
-        <w:t>Inserta al menos 10 libros en la tabla '</w:t>
-      </w:r>
-      <w:proofErr w:type="spellStart"/>
+      </w:pPr>
       <w:r>
         <w:rPr>
           <w:b/>
@@ -8941,9 +8960,9 @@
             </w14:solidFill>
           </w14:textFill>
         </w:rPr>
-        <w:t>books</w:t>
-      </w:r>
-      <w:proofErr w:type="spellEnd"/>
+        <w:t>Inserta al menos 10 libros en la tabla '</w:t>
+      </w:r>
+      <w:proofErr w:type="spellStart"/>
       <w:r>
         <w:rPr>
           <w:b/>
@@ -8959,9 +8978,9 @@
             </w14:solidFill>
           </w14:textFill>
         </w:rPr>
-        <w:t xml:space="preserve">' utilizando los datos obtenidos del web </w:t>
-      </w:r>
-      <w:proofErr w:type="spellStart"/>
+        <w:t>books</w:t>
+      </w:r>
+      <w:proofErr w:type="spellEnd"/>
       <w:r>
         <w:rPr>
           <w:b/>
@@ -8977,9 +8996,9 @@
             </w14:solidFill>
           </w14:textFill>
         </w:rPr>
-        <w:t>scraping</w:t>
-      </w:r>
-      <w:proofErr w:type="spellEnd"/>
+        <w:t xml:space="preserve">' utilizando los datos obtenidos del web </w:t>
+      </w:r>
+      <w:proofErr w:type="spellStart"/>
       <w:r>
         <w:rPr>
           <w:b/>
@@ -8995,16 +9014,10 @@
             </w14:solidFill>
           </w14:textFill>
         </w:rPr>
-        <w:t xml:space="preserve"> (si no lo has conseguido puedes poner propios).</w:t>
-      </w:r>
-    </w:p>
-    <w:p>
-      <w:pPr>
-        <w:pStyle w:val="Prrafodelista"/>
-        <w:numPr>
-          <w:ilvl w:val="0"/>
-          <w:numId w:val="15"/>
-        </w:numPr>
+        <w:t>scraping</w:t>
+      </w:r>
+      <w:proofErr w:type="spellEnd"/>
+      <w:r>
         <w:rPr>
           <w:b/>
           <w:bCs/>
@@ -9019,8 +9032,16 @@
             </w14:solidFill>
           </w14:textFill>
         </w:rPr>
-      </w:pPr>
-      <w:r>
+        <w:t xml:space="preserve"> (si no lo has conseguido puedes poner propios).</w:t>
+      </w:r>
+    </w:p>
+    <w:p>
+      <w:pPr>
+        <w:pStyle w:val="Prrafodelista"/>
+        <w:numPr>
+          <w:ilvl w:val="0"/>
+          <w:numId w:val="15"/>
+        </w:numPr>
         <w:rPr>
           <w:b/>
           <w:bCs/>
@@ -9035,12 +9056,8 @@
             </w14:solidFill>
           </w14:textFill>
         </w:rPr>
-        <w:t>Consultas SQL:</w:t>
-      </w:r>
-    </w:p>
-    <w:p>
-      <w:pPr>
-        <w:pStyle w:val="Prrafodelista"/>
+      </w:pPr>
+      <w:r>
         <w:rPr>
           <w:b/>
           <w:bCs/>
@@ -9055,8 +9072,12 @@
             </w14:solidFill>
           </w14:textFill>
         </w:rPr>
-      </w:pPr>
-      <w:r>
+        <w:t>Consultas SQL:</w:t>
+      </w:r>
+    </w:p>
+    <w:p>
+      <w:pPr>
+        <w:pStyle w:val="Prrafodelista"/>
         <w:rPr>
           <w:b/>
           <w:bCs/>
@@ -9071,16 +9092,8 @@
             </w14:solidFill>
           </w14:textFill>
         </w:rPr>
-        <w:t>Realiza las siguientes consultas:</w:t>
-      </w:r>
-    </w:p>
-    <w:p>
-      <w:pPr>
-        <w:pStyle w:val="Prrafodelista"/>
-        <w:numPr>
-          <w:ilvl w:val="1"/>
-          <w:numId w:val="15"/>
-        </w:numPr>
+      </w:pPr>
+      <w:r>
         <w:rPr>
           <w:b/>
           <w:bCs/>
@@ -9095,8 +9108,16 @@
             </w14:solidFill>
           </w14:textFill>
         </w:rPr>
-      </w:pPr>
-      <w:r>
+        <w:t>Realiza las siguientes consultas:</w:t>
+      </w:r>
+    </w:p>
+    <w:p>
+      <w:pPr>
+        <w:pStyle w:val="Prrafodelista"/>
+        <w:numPr>
+          <w:ilvl w:val="1"/>
+          <w:numId w:val="15"/>
+        </w:numPr>
         <w:rPr>
           <w:b/>
           <w:bCs/>
@@ -9111,16 +9132,8 @@
             </w14:solidFill>
           </w14:textFill>
         </w:rPr>
-        <w:t>Selecciona todos los libros y muéstralos ordenados por precio de forma descendente</w:t>
-      </w:r>
-    </w:p>
-    <w:p>
-      <w:pPr>
-        <w:pStyle w:val="Prrafodelista"/>
-        <w:numPr>
-          <w:ilvl w:val="1"/>
-          <w:numId w:val="15"/>
-        </w:numPr>
+      </w:pPr>
+      <w:r>
         <w:rPr>
           <w:b/>
           <w:bCs/>
@@ -9135,8 +9148,16 @@
             </w14:solidFill>
           </w14:textFill>
         </w:rPr>
-      </w:pPr>
-      <w:r>
+        <w:t>Selecciona todos los libros y muéstralos ordenados por precio de forma descendente</w:t>
+      </w:r>
+    </w:p>
+    <w:p>
+      <w:pPr>
+        <w:pStyle w:val="Prrafodelista"/>
+        <w:numPr>
+          <w:ilvl w:val="1"/>
+          <w:numId w:val="15"/>
+        </w:numPr>
         <w:rPr>
           <w:b/>
           <w:bCs/>
@@ -9151,16 +9172,8 @@
             </w14:solidFill>
           </w14:textFill>
         </w:rPr>
-        <w:t>Calcula el precio promedio de todos los libros.</w:t>
-      </w:r>
-    </w:p>
-    <w:p>
-      <w:pPr>
-        <w:pStyle w:val="Prrafodelista"/>
-        <w:numPr>
-          <w:ilvl w:val="1"/>
-          <w:numId w:val="15"/>
-        </w:numPr>
+      </w:pPr>
+      <w:r>
         <w:rPr>
           <w:b/>
           <w:bCs/>
@@ -9175,8 +9188,16 @@
             </w14:solidFill>
           </w14:textFill>
         </w:rPr>
-      </w:pPr>
-      <w:r>
+        <w:t>Calcula el precio promedio de todos los libros.</w:t>
+      </w:r>
+    </w:p>
+    <w:p>
+      <w:pPr>
+        <w:pStyle w:val="Prrafodelista"/>
+        <w:numPr>
+          <w:ilvl w:val="1"/>
+          <w:numId w:val="15"/>
+        </w:numPr>
         <w:rPr>
           <w:b/>
           <w:bCs/>
@@ -9191,16 +9212,8 @@
             </w14:solidFill>
           </w14:textFill>
         </w:rPr>
-        <w:t>Encuentra el libro más caro y el más barato.</w:t>
-      </w:r>
-    </w:p>
-    <w:p>
-      <w:pPr>
-        <w:pStyle w:val="Prrafodelista"/>
-        <w:numPr>
-          <w:ilvl w:val="1"/>
-          <w:numId w:val="15"/>
-        </w:numPr>
+      </w:pPr>
+      <w:r>
         <w:rPr>
           <w:b/>
           <w:bCs/>
@@ -9215,8 +9228,16 @@
             </w14:solidFill>
           </w14:textFill>
         </w:rPr>
-      </w:pPr>
-      <w:r>
+        <w:t>Encuentra el libro más caro y el más barato.</w:t>
+      </w:r>
+    </w:p>
+    <w:p>
+      <w:pPr>
+        <w:pStyle w:val="Prrafodelista"/>
+        <w:numPr>
+          <w:ilvl w:val="1"/>
+          <w:numId w:val="15"/>
+        </w:numPr>
         <w:rPr>
           <w:b/>
           <w:bCs/>
@@ -9231,16 +9252,8 @@
             </w14:solidFill>
           </w14:textFill>
         </w:rPr>
-        <w:t>Cuenta cuántos libros tienen un precio superior a $50.</w:t>
-      </w:r>
-    </w:p>
-    <w:p>
-      <w:pPr>
-        <w:pStyle w:val="Prrafodelista"/>
-        <w:numPr>
-          <w:ilvl w:val="1"/>
-          <w:numId w:val="15"/>
-        </w:numPr>
+      </w:pPr>
+      <w:r>
         <w:rPr>
           <w:b/>
           <w:bCs/>
@@ -9255,8 +9268,16 @@
             </w14:solidFill>
           </w14:textFill>
         </w:rPr>
-      </w:pPr>
-      <w:r>
+        <w:t>Cuenta cuántos libros tienen un precio superior a $50.</w:t>
+      </w:r>
+    </w:p>
+    <w:p>
+      <w:pPr>
+        <w:pStyle w:val="Prrafodelista"/>
+        <w:numPr>
+          <w:ilvl w:val="1"/>
+          <w:numId w:val="15"/>
+        </w:numPr>
         <w:rPr>
           <w:b/>
           <w:bCs/>
@@ -9271,16 +9292,8 @@
             </w14:solidFill>
           </w14:textFill>
         </w:rPr>
-        <w:t>Selecciona los títulos de los 5 libros más baratos.</w:t>
-      </w:r>
-    </w:p>
-    <w:p>
-      <w:pPr>
-        <w:pStyle w:val="Prrafodelista"/>
-        <w:numPr>
-          <w:ilvl w:val="1"/>
-          <w:numId w:val="15"/>
-        </w:numPr>
+      </w:pPr>
+      <w:r>
         <w:rPr>
           <w:b/>
           <w:bCs/>
@@ -9295,8 +9308,16 @@
             </w14:solidFill>
           </w14:textFill>
         </w:rPr>
-      </w:pPr>
-      <w:r>
+        <w:t>Selecciona los títulos de los 5 libros más baratos.</w:t>
+      </w:r>
+    </w:p>
+    <w:p>
+      <w:pPr>
+        <w:pStyle w:val="Prrafodelista"/>
+        <w:numPr>
+          <w:ilvl w:val="1"/>
+          <w:numId w:val="15"/>
+        </w:numPr>
         <w:rPr>
           <w:b/>
           <w:bCs/>
@@ -9311,16 +9332,8 @@
             </w14:solidFill>
           </w14:textFill>
         </w:rPr>
-        <w:t>Calcula el precio total de todos los libros en la base de datos.</w:t>
-      </w:r>
-    </w:p>
-    <w:p>
-      <w:pPr>
-        <w:pStyle w:val="Prrafodelista"/>
-        <w:numPr>
-          <w:ilvl w:val="0"/>
-          <w:numId w:val="15"/>
-        </w:numPr>
+      </w:pPr>
+      <w:r>
         <w:rPr>
           <w:b/>
           <w:bCs/>
@@ -9335,8 +9348,16 @@
             </w14:solidFill>
           </w14:textFill>
         </w:rPr>
-      </w:pPr>
-      <w:r>
+        <w:t>Calcula el precio total de todos los libros en la base de datos.</w:t>
+      </w:r>
+    </w:p>
+    <w:p>
+      <w:pPr>
+        <w:pStyle w:val="Prrafodelista"/>
+        <w:numPr>
+          <w:ilvl w:val="0"/>
+          <w:numId w:val="15"/>
+        </w:numPr>
         <w:rPr>
           <w:b/>
           <w:bCs/>
@@ -9351,17 +9372,8 @@
             </w14:solidFill>
           </w14:textFill>
         </w:rPr>
-        <w:t>Consulta Avanzada:</w:t>
-      </w:r>
-    </w:p>
-    <w:p>
-      <w:pPr>
-        <w:pStyle w:val="Prrafodelista"/>
-        <w:numPr>
-          <w:ilvl w:val="1"/>
-          <w:numId w:val="15"/>
-        </w:numPr>
-      </w:pPr>
+      </w:pPr>
+      <w:bookmarkStart w:id="2" w:name="_Hlk242269254"/>
       <w:r>
         <w:rPr>
           <w:b/>
@@ -9377,12 +9389,3735 @@
             </w14:solidFill>
           </w14:textFill>
         </w:rPr>
+        <w:t>Consulta Avanzada</w:t>
+      </w:r>
+      <w:bookmarkEnd w:id="2"/>
+      <w:r>
+        <w:rPr>
+          <w:b/>
+          <w:bCs/>
+          <w:i/>
+          <w:iCs/>
+          <w:color w:val="DB2680"/>
+          <w14:textFill>
+            <w14:solidFill>
+              <w14:srgbClr w14:val="DB2680">
+                <w14:alpha w14:val="30000"/>
+              </w14:srgbClr>
+            </w14:solidFill>
+          </w14:textFill>
+        </w:rPr>
+        <w:t>:</w:t>
+      </w:r>
+    </w:p>
+    <w:p>
+      <w:pPr>
+        <w:pStyle w:val="Prrafodelista"/>
+        <w:numPr>
+          <w:ilvl w:val="1"/>
+          <w:numId w:val="15"/>
+        </w:numPr>
+        <w:rPr>
+          <w:color w:val="auto"/>
+        </w:rPr>
+      </w:pPr>
+      <w:r>
+        <w:rPr>
+          <w:b/>
+          <w:bCs/>
+          <w:i/>
+          <w:iCs/>
+          <w:color w:val="DB2680"/>
+          <w14:textFill>
+            <w14:solidFill>
+              <w14:srgbClr w14:val="DB2680">
+                <w14:alpha w14:val="30000"/>
+              </w14:srgbClr>
+            </w14:solidFill>
+          </w14:textFill>
+        </w:rPr>
         <w:t>Crea una consulta que muestre el título del libro, su precio, y una columna adicional que indique si el libro es "Barato" (menor al promedio) o "Caro" (mayor o igual al promedio).</w:t>
       </w:r>
     </w:p>
+    <w:p/>
+    <w:p>
+      <w:r>
+        <w:t xml:space="preserve">Como soy de la vieja escuela (y me gusta ponerme las cosas fáciles), podía haber contenerizado en Docker, Kubernetes, etc; pero como ya tenía instalado el motor de MySQL localmente, he preferido hacerlo </w:t>
+      </w:r>
+      <w:r>
+        <w:t>ahí,</w:t>
+      </w:r>
+      <w:r>
+        <w:t xml:space="preserve"> aunque lo haré igualmente en programiz.com, así que voy a detallar con capturas de pantalla lo que se pide en el enunciado.</w:t>
+      </w:r>
+    </w:p>
+    <w:p/>
+    <w:p>
+      <w:pPr>
+        <w:pStyle w:val="Prrafodelista"/>
+        <w:numPr>
+          <w:ilvl w:val="0"/>
+          <w:numId w:val="20"/>
+        </w:numPr>
+        <w:rPr>
+          <w:b/>
+          <w:bCs/>
+          <w:i/>
+          <w:iCs/>
+        </w:rPr>
+      </w:pPr>
+      <w:r>
+        <w:rPr>
+          <w:b/>
+          <w:bCs/>
+          <w:i/>
+          <w:iCs/>
+        </w:rPr>
+        <w:t>Acceso al compilador</w:t>
+      </w:r>
+    </w:p>
+    <w:p>
+      <w:pPr>
+        <w:pStyle w:val="Prrafodelista"/>
+        <w:numPr>
+          <w:ilvl w:val="0"/>
+          <w:numId w:val="20"/>
+        </w:numPr>
+        <w:rPr>
+          <w:b/>
+          <w:bCs/>
+        </w:rPr>
+      </w:pPr>
+      <w:r>
+        <w:rPr>
+          <w:b/>
+          <w:bCs/>
+          <w:i/>
+          <w:iCs/>
+        </w:rPr>
+        <w:t>Creación de la Base de Datos</w:t>
+      </w:r>
+    </w:p>
+    <w:p>
+      <w:pPr>
+        <w:ind w:left="644"/>
+      </w:pPr>
+      <w:r>
+        <w:t xml:space="preserve">Consultas DML y DDL donde creamos el </w:t>
+      </w:r>
+      <w:r>
+        <w:t>E</w:t>
+      </w:r>
+      <w:r>
+        <w:t>squema</w:t>
+      </w:r>
+      <w:r>
+        <w:t xml:space="preserve"> </w:t>
+      </w:r>
+      <w:r>
+        <w:t>(</w:t>
+      </w:r>
+      <w:proofErr w:type="spellStart"/>
+      <w:r>
+        <w:rPr>
+          <w:i/>
+          <w:iCs/>
+        </w:rPr>
+        <w:t>maibd_bigdata_sys</w:t>
+      </w:r>
+      <w:proofErr w:type="spellEnd"/>
+      <w:r>
+        <w:t>) y la BD</w:t>
+      </w:r>
+      <w:r>
+        <w:t xml:space="preserve"> </w:t>
+      </w:r>
+      <w:r>
+        <w:t>(</w:t>
+      </w:r>
+      <w:r>
+        <w:rPr>
+          <w:i/>
+          <w:iCs/>
+        </w:rPr>
+        <w:t>ra_1_5_books</w:t>
+      </w:r>
+      <w:r>
+        <w:t>)</w:t>
+      </w:r>
+      <w:r>
+        <w:t>.</w:t>
+      </w:r>
+    </w:p>
+    <w:p>
+      <w:pPr>
+        <w:ind w:left="644"/>
+        <w:rPr>
+          <w:b/>
+          <w:bCs/>
+        </w:rPr>
+      </w:pPr>
+      <w:r>
+        <w:rPr>
+          <w:i/>
+          <w:iCs/>
+        </w:rPr>
+        <w:t>Debo añadir que este esquema lo utilizaré más adelante para</w:t>
+      </w:r>
+      <w:r>
+        <w:t xml:space="preserve"> </w:t>
+      </w:r>
+      <w:r>
+        <w:rPr>
+          <w:i/>
+          <w:iCs/>
+        </w:rPr>
+        <w:t>el resto de ejercicios que se planteen.</w:t>
+      </w:r>
+    </w:p>
+    <w:p>
+      <w:pPr>
+        <w:pStyle w:val="Prrafodelista"/>
+        <w:numPr>
+          <w:ilvl w:val="0"/>
+          <w:numId w:val="20"/>
+        </w:numPr>
+      </w:pPr>
+      <w:bookmarkStart w:id="3" w:name="_Hlk242257192"/>
+      <w:r>
+        <w:rPr>
+          <w:b/>
+          <w:bCs/>
+          <w:i/>
+          <w:iCs/>
+          <w:color w:val="auto"/>
+        </w:rPr>
+        <w:t>Inserción de Datos</w:t>
+      </w:r>
+      <w:bookmarkEnd w:id="3"/>
+    </w:p>
+    <w:p>
+      <w:pPr>
+        <w:ind w:firstLine="644"/>
+      </w:pPr>
+      <w:r>
+        <w:t>A</w:t>
+      </w:r>
+      <w:r>
+        <w:t>dición de la información a dicha tabla con el contenido extraído del ejercicio anterior</w:t>
+      </w:r>
+      <w:r>
+        <w:t>.</w:t>
+      </w:r>
+    </w:p>
+    <w:p/>
+    <w:p>
+      <w:r>
+        <w:drawing>
+          <wp:inline distT="0" distB="0" distL="0" distR="0" wp14:anchorId="6AFF89FF" wp14:editId="53FFF6AF">
+            <wp:extent cx="5754725" cy="2801721"/>
+            <wp:effectExtent l="19050" t="19050" r="17780" b="17780"/>
+            <wp:docPr id="2" name="Imagen 2"/>
+            <wp:cNvGraphicFramePr>
+              <a:graphicFrameLocks xmlns:a="http://schemas.openxmlformats.org/drawingml/2006/main" noChangeAspect="1"/>
+            </wp:cNvGraphicFramePr>
+            <a:graphic xmlns:a="http://schemas.openxmlformats.org/drawingml/2006/main">
+              <a:graphicData uri="http://schemas.openxmlformats.org/drawingml/2006/picture">
+                <pic:pic xmlns:pic="http://schemas.openxmlformats.org/drawingml/2006/picture">
+                  <pic:nvPicPr>
+                    <pic:cNvPr id="1" name=""/>
+                    <pic:cNvPicPr/>
+                  </pic:nvPicPr>
+                  <pic:blipFill rotWithShape="1">
+                    <a:blip r:embed="rId25"/>
+                    <a:srcRect t="-3" b="13450"/>
+                    <a:stretch/>
+                  </pic:blipFill>
+                  <pic:spPr bwMode="auto">
+                    <a:xfrm>
+                      <a:off x="0" y="0"/>
+                      <a:ext cx="5759450" cy="2804021"/>
+                    </a:xfrm>
+                    <a:prstGeom prst="rect">
+                      <a:avLst/>
+                    </a:prstGeom>
+                    <a:ln>
+                      <a:solidFill>
+                        <a:schemeClr val="tx1">
+                          <a:lumMod val="50000"/>
+                          <a:lumOff val="50000"/>
+                        </a:schemeClr>
+                      </a:solidFill>
+                    </a:ln>
+                    <a:extLst>
+                      <a:ext uri="{53640926-AAD7-44D8-BBD7-CCE9431645EC}">
+                        <a14:shadowObscured xmlns:a14="http://schemas.microsoft.com/office/drawing/2010/main"/>
+                      </a:ext>
+                    </a:extLst>
+                  </pic:spPr>
+                </pic:pic>
+              </a:graphicData>
+            </a:graphic>
+          </wp:inline>
+        </w:drawing>
+      </w:r>
+    </w:p>
+    <w:p>
+      <w:pPr>
+        <w:spacing w:before="80"/>
+        <w:contextualSpacing w:val="0"/>
+        <w:rPr>
+          <w:color w:val="808080" w:themeColor="background1" w:themeShade="80"/>
+          <w:sz w:val="16"/>
+          <w:szCs w:val="16"/>
+        </w:rPr>
+      </w:pPr>
+      <w:r>
+        <w:rPr>
+          <w:color w:val="808080" w:themeColor="background1" w:themeShade="80"/>
+          <w:sz w:val="16"/>
+          <w:szCs w:val="16"/>
+        </w:rPr>
+        <w:t xml:space="preserve">Fig. </w:t>
+      </w:r>
+      <w:r>
+        <w:rPr>
+          <w:color w:val="808080" w:themeColor="background1" w:themeShade="80"/>
+          <w:sz w:val="16"/>
+          <w:szCs w:val="16"/>
+        </w:rPr>
+        <w:t>2</w:t>
+      </w:r>
+      <w:r>
+        <w:rPr>
+          <w:color w:val="808080" w:themeColor="background1" w:themeShade="80"/>
+          <w:sz w:val="16"/>
+          <w:szCs w:val="16"/>
+        </w:rPr>
+        <w:t xml:space="preserve">. MySQL </w:t>
+      </w:r>
+      <w:proofErr w:type="spellStart"/>
+      <w:r>
+        <w:rPr>
+          <w:color w:val="808080" w:themeColor="background1" w:themeShade="80"/>
+          <w:sz w:val="16"/>
+          <w:szCs w:val="16"/>
+        </w:rPr>
+        <w:t>Workbench</w:t>
+      </w:r>
+      <w:proofErr w:type="spellEnd"/>
+    </w:p>
+    <w:p>
+      <w:r>
+        <w:lastRenderedPageBreak/>
+        <w:drawing>
+          <wp:inline distT="0" distB="0" distL="0" distR="0" wp14:anchorId="6229162F" wp14:editId="2E0B2625">
+            <wp:extent cx="5759450" cy="1842770"/>
+            <wp:effectExtent l="19050" t="19050" r="12700" b="24130"/>
+            <wp:docPr id="3" name="Imagen 3"/>
+            <wp:cNvGraphicFramePr>
+              <a:graphicFrameLocks xmlns:a="http://schemas.openxmlformats.org/drawingml/2006/main" noChangeAspect="1"/>
+            </wp:cNvGraphicFramePr>
+            <a:graphic xmlns:a="http://schemas.openxmlformats.org/drawingml/2006/main">
+              <a:graphicData uri="http://schemas.openxmlformats.org/drawingml/2006/picture">
+                <pic:pic xmlns:pic="http://schemas.openxmlformats.org/drawingml/2006/picture">
+                  <pic:nvPicPr>
+                    <pic:cNvPr id="1" name=""/>
+                    <pic:cNvPicPr/>
+                  </pic:nvPicPr>
+                  <pic:blipFill>
+                    <a:blip r:embed="rId26"/>
+                    <a:stretch>
+                      <a:fillRect/>
+                    </a:stretch>
+                  </pic:blipFill>
+                  <pic:spPr>
+                    <a:xfrm>
+                      <a:off x="0" y="0"/>
+                      <a:ext cx="5759450" cy="1842770"/>
+                    </a:xfrm>
+                    <a:prstGeom prst="rect">
+                      <a:avLst/>
+                    </a:prstGeom>
+                    <a:ln>
+                      <a:solidFill>
+                        <a:schemeClr val="tx1">
+                          <a:lumMod val="50000"/>
+                          <a:lumOff val="50000"/>
+                        </a:schemeClr>
+                      </a:solidFill>
+                    </a:ln>
+                  </pic:spPr>
+                </pic:pic>
+              </a:graphicData>
+            </a:graphic>
+          </wp:inline>
+        </w:drawing>
+      </w:r>
+    </w:p>
+    <w:p>
+      <w:pPr>
+        <w:spacing w:before="60" w:after="240" w:line="240" w:lineRule="auto"/>
+        <w:contextualSpacing w:val="0"/>
+        <w:rPr>
+          <w:i/>
+          <w:iCs/>
+          <w:color w:val="808080" w:themeColor="background1" w:themeShade="80"/>
+          <w:sz w:val="16"/>
+          <w:szCs w:val="16"/>
+        </w:rPr>
+      </w:pPr>
+      <w:r>
+        <w:rPr>
+          <w:color w:val="808080" w:themeColor="background1" w:themeShade="80"/>
+          <w:sz w:val="16"/>
+          <w:szCs w:val="16"/>
+        </w:rPr>
+        <w:t xml:space="preserve">Fig. </w:t>
+      </w:r>
+      <w:r>
+        <w:rPr>
+          <w:color w:val="808080" w:themeColor="background1" w:themeShade="80"/>
+          <w:sz w:val="16"/>
+          <w:szCs w:val="16"/>
+        </w:rPr>
+        <w:t xml:space="preserve">3. </w:t>
+      </w:r>
+      <w:r>
+        <w:rPr>
+          <w:color w:val="808080" w:themeColor="background1" w:themeShade="80"/>
+          <w:sz w:val="16"/>
+          <w:szCs w:val="16"/>
+        </w:rPr>
+        <w:t>programiz.com, m</w:t>
+      </w:r>
+      <w:r>
+        <w:rPr>
+          <w:i/>
+          <w:iCs/>
+          <w:color w:val="808080" w:themeColor="background1" w:themeShade="80"/>
+          <w:sz w:val="16"/>
+          <w:szCs w:val="16"/>
+        </w:rPr>
+        <w:t>encionar que aquí no es posible crear un Esquema nuevo y mucho menos indicar el motor de almacenamiento como en la consulta específica en MySQL, por lo que he optado por usar SQL estándar (ANSI SQL) y nos quitamos de problemas.</w:t>
+      </w:r>
+    </w:p>
+    <w:p>
+      <w:pPr>
+        <w:pStyle w:val="Prrafocdigo"/>
+        <w:ind w:firstLine="284"/>
+      </w:pPr>
+    </w:p>
+    <w:p>
+      <w:pPr>
+        <w:pStyle w:val="Prrafocdigo"/>
+        <w:ind w:firstLine="284"/>
+      </w:pPr>
+      <w:r>
+        <w:rPr>
+          <w:color w:val="9A57CD"/>
+        </w:rPr>
+        <w:t>SELECT</w:t>
+      </w:r>
+      <w:r>
+        <w:rPr>
+          <w:color w:val="7030A0"/>
+        </w:rPr>
+        <w:t xml:space="preserve"> </w:t>
+      </w:r>
+      <w:proofErr w:type="spellStart"/>
+      <w:r>
+        <w:t>title</w:t>
+      </w:r>
+      <w:proofErr w:type="spellEnd"/>
+      <w:r>
+        <w:t xml:space="preserve">, </w:t>
+      </w:r>
+      <w:proofErr w:type="spellStart"/>
+      <w:r>
+        <w:t>price</w:t>
+      </w:r>
+      <w:proofErr w:type="spellEnd"/>
+      <w:r>
+        <w:t>,</w:t>
+      </w:r>
+    </w:p>
+    <w:p>
+      <w:pPr>
+        <w:pStyle w:val="Prrafocdigo"/>
+        <w:ind w:firstLine="284"/>
+      </w:pPr>
+      <w:r>
+        <w:t>  CASE</w:t>
+      </w:r>
+    </w:p>
+    <w:p>
+      <w:pPr>
+        <w:pStyle w:val="Prrafocdigo"/>
+        <w:ind w:firstLine="284"/>
+      </w:pPr>
+      <w:r>
+        <w:t xml:space="preserve">    WHEN </w:t>
+      </w:r>
+      <w:proofErr w:type="spellStart"/>
+      <w:r>
+        <w:t>price</w:t>
+      </w:r>
+      <w:proofErr w:type="spellEnd"/>
+      <w:r>
+        <w:t xml:space="preserve"> &gt;= </w:t>
+      </w:r>
+      <w:r>
+        <w:rPr>
+          <w:color w:val="FFC000"/>
+        </w:rPr>
+        <w:t>(</w:t>
+      </w:r>
+    </w:p>
+    <w:p>
+      <w:pPr>
+        <w:pStyle w:val="Prrafocdigo"/>
+        <w:ind w:firstLine="284"/>
+      </w:pPr>
+      <w:r>
+        <w:t xml:space="preserve">      </w:t>
+      </w:r>
+      <w:r>
+        <w:rPr>
+          <w:color w:val="9A57CD"/>
+        </w:rPr>
+        <w:t xml:space="preserve">SELECT </w:t>
+      </w:r>
+      <w:proofErr w:type="gramStart"/>
+      <w:r>
+        <w:rPr>
+          <w:color w:val="FFC000"/>
+        </w:rPr>
+        <w:t>AVG</w:t>
+      </w:r>
+      <w:r>
+        <w:rPr>
+          <w:color w:val="9A57CD"/>
+        </w:rPr>
+        <w:t>(</w:t>
+      </w:r>
+      <w:proofErr w:type="spellStart"/>
+      <w:proofErr w:type="gramEnd"/>
+      <w:r>
+        <w:t>price</w:t>
+      </w:r>
+      <w:proofErr w:type="spellEnd"/>
+      <w:r>
+        <w:rPr>
+          <w:color w:val="9A57CD"/>
+        </w:rPr>
+        <w:t>)</w:t>
+      </w:r>
+    </w:p>
+    <w:p>
+      <w:pPr>
+        <w:pStyle w:val="Prrafocdigo"/>
+        <w:ind w:firstLine="284"/>
+      </w:pPr>
+      <w:r>
+        <w:t xml:space="preserve">      </w:t>
+      </w:r>
+      <w:r>
+        <w:rPr>
+          <w:color w:val="9A57CD"/>
+        </w:rPr>
+        <w:t xml:space="preserve">FROM </w:t>
+      </w:r>
+      <w:r>
+        <w:t>ra_1_5_books</w:t>
+      </w:r>
+    </w:p>
+    <w:p>
+      <w:pPr>
+        <w:pStyle w:val="Prrafocdigo"/>
+        <w:ind w:firstLine="284"/>
+      </w:pPr>
+      <w:r>
+        <w:t xml:space="preserve">    </w:t>
+      </w:r>
+      <w:r>
+        <w:rPr>
+          <w:color w:val="FFC000"/>
+        </w:rPr>
+        <w:t>)</w:t>
+      </w:r>
+      <w:r>
+        <w:t xml:space="preserve"> THEN</w:t>
+      </w:r>
+      <w:r>
+        <w:rPr>
+          <w:color w:val="92D050"/>
+        </w:rPr>
+        <w:t xml:space="preserve"> '</w:t>
+      </w:r>
+      <w:proofErr w:type="spellStart"/>
+      <w:r>
+        <w:rPr>
+          <w:color w:val="92D050"/>
+        </w:rPr>
+        <w:t>Expensive</w:t>
+      </w:r>
+      <w:proofErr w:type="spellEnd"/>
+      <w:r>
+        <w:rPr>
+          <w:color w:val="92D050"/>
+        </w:rPr>
+        <w:t>'</w:t>
+      </w:r>
+    </w:p>
+    <w:p>
+      <w:pPr>
+        <w:pStyle w:val="Prrafocdigo"/>
+        <w:ind w:firstLine="284"/>
+      </w:pPr>
+      <w:r>
+        <w:t xml:space="preserve">    ELSE </w:t>
+      </w:r>
+      <w:r>
+        <w:rPr>
+          <w:color w:val="92D050"/>
+        </w:rPr>
+        <w:t>'</w:t>
+      </w:r>
+      <w:proofErr w:type="spellStart"/>
+      <w:r>
+        <w:rPr>
+          <w:color w:val="92D050"/>
+        </w:rPr>
+        <w:t>Cheap</w:t>
+      </w:r>
+      <w:proofErr w:type="spellEnd"/>
+      <w:r>
+        <w:rPr>
+          <w:color w:val="92D050"/>
+        </w:rPr>
+        <w:t>'</w:t>
+      </w:r>
+    </w:p>
+    <w:p>
+      <w:pPr>
+        <w:pStyle w:val="Prrafocdigo"/>
+        <w:ind w:firstLine="284"/>
+      </w:pPr>
+      <w:r>
+        <w:t xml:space="preserve">  END </w:t>
+      </w:r>
+      <w:r>
+        <w:rPr>
+          <w:color w:val="9A57CD"/>
+        </w:rPr>
+        <w:t xml:space="preserve">AS </w:t>
+      </w:r>
+      <w:proofErr w:type="spellStart"/>
+      <w:r>
+        <w:t>price_category</w:t>
+      </w:r>
+      <w:proofErr w:type="spellEnd"/>
+    </w:p>
+    <w:p>
+      <w:pPr>
+        <w:pStyle w:val="Prrafocdigo"/>
+        <w:ind w:firstLine="284"/>
+      </w:pPr>
+      <w:r>
+        <w:rPr>
+          <w:color w:val="9A57CD"/>
+        </w:rPr>
+        <w:t xml:space="preserve">FROM </w:t>
+      </w:r>
+      <w:r>
+        <w:t>ra_1_5_books</w:t>
+      </w:r>
+    </w:p>
+    <w:p>
+      <w:pPr>
+        <w:pStyle w:val="Prrafocdigo"/>
+        <w:ind w:firstLine="284"/>
+      </w:pPr>
+      <w:r>
+        <w:rPr>
+          <w:color w:val="9A57CD"/>
+        </w:rPr>
+        <w:t xml:space="preserve">ORDER BY </w:t>
+      </w:r>
+      <w:proofErr w:type="spellStart"/>
+      <w:r>
+        <w:t>price</w:t>
+      </w:r>
+      <w:proofErr w:type="spellEnd"/>
+      <w:r>
+        <w:t xml:space="preserve"> </w:t>
+      </w:r>
+      <w:r>
+        <w:rPr>
+          <w:color w:val="9A57CD"/>
+        </w:rPr>
+        <w:t>DESC</w:t>
+      </w:r>
+      <w:r>
+        <w:t>;</w:t>
+      </w:r>
+    </w:p>
+    <w:p>
+      <w:pPr>
+        <w:pStyle w:val="Prrafocdigo"/>
+        <w:ind w:firstLine="284"/>
+      </w:pPr>
+    </w:p>
+    <w:p/>
+    <w:p>
+      <w:pPr>
+        <w:pStyle w:val="Prrafodelista"/>
+        <w:numPr>
+          <w:ilvl w:val="0"/>
+          <w:numId w:val="20"/>
+        </w:numPr>
+        <w:ind w:left="714" w:hanging="357"/>
+      </w:pPr>
+      <w:r>
+        <w:rPr>
+          <w:b/>
+          <w:bCs/>
+          <w:i/>
+          <w:iCs/>
+        </w:rPr>
+        <w:t>Consultas SQL</w:t>
+      </w:r>
+    </w:p>
+    <w:p>
+      <w:pPr>
+        <w:pStyle w:val="Prrafodelista"/>
+        <w:numPr>
+          <w:ilvl w:val="1"/>
+          <w:numId w:val="20"/>
+        </w:numPr>
+        <w:ind w:left="1077" w:hanging="357"/>
+        <w:mirrorIndents/>
+        <w:rPr>
+          <w:i/>
+          <w:iCs/>
+        </w:rPr>
+      </w:pPr>
+      <w:r>
+        <w:rPr>
+          <w:i/>
+          <w:iCs/>
+        </w:rPr>
+        <w:t>Realiza las siguientes consultas:</w:t>
+      </w:r>
+    </w:p>
+    <w:p>
+      <w:pPr>
+        <w:pStyle w:val="Prrafodelista"/>
+        <w:numPr>
+          <w:ilvl w:val="2"/>
+          <w:numId w:val="20"/>
+        </w:numPr>
+        <w:ind w:left="1474" w:hanging="227"/>
+        <w:mirrorIndents/>
+        <w:rPr>
+          <w:i/>
+          <w:iCs/>
+        </w:rPr>
+      </w:pPr>
+      <w:r>
+        <w:rPr>
+          <w:i/>
+          <w:iCs/>
+        </w:rPr>
+        <w:t>Selecciona todos los libros y muéstralos ordenados por precio de forma descendente</w:t>
+      </w:r>
+    </w:p>
+    <w:p>
+      <w:pPr>
+        <w:pStyle w:val="Prrafodelista"/>
+        <w:ind w:left="0" w:firstLine="0"/>
+        <w:mirrorIndents/>
+      </w:pPr>
+      <w:r>
+        <w:drawing>
+          <wp:inline distT="0" distB="0" distL="0" distR="0" wp14:anchorId="4CDB4A94" wp14:editId="06693831">
+            <wp:extent cx="5759450" cy="2228850"/>
+            <wp:effectExtent l="0" t="0" r="0" b="0"/>
+            <wp:docPr id="7" name="Imagen 7"/>
+            <wp:cNvGraphicFramePr>
+              <a:graphicFrameLocks xmlns:a="http://schemas.openxmlformats.org/drawingml/2006/main" noChangeAspect="1"/>
+            </wp:cNvGraphicFramePr>
+            <a:graphic xmlns:a="http://schemas.openxmlformats.org/drawingml/2006/main">
+              <a:graphicData uri="http://schemas.openxmlformats.org/drawingml/2006/picture">
+                <pic:pic xmlns:pic="http://schemas.openxmlformats.org/drawingml/2006/picture">
+                  <pic:nvPicPr>
+                    <pic:cNvPr id="1" name=""/>
+                    <pic:cNvPicPr/>
+                  </pic:nvPicPr>
+                  <pic:blipFill>
+                    <a:blip r:embed="rId27"/>
+                    <a:stretch>
+                      <a:fillRect/>
+                    </a:stretch>
+                  </pic:blipFill>
+                  <pic:spPr>
+                    <a:xfrm>
+                      <a:off x="0" y="0"/>
+                      <a:ext cx="5759450" cy="2228850"/>
+                    </a:xfrm>
+                    <a:prstGeom prst="rect">
+                      <a:avLst/>
+                    </a:prstGeom>
+                  </pic:spPr>
+                </pic:pic>
+              </a:graphicData>
+            </a:graphic>
+          </wp:inline>
+        </w:drawing>
+      </w:r>
+    </w:p>
+    <w:p>
+      <w:pPr>
+        <w:spacing w:before="60" w:after="60"/>
+        <w:contextualSpacing w:val="0"/>
+        <w:rPr>
+          <w:color w:val="808080" w:themeColor="background1" w:themeShade="80"/>
+          <w:sz w:val="16"/>
+          <w:szCs w:val="16"/>
+        </w:rPr>
+      </w:pPr>
+      <w:r>
+        <w:rPr>
+          <w:color w:val="808080" w:themeColor="background1" w:themeShade="80"/>
+          <w:sz w:val="16"/>
+          <w:szCs w:val="16"/>
+        </w:rPr>
+        <w:t>Fig</w:t>
+      </w:r>
+      <w:r>
+        <w:rPr>
+          <w:color w:val="808080" w:themeColor="background1" w:themeShade="80"/>
+          <w:sz w:val="16"/>
+          <w:szCs w:val="16"/>
+        </w:rPr>
+        <w:t>. 4</w:t>
+      </w:r>
+      <w:r>
+        <w:rPr>
+          <w:color w:val="808080" w:themeColor="background1" w:themeShade="80"/>
+          <w:sz w:val="16"/>
+          <w:szCs w:val="16"/>
+        </w:rPr>
+        <w:t xml:space="preserve">. MySQL </w:t>
+      </w:r>
+      <w:proofErr w:type="spellStart"/>
+      <w:r>
+        <w:rPr>
+          <w:color w:val="808080" w:themeColor="background1" w:themeShade="80"/>
+          <w:sz w:val="16"/>
+          <w:szCs w:val="16"/>
+        </w:rPr>
+        <w:t>Workbench</w:t>
+      </w:r>
+      <w:proofErr w:type="spellEnd"/>
+    </w:p>
+    <w:p>
+      <w:pPr>
+        <w:pStyle w:val="Prrafodelista"/>
+        <w:ind w:left="0" w:firstLine="0"/>
+        <w:mirrorIndents/>
+      </w:pPr>
+      <w:r>
+        <w:lastRenderedPageBreak/>
+        <w:drawing>
+          <wp:inline distT="0" distB="0" distL="0" distR="0" wp14:anchorId="0F0D7E68" wp14:editId="5E8C701B">
+            <wp:extent cx="5754569" cy="2638425"/>
+            <wp:effectExtent l="19050" t="19050" r="17780" b="9525"/>
+            <wp:docPr id="5" name="Imagen 5"/>
+            <wp:cNvGraphicFramePr>
+              <a:graphicFrameLocks xmlns:a="http://schemas.openxmlformats.org/drawingml/2006/main" noChangeAspect="1"/>
+            </wp:cNvGraphicFramePr>
+            <a:graphic xmlns:a="http://schemas.openxmlformats.org/drawingml/2006/main">
+              <a:graphicData uri="http://schemas.openxmlformats.org/drawingml/2006/picture">
+                <pic:pic xmlns:pic="http://schemas.openxmlformats.org/drawingml/2006/picture">
+                  <pic:nvPicPr>
+                    <pic:cNvPr id="1" name=""/>
+                    <pic:cNvPicPr/>
+                  </pic:nvPicPr>
+                  <pic:blipFill>
+                    <a:blip r:embed="rId28"/>
+                    <a:stretch>
+                      <a:fillRect/>
+                    </a:stretch>
+                  </pic:blipFill>
+                  <pic:spPr>
+                    <a:xfrm>
+                      <a:off x="0" y="0"/>
+                      <a:ext cx="5822159" cy="2669415"/>
+                    </a:xfrm>
+                    <a:prstGeom prst="rect">
+                      <a:avLst/>
+                    </a:prstGeom>
+                    <a:ln>
+                      <a:solidFill>
+                        <a:schemeClr val="tx1">
+                          <a:lumMod val="50000"/>
+                          <a:lumOff val="50000"/>
+                        </a:schemeClr>
+                      </a:solidFill>
+                    </a:ln>
+                  </pic:spPr>
+                </pic:pic>
+              </a:graphicData>
+            </a:graphic>
+          </wp:inline>
+        </w:drawing>
+      </w:r>
+    </w:p>
+    <w:p>
+      <w:pPr>
+        <w:spacing w:before="60" w:after="60"/>
+        <w:contextualSpacing w:val="0"/>
+        <w:rPr>
+          <w:color w:val="808080" w:themeColor="background1" w:themeShade="80"/>
+          <w:sz w:val="16"/>
+          <w:szCs w:val="16"/>
+        </w:rPr>
+      </w:pPr>
+      <w:r>
+        <w:rPr>
+          <w:color w:val="808080" w:themeColor="background1" w:themeShade="80"/>
+          <w:sz w:val="16"/>
+          <w:szCs w:val="16"/>
+        </w:rPr>
+        <w:t xml:space="preserve">Fig. </w:t>
+      </w:r>
+      <w:r>
+        <w:rPr>
+          <w:color w:val="808080" w:themeColor="background1" w:themeShade="80"/>
+          <w:sz w:val="16"/>
+          <w:szCs w:val="16"/>
+        </w:rPr>
+        <w:t>5</w:t>
+      </w:r>
+      <w:r>
+        <w:rPr>
+          <w:color w:val="808080" w:themeColor="background1" w:themeShade="80"/>
+          <w:sz w:val="16"/>
+          <w:szCs w:val="16"/>
+        </w:rPr>
+        <w:t xml:space="preserve">. </w:t>
+      </w:r>
+      <w:proofErr w:type="spellStart"/>
+      <w:r>
+        <w:rPr>
+          <w:color w:val="808080" w:themeColor="background1" w:themeShade="80"/>
+          <w:sz w:val="16"/>
+          <w:szCs w:val="16"/>
+        </w:rPr>
+        <w:t>Programiz</w:t>
+      </w:r>
+      <w:proofErr w:type="spellEnd"/>
+    </w:p>
+    <w:p>
+      <w:pPr>
+        <w:pStyle w:val="Prrafodelista"/>
+        <w:numPr>
+          <w:ilvl w:val="2"/>
+          <w:numId w:val="20"/>
+        </w:numPr>
+        <w:ind w:left="1474" w:hanging="227"/>
+        <w:rPr>
+          <w:i/>
+          <w:iCs/>
+        </w:rPr>
+      </w:pPr>
+      <w:r>
+        <w:rPr>
+          <w:i/>
+          <w:iCs/>
+        </w:rPr>
+        <w:t>C</w:t>
+      </w:r>
+      <w:r>
+        <w:rPr>
+          <w:i/>
+          <w:iCs/>
+        </w:rPr>
+        <w:t>alcula el precio promedio de todos los libros.</w:t>
+      </w:r>
+    </w:p>
+    <w:p>
+      <w:r>
+        <w:drawing>
+          <wp:inline distT="0" distB="0" distL="0" distR="0" wp14:anchorId="3CBF977A" wp14:editId="37189DF0">
+            <wp:extent cx="5759450" cy="1558290"/>
+            <wp:effectExtent l="19050" t="19050" r="12700" b="22860"/>
+            <wp:docPr id="6" name="Imagen 6"/>
+            <wp:cNvGraphicFramePr>
+              <a:graphicFrameLocks xmlns:a="http://schemas.openxmlformats.org/drawingml/2006/main" noChangeAspect="1"/>
+            </wp:cNvGraphicFramePr>
+            <a:graphic xmlns:a="http://schemas.openxmlformats.org/drawingml/2006/main">
+              <a:graphicData uri="http://schemas.openxmlformats.org/drawingml/2006/picture">
+                <pic:pic xmlns:pic="http://schemas.openxmlformats.org/drawingml/2006/picture">
+                  <pic:nvPicPr>
+                    <pic:cNvPr id="1" name=""/>
+                    <pic:cNvPicPr/>
+                  </pic:nvPicPr>
+                  <pic:blipFill>
+                    <a:blip r:embed="rId29"/>
+                    <a:stretch>
+                      <a:fillRect/>
+                    </a:stretch>
+                  </pic:blipFill>
+                  <pic:spPr>
+                    <a:xfrm>
+                      <a:off x="0" y="0"/>
+                      <a:ext cx="5759450" cy="1558290"/>
+                    </a:xfrm>
+                    <a:prstGeom prst="rect">
+                      <a:avLst/>
+                    </a:prstGeom>
+                    <a:ln>
+                      <a:solidFill>
+                        <a:schemeClr val="tx1">
+                          <a:lumMod val="50000"/>
+                          <a:lumOff val="50000"/>
+                        </a:schemeClr>
+                      </a:solidFill>
+                    </a:ln>
+                  </pic:spPr>
+                </pic:pic>
+              </a:graphicData>
+            </a:graphic>
+          </wp:inline>
+        </w:drawing>
+      </w:r>
+    </w:p>
+    <w:p>
+      <w:pPr>
+        <w:spacing w:before="60" w:after="60"/>
+        <w:contextualSpacing w:val="0"/>
+        <w:rPr>
+          <w:color w:val="808080" w:themeColor="background1" w:themeShade="80"/>
+          <w:sz w:val="16"/>
+          <w:szCs w:val="16"/>
+        </w:rPr>
+      </w:pPr>
+      <w:r>
+        <w:rPr>
+          <w:color w:val="808080" w:themeColor="background1" w:themeShade="80"/>
+          <w:sz w:val="16"/>
+          <w:szCs w:val="16"/>
+        </w:rPr>
+        <w:t xml:space="preserve">Fig. </w:t>
+      </w:r>
+      <w:r>
+        <w:rPr>
+          <w:color w:val="808080" w:themeColor="background1" w:themeShade="80"/>
+          <w:sz w:val="16"/>
+          <w:szCs w:val="16"/>
+        </w:rPr>
+        <w:t>6</w:t>
+      </w:r>
+      <w:r>
+        <w:rPr>
+          <w:color w:val="808080" w:themeColor="background1" w:themeShade="80"/>
+          <w:sz w:val="16"/>
+          <w:szCs w:val="16"/>
+        </w:rPr>
+        <w:t xml:space="preserve">. MySQL </w:t>
+      </w:r>
+      <w:proofErr w:type="spellStart"/>
+      <w:r>
+        <w:rPr>
+          <w:color w:val="808080" w:themeColor="background1" w:themeShade="80"/>
+          <w:sz w:val="16"/>
+          <w:szCs w:val="16"/>
+        </w:rPr>
+        <w:t>Workbench</w:t>
+      </w:r>
+      <w:proofErr w:type="spellEnd"/>
+    </w:p>
+    <w:p>
+      <w:r>
+        <w:drawing>
+          <wp:inline distT="0" distB="0" distL="0" distR="0" wp14:anchorId="31815622" wp14:editId="4BFE68CF">
+            <wp:extent cx="5759450" cy="2682875"/>
+            <wp:effectExtent l="19050" t="19050" r="12700" b="22225"/>
+            <wp:docPr id="8" name="Imagen 8"/>
+            <wp:cNvGraphicFramePr>
+              <a:graphicFrameLocks xmlns:a="http://schemas.openxmlformats.org/drawingml/2006/main" noChangeAspect="1"/>
+            </wp:cNvGraphicFramePr>
+            <a:graphic xmlns:a="http://schemas.openxmlformats.org/drawingml/2006/main">
+              <a:graphicData uri="http://schemas.openxmlformats.org/drawingml/2006/picture">
+                <pic:pic xmlns:pic="http://schemas.openxmlformats.org/drawingml/2006/picture">
+                  <pic:nvPicPr>
+                    <pic:cNvPr id="1" name=""/>
+                    <pic:cNvPicPr/>
+                  </pic:nvPicPr>
+                  <pic:blipFill>
+                    <a:blip r:embed="rId30"/>
+                    <a:stretch>
+                      <a:fillRect/>
+                    </a:stretch>
+                  </pic:blipFill>
+                  <pic:spPr>
+                    <a:xfrm>
+                      <a:off x="0" y="0"/>
+                      <a:ext cx="5759450" cy="2682875"/>
+                    </a:xfrm>
+                    <a:prstGeom prst="rect">
+                      <a:avLst/>
+                    </a:prstGeom>
+                    <a:ln>
+                      <a:solidFill>
+                        <a:schemeClr val="tx1">
+                          <a:lumMod val="50000"/>
+                          <a:lumOff val="50000"/>
+                        </a:schemeClr>
+                      </a:solidFill>
+                    </a:ln>
+                  </pic:spPr>
+                </pic:pic>
+              </a:graphicData>
+            </a:graphic>
+          </wp:inline>
+        </w:drawing>
+      </w:r>
+    </w:p>
+    <w:p>
+      <w:pPr>
+        <w:spacing w:before="60" w:after="60"/>
+        <w:contextualSpacing w:val="0"/>
+        <w:rPr>
+          <w:color w:val="808080" w:themeColor="background1" w:themeShade="80"/>
+          <w:sz w:val="16"/>
+          <w:szCs w:val="16"/>
+        </w:rPr>
+      </w:pPr>
+      <w:r>
+        <w:rPr>
+          <w:color w:val="808080" w:themeColor="background1" w:themeShade="80"/>
+          <w:sz w:val="16"/>
+          <w:szCs w:val="16"/>
+        </w:rPr>
+        <w:t xml:space="preserve">Fig. </w:t>
+      </w:r>
+      <w:r>
+        <w:rPr>
+          <w:color w:val="808080" w:themeColor="background1" w:themeShade="80"/>
+          <w:sz w:val="16"/>
+          <w:szCs w:val="16"/>
+        </w:rPr>
+        <w:t>7</w:t>
+      </w:r>
+      <w:r>
+        <w:rPr>
+          <w:color w:val="808080" w:themeColor="background1" w:themeShade="80"/>
+          <w:sz w:val="16"/>
+          <w:szCs w:val="16"/>
+        </w:rPr>
+        <w:t xml:space="preserve">. </w:t>
+      </w:r>
+      <w:proofErr w:type="spellStart"/>
+      <w:r>
+        <w:rPr>
+          <w:color w:val="808080" w:themeColor="background1" w:themeShade="80"/>
+          <w:sz w:val="16"/>
+          <w:szCs w:val="16"/>
+        </w:rPr>
+        <w:t>Programiz</w:t>
+      </w:r>
+      <w:proofErr w:type="spellEnd"/>
+    </w:p>
+    <w:p>
+      <w:pPr>
+        <w:pStyle w:val="Prrafodelista"/>
+        <w:numPr>
+          <w:ilvl w:val="2"/>
+          <w:numId w:val="20"/>
+        </w:numPr>
+        <w:ind w:left="1474" w:hanging="227"/>
+        <w:rPr>
+          <w:i/>
+          <w:iCs/>
+        </w:rPr>
+      </w:pPr>
+      <w:r>
+        <w:rPr>
+          <w:i/>
+          <w:iCs/>
+        </w:rPr>
+        <w:t>Encuentra el libro más caro y el más barato.</w:t>
+      </w:r>
+    </w:p>
+    <w:p>
+      <w:r>
+        <w:lastRenderedPageBreak/>
+        <w:drawing>
+          <wp:inline distT="0" distB="0" distL="0" distR="0" wp14:anchorId="17EAB69D" wp14:editId="2F71E4B8">
+            <wp:extent cx="5759450" cy="2353945"/>
+            <wp:effectExtent l="19050" t="19050" r="12700" b="27305"/>
+            <wp:docPr id="9" name="Imagen 9"/>
+            <wp:cNvGraphicFramePr>
+              <a:graphicFrameLocks xmlns:a="http://schemas.openxmlformats.org/drawingml/2006/main" noChangeAspect="1"/>
+            </wp:cNvGraphicFramePr>
+            <a:graphic xmlns:a="http://schemas.openxmlformats.org/drawingml/2006/main">
+              <a:graphicData uri="http://schemas.openxmlformats.org/drawingml/2006/picture">
+                <pic:pic xmlns:pic="http://schemas.openxmlformats.org/drawingml/2006/picture">
+                  <pic:nvPicPr>
+                    <pic:cNvPr id="1" name=""/>
+                    <pic:cNvPicPr/>
+                  </pic:nvPicPr>
+                  <pic:blipFill>
+                    <a:blip r:embed="rId31"/>
+                    <a:stretch>
+                      <a:fillRect/>
+                    </a:stretch>
+                  </pic:blipFill>
+                  <pic:spPr>
+                    <a:xfrm>
+                      <a:off x="0" y="0"/>
+                      <a:ext cx="5759450" cy="2353945"/>
+                    </a:xfrm>
+                    <a:prstGeom prst="rect">
+                      <a:avLst/>
+                    </a:prstGeom>
+                    <a:ln>
+                      <a:solidFill>
+                        <a:schemeClr val="tx1">
+                          <a:lumMod val="50000"/>
+                          <a:lumOff val="50000"/>
+                        </a:schemeClr>
+                      </a:solidFill>
+                    </a:ln>
+                  </pic:spPr>
+                </pic:pic>
+              </a:graphicData>
+            </a:graphic>
+          </wp:inline>
+        </w:drawing>
+      </w:r>
+    </w:p>
+    <w:p>
+      <w:pPr>
+        <w:spacing w:before="60" w:after="60"/>
+        <w:contextualSpacing w:val="0"/>
+        <w:rPr>
+          <w:color w:val="808080" w:themeColor="background1" w:themeShade="80"/>
+          <w:sz w:val="16"/>
+          <w:szCs w:val="16"/>
+        </w:rPr>
+      </w:pPr>
+      <w:r>
+        <w:rPr>
+          <w:color w:val="808080" w:themeColor="background1" w:themeShade="80"/>
+          <w:sz w:val="16"/>
+          <w:szCs w:val="16"/>
+        </w:rPr>
+        <w:t xml:space="preserve">Fig. </w:t>
+      </w:r>
+      <w:r>
+        <w:rPr>
+          <w:color w:val="808080" w:themeColor="background1" w:themeShade="80"/>
+          <w:sz w:val="16"/>
+          <w:szCs w:val="16"/>
+        </w:rPr>
+        <w:t xml:space="preserve">6. MySQL </w:t>
+      </w:r>
+      <w:proofErr w:type="spellStart"/>
+      <w:r>
+        <w:rPr>
+          <w:color w:val="808080" w:themeColor="background1" w:themeShade="80"/>
+          <w:sz w:val="16"/>
+          <w:szCs w:val="16"/>
+        </w:rPr>
+        <w:t>Workbench</w:t>
+      </w:r>
+      <w:proofErr w:type="spellEnd"/>
+    </w:p>
+    <w:p>
+      <w:pPr>
+        <w:spacing w:after="300" w:line="276" w:lineRule="auto"/>
+        <w:contextualSpacing w:val="0"/>
+        <w:rPr>
+          <w:color w:val="808080" w:themeColor="background1" w:themeShade="80"/>
+          <w:sz w:val="16"/>
+          <w:szCs w:val="16"/>
+        </w:rPr>
+      </w:pPr>
+      <w:r>
+        <w:rPr>
+          <w:color w:val="808080" w:themeColor="background1" w:themeShade="80"/>
+          <w:sz w:val="16"/>
+          <w:szCs w:val="16"/>
+        </w:rPr>
+        <w:br w:type="page"/>
+      </w:r>
+    </w:p>
+    <w:p>
+      <w:pPr>
+        <w:spacing w:before="60" w:after="60"/>
+        <w:contextualSpacing w:val="0"/>
+        <w:rPr>
+          <w:color w:val="808080" w:themeColor="background1" w:themeShade="80"/>
+          <w:sz w:val="16"/>
+          <w:szCs w:val="16"/>
+        </w:rPr>
+      </w:pPr>
+      <w:r>
+        <w:rPr>
+          <w:color w:val="808080" w:themeColor="background1" w:themeShade="80"/>
+          <w:sz w:val="16"/>
+          <w:szCs w:val="16"/>
+        </w:rPr>
+        <w:lastRenderedPageBreak/>
+        <w:drawing>
+          <wp:inline distT="0" distB="0" distL="0" distR="0" wp14:anchorId="18F6FCF7" wp14:editId="0B2D54C6">
+            <wp:extent cx="5759450" cy="2689860"/>
+            <wp:effectExtent l="19050" t="19050" r="12700" b="15240"/>
+            <wp:docPr id="10" name="Imagen 10"/>
+            <wp:cNvGraphicFramePr>
+              <a:graphicFrameLocks xmlns:a="http://schemas.openxmlformats.org/drawingml/2006/main" noChangeAspect="1"/>
+            </wp:cNvGraphicFramePr>
+            <a:graphic xmlns:a="http://schemas.openxmlformats.org/drawingml/2006/main">
+              <a:graphicData uri="http://schemas.openxmlformats.org/drawingml/2006/picture">
+                <pic:pic xmlns:pic="http://schemas.openxmlformats.org/drawingml/2006/picture">
+                  <pic:nvPicPr>
+                    <pic:cNvPr id="1" name=""/>
+                    <pic:cNvPicPr/>
+                  </pic:nvPicPr>
+                  <pic:blipFill>
+                    <a:blip r:embed="rId32"/>
+                    <a:stretch>
+                      <a:fillRect/>
+                    </a:stretch>
+                  </pic:blipFill>
+                  <pic:spPr>
+                    <a:xfrm>
+                      <a:off x="0" y="0"/>
+                      <a:ext cx="5759450" cy="2689860"/>
+                    </a:xfrm>
+                    <a:prstGeom prst="rect">
+                      <a:avLst/>
+                    </a:prstGeom>
+                    <a:ln>
+                      <a:solidFill>
+                        <a:schemeClr val="tx1">
+                          <a:lumMod val="50000"/>
+                          <a:lumOff val="50000"/>
+                        </a:schemeClr>
+                      </a:solidFill>
+                    </a:ln>
+                  </pic:spPr>
+                </pic:pic>
+              </a:graphicData>
+            </a:graphic>
+          </wp:inline>
+        </w:drawing>
+      </w:r>
+    </w:p>
+    <w:p>
+      <w:pPr>
+        <w:spacing w:before="60" w:after="60"/>
+        <w:contextualSpacing w:val="0"/>
+        <w:rPr>
+          <w:color w:val="808080" w:themeColor="background1" w:themeShade="80"/>
+          <w:sz w:val="16"/>
+          <w:szCs w:val="16"/>
+        </w:rPr>
+      </w:pPr>
+      <w:r>
+        <w:rPr>
+          <w:color w:val="808080" w:themeColor="background1" w:themeShade="80"/>
+          <w:sz w:val="16"/>
+          <w:szCs w:val="16"/>
+        </w:rPr>
+        <w:t xml:space="preserve">Fig. </w:t>
+      </w:r>
+      <w:r>
+        <w:rPr>
+          <w:color w:val="808080" w:themeColor="background1" w:themeShade="80"/>
+          <w:sz w:val="16"/>
+          <w:szCs w:val="16"/>
+        </w:rPr>
+        <w:t xml:space="preserve">7. </w:t>
+      </w:r>
+      <w:proofErr w:type="spellStart"/>
+      <w:r>
+        <w:rPr>
+          <w:color w:val="808080" w:themeColor="background1" w:themeShade="80"/>
+          <w:sz w:val="16"/>
+          <w:szCs w:val="16"/>
+        </w:rPr>
+        <w:t>Programiz</w:t>
+      </w:r>
+      <w:proofErr w:type="spellEnd"/>
+    </w:p>
+    <w:p>
+      <w:r>
+        <w:t xml:space="preserve">Aquí hay varias cuestiones importantes a </w:t>
+      </w:r>
+      <w:r>
+        <w:t>analizar.</w:t>
+      </w:r>
+    </w:p>
+    <w:p/>
+    <w:p>
+      <w:r>
+        <w:t xml:space="preserve">Una consulta </w:t>
+      </w:r>
+      <w:r>
+        <w:rPr>
+          <w:rStyle w:val="HTML"/>
+        </w:rPr>
+        <w:t>UNION [ALL]</w:t>
+      </w:r>
+      <w:r>
+        <w:t xml:space="preserve"> casi nunca es la consulta más optimizada para ejecutar sobre todo pensando en millones de registros porque normalmente hace recorridos completos de las tablas implicadas, todo esto dependiendo de la complejidad de las consultas, relaciones e índices.</w:t>
+      </w:r>
+    </w:p>
+    <w:p>
+      <w:r>
+        <w:br/>
+        <w:t xml:space="preserve">En la consulta anterior no se tiene en cuenta la duplicidad del valor de la columna </w:t>
+      </w:r>
+      <w:r>
+        <w:rPr>
+          <w:rStyle w:val="HTML"/>
+        </w:rPr>
+        <w:t>`</w:t>
+      </w:r>
+      <w:proofErr w:type="spellStart"/>
+      <w:r>
+        <w:rPr>
+          <w:rStyle w:val="HTML"/>
+        </w:rPr>
+        <w:t>pr</w:t>
+      </w:r>
+      <w:r>
+        <w:rPr>
+          <w:rStyle w:val="HTML"/>
+        </w:rPr>
+        <w:t>i</w:t>
+      </w:r>
+      <w:r>
+        <w:rPr>
+          <w:rStyle w:val="HTML"/>
+        </w:rPr>
+        <w:t>ce</w:t>
+      </w:r>
+      <w:proofErr w:type="spellEnd"/>
+      <w:r>
+        <w:rPr>
+          <w:rStyle w:val="HTML"/>
+        </w:rPr>
+        <w:t>`</w:t>
+      </w:r>
+      <w:r>
+        <w:t xml:space="preserve">, pudiendo resolverse con </w:t>
+      </w:r>
+      <w:r>
+        <w:rPr>
+          <w:rStyle w:val="HTML"/>
+        </w:rPr>
+        <w:t>LIMIT</w:t>
+      </w:r>
+      <w:r>
+        <w:t>.</w:t>
+      </w:r>
+    </w:p>
+    <w:p>
+      <w:r>
+        <w:br/>
+        <w:t xml:space="preserve">Para ambas consultas se ha ejecutado un </w:t>
+      </w:r>
+      <w:r>
+        <w:rPr>
+          <w:rStyle w:val="HTML"/>
+        </w:rPr>
+        <w:t>ANALYZE</w:t>
+      </w:r>
+      <w:r>
+        <w:t xml:space="preserve"> y nos acaba indicado, que el optimizador decide </w:t>
+      </w:r>
+      <w:proofErr w:type="gramStart"/>
+      <w:r>
+        <w:t>que</w:t>
+      </w:r>
+      <w:proofErr w:type="gramEnd"/>
+      <w:r>
+        <w:t xml:space="preserve"> para una tabla de 20 filas, sale más barato leer </w:t>
+      </w:r>
+      <w:r>
+        <w:rPr>
+          <w:rStyle w:val="HTML"/>
+        </w:rPr>
+        <w:t xml:space="preserve">20 filas </w:t>
+      </w:r>
+      <w:r>
+        <w:rPr>
+          <w:rStyle w:val="HTML"/>
+        </w:rPr>
+        <w:t>&gt;</w:t>
+      </w:r>
+      <w:r>
+        <w:rPr>
+          <w:rStyle w:val="HTML"/>
+        </w:rPr>
+        <w:t xml:space="preserve"> ordenarlas </w:t>
+      </w:r>
+      <w:r>
+        <w:rPr>
+          <w:rStyle w:val="HTML"/>
+        </w:rPr>
+        <w:t>&gt;</w:t>
+      </w:r>
+      <w:r>
+        <w:rPr>
+          <w:rStyle w:val="HTML"/>
+        </w:rPr>
+        <w:t xml:space="preserve"> quedarse con 1</w:t>
+      </w:r>
+      <w:r>
+        <w:t>,</w:t>
+      </w:r>
+      <w:r>
+        <w:t xml:space="preserve"> que el índice por la columna </w:t>
+      </w:r>
+      <w:r>
+        <w:rPr>
+          <w:i/>
+          <w:iCs/>
+        </w:rPr>
+        <w:t>`</w:t>
+      </w:r>
+      <w:proofErr w:type="spellStart"/>
+      <w:r>
+        <w:rPr>
+          <w:i/>
+          <w:iCs/>
+        </w:rPr>
+        <w:t>price</w:t>
+      </w:r>
+      <w:proofErr w:type="spellEnd"/>
+      <w:r>
+        <w:rPr>
+          <w:i/>
+          <w:iCs/>
+        </w:rPr>
+        <w:t>`</w:t>
+      </w:r>
+      <w:r>
+        <w:rPr>
+          <w:i/>
+          <w:iCs/>
+        </w:rPr>
+        <w:t>,</w:t>
+      </w:r>
+      <w:r>
+        <w:t xml:space="preserve"> e</w:t>
+      </w:r>
+      <w:r>
+        <w:t xml:space="preserve">s decir, </w:t>
+      </w:r>
+      <w:r>
+        <w:t xml:space="preserve">que </w:t>
+      </w:r>
+      <w:r>
+        <w:t xml:space="preserve">no está utilizando </w:t>
+      </w:r>
+      <w:r>
+        <w:t xml:space="preserve">el índice creado </w:t>
+      </w:r>
+      <w:r>
+        <w:rPr>
+          <w:rStyle w:val="HTML"/>
+        </w:rPr>
+        <w:t>idx_ra_1_5_books_price</w:t>
+      </w:r>
+      <w:r>
+        <w:t xml:space="preserve"> para resolver los </w:t>
+      </w:r>
+      <w:r>
+        <w:rPr>
+          <w:rStyle w:val="HTML"/>
+        </w:rPr>
+        <w:t>ORDER BY</w:t>
+      </w:r>
+      <w:r>
+        <w:rPr>
+          <w:i/>
+          <w:iCs/>
+        </w:rPr>
+        <w:t xml:space="preserve"> </w:t>
+      </w:r>
+      <w:r>
+        <w:t>de las consultas</w:t>
+      </w:r>
+      <w:r>
+        <w:t xml:space="preserve"> y no le voy a llevar la contraria ya que </w:t>
+      </w:r>
+      <w:r>
+        <w:t>el coste real que muestra es ridículamente pequeño</w:t>
+      </w:r>
+      <w:r>
+        <w:t xml:space="preserve">: </w:t>
+      </w:r>
+      <w:r>
+        <w:rPr>
+          <w:rStyle w:val="HTML"/>
+        </w:rPr>
+        <w:t>time=0.105 ms</w:t>
+      </w:r>
+      <w:r>
+        <w:t>.</w:t>
+      </w:r>
+    </w:p>
+    <w:p/>
+    <w:p>
+      <w:pPr>
+        <w:pStyle w:val="Prrafocdigo"/>
+        <w:ind w:firstLine="284"/>
+        <w:rPr>
+          <w:szCs w:val="18"/>
+        </w:rPr>
+      </w:pPr>
+    </w:p>
+    <w:p>
+      <w:pPr>
+        <w:pStyle w:val="Prrafocdigo"/>
+        <w:ind w:firstLine="284"/>
+        <w:rPr>
+          <w:szCs w:val="18"/>
+        </w:rPr>
+      </w:pPr>
+      <w:r>
+        <w:rPr>
+          <w:szCs w:val="18"/>
+        </w:rPr>
+        <w:t xml:space="preserve">-&gt; </w:t>
+      </w:r>
+      <w:proofErr w:type="spellStart"/>
+      <w:proofErr w:type="gramStart"/>
+      <w:r>
+        <w:rPr>
+          <w:szCs w:val="18"/>
+        </w:rPr>
+        <w:t>Append</w:t>
+      </w:r>
+      <w:proofErr w:type="spellEnd"/>
+      <w:r>
+        <w:rPr>
+          <w:szCs w:val="18"/>
+        </w:rPr>
+        <w:t xml:space="preserve">  (</w:t>
+      </w:r>
+      <w:proofErr w:type="spellStart"/>
+      <w:proofErr w:type="gramEnd"/>
+      <w:r>
+        <w:rPr>
+          <w:szCs w:val="18"/>
+        </w:rPr>
+        <w:t>cost</w:t>
+      </w:r>
+      <w:proofErr w:type="spellEnd"/>
+      <w:r>
+        <w:rPr>
+          <w:szCs w:val="18"/>
+        </w:rPr>
+        <w:t xml:space="preserve">=4.5 </w:t>
+      </w:r>
+      <w:proofErr w:type="spellStart"/>
+      <w:r>
+        <w:rPr>
+          <w:szCs w:val="18"/>
+        </w:rPr>
+        <w:t>rows</w:t>
+      </w:r>
+      <w:proofErr w:type="spellEnd"/>
+      <w:r>
+        <w:rPr>
+          <w:szCs w:val="18"/>
+        </w:rPr>
+        <w:t xml:space="preserve">=2) (actual time=0.13..0.16 </w:t>
+      </w:r>
+      <w:proofErr w:type="spellStart"/>
+      <w:r>
+        <w:rPr>
+          <w:szCs w:val="18"/>
+        </w:rPr>
+        <w:t>rows</w:t>
+      </w:r>
+      <w:proofErr w:type="spellEnd"/>
+      <w:r>
+        <w:rPr>
+          <w:szCs w:val="18"/>
+        </w:rPr>
+        <w:t xml:space="preserve">=2 </w:t>
+      </w:r>
+      <w:proofErr w:type="spellStart"/>
+      <w:r>
+        <w:rPr>
+          <w:szCs w:val="18"/>
+        </w:rPr>
+        <w:t>loops</w:t>
+      </w:r>
+      <w:proofErr w:type="spellEnd"/>
+      <w:r>
+        <w:rPr>
+          <w:szCs w:val="18"/>
+        </w:rPr>
+        <w:t>=1)</w:t>
+      </w:r>
+    </w:p>
+    <w:p>
+      <w:pPr>
+        <w:pStyle w:val="Prrafocdigo"/>
+        <w:ind w:firstLine="284"/>
+        <w:rPr>
+          <w:szCs w:val="18"/>
+        </w:rPr>
+      </w:pPr>
+      <w:r>
+        <w:rPr>
+          <w:szCs w:val="18"/>
+        </w:rPr>
+        <w:t xml:space="preserve">  </w:t>
+      </w:r>
+      <w:r>
+        <w:rPr>
+          <w:szCs w:val="18"/>
+        </w:rPr>
+        <w:t xml:space="preserve">-&gt; </w:t>
+      </w:r>
+      <w:proofErr w:type="spellStart"/>
+      <w:r>
+        <w:rPr>
+          <w:szCs w:val="18"/>
+        </w:rPr>
+        <w:t>Stream</w:t>
+      </w:r>
+      <w:proofErr w:type="spellEnd"/>
+      <w:r>
+        <w:rPr>
+          <w:szCs w:val="18"/>
+        </w:rPr>
+        <w:t xml:space="preserve"> </w:t>
+      </w:r>
+      <w:proofErr w:type="spellStart"/>
+      <w:proofErr w:type="gramStart"/>
+      <w:r>
+        <w:rPr>
+          <w:szCs w:val="18"/>
+        </w:rPr>
+        <w:t>results</w:t>
+      </w:r>
+      <w:proofErr w:type="spellEnd"/>
+      <w:r>
+        <w:rPr>
+          <w:szCs w:val="18"/>
+        </w:rPr>
+        <w:t xml:space="preserve">  (</w:t>
+      </w:r>
+      <w:proofErr w:type="spellStart"/>
+      <w:proofErr w:type="gramEnd"/>
+      <w:r>
+        <w:rPr>
+          <w:szCs w:val="18"/>
+        </w:rPr>
+        <w:t>cost</w:t>
+      </w:r>
+      <w:proofErr w:type="spellEnd"/>
+      <w:r>
+        <w:rPr>
+          <w:szCs w:val="18"/>
+        </w:rPr>
+        <w:t xml:space="preserve">=2.25 </w:t>
+      </w:r>
+      <w:proofErr w:type="spellStart"/>
+      <w:r>
+        <w:rPr>
+          <w:szCs w:val="18"/>
+        </w:rPr>
+        <w:t>rows</w:t>
+      </w:r>
+      <w:proofErr w:type="spellEnd"/>
+      <w:r>
+        <w:rPr>
+          <w:szCs w:val="18"/>
+        </w:rPr>
+        <w:t xml:space="preserve">=1) (actual time=0.128..0.129 </w:t>
+      </w:r>
+      <w:proofErr w:type="spellStart"/>
+      <w:r>
+        <w:rPr>
+          <w:szCs w:val="18"/>
+        </w:rPr>
+        <w:t>rows</w:t>
+      </w:r>
+      <w:proofErr w:type="spellEnd"/>
+      <w:r>
+        <w:rPr>
+          <w:szCs w:val="18"/>
+        </w:rPr>
+        <w:t xml:space="preserve">=1 </w:t>
+      </w:r>
+      <w:proofErr w:type="spellStart"/>
+      <w:r>
+        <w:rPr>
+          <w:szCs w:val="18"/>
+        </w:rPr>
+        <w:t>loops</w:t>
+      </w:r>
+      <w:proofErr w:type="spellEnd"/>
+      <w:r>
+        <w:rPr>
+          <w:szCs w:val="18"/>
+        </w:rPr>
+        <w:t>=1)</w:t>
+      </w:r>
+    </w:p>
+    <w:p>
+      <w:pPr>
+        <w:pStyle w:val="Prrafocdigo"/>
+        <w:ind w:firstLine="284"/>
+        <w:rPr>
+          <w:b/>
+          <w:bCs/>
+          <w:color w:val="0D0D0D" w:themeColor="text1" w:themeTint="F2"/>
+          <w:szCs w:val="18"/>
+        </w:rPr>
+      </w:pPr>
+      <w:r>
+        <w:rPr>
+          <w:color w:val="0D0D0D" w:themeColor="text1" w:themeTint="F2"/>
+          <w:szCs w:val="18"/>
+        </w:rPr>
+        <w:t xml:space="preserve">  </w:t>
+      </w:r>
+      <w:r>
+        <w:rPr>
+          <w:color w:val="0D0D0D" w:themeColor="text1" w:themeTint="F2"/>
+          <w:szCs w:val="18"/>
+        </w:rPr>
+        <w:t xml:space="preserve">  </w:t>
+      </w:r>
+      <w:r>
+        <w:rPr>
+          <w:b/>
+          <w:bCs/>
+          <w:color w:val="0D0D0D" w:themeColor="text1" w:themeTint="F2"/>
+          <w:szCs w:val="18"/>
+          <w:highlight w:val="yellow"/>
+        </w:rPr>
+        <w:t xml:space="preserve">-&gt; </w:t>
+      </w:r>
+      <w:proofErr w:type="spellStart"/>
+      <w:r>
+        <w:rPr>
+          <w:b/>
+          <w:bCs/>
+          <w:color w:val="0D0D0D" w:themeColor="text1" w:themeTint="F2"/>
+          <w:szCs w:val="18"/>
+          <w:highlight w:val="yellow"/>
+        </w:rPr>
+        <w:t>Limit</w:t>
+      </w:r>
+      <w:proofErr w:type="spellEnd"/>
+      <w:r>
+        <w:rPr>
+          <w:b/>
+          <w:bCs/>
+          <w:color w:val="0D0D0D" w:themeColor="text1" w:themeTint="F2"/>
+          <w:szCs w:val="18"/>
+          <w:highlight w:val="yellow"/>
+        </w:rPr>
+        <w:t xml:space="preserve">: 1 </w:t>
+      </w:r>
+      <w:proofErr w:type="spellStart"/>
+      <w:r>
+        <w:rPr>
+          <w:b/>
+          <w:bCs/>
+          <w:color w:val="0D0D0D" w:themeColor="text1" w:themeTint="F2"/>
+          <w:szCs w:val="18"/>
+          <w:highlight w:val="yellow"/>
+        </w:rPr>
+        <w:t>row</w:t>
+      </w:r>
+      <w:proofErr w:type="spellEnd"/>
+      <w:r>
+        <w:rPr>
+          <w:b/>
+          <w:bCs/>
+          <w:color w:val="0D0D0D" w:themeColor="text1" w:themeTint="F2"/>
+          <w:szCs w:val="18"/>
+          <w:highlight w:val="yellow"/>
+        </w:rPr>
+        <w:t>(</w:t>
+      </w:r>
+      <w:proofErr w:type="gramStart"/>
+      <w:r>
+        <w:rPr>
+          <w:b/>
+          <w:bCs/>
+          <w:color w:val="0D0D0D" w:themeColor="text1" w:themeTint="F2"/>
+          <w:szCs w:val="18"/>
+          <w:highlight w:val="yellow"/>
+        </w:rPr>
+        <w:t>s)  (</w:t>
+      </w:r>
+      <w:proofErr w:type="spellStart"/>
+      <w:proofErr w:type="gramEnd"/>
+      <w:r>
+        <w:rPr>
+          <w:b/>
+          <w:bCs/>
+          <w:color w:val="0D0D0D" w:themeColor="text1" w:themeTint="F2"/>
+          <w:szCs w:val="18"/>
+          <w:highlight w:val="yellow"/>
+        </w:rPr>
+        <w:t>cost</w:t>
+      </w:r>
+      <w:proofErr w:type="spellEnd"/>
+      <w:r>
+        <w:rPr>
+          <w:b/>
+          <w:bCs/>
+          <w:color w:val="0D0D0D" w:themeColor="text1" w:themeTint="F2"/>
+          <w:szCs w:val="18"/>
+          <w:highlight w:val="yellow"/>
+        </w:rPr>
+        <w:t xml:space="preserve">=2.25 </w:t>
+      </w:r>
+      <w:proofErr w:type="spellStart"/>
+      <w:r>
+        <w:rPr>
+          <w:b/>
+          <w:bCs/>
+          <w:color w:val="0D0D0D" w:themeColor="text1" w:themeTint="F2"/>
+          <w:szCs w:val="18"/>
+          <w:highlight w:val="yellow"/>
+        </w:rPr>
+        <w:t>rows</w:t>
+      </w:r>
+      <w:proofErr w:type="spellEnd"/>
+      <w:r>
+        <w:rPr>
+          <w:b/>
+          <w:bCs/>
+          <w:color w:val="0D0D0D" w:themeColor="text1" w:themeTint="F2"/>
+          <w:szCs w:val="18"/>
+          <w:highlight w:val="yellow"/>
+        </w:rPr>
+        <w:t xml:space="preserve">=1) (actual time=0.105..0.106 </w:t>
+      </w:r>
+      <w:proofErr w:type="spellStart"/>
+      <w:r>
+        <w:rPr>
+          <w:b/>
+          <w:bCs/>
+          <w:color w:val="0D0D0D" w:themeColor="text1" w:themeTint="F2"/>
+          <w:szCs w:val="18"/>
+          <w:highlight w:val="yellow"/>
+        </w:rPr>
+        <w:t>rows</w:t>
+      </w:r>
+      <w:proofErr w:type="spellEnd"/>
+      <w:r>
+        <w:rPr>
+          <w:b/>
+          <w:bCs/>
+          <w:color w:val="0D0D0D" w:themeColor="text1" w:themeTint="F2"/>
+          <w:szCs w:val="18"/>
+          <w:highlight w:val="yellow"/>
+        </w:rPr>
+        <w:t xml:space="preserve">=1 </w:t>
+      </w:r>
+      <w:proofErr w:type="spellStart"/>
+      <w:r>
+        <w:rPr>
+          <w:b/>
+          <w:bCs/>
+          <w:color w:val="0D0D0D" w:themeColor="text1" w:themeTint="F2"/>
+          <w:szCs w:val="18"/>
+          <w:highlight w:val="yellow"/>
+        </w:rPr>
+        <w:t>loops</w:t>
+      </w:r>
+      <w:proofErr w:type="spellEnd"/>
+      <w:r>
+        <w:rPr>
+          <w:b/>
+          <w:bCs/>
+          <w:color w:val="0D0D0D" w:themeColor="text1" w:themeTint="F2"/>
+          <w:szCs w:val="18"/>
+          <w:highlight w:val="yellow"/>
+        </w:rPr>
+        <w:t>=1)</w:t>
+      </w:r>
+    </w:p>
+    <w:p>
+      <w:pPr>
+        <w:pStyle w:val="Prrafocdigo"/>
+        <w:ind w:firstLine="284"/>
+        <w:rPr>
+          <w:szCs w:val="18"/>
+        </w:rPr>
+      </w:pPr>
+      <w:r>
+        <w:rPr>
+          <w:szCs w:val="18"/>
+        </w:rPr>
+        <w:t xml:space="preserve">    </w:t>
+      </w:r>
+      <w:r>
+        <w:rPr>
+          <w:szCs w:val="18"/>
+        </w:rPr>
+        <w:t xml:space="preserve">  </w:t>
+      </w:r>
+      <w:r>
+        <w:rPr>
+          <w:szCs w:val="18"/>
+        </w:rPr>
+        <w:t xml:space="preserve">-&gt; </w:t>
+      </w:r>
+      <w:proofErr w:type="spellStart"/>
+      <w:r>
+        <w:rPr>
+          <w:szCs w:val="18"/>
+        </w:rPr>
+        <w:t>Sort</w:t>
+      </w:r>
+      <w:proofErr w:type="spellEnd"/>
+      <w:r>
+        <w:rPr>
+          <w:szCs w:val="18"/>
+        </w:rPr>
+        <w:t>: ra_1_5_</w:t>
+      </w:r>
+      <w:proofErr w:type="gramStart"/>
+      <w:r>
+        <w:rPr>
+          <w:szCs w:val="18"/>
+        </w:rPr>
+        <w:t>books.price</w:t>
+      </w:r>
+      <w:proofErr w:type="gramEnd"/>
+      <w:r>
+        <w:rPr>
+          <w:szCs w:val="18"/>
+        </w:rPr>
+        <w:t xml:space="preserve"> DESC, </w:t>
+      </w:r>
+      <w:proofErr w:type="spellStart"/>
+      <w:r>
+        <w:rPr>
+          <w:szCs w:val="18"/>
+        </w:rPr>
+        <w:t>limit</w:t>
+      </w:r>
+      <w:proofErr w:type="spellEnd"/>
+      <w:r>
+        <w:rPr>
+          <w:szCs w:val="18"/>
+        </w:rPr>
+        <w:t xml:space="preserve"> input </w:t>
+      </w:r>
+      <w:proofErr w:type="spellStart"/>
+      <w:r>
+        <w:rPr>
+          <w:szCs w:val="18"/>
+        </w:rPr>
+        <w:t>to</w:t>
+      </w:r>
+      <w:proofErr w:type="spellEnd"/>
+      <w:r>
+        <w:rPr>
+          <w:szCs w:val="18"/>
+        </w:rPr>
+        <w:t xml:space="preserve"> 1 </w:t>
+      </w:r>
+      <w:proofErr w:type="spellStart"/>
+      <w:r>
+        <w:rPr>
+          <w:szCs w:val="18"/>
+        </w:rPr>
+        <w:t>row</w:t>
+      </w:r>
+      <w:proofErr w:type="spellEnd"/>
+      <w:r>
+        <w:rPr>
+          <w:szCs w:val="18"/>
+        </w:rPr>
+        <w:t xml:space="preserve">(s) per </w:t>
+      </w:r>
+      <w:proofErr w:type="spellStart"/>
+      <w:r>
+        <w:rPr>
+          <w:szCs w:val="18"/>
+        </w:rPr>
+        <w:t>chunk</w:t>
+      </w:r>
+      <w:proofErr w:type="spellEnd"/>
+      <w:r>
+        <w:rPr>
+          <w:szCs w:val="18"/>
+        </w:rPr>
+        <w:t xml:space="preserve">  (</w:t>
+      </w:r>
+      <w:proofErr w:type="spellStart"/>
+      <w:r>
+        <w:rPr>
+          <w:szCs w:val="18"/>
+        </w:rPr>
+        <w:t>cost</w:t>
+      </w:r>
+      <w:proofErr w:type="spellEnd"/>
+      <w:r>
+        <w:rPr>
+          <w:szCs w:val="18"/>
+        </w:rPr>
+        <w:t xml:space="preserve">=2.25 </w:t>
+      </w:r>
+      <w:proofErr w:type="spellStart"/>
+      <w:r>
+        <w:rPr>
+          <w:szCs w:val="18"/>
+        </w:rPr>
+        <w:t>rows</w:t>
+      </w:r>
+      <w:proofErr w:type="spellEnd"/>
+      <w:r>
+        <w:rPr>
+          <w:szCs w:val="18"/>
+        </w:rPr>
+        <w:t xml:space="preserve">=20) (actual time=0.105..0.105 </w:t>
+      </w:r>
+      <w:proofErr w:type="spellStart"/>
+      <w:r>
+        <w:rPr>
+          <w:szCs w:val="18"/>
+        </w:rPr>
+        <w:t>rows</w:t>
+      </w:r>
+      <w:proofErr w:type="spellEnd"/>
+      <w:r>
+        <w:rPr>
+          <w:szCs w:val="18"/>
+        </w:rPr>
+        <w:t xml:space="preserve">=1 </w:t>
+      </w:r>
+      <w:proofErr w:type="spellStart"/>
+      <w:r>
+        <w:rPr>
+          <w:szCs w:val="18"/>
+        </w:rPr>
+        <w:t>loops</w:t>
+      </w:r>
+      <w:proofErr w:type="spellEnd"/>
+      <w:r>
+        <w:rPr>
+          <w:szCs w:val="18"/>
+        </w:rPr>
+        <w:t>=1)</w:t>
+      </w:r>
+    </w:p>
+    <w:p>
+      <w:pPr>
+        <w:pStyle w:val="Prrafocdigo"/>
+        <w:ind w:firstLine="284"/>
+        <w:rPr>
+          <w:szCs w:val="18"/>
+        </w:rPr>
+      </w:pPr>
+      <w:r>
+        <w:rPr>
+          <w:szCs w:val="18"/>
+        </w:rPr>
+        <w:t xml:space="preserve">      </w:t>
+      </w:r>
+      <w:r>
+        <w:rPr>
+          <w:szCs w:val="18"/>
+        </w:rPr>
+        <w:t xml:space="preserve">  </w:t>
+      </w:r>
+      <w:r>
+        <w:rPr>
+          <w:szCs w:val="18"/>
+        </w:rPr>
+        <w:t xml:space="preserve">-&gt; Table </w:t>
+      </w:r>
+      <w:proofErr w:type="spellStart"/>
+      <w:r>
+        <w:rPr>
+          <w:szCs w:val="18"/>
+        </w:rPr>
+        <w:t>scan</w:t>
+      </w:r>
+      <w:proofErr w:type="spellEnd"/>
+      <w:r>
+        <w:rPr>
+          <w:szCs w:val="18"/>
+        </w:rPr>
+        <w:t xml:space="preserve"> on ra_1_5_</w:t>
+      </w:r>
+      <w:proofErr w:type="gramStart"/>
+      <w:r>
+        <w:rPr>
+          <w:szCs w:val="18"/>
+        </w:rPr>
+        <w:t>books  (</w:t>
+      </w:r>
+      <w:proofErr w:type="spellStart"/>
+      <w:proofErr w:type="gramEnd"/>
+      <w:r>
+        <w:rPr>
+          <w:szCs w:val="18"/>
+        </w:rPr>
+        <w:t>cost</w:t>
+      </w:r>
+      <w:proofErr w:type="spellEnd"/>
+      <w:r>
+        <w:rPr>
+          <w:szCs w:val="18"/>
+        </w:rPr>
+        <w:t xml:space="preserve">=2.25 </w:t>
+      </w:r>
+      <w:proofErr w:type="spellStart"/>
+      <w:r>
+        <w:rPr>
+          <w:szCs w:val="18"/>
+        </w:rPr>
+        <w:t>rows</w:t>
+      </w:r>
+      <w:proofErr w:type="spellEnd"/>
+      <w:r>
+        <w:rPr>
+          <w:szCs w:val="18"/>
+        </w:rPr>
+        <w:t xml:space="preserve">=20) (actual time=0.0498..0.0646 </w:t>
+      </w:r>
+      <w:proofErr w:type="spellStart"/>
+      <w:r>
+        <w:rPr>
+          <w:szCs w:val="18"/>
+        </w:rPr>
+        <w:t>rows</w:t>
+      </w:r>
+      <w:proofErr w:type="spellEnd"/>
+      <w:r>
+        <w:rPr>
+          <w:szCs w:val="18"/>
+        </w:rPr>
+        <w:t xml:space="preserve">=20 </w:t>
+      </w:r>
+      <w:proofErr w:type="spellStart"/>
+      <w:r>
+        <w:rPr>
+          <w:szCs w:val="18"/>
+        </w:rPr>
+        <w:t>loops</w:t>
+      </w:r>
+      <w:proofErr w:type="spellEnd"/>
+      <w:r>
+        <w:rPr>
+          <w:szCs w:val="18"/>
+        </w:rPr>
+        <w:t>=1)</w:t>
+      </w:r>
+    </w:p>
+    <w:p>
+      <w:pPr>
+        <w:pStyle w:val="Prrafocdigo"/>
+        <w:ind w:firstLine="284"/>
+        <w:rPr>
+          <w:szCs w:val="18"/>
+        </w:rPr>
+      </w:pPr>
+      <w:r>
+        <w:rPr>
+          <w:szCs w:val="18"/>
+        </w:rPr>
+        <w:t xml:space="preserve">  </w:t>
+      </w:r>
+      <w:r>
+        <w:rPr>
+          <w:szCs w:val="18"/>
+        </w:rPr>
+        <w:t xml:space="preserve">-&gt; </w:t>
+      </w:r>
+      <w:proofErr w:type="spellStart"/>
+      <w:r>
+        <w:rPr>
+          <w:szCs w:val="18"/>
+        </w:rPr>
+        <w:t>Stream</w:t>
+      </w:r>
+      <w:proofErr w:type="spellEnd"/>
+      <w:r>
+        <w:rPr>
+          <w:szCs w:val="18"/>
+        </w:rPr>
+        <w:t xml:space="preserve"> </w:t>
+      </w:r>
+      <w:proofErr w:type="spellStart"/>
+      <w:proofErr w:type="gramStart"/>
+      <w:r>
+        <w:rPr>
+          <w:szCs w:val="18"/>
+        </w:rPr>
+        <w:t>results</w:t>
+      </w:r>
+      <w:proofErr w:type="spellEnd"/>
+      <w:r>
+        <w:rPr>
+          <w:szCs w:val="18"/>
+        </w:rPr>
+        <w:t xml:space="preserve">  (</w:t>
+      </w:r>
+      <w:proofErr w:type="spellStart"/>
+      <w:proofErr w:type="gramEnd"/>
+      <w:r>
+        <w:rPr>
+          <w:szCs w:val="18"/>
+        </w:rPr>
+        <w:t>cost</w:t>
+      </w:r>
+      <w:proofErr w:type="spellEnd"/>
+      <w:r>
+        <w:rPr>
+          <w:szCs w:val="18"/>
+        </w:rPr>
+        <w:t xml:space="preserve">=2.25 </w:t>
+      </w:r>
+      <w:proofErr w:type="spellStart"/>
+      <w:r>
+        <w:rPr>
+          <w:szCs w:val="18"/>
+        </w:rPr>
+        <w:t>rows</w:t>
+      </w:r>
+      <w:proofErr w:type="spellEnd"/>
+      <w:r>
+        <w:rPr>
+          <w:szCs w:val="18"/>
+        </w:rPr>
+        <w:t xml:space="preserve">=1) (actual time=0.0294..0.0295 </w:t>
+      </w:r>
+      <w:proofErr w:type="spellStart"/>
+      <w:r>
+        <w:rPr>
+          <w:szCs w:val="18"/>
+        </w:rPr>
+        <w:t>rows</w:t>
+      </w:r>
+      <w:proofErr w:type="spellEnd"/>
+      <w:r>
+        <w:rPr>
+          <w:szCs w:val="18"/>
+        </w:rPr>
+        <w:t xml:space="preserve">=1 </w:t>
+      </w:r>
+      <w:proofErr w:type="spellStart"/>
+      <w:r>
+        <w:rPr>
+          <w:szCs w:val="18"/>
+        </w:rPr>
+        <w:t>loops</w:t>
+      </w:r>
+      <w:proofErr w:type="spellEnd"/>
+      <w:r>
+        <w:rPr>
+          <w:szCs w:val="18"/>
+        </w:rPr>
+        <w:t>=1)</w:t>
+      </w:r>
+    </w:p>
+    <w:p>
+      <w:pPr>
+        <w:pStyle w:val="Prrafocdigo"/>
+        <w:ind w:firstLine="284"/>
+        <w:rPr>
+          <w:b/>
+          <w:bCs/>
+          <w:color w:val="0D0D0D" w:themeColor="text1" w:themeTint="F2"/>
+          <w:szCs w:val="18"/>
+        </w:rPr>
+      </w:pPr>
+      <w:r>
+        <w:rPr>
+          <w:b/>
+          <w:bCs/>
+          <w:color w:val="0D0D0D" w:themeColor="text1" w:themeTint="F2"/>
+          <w:szCs w:val="18"/>
+        </w:rPr>
+        <w:t xml:space="preserve">    -</w:t>
+      </w:r>
+      <w:r>
+        <w:rPr>
+          <w:b/>
+          <w:bCs/>
+          <w:color w:val="0D0D0D" w:themeColor="text1" w:themeTint="F2"/>
+          <w:szCs w:val="18"/>
+          <w:highlight w:val="yellow"/>
+        </w:rPr>
+        <w:t xml:space="preserve">&gt; </w:t>
+      </w:r>
+      <w:proofErr w:type="spellStart"/>
+      <w:r>
+        <w:rPr>
+          <w:b/>
+          <w:bCs/>
+          <w:color w:val="0D0D0D" w:themeColor="text1" w:themeTint="F2"/>
+          <w:szCs w:val="18"/>
+          <w:highlight w:val="yellow"/>
+        </w:rPr>
+        <w:t>Limit</w:t>
+      </w:r>
+      <w:proofErr w:type="spellEnd"/>
+      <w:r>
+        <w:rPr>
+          <w:b/>
+          <w:bCs/>
+          <w:color w:val="0D0D0D" w:themeColor="text1" w:themeTint="F2"/>
+          <w:szCs w:val="18"/>
+          <w:highlight w:val="yellow"/>
+        </w:rPr>
+        <w:t xml:space="preserve">: 1 </w:t>
+      </w:r>
+      <w:proofErr w:type="spellStart"/>
+      <w:r>
+        <w:rPr>
+          <w:b/>
+          <w:bCs/>
+          <w:color w:val="0D0D0D" w:themeColor="text1" w:themeTint="F2"/>
+          <w:szCs w:val="18"/>
+          <w:highlight w:val="yellow"/>
+        </w:rPr>
+        <w:t>row</w:t>
+      </w:r>
+      <w:proofErr w:type="spellEnd"/>
+      <w:r>
+        <w:rPr>
+          <w:b/>
+          <w:bCs/>
+          <w:color w:val="0D0D0D" w:themeColor="text1" w:themeTint="F2"/>
+          <w:szCs w:val="18"/>
+          <w:highlight w:val="yellow"/>
+        </w:rPr>
+        <w:t>(</w:t>
+      </w:r>
+      <w:proofErr w:type="gramStart"/>
+      <w:r>
+        <w:rPr>
+          <w:b/>
+          <w:bCs/>
+          <w:color w:val="0D0D0D" w:themeColor="text1" w:themeTint="F2"/>
+          <w:szCs w:val="18"/>
+          <w:highlight w:val="yellow"/>
+        </w:rPr>
+        <w:t>s)  (</w:t>
+      </w:r>
+      <w:proofErr w:type="spellStart"/>
+      <w:proofErr w:type="gramEnd"/>
+      <w:r>
+        <w:rPr>
+          <w:b/>
+          <w:bCs/>
+          <w:color w:val="0D0D0D" w:themeColor="text1" w:themeTint="F2"/>
+          <w:szCs w:val="18"/>
+          <w:highlight w:val="yellow"/>
+        </w:rPr>
+        <w:t>cost</w:t>
+      </w:r>
+      <w:proofErr w:type="spellEnd"/>
+      <w:r>
+        <w:rPr>
+          <w:b/>
+          <w:bCs/>
+          <w:color w:val="0D0D0D" w:themeColor="text1" w:themeTint="F2"/>
+          <w:szCs w:val="18"/>
+          <w:highlight w:val="yellow"/>
+        </w:rPr>
+        <w:t xml:space="preserve">=2.25 </w:t>
+      </w:r>
+      <w:proofErr w:type="spellStart"/>
+      <w:r>
+        <w:rPr>
+          <w:b/>
+          <w:bCs/>
+          <w:color w:val="0D0D0D" w:themeColor="text1" w:themeTint="F2"/>
+          <w:szCs w:val="18"/>
+          <w:highlight w:val="yellow"/>
+        </w:rPr>
+        <w:t>rows</w:t>
+      </w:r>
+      <w:proofErr w:type="spellEnd"/>
+      <w:r>
+        <w:rPr>
+          <w:b/>
+          <w:bCs/>
+          <w:color w:val="0D0D0D" w:themeColor="text1" w:themeTint="F2"/>
+          <w:szCs w:val="18"/>
+          <w:highlight w:val="yellow"/>
+        </w:rPr>
+        <w:t xml:space="preserve">=1) (actual time=0.0281..0.0281 </w:t>
+      </w:r>
+      <w:proofErr w:type="spellStart"/>
+      <w:r>
+        <w:rPr>
+          <w:b/>
+          <w:bCs/>
+          <w:color w:val="0D0D0D" w:themeColor="text1" w:themeTint="F2"/>
+          <w:szCs w:val="18"/>
+          <w:highlight w:val="yellow"/>
+        </w:rPr>
+        <w:t>rows</w:t>
+      </w:r>
+      <w:proofErr w:type="spellEnd"/>
+      <w:r>
+        <w:rPr>
+          <w:b/>
+          <w:bCs/>
+          <w:color w:val="0D0D0D" w:themeColor="text1" w:themeTint="F2"/>
+          <w:szCs w:val="18"/>
+          <w:highlight w:val="yellow"/>
+        </w:rPr>
+        <w:t xml:space="preserve">=1 </w:t>
+      </w:r>
+      <w:proofErr w:type="spellStart"/>
+      <w:r>
+        <w:rPr>
+          <w:b/>
+          <w:bCs/>
+          <w:color w:val="0D0D0D" w:themeColor="text1" w:themeTint="F2"/>
+          <w:szCs w:val="18"/>
+          <w:highlight w:val="yellow"/>
+        </w:rPr>
+        <w:t>loops</w:t>
+      </w:r>
+      <w:proofErr w:type="spellEnd"/>
+      <w:r>
+        <w:rPr>
+          <w:b/>
+          <w:bCs/>
+          <w:color w:val="0D0D0D" w:themeColor="text1" w:themeTint="F2"/>
+          <w:szCs w:val="18"/>
+          <w:highlight w:val="yellow"/>
+        </w:rPr>
+        <w:t>=1)</w:t>
+      </w:r>
+    </w:p>
+    <w:p>
+      <w:pPr>
+        <w:pStyle w:val="Prrafocdigo"/>
+        <w:ind w:firstLine="284"/>
+        <w:rPr>
+          <w:szCs w:val="18"/>
+        </w:rPr>
+      </w:pPr>
+      <w:r>
+        <w:rPr>
+          <w:szCs w:val="18"/>
+        </w:rPr>
+        <w:t xml:space="preserve">     </w:t>
+      </w:r>
+      <w:r>
+        <w:rPr>
+          <w:szCs w:val="18"/>
+        </w:rPr>
+        <w:t xml:space="preserve"> </w:t>
+      </w:r>
+      <w:r>
+        <w:rPr>
+          <w:szCs w:val="18"/>
+        </w:rPr>
+        <w:t xml:space="preserve">-&gt; </w:t>
+      </w:r>
+      <w:proofErr w:type="spellStart"/>
+      <w:r>
+        <w:rPr>
+          <w:szCs w:val="18"/>
+        </w:rPr>
+        <w:t>Sort</w:t>
+      </w:r>
+      <w:proofErr w:type="spellEnd"/>
+      <w:r>
+        <w:rPr>
+          <w:szCs w:val="18"/>
+        </w:rPr>
+        <w:t>: ra_1_5_</w:t>
+      </w:r>
+      <w:proofErr w:type="gramStart"/>
+      <w:r>
+        <w:rPr>
+          <w:szCs w:val="18"/>
+        </w:rPr>
+        <w:t>books.price</w:t>
+      </w:r>
+      <w:proofErr w:type="gramEnd"/>
+      <w:r>
+        <w:rPr>
+          <w:szCs w:val="18"/>
+        </w:rPr>
+        <w:t xml:space="preserve">, </w:t>
+      </w:r>
+      <w:proofErr w:type="spellStart"/>
+      <w:r>
+        <w:rPr>
+          <w:szCs w:val="18"/>
+        </w:rPr>
+        <w:t>limit</w:t>
+      </w:r>
+      <w:proofErr w:type="spellEnd"/>
+      <w:r>
+        <w:rPr>
+          <w:szCs w:val="18"/>
+        </w:rPr>
+        <w:t xml:space="preserve"> input </w:t>
+      </w:r>
+      <w:proofErr w:type="spellStart"/>
+      <w:r>
+        <w:rPr>
+          <w:szCs w:val="18"/>
+        </w:rPr>
+        <w:t>to</w:t>
+      </w:r>
+      <w:proofErr w:type="spellEnd"/>
+      <w:r>
+        <w:rPr>
+          <w:szCs w:val="18"/>
+        </w:rPr>
+        <w:t xml:space="preserve"> 1 </w:t>
+      </w:r>
+      <w:proofErr w:type="spellStart"/>
+      <w:r>
+        <w:rPr>
+          <w:szCs w:val="18"/>
+        </w:rPr>
+        <w:t>row</w:t>
+      </w:r>
+      <w:proofErr w:type="spellEnd"/>
+      <w:r>
+        <w:rPr>
+          <w:szCs w:val="18"/>
+        </w:rPr>
+        <w:t xml:space="preserve">(s) per </w:t>
+      </w:r>
+      <w:proofErr w:type="spellStart"/>
+      <w:r>
+        <w:rPr>
+          <w:szCs w:val="18"/>
+        </w:rPr>
+        <w:t>chunk</w:t>
+      </w:r>
+      <w:proofErr w:type="spellEnd"/>
+      <w:r>
+        <w:rPr>
+          <w:szCs w:val="18"/>
+        </w:rPr>
+        <w:t xml:space="preserve">  (</w:t>
+      </w:r>
+      <w:proofErr w:type="spellStart"/>
+      <w:r>
+        <w:rPr>
+          <w:szCs w:val="18"/>
+        </w:rPr>
+        <w:t>cost</w:t>
+      </w:r>
+      <w:proofErr w:type="spellEnd"/>
+      <w:r>
+        <w:rPr>
+          <w:szCs w:val="18"/>
+        </w:rPr>
+        <w:t xml:space="preserve">=2.25 </w:t>
+      </w:r>
+      <w:proofErr w:type="spellStart"/>
+      <w:r>
+        <w:rPr>
+          <w:szCs w:val="18"/>
+        </w:rPr>
+        <w:t>rows</w:t>
+      </w:r>
+      <w:proofErr w:type="spellEnd"/>
+      <w:r>
+        <w:rPr>
+          <w:szCs w:val="18"/>
+        </w:rPr>
+        <w:t xml:space="preserve">=20) (actual time=0.0279..0.0279 </w:t>
+      </w:r>
+      <w:proofErr w:type="spellStart"/>
+      <w:r>
+        <w:rPr>
+          <w:szCs w:val="18"/>
+        </w:rPr>
+        <w:t>rows</w:t>
+      </w:r>
+      <w:proofErr w:type="spellEnd"/>
+      <w:r>
+        <w:rPr>
+          <w:szCs w:val="18"/>
+        </w:rPr>
+        <w:t xml:space="preserve">=1 </w:t>
+      </w:r>
+      <w:proofErr w:type="spellStart"/>
+      <w:r>
+        <w:rPr>
+          <w:szCs w:val="18"/>
+        </w:rPr>
+        <w:t>loops</w:t>
+      </w:r>
+      <w:proofErr w:type="spellEnd"/>
+      <w:r>
+        <w:rPr>
+          <w:szCs w:val="18"/>
+        </w:rPr>
+        <w:t>=1)</w:t>
+      </w:r>
+    </w:p>
+    <w:p>
+      <w:pPr>
+        <w:pStyle w:val="Prrafocdigo"/>
+        <w:ind w:firstLine="284"/>
+        <w:rPr>
+          <w:szCs w:val="18"/>
+        </w:rPr>
+      </w:pPr>
+      <w:r>
+        <w:rPr>
+          <w:szCs w:val="18"/>
+        </w:rPr>
+        <w:t xml:space="preserve">      </w:t>
+      </w:r>
+      <w:r>
+        <w:rPr>
+          <w:szCs w:val="18"/>
+        </w:rPr>
+        <w:t xml:space="preserve">  </w:t>
+      </w:r>
+      <w:r>
+        <w:rPr>
+          <w:szCs w:val="18"/>
+        </w:rPr>
+        <w:t xml:space="preserve">-&gt; Table </w:t>
+      </w:r>
+      <w:proofErr w:type="spellStart"/>
+      <w:r>
+        <w:rPr>
+          <w:szCs w:val="18"/>
+        </w:rPr>
+        <w:t>scan</w:t>
+      </w:r>
+      <w:proofErr w:type="spellEnd"/>
+      <w:r>
+        <w:rPr>
+          <w:szCs w:val="18"/>
+        </w:rPr>
+        <w:t xml:space="preserve"> on ra_1_5_</w:t>
+      </w:r>
+      <w:proofErr w:type="gramStart"/>
+      <w:r>
+        <w:rPr>
+          <w:szCs w:val="18"/>
+        </w:rPr>
+        <w:t>books  (</w:t>
+      </w:r>
+      <w:proofErr w:type="spellStart"/>
+      <w:proofErr w:type="gramEnd"/>
+      <w:r>
+        <w:rPr>
+          <w:szCs w:val="18"/>
+        </w:rPr>
+        <w:t>cost</w:t>
+      </w:r>
+      <w:proofErr w:type="spellEnd"/>
+      <w:r>
+        <w:rPr>
+          <w:szCs w:val="18"/>
+        </w:rPr>
+        <w:t xml:space="preserve">=2.25 </w:t>
+      </w:r>
+      <w:proofErr w:type="spellStart"/>
+      <w:r>
+        <w:rPr>
+          <w:szCs w:val="18"/>
+        </w:rPr>
+        <w:t>rows</w:t>
+      </w:r>
+      <w:proofErr w:type="spellEnd"/>
+      <w:r>
+        <w:rPr>
+          <w:szCs w:val="18"/>
+        </w:rPr>
+        <w:t xml:space="preserve">=20) (actual time=0.0116..0.0187 </w:t>
+      </w:r>
+      <w:proofErr w:type="spellStart"/>
+      <w:r>
+        <w:rPr>
+          <w:szCs w:val="18"/>
+        </w:rPr>
+        <w:t>rows</w:t>
+      </w:r>
+      <w:proofErr w:type="spellEnd"/>
+      <w:r>
+        <w:rPr>
+          <w:szCs w:val="18"/>
+        </w:rPr>
+        <w:t xml:space="preserve">=20 </w:t>
+      </w:r>
+      <w:proofErr w:type="spellStart"/>
+      <w:r>
+        <w:rPr>
+          <w:szCs w:val="18"/>
+        </w:rPr>
+        <w:t>loops</w:t>
+      </w:r>
+      <w:proofErr w:type="spellEnd"/>
+      <w:r>
+        <w:rPr>
+          <w:szCs w:val="18"/>
+        </w:rPr>
+        <w:t>=1)</w:t>
+      </w:r>
+    </w:p>
+    <w:p/>
+    <w:p>
+      <w:pPr>
+        <w:rPr>
+          <w:b/>
+          <w:bCs/>
+          <w:i/>
+          <w:iCs/>
+        </w:rPr>
+      </w:pPr>
+      <w:r>
+        <w:rPr>
+          <w:b/>
+          <w:bCs/>
+          <w:i/>
+          <w:iCs/>
+        </w:rPr>
+        <w:t xml:space="preserve">En resumen, por mucho que quiera optimizar la consulta, no tiene sentido hacerlo ya que </w:t>
+      </w:r>
+      <w:r>
+        <w:rPr>
+          <w:b/>
+          <w:bCs/>
+          <w:i/>
+          <w:iCs/>
+          <w:u w:val="single"/>
+        </w:rPr>
+        <w:t>n</w:t>
+      </w:r>
+      <w:r>
+        <w:rPr>
+          <w:b/>
+          <w:bCs/>
+          <w:i/>
+          <w:iCs/>
+          <w:u w:val="single"/>
+        </w:rPr>
+        <w:t xml:space="preserve">o </w:t>
+      </w:r>
+      <w:r>
+        <w:rPr>
+          <w:b/>
+          <w:bCs/>
+          <w:i/>
+          <w:iCs/>
+          <w:u w:val="single"/>
+        </w:rPr>
+        <w:t>se puede</w:t>
+      </w:r>
+      <w:r>
+        <w:rPr>
+          <w:b/>
+          <w:bCs/>
+          <w:i/>
+          <w:iCs/>
+          <w:u w:val="single"/>
+        </w:rPr>
+        <w:t xml:space="preserve"> sacar conclusiones de rendimiento con 20 registros</w:t>
+      </w:r>
+      <w:r>
+        <w:rPr>
+          <w:b/>
+          <w:bCs/>
+          <w:i/>
+          <w:iCs/>
+        </w:rPr>
+        <w:t>.</w:t>
+      </w:r>
+    </w:p>
+    <w:p>
+      <w:pPr>
+        <w:spacing w:after="300" w:line="276" w:lineRule="auto"/>
+        <w:contextualSpacing w:val="0"/>
+        <w:rPr>
+          <w:i/>
+          <w:iCs/>
+        </w:rPr>
+      </w:pPr>
+      <w:r>
+        <w:rPr>
+          <w:i/>
+          <w:iCs/>
+        </w:rPr>
+        <w:br w:type="page"/>
+      </w:r>
+    </w:p>
+    <w:p>
+      <w:pPr>
+        <w:pStyle w:val="Prrafodelista"/>
+        <w:numPr>
+          <w:ilvl w:val="2"/>
+          <w:numId w:val="20"/>
+        </w:numPr>
+        <w:ind w:left="1474" w:hanging="227"/>
+        <w:rPr>
+          <w:i/>
+          <w:iCs/>
+        </w:rPr>
+      </w:pPr>
+      <w:r>
+        <w:rPr>
+          <w:i/>
+          <w:iCs/>
+        </w:rPr>
+        <w:lastRenderedPageBreak/>
+        <w:t>Cuenta cuántos libros tienen un precio superior a $50.</w:t>
+      </w:r>
+    </w:p>
+    <w:p/>
+    <w:p>
+      <w:r>
+        <w:drawing>
+          <wp:inline distT="0" distB="0" distL="0" distR="0" wp14:anchorId="00E6C2E1" wp14:editId="20BB568A">
+            <wp:extent cx="5759450" cy="1641475"/>
+            <wp:effectExtent l="19050" t="19050" r="12700" b="15875"/>
+            <wp:docPr id="11" name="Imagen 11"/>
+            <wp:cNvGraphicFramePr>
+              <a:graphicFrameLocks xmlns:a="http://schemas.openxmlformats.org/drawingml/2006/main" noChangeAspect="1"/>
+            </wp:cNvGraphicFramePr>
+            <a:graphic xmlns:a="http://schemas.openxmlformats.org/drawingml/2006/main">
+              <a:graphicData uri="http://schemas.openxmlformats.org/drawingml/2006/picture">
+                <pic:pic xmlns:pic="http://schemas.openxmlformats.org/drawingml/2006/picture">
+                  <pic:nvPicPr>
+                    <pic:cNvPr id="1" name=""/>
+                    <pic:cNvPicPr/>
+                  </pic:nvPicPr>
+                  <pic:blipFill>
+                    <a:blip r:embed="rId33"/>
+                    <a:stretch>
+                      <a:fillRect/>
+                    </a:stretch>
+                  </pic:blipFill>
+                  <pic:spPr>
+                    <a:xfrm>
+                      <a:off x="0" y="0"/>
+                      <a:ext cx="5759450" cy="1641475"/>
+                    </a:xfrm>
+                    <a:prstGeom prst="rect">
+                      <a:avLst/>
+                    </a:prstGeom>
+                    <a:ln>
+                      <a:solidFill>
+                        <a:schemeClr val="tx1">
+                          <a:lumMod val="50000"/>
+                          <a:lumOff val="50000"/>
+                        </a:schemeClr>
+                      </a:solidFill>
+                    </a:ln>
+                  </pic:spPr>
+                </pic:pic>
+              </a:graphicData>
+            </a:graphic>
+          </wp:inline>
+        </w:drawing>
+      </w:r>
+    </w:p>
+    <w:p>
+      <w:pPr>
+        <w:spacing w:before="60" w:after="60"/>
+        <w:contextualSpacing w:val="0"/>
+        <w:rPr>
+          <w:color w:val="808080" w:themeColor="background1" w:themeShade="80"/>
+          <w:sz w:val="16"/>
+          <w:szCs w:val="16"/>
+        </w:rPr>
+      </w:pPr>
+      <w:r>
+        <w:rPr>
+          <w:color w:val="808080" w:themeColor="background1" w:themeShade="80"/>
+          <w:sz w:val="16"/>
+          <w:szCs w:val="16"/>
+        </w:rPr>
+        <w:t xml:space="preserve">Fig. </w:t>
+      </w:r>
+      <w:r>
+        <w:rPr>
+          <w:color w:val="808080" w:themeColor="background1" w:themeShade="80"/>
+          <w:sz w:val="16"/>
+          <w:szCs w:val="16"/>
+        </w:rPr>
+        <w:t xml:space="preserve">6. MySQL </w:t>
+      </w:r>
+      <w:proofErr w:type="spellStart"/>
+      <w:r>
+        <w:rPr>
+          <w:color w:val="808080" w:themeColor="background1" w:themeShade="80"/>
+          <w:sz w:val="16"/>
+          <w:szCs w:val="16"/>
+        </w:rPr>
+        <w:t>Workbench</w:t>
+      </w:r>
+      <w:proofErr w:type="spellEnd"/>
+    </w:p>
+    <w:p>
+      <w:r>
+        <w:drawing>
+          <wp:inline distT="0" distB="0" distL="0" distR="0" wp14:anchorId="0E8542F8" wp14:editId="18B19927">
+            <wp:extent cx="5759450" cy="2693035"/>
+            <wp:effectExtent l="19050" t="19050" r="12700" b="12065"/>
+            <wp:docPr id="12" name="Imagen 12"/>
+            <wp:cNvGraphicFramePr>
+              <a:graphicFrameLocks xmlns:a="http://schemas.openxmlformats.org/drawingml/2006/main" noChangeAspect="1"/>
+            </wp:cNvGraphicFramePr>
+            <a:graphic xmlns:a="http://schemas.openxmlformats.org/drawingml/2006/main">
+              <a:graphicData uri="http://schemas.openxmlformats.org/drawingml/2006/picture">
+                <pic:pic xmlns:pic="http://schemas.openxmlformats.org/drawingml/2006/picture">
+                  <pic:nvPicPr>
+                    <pic:cNvPr id="1" name=""/>
+                    <pic:cNvPicPr/>
+                  </pic:nvPicPr>
+                  <pic:blipFill>
+                    <a:blip r:embed="rId34"/>
+                    <a:stretch>
+                      <a:fillRect/>
+                    </a:stretch>
+                  </pic:blipFill>
+                  <pic:spPr>
+                    <a:xfrm>
+                      <a:off x="0" y="0"/>
+                      <a:ext cx="5759450" cy="2693035"/>
+                    </a:xfrm>
+                    <a:prstGeom prst="rect">
+                      <a:avLst/>
+                    </a:prstGeom>
+                    <a:ln>
+                      <a:solidFill>
+                        <a:schemeClr val="tx1">
+                          <a:lumMod val="50000"/>
+                          <a:lumOff val="50000"/>
+                        </a:schemeClr>
+                      </a:solidFill>
+                    </a:ln>
+                  </pic:spPr>
+                </pic:pic>
+              </a:graphicData>
+            </a:graphic>
+          </wp:inline>
+        </w:drawing>
+      </w:r>
+    </w:p>
+    <w:p>
+      <w:pPr>
+        <w:spacing w:before="60" w:after="60"/>
+        <w:contextualSpacing w:val="0"/>
+        <w:rPr>
+          <w:color w:val="808080" w:themeColor="background1" w:themeShade="80"/>
+          <w:sz w:val="16"/>
+          <w:szCs w:val="16"/>
+        </w:rPr>
+      </w:pPr>
+      <w:r>
+        <w:rPr>
+          <w:color w:val="808080" w:themeColor="background1" w:themeShade="80"/>
+          <w:sz w:val="16"/>
+          <w:szCs w:val="16"/>
+        </w:rPr>
+        <w:t xml:space="preserve">Fig. </w:t>
+      </w:r>
+      <w:r>
+        <w:rPr>
+          <w:color w:val="808080" w:themeColor="background1" w:themeShade="80"/>
+          <w:sz w:val="16"/>
+          <w:szCs w:val="16"/>
+        </w:rPr>
+        <w:t xml:space="preserve">7. </w:t>
+      </w:r>
+      <w:proofErr w:type="spellStart"/>
+      <w:r>
+        <w:rPr>
+          <w:color w:val="808080" w:themeColor="background1" w:themeShade="80"/>
+          <w:sz w:val="16"/>
+          <w:szCs w:val="16"/>
+        </w:rPr>
+        <w:t>Programiz</w:t>
+      </w:r>
+      <w:proofErr w:type="spellEnd"/>
+    </w:p>
+    <w:p/>
+    <w:p>
+      <w:pPr>
+        <w:pStyle w:val="Prrafodelista"/>
+        <w:numPr>
+          <w:ilvl w:val="2"/>
+          <w:numId w:val="20"/>
+        </w:numPr>
+        <w:ind w:left="1474" w:hanging="227"/>
+        <w:rPr>
+          <w:i/>
+          <w:iCs/>
+        </w:rPr>
+      </w:pPr>
+      <w:r>
+        <w:rPr>
+          <w:i/>
+          <w:iCs/>
+        </w:rPr>
+        <w:t>Selecciona los títulos de los 5 libros más baratos.</w:t>
+      </w:r>
+    </w:p>
+    <w:p>
+      <w:pPr>
+        <w:rPr>
+          <w:i/>
+          <w:iCs/>
+        </w:rPr>
+      </w:pPr>
+    </w:p>
+    <w:p>
+      <w:pPr>
+        <w:rPr>
+          <w:i/>
+          <w:iCs/>
+        </w:rPr>
+      </w:pPr>
+      <w:r>
+        <w:rPr>
+          <w:i/>
+          <w:iCs/>
+        </w:rPr>
+        <w:drawing>
+          <wp:inline distT="0" distB="0" distL="0" distR="0" wp14:anchorId="45B5744A" wp14:editId="74550DFF">
+            <wp:extent cx="5759450" cy="1776730"/>
+            <wp:effectExtent l="19050" t="19050" r="12700" b="13970"/>
+            <wp:docPr id="13" name="Imagen 13"/>
+            <wp:cNvGraphicFramePr>
+              <a:graphicFrameLocks xmlns:a="http://schemas.openxmlformats.org/drawingml/2006/main" noChangeAspect="1"/>
+            </wp:cNvGraphicFramePr>
+            <a:graphic xmlns:a="http://schemas.openxmlformats.org/drawingml/2006/main">
+              <a:graphicData uri="http://schemas.openxmlformats.org/drawingml/2006/picture">
+                <pic:pic xmlns:pic="http://schemas.openxmlformats.org/drawingml/2006/picture">
+                  <pic:nvPicPr>
+                    <pic:cNvPr id="1" name=""/>
+                    <pic:cNvPicPr/>
+                  </pic:nvPicPr>
+                  <pic:blipFill>
+                    <a:blip r:embed="rId35"/>
+                    <a:stretch>
+                      <a:fillRect/>
+                    </a:stretch>
+                  </pic:blipFill>
+                  <pic:spPr>
+                    <a:xfrm>
+                      <a:off x="0" y="0"/>
+                      <a:ext cx="5759450" cy="1776730"/>
+                    </a:xfrm>
+                    <a:prstGeom prst="rect">
+                      <a:avLst/>
+                    </a:prstGeom>
+                    <a:ln>
+                      <a:solidFill>
+                        <a:schemeClr val="tx1">
+                          <a:lumMod val="50000"/>
+                          <a:lumOff val="50000"/>
+                        </a:schemeClr>
+                      </a:solidFill>
+                    </a:ln>
+                  </pic:spPr>
+                </pic:pic>
+              </a:graphicData>
+            </a:graphic>
+          </wp:inline>
+        </w:drawing>
+      </w:r>
+    </w:p>
+    <w:p>
+      <w:pPr>
+        <w:spacing w:before="60" w:after="60"/>
+        <w:contextualSpacing w:val="0"/>
+        <w:rPr>
+          <w:color w:val="808080" w:themeColor="background1" w:themeShade="80"/>
+          <w:sz w:val="16"/>
+          <w:szCs w:val="16"/>
+        </w:rPr>
+      </w:pPr>
+      <w:r>
+        <w:rPr>
+          <w:color w:val="808080" w:themeColor="background1" w:themeShade="80"/>
+          <w:sz w:val="16"/>
+          <w:szCs w:val="16"/>
+        </w:rPr>
+        <w:t xml:space="preserve">Fig. </w:t>
+      </w:r>
+      <w:r>
+        <w:rPr>
+          <w:color w:val="808080" w:themeColor="background1" w:themeShade="80"/>
+          <w:sz w:val="16"/>
+          <w:szCs w:val="16"/>
+        </w:rPr>
+        <w:t xml:space="preserve">6. MySQL </w:t>
+      </w:r>
+      <w:proofErr w:type="spellStart"/>
+      <w:r>
+        <w:rPr>
+          <w:color w:val="808080" w:themeColor="background1" w:themeShade="80"/>
+          <w:sz w:val="16"/>
+          <w:szCs w:val="16"/>
+        </w:rPr>
+        <w:t>Workbench</w:t>
+      </w:r>
+      <w:proofErr w:type="spellEnd"/>
+    </w:p>
+    <w:p>
+      <w:pPr>
+        <w:rPr>
+          <w:i/>
+          <w:iCs/>
+        </w:rPr>
+      </w:pPr>
+    </w:p>
+    <w:p>
+      <w:pPr>
+        <w:rPr>
+          <w:i/>
+          <w:iCs/>
+        </w:rPr>
+      </w:pPr>
+      <w:r>
+        <w:rPr>
+          <w:i/>
+          <w:iCs/>
+        </w:rPr>
+        <w:lastRenderedPageBreak/>
+        <w:drawing>
+          <wp:inline distT="0" distB="0" distL="0" distR="0" wp14:anchorId="7C55A992" wp14:editId="5D70E873">
+            <wp:extent cx="5759450" cy="2690495"/>
+            <wp:effectExtent l="19050" t="19050" r="12700" b="14605"/>
+            <wp:docPr id="14" name="Imagen 14"/>
+            <wp:cNvGraphicFramePr>
+              <a:graphicFrameLocks xmlns:a="http://schemas.openxmlformats.org/drawingml/2006/main" noChangeAspect="1"/>
+            </wp:cNvGraphicFramePr>
+            <a:graphic xmlns:a="http://schemas.openxmlformats.org/drawingml/2006/main">
+              <a:graphicData uri="http://schemas.openxmlformats.org/drawingml/2006/picture">
+                <pic:pic xmlns:pic="http://schemas.openxmlformats.org/drawingml/2006/picture">
+                  <pic:nvPicPr>
+                    <pic:cNvPr id="1" name=""/>
+                    <pic:cNvPicPr/>
+                  </pic:nvPicPr>
+                  <pic:blipFill>
+                    <a:blip r:embed="rId36"/>
+                    <a:stretch>
+                      <a:fillRect/>
+                    </a:stretch>
+                  </pic:blipFill>
+                  <pic:spPr>
+                    <a:xfrm>
+                      <a:off x="0" y="0"/>
+                      <a:ext cx="5759450" cy="2690495"/>
+                    </a:xfrm>
+                    <a:prstGeom prst="rect">
+                      <a:avLst/>
+                    </a:prstGeom>
+                    <a:ln>
+                      <a:solidFill>
+                        <a:schemeClr val="tx1">
+                          <a:lumMod val="50000"/>
+                          <a:lumOff val="50000"/>
+                        </a:schemeClr>
+                      </a:solidFill>
+                    </a:ln>
+                  </pic:spPr>
+                </pic:pic>
+              </a:graphicData>
+            </a:graphic>
+          </wp:inline>
+        </w:drawing>
+      </w:r>
+    </w:p>
+    <w:p>
+      <w:pPr>
+        <w:spacing w:before="60" w:after="60"/>
+        <w:contextualSpacing w:val="0"/>
+        <w:rPr>
+          <w:color w:val="808080" w:themeColor="background1" w:themeShade="80"/>
+          <w:sz w:val="16"/>
+          <w:szCs w:val="16"/>
+        </w:rPr>
+      </w:pPr>
+      <w:r>
+        <w:rPr>
+          <w:color w:val="808080" w:themeColor="background1" w:themeShade="80"/>
+          <w:sz w:val="16"/>
+          <w:szCs w:val="16"/>
+        </w:rPr>
+        <w:t xml:space="preserve">Fig. </w:t>
+      </w:r>
+      <w:r>
+        <w:rPr>
+          <w:color w:val="808080" w:themeColor="background1" w:themeShade="80"/>
+          <w:sz w:val="16"/>
+          <w:szCs w:val="16"/>
+        </w:rPr>
+        <w:t xml:space="preserve">7. </w:t>
+      </w:r>
+      <w:proofErr w:type="spellStart"/>
+      <w:r>
+        <w:rPr>
+          <w:color w:val="808080" w:themeColor="background1" w:themeShade="80"/>
+          <w:sz w:val="16"/>
+          <w:szCs w:val="16"/>
+        </w:rPr>
+        <w:t>Programiz</w:t>
+      </w:r>
+      <w:proofErr w:type="spellEnd"/>
+    </w:p>
+    <w:p>
+      <w:pPr>
+        <w:rPr>
+          <w:i/>
+          <w:iCs/>
+        </w:rPr>
+      </w:pPr>
+    </w:p>
+    <w:p>
+      <w:pPr>
+        <w:pStyle w:val="Prrafodelista"/>
+        <w:numPr>
+          <w:ilvl w:val="2"/>
+          <w:numId w:val="20"/>
+        </w:numPr>
+        <w:ind w:left="1474" w:hanging="227"/>
+        <w:rPr>
+          <w:i/>
+          <w:iCs/>
+        </w:rPr>
+      </w:pPr>
+      <w:r>
+        <w:rPr>
+          <w:i/>
+          <w:iCs/>
+        </w:rPr>
+        <w:t>Calcula el precio total de todos los libros en la base de datos.</w:t>
+      </w:r>
+    </w:p>
+    <w:p/>
+    <w:p>
+      <w:r>
+        <w:drawing>
+          <wp:inline distT="0" distB="0" distL="0" distR="0" wp14:anchorId="507379A4" wp14:editId="4310707A">
+            <wp:extent cx="5759450" cy="1428115"/>
+            <wp:effectExtent l="19050" t="19050" r="12700" b="19685"/>
+            <wp:docPr id="15" name="Imagen 15"/>
+            <wp:cNvGraphicFramePr>
+              <a:graphicFrameLocks xmlns:a="http://schemas.openxmlformats.org/drawingml/2006/main" noChangeAspect="1"/>
+            </wp:cNvGraphicFramePr>
+            <a:graphic xmlns:a="http://schemas.openxmlformats.org/drawingml/2006/main">
+              <a:graphicData uri="http://schemas.openxmlformats.org/drawingml/2006/picture">
+                <pic:pic xmlns:pic="http://schemas.openxmlformats.org/drawingml/2006/picture">
+                  <pic:nvPicPr>
+                    <pic:cNvPr id="1" name=""/>
+                    <pic:cNvPicPr/>
+                  </pic:nvPicPr>
+                  <pic:blipFill>
+                    <a:blip r:embed="rId37"/>
+                    <a:stretch>
+                      <a:fillRect/>
+                    </a:stretch>
+                  </pic:blipFill>
+                  <pic:spPr>
+                    <a:xfrm>
+                      <a:off x="0" y="0"/>
+                      <a:ext cx="5759450" cy="1428115"/>
+                    </a:xfrm>
+                    <a:prstGeom prst="rect">
+                      <a:avLst/>
+                    </a:prstGeom>
+                    <a:ln>
+                      <a:solidFill>
+                        <a:schemeClr val="tx1">
+                          <a:lumMod val="50000"/>
+                          <a:lumOff val="50000"/>
+                        </a:schemeClr>
+                      </a:solidFill>
+                    </a:ln>
+                  </pic:spPr>
+                </pic:pic>
+              </a:graphicData>
+            </a:graphic>
+          </wp:inline>
+        </w:drawing>
+      </w:r>
+    </w:p>
+    <w:p>
+      <w:pPr>
+        <w:spacing w:before="60" w:after="60"/>
+        <w:contextualSpacing w:val="0"/>
+        <w:rPr>
+          <w:color w:val="808080" w:themeColor="background1" w:themeShade="80"/>
+          <w:sz w:val="16"/>
+          <w:szCs w:val="16"/>
+        </w:rPr>
+      </w:pPr>
+      <w:r>
+        <w:rPr>
+          <w:color w:val="808080" w:themeColor="background1" w:themeShade="80"/>
+          <w:sz w:val="16"/>
+          <w:szCs w:val="16"/>
+        </w:rPr>
+        <w:t xml:space="preserve">Fig. </w:t>
+      </w:r>
+      <w:r>
+        <w:rPr>
+          <w:color w:val="808080" w:themeColor="background1" w:themeShade="80"/>
+          <w:sz w:val="16"/>
+          <w:szCs w:val="16"/>
+        </w:rPr>
+        <w:t xml:space="preserve">6. MySQL </w:t>
+      </w:r>
+      <w:proofErr w:type="spellStart"/>
+      <w:r>
+        <w:rPr>
+          <w:color w:val="808080" w:themeColor="background1" w:themeShade="80"/>
+          <w:sz w:val="16"/>
+          <w:szCs w:val="16"/>
+        </w:rPr>
+        <w:t>Workbench</w:t>
+      </w:r>
+      <w:proofErr w:type="spellEnd"/>
+    </w:p>
+    <w:p>
+      <w:r>
+        <w:drawing>
+          <wp:inline distT="0" distB="0" distL="0" distR="0" wp14:anchorId="750D2B8B" wp14:editId="5C7FEFCC">
+            <wp:extent cx="5759450" cy="2686050"/>
+            <wp:effectExtent l="19050" t="19050" r="12700" b="19050"/>
+            <wp:docPr id="16" name="Imagen 16"/>
+            <wp:cNvGraphicFramePr>
+              <a:graphicFrameLocks xmlns:a="http://schemas.openxmlformats.org/drawingml/2006/main" noChangeAspect="1"/>
+            </wp:cNvGraphicFramePr>
+            <a:graphic xmlns:a="http://schemas.openxmlformats.org/drawingml/2006/main">
+              <a:graphicData uri="http://schemas.openxmlformats.org/drawingml/2006/picture">
+                <pic:pic xmlns:pic="http://schemas.openxmlformats.org/drawingml/2006/picture">
+                  <pic:nvPicPr>
+                    <pic:cNvPr id="1" name=""/>
+                    <pic:cNvPicPr/>
+                  </pic:nvPicPr>
+                  <pic:blipFill>
+                    <a:blip r:embed="rId38"/>
+                    <a:stretch>
+                      <a:fillRect/>
+                    </a:stretch>
+                  </pic:blipFill>
+                  <pic:spPr>
+                    <a:xfrm>
+                      <a:off x="0" y="0"/>
+                      <a:ext cx="5759450" cy="2686050"/>
+                    </a:xfrm>
+                    <a:prstGeom prst="rect">
+                      <a:avLst/>
+                    </a:prstGeom>
+                    <a:ln>
+                      <a:solidFill>
+                        <a:schemeClr val="tx1">
+                          <a:lumMod val="50000"/>
+                          <a:lumOff val="50000"/>
+                        </a:schemeClr>
+                      </a:solidFill>
+                    </a:ln>
+                  </pic:spPr>
+                </pic:pic>
+              </a:graphicData>
+            </a:graphic>
+          </wp:inline>
+        </w:drawing>
+      </w:r>
+    </w:p>
+    <w:p>
+      <w:pPr>
+        <w:spacing w:before="60" w:after="60"/>
+        <w:contextualSpacing w:val="0"/>
+        <w:rPr>
+          <w:color w:val="808080" w:themeColor="background1" w:themeShade="80"/>
+          <w:sz w:val="16"/>
+          <w:szCs w:val="16"/>
+        </w:rPr>
+      </w:pPr>
+      <w:r>
+        <w:rPr>
+          <w:color w:val="808080" w:themeColor="background1" w:themeShade="80"/>
+          <w:sz w:val="16"/>
+          <w:szCs w:val="16"/>
+        </w:rPr>
+        <w:t xml:space="preserve">Fig. </w:t>
+      </w:r>
+      <w:r>
+        <w:rPr>
+          <w:color w:val="808080" w:themeColor="background1" w:themeShade="80"/>
+          <w:sz w:val="16"/>
+          <w:szCs w:val="16"/>
+        </w:rPr>
+        <w:t xml:space="preserve">7. </w:t>
+      </w:r>
+      <w:proofErr w:type="spellStart"/>
+      <w:r>
+        <w:rPr>
+          <w:color w:val="808080" w:themeColor="background1" w:themeShade="80"/>
+          <w:sz w:val="16"/>
+          <w:szCs w:val="16"/>
+        </w:rPr>
+        <w:t>Programiz</w:t>
+      </w:r>
+      <w:proofErr w:type="spellEnd"/>
+    </w:p>
+    <w:p>
+      <w:pPr>
+        <w:spacing w:after="300" w:line="276" w:lineRule="auto"/>
+        <w:contextualSpacing w:val="0"/>
+        <w:rPr>
+          <w:color w:val="808080" w:themeColor="background1" w:themeShade="80"/>
+          <w:sz w:val="16"/>
+          <w:szCs w:val="16"/>
+        </w:rPr>
+      </w:pPr>
+      <w:r>
+        <w:rPr>
+          <w:color w:val="808080" w:themeColor="background1" w:themeShade="80"/>
+          <w:sz w:val="16"/>
+          <w:szCs w:val="16"/>
+        </w:rPr>
+        <w:br w:type="page"/>
+      </w:r>
+    </w:p>
+    <w:p>
+      <w:pPr>
+        <w:pStyle w:val="Prrafodelista"/>
+        <w:numPr>
+          <w:ilvl w:val="0"/>
+          <w:numId w:val="20"/>
+        </w:numPr>
+      </w:pPr>
+      <w:r>
+        <w:rPr>
+          <w:b/>
+          <w:bCs/>
+          <w:i/>
+          <w:iCs/>
+          <w:color w:val="auto"/>
+        </w:rPr>
+        <w:lastRenderedPageBreak/>
+        <w:t>Consulta Avanzada</w:t>
+      </w:r>
+    </w:p>
+    <w:p>
+      <w:pPr>
+        <w:pStyle w:val="Prrafodelista"/>
+        <w:ind w:left="644" w:firstLine="0"/>
+        <w:rPr>
+          <w:i/>
+          <w:iCs/>
+        </w:rPr>
+      </w:pPr>
+      <w:r>
+        <w:rPr>
+          <w:i/>
+          <w:iCs/>
+        </w:rPr>
+        <w:t>Crea una consulta que muestre el título del libro, su precio, y una columna adicional que indique si el libro es "Barato" (menor al promedio) o "Caro" (mayor o igual al promedio).</w:t>
+      </w:r>
+    </w:p>
+    <w:p>
+      <w:pPr>
+        <w:pStyle w:val="Prrafodelista"/>
+        <w:ind w:left="644" w:firstLine="0"/>
+        <w:rPr>
+          <w:i/>
+          <w:iCs/>
+        </w:rPr>
+      </w:pPr>
+    </w:p>
+    <w:p>
+      <w:r>
+        <w:drawing>
+          <wp:inline distT="0" distB="0" distL="0" distR="0" wp14:anchorId="51A673A5" wp14:editId="5FA1C078">
+            <wp:extent cx="5759450" cy="3122930"/>
+            <wp:effectExtent l="19050" t="19050" r="12700" b="20320"/>
+            <wp:docPr id="17" name="Imagen 17"/>
+            <wp:cNvGraphicFramePr>
+              <a:graphicFrameLocks xmlns:a="http://schemas.openxmlformats.org/drawingml/2006/main" noChangeAspect="1"/>
+            </wp:cNvGraphicFramePr>
+            <a:graphic xmlns:a="http://schemas.openxmlformats.org/drawingml/2006/main">
+              <a:graphicData uri="http://schemas.openxmlformats.org/drawingml/2006/picture">
+                <pic:pic xmlns:pic="http://schemas.openxmlformats.org/drawingml/2006/picture">
+                  <pic:nvPicPr>
+                    <pic:cNvPr id="1" name=""/>
+                    <pic:cNvPicPr/>
+                  </pic:nvPicPr>
+                  <pic:blipFill>
+                    <a:blip r:embed="rId39"/>
+                    <a:stretch>
+                      <a:fillRect/>
+                    </a:stretch>
+                  </pic:blipFill>
+                  <pic:spPr>
+                    <a:xfrm>
+                      <a:off x="0" y="0"/>
+                      <a:ext cx="5759450" cy="3122930"/>
+                    </a:xfrm>
+                    <a:prstGeom prst="rect">
+                      <a:avLst/>
+                    </a:prstGeom>
+                    <a:ln>
+                      <a:solidFill>
+                        <a:schemeClr val="tx1">
+                          <a:lumMod val="50000"/>
+                          <a:lumOff val="50000"/>
+                        </a:schemeClr>
+                      </a:solidFill>
+                    </a:ln>
+                  </pic:spPr>
+                </pic:pic>
+              </a:graphicData>
+            </a:graphic>
+          </wp:inline>
+        </w:drawing>
+      </w:r>
+    </w:p>
+    <w:p>
+      <w:pPr>
+        <w:spacing w:before="60" w:after="60"/>
+        <w:contextualSpacing w:val="0"/>
+        <w:rPr>
+          <w:color w:val="808080" w:themeColor="background1" w:themeShade="80"/>
+          <w:sz w:val="16"/>
+          <w:szCs w:val="16"/>
+        </w:rPr>
+      </w:pPr>
+      <w:r>
+        <w:rPr>
+          <w:color w:val="808080" w:themeColor="background1" w:themeShade="80"/>
+          <w:sz w:val="16"/>
+          <w:szCs w:val="16"/>
+        </w:rPr>
+        <w:t xml:space="preserve">Fig. </w:t>
+      </w:r>
+      <w:r>
+        <w:rPr>
+          <w:color w:val="808080" w:themeColor="background1" w:themeShade="80"/>
+          <w:sz w:val="16"/>
+          <w:szCs w:val="16"/>
+        </w:rPr>
+        <w:t xml:space="preserve">6. MySQL </w:t>
+      </w:r>
+      <w:proofErr w:type="spellStart"/>
+      <w:r>
+        <w:rPr>
+          <w:color w:val="808080" w:themeColor="background1" w:themeShade="80"/>
+          <w:sz w:val="16"/>
+          <w:szCs w:val="16"/>
+        </w:rPr>
+        <w:t>Workbench</w:t>
+      </w:r>
+      <w:proofErr w:type="spellEnd"/>
+    </w:p>
+    <w:p>
+      <w:r>
+        <w:drawing>
+          <wp:inline distT="0" distB="0" distL="0" distR="0" wp14:anchorId="6F4D953F" wp14:editId="2AD37E5B">
+            <wp:extent cx="5759450" cy="2899410"/>
+            <wp:effectExtent l="0" t="0" r="0" b="0"/>
+            <wp:docPr id="18" name="Imagen 18"/>
+            <wp:cNvGraphicFramePr>
+              <a:graphicFrameLocks xmlns:a="http://schemas.openxmlformats.org/drawingml/2006/main" noChangeAspect="1"/>
+            </wp:cNvGraphicFramePr>
+            <a:graphic xmlns:a="http://schemas.openxmlformats.org/drawingml/2006/main">
+              <a:graphicData uri="http://schemas.openxmlformats.org/drawingml/2006/picture">
+                <pic:pic xmlns:pic="http://schemas.openxmlformats.org/drawingml/2006/picture">
+                  <pic:nvPicPr>
+                    <pic:cNvPr id="1" name=""/>
+                    <pic:cNvPicPr/>
+                  </pic:nvPicPr>
+                  <pic:blipFill>
+                    <a:blip r:embed="rId40"/>
+                    <a:stretch>
+                      <a:fillRect/>
+                    </a:stretch>
+                  </pic:blipFill>
+                  <pic:spPr>
+                    <a:xfrm>
+                      <a:off x="0" y="0"/>
+                      <a:ext cx="5759450" cy="2899410"/>
+                    </a:xfrm>
+                    <a:prstGeom prst="rect">
+                      <a:avLst/>
+                    </a:prstGeom>
+                  </pic:spPr>
+                </pic:pic>
+              </a:graphicData>
+            </a:graphic>
+          </wp:inline>
+        </w:drawing>
+      </w:r>
+    </w:p>
+    <w:p>
+      <w:pPr>
+        <w:spacing w:before="60" w:after="60"/>
+        <w:contextualSpacing w:val="0"/>
+        <w:rPr>
+          <w:color w:val="808080" w:themeColor="background1" w:themeShade="80"/>
+          <w:sz w:val="16"/>
+          <w:szCs w:val="16"/>
+        </w:rPr>
+      </w:pPr>
+      <w:r>
+        <w:rPr>
+          <w:color w:val="808080" w:themeColor="background1" w:themeShade="80"/>
+          <w:sz w:val="16"/>
+          <w:szCs w:val="16"/>
+        </w:rPr>
+        <w:t xml:space="preserve">Fig. </w:t>
+      </w:r>
+      <w:r>
+        <w:rPr>
+          <w:color w:val="808080" w:themeColor="background1" w:themeShade="80"/>
+          <w:sz w:val="16"/>
+          <w:szCs w:val="16"/>
+        </w:rPr>
+        <w:t xml:space="preserve">7. </w:t>
+      </w:r>
+      <w:proofErr w:type="spellStart"/>
+      <w:r>
+        <w:rPr>
+          <w:color w:val="808080" w:themeColor="background1" w:themeShade="80"/>
+          <w:sz w:val="16"/>
+          <w:szCs w:val="16"/>
+        </w:rPr>
+        <w:t>Programiz</w:t>
+      </w:r>
+      <w:proofErr w:type="spellEnd"/>
+    </w:p>
+    <w:p/>
     <w:sectPr>
-      <w:headerReference w:type="default" r:id="rId25"/>
-      <w:footerReference w:type="default" r:id="rId26"/>
+      <w:headerReference w:type="default" r:id="rId41"/>
+      <w:footerReference w:type="default" r:id="rId42"/>
       <w:pgSz w:w="11906" w:h="16838" w:code="9"/>
       <w:pgMar w:top="1134" w:right="1276" w:bottom="1134" w:left="1560" w:header="851" w:footer="0" w:gutter="0"/>
       <w:cols w:space="720"/>
@@ -10243,6 +13978,256 @@
     </w:lvl>
   </w:abstractNum>
   <w:abstractNum w:abstractNumId="10" w15:restartNumberingAfterBreak="0">
+    <w:nsid w:val="01E00BC6"/>
+    <w:multiLevelType w:val="multilevel"/>
+    <w:tmpl w:val="09E4D802"/>
+    <w:lvl w:ilvl="0">
+      <w:start w:val="1"/>
+      <w:numFmt w:val="decimal"/>
+      <w:lvlText w:val="%1."/>
+      <w:lvlJc w:val="left"/>
+      <w:pPr>
+        <w:ind w:left="644" w:hanging="360"/>
+      </w:pPr>
+      <w:rPr>
+        <w:rFonts w:hint="default"/>
+        <w:b/>
+        <w:bCs/>
+        <w:i/>
+        <w:iCs/>
+      </w:rPr>
+    </w:lvl>
+    <w:lvl w:ilvl="1">
+      <w:start w:val="1"/>
+      <w:numFmt w:val="bullet"/>
+      <w:lvlText w:val=""/>
+      <w:lvlJc w:val="left"/>
+      <w:pPr>
+        <w:ind w:left="1800" w:hanging="720"/>
+      </w:pPr>
+      <w:rPr>
+        <w:rFonts w:ascii="Symbol" w:hAnsi="Symbol" w:hint="default"/>
+        <w:color w:val="auto"/>
+        <w14:textFill>
+          <w14:solidFill>
+            <w14:srgbClr w14:val="000000">
+              <w14:alpha w14:val="30000"/>
+            </w14:srgbClr>
+          </w14:solidFill>
+        </w14:textFill>
+      </w:rPr>
+    </w:lvl>
+    <w:lvl w:ilvl="2">
+      <w:start w:val="1"/>
+      <w:numFmt w:val="lowerLetter"/>
+      <w:lvlText w:val="%3."/>
+      <w:lvlJc w:val="right"/>
+      <w:pPr>
+        <w:ind w:left="2160" w:hanging="180"/>
+      </w:pPr>
+      <w:rPr>
+        <w:rFonts w:hint="default"/>
+      </w:rPr>
+    </w:lvl>
+    <w:lvl w:ilvl="3">
+      <w:start w:val="1"/>
+      <w:numFmt w:val="lowerRoman"/>
+      <w:lvlText w:val="%4."/>
+      <w:lvlJc w:val="left"/>
+      <w:pPr>
+        <w:ind w:left="2880" w:hanging="360"/>
+      </w:pPr>
+      <w:rPr>
+        <w:rFonts w:hint="default"/>
+      </w:rPr>
+    </w:lvl>
+    <w:lvl w:ilvl="4">
+      <w:start w:val="1"/>
+      <w:numFmt w:val="lowerLetter"/>
+      <w:lvlText w:val="%5."/>
+      <w:lvlJc w:val="left"/>
+      <w:pPr>
+        <w:ind w:left="3600" w:hanging="360"/>
+      </w:pPr>
+      <w:rPr>
+        <w:rFonts w:hint="default"/>
+      </w:rPr>
+    </w:lvl>
+    <w:lvl w:ilvl="5">
+      <w:start w:val="1"/>
+      <w:numFmt w:val="lowerRoman"/>
+      <w:lvlText w:val="%6."/>
+      <w:lvlJc w:val="right"/>
+      <w:pPr>
+        <w:ind w:left="4320" w:hanging="180"/>
+      </w:pPr>
+      <w:rPr>
+        <w:rFonts w:hint="default"/>
+      </w:rPr>
+    </w:lvl>
+    <w:lvl w:ilvl="6">
+      <w:start w:val="1"/>
+      <w:numFmt w:val="decimal"/>
+      <w:lvlText w:val="%7."/>
+      <w:lvlJc w:val="left"/>
+      <w:pPr>
+        <w:ind w:left="5040" w:hanging="360"/>
+      </w:pPr>
+      <w:rPr>
+        <w:rFonts w:hint="default"/>
+      </w:rPr>
+    </w:lvl>
+    <w:lvl w:ilvl="7">
+      <w:start w:val="1"/>
+      <w:numFmt w:val="lowerLetter"/>
+      <w:lvlText w:val="%8."/>
+      <w:lvlJc w:val="left"/>
+      <w:pPr>
+        <w:ind w:left="5760" w:hanging="360"/>
+      </w:pPr>
+      <w:rPr>
+        <w:rFonts w:hint="default"/>
+      </w:rPr>
+    </w:lvl>
+    <w:lvl w:ilvl="8">
+      <w:start w:val="1"/>
+      <w:numFmt w:val="lowerRoman"/>
+      <w:lvlText w:val="%9."/>
+      <w:lvlJc w:val="right"/>
+      <w:pPr>
+        <w:ind w:left="6480" w:hanging="180"/>
+      </w:pPr>
+      <w:rPr>
+        <w:rFonts w:hint="default"/>
+      </w:rPr>
+    </w:lvl>
+  </w:abstractNum>
+  <w:abstractNum w:abstractNumId="11" w15:restartNumberingAfterBreak="0">
+    <w:nsid w:val="08AC56EB"/>
+    <w:multiLevelType w:val="multilevel"/>
+    <w:tmpl w:val="24423A82"/>
+    <w:lvl w:ilvl="0">
+      <w:start w:val="1"/>
+      <w:numFmt w:val="decimal"/>
+      <w:lvlText w:val="%1."/>
+      <w:lvlJc w:val="left"/>
+      <w:pPr>
+        <w:ind w:left="644" w:hanging="360"/>
+      </w:pPr>
+      <w:rPr>
+        <w:rFonts w:hint="default"/>
+        <w:b/>
+        <w:bCs/>
+        <w:i/>
+        <w:iCs/>
+      </w:rPr>
+    </w:lvl>
+    <w:lvl w:ilvl="1">
+      <w:start w:val="1"/>
+      <w:numFmt w:val="bullet"/>
+      <w:lvlText w:val=""/>
+      <w:lvlJc w:val="left"/>
+      <w:pPr>
+        <w:ind w:left="1800" w:hanging="720"/>
+      </w:pPr>
+      <w:rPr>
+        <w:rFonts w:ascii="Symbol" w:hAnsi="Symbol" w:hint="default"/>
+        <w:color w:val="auto"/>
+        <w14:textFill>
+          <w14:solidFill>
+            <w14:srgbClr w14:val="000000">
+              <w14:alpha w14:val="30000"/>
+            </w14:srgbClr>
+          </w14:solidFill>
+        </w14:textFill>
+      </w:rPr>
+    </w:lvl>
+    <w:lvl w:ilvl="2">
+      <w:start w:val="1"/>
+      <w:numFmt w:val="lowerLetter"/>
+      <w:lvlText w:val="%3."/>
+      <w:lvlJc w:val="right"/>
+      <w:pPr>
+        <w:ind w:left="2160" w:hanging="180"/>
+      </w:pPr>
+      <w:rPr>
+        <w:rFonts w:hint="default"/>
+      </w:rPr>
+    </w:lvl>
+    <w:lvl w:ilvl="3">
+      <w:start w:val="1"/>
+      <w:numFmt w:val="lowerRoman"/>
+      <w:lvlText w:val="%4."/>
+      <w:lvlJc w:val="left"/>
+      <w:pPr>
+        <w:ind w:left="2880" w:hanging="360"/>
+      </w:pPr>
+      <w:rPr>
+        <w:rFonts w:hint="default"/>
+      </w:rPr>
+    </w:lvl>
+    <w:lvl w:ilvl="4">
+      <w:start w:val="1"/>
+      <w:numFmt w:val="lowerLetter"/>
+      <w:lvlText w:val="%5."/>
+      <w:lvlJc w:val="left"/>
+      <w:pPr>
+        <w:ind w:left="3600" w:hanging="360"/>
+      </w:pPr>
+      <w:rPr>
+        <w:rFonts w:hint="default"/>
+      </w:rPr>
+    </w:lvl>
+    <w:lvl w:ilvl="5">
+      <w:start w:val="1"/>
+      <w:numFmt w:val="lowerRoman"/>
+      <w:lvlText w:val="%6."/>
+      <w:lvlJc w:val="right"/>
+      <w:pPr>
+        <w:ind w:left="4320" w:hanging="180"/>
+      </w:pPr>
+      <w:rPr>
+        <w:rFonts w:hint="default"/>
+      </w:rPr>
+    </w:lvl>
+    <w:lvl w:ilvl="6">
+      <w:start w:val="1"/>
+      <w:numFmt w:val="decimal"/>
+      <w:lvlText w:val="%7."/>
+      <w:lvlJc w:val="left"/>
+      <w:pPr>
+        <w:ind w:left="5040" w:hanging="360"/>
+      </w:pPr>
+      <w:rPr>
+        <w:rFonts w:hint="default"/>
+      </w:rPr>
+    </w:lvl>
+    <w:lvl w:ilvl="7">
+      <w:start w:val="1"/>
+      <w:numFmt w:val="lowerLetter"/>
+      <w:lvlText w:val="%8."/>
+      <w:lvlJc w:val="left"/>
+      <w:pPr>
+        <w:ind w:left="5760" w:hanging="360"/>
+      </w:pPr>
+      <w:rPr>
+        <w:rFonts w:hint="default"/>
+      </w:rPr>
+    </w:lvl>
+    <w:lvl w:ilvl="8">
+      <w:start w:val="1"/>
+      <w:numFmt w:val="lowerRoman"/>
+      <w:lvlText w:val="%9."/>
+      <w:lvlJc w:val="right"/>
+      <w:pPr>
+        <w:ind w:left="6480" w:hanging="180"/>
+      </w:pPr>
+      <w:rPr>
+        <w:rFonts w:hint="default"/>
+      </w:rPr>
+    </w:lvl>
+  </w:abstractNum>
+  <w:abstractNum w:abstractNumId="12" w15:restartNumberingAfterBreak="0">
     <w:nsid w:val="10C162E7"/>
     <w:multiLevelType w:val="multilevel"/>
     <w:tmpl w:val="1BD8A45A"/>
@@ -10355,7 +14340,7 @@
       </w:pPr>
     </w:lvl>
   </w:abstractNum>
-  <w:abstractNum w:abstractNumId="11" w15:restartNumberingAfterBreak="0">
+  <w:abstractNum w:abstractNumId="13" w15:restartNumberingAfterBreak="0">
     <w:nsid w:val="190808BD"/>
     <w:multiLevelType w:val="multilevel"/>
     <w:tmpl w:val="FA08CC34"/>
@@ -10468,7 +14453,7 @@
       </w:pPr>
     </w:lvl>
   </w:abstractNum>
-  <w:abstractNum w:abstractNumId="12" w15:restartNumberingAfterBreak="0">
+  <w:abstractNum w:abstractNumId="14" w15:restartNumberingAfterBreak="0">
     <w:nsid w:val="1FB81EFC"/>
     <w:multiLevelType w:val="multilevel"/>
     <w:tmpl w:val="DC58D64A"/>
@@ -10617,7 +14602,7 @@
       </w:rPr>
     </w:lvl>
   </w:abstractNum>
-  <w:abstractNum w:abstractNumId="13" w15:restartNumberingAfterBreak="0">
+  <w:abstractNum w:abstractNumId="15" w15:restartNumberingAfterBreak="0">
     <w:nsid w:val="22D02FF6"/>
     <w:multiLevelType w:val="hybridMultilevel"/>
     <w:tmpl w:val="3CF02E9E"/>
@@ -10730,7 +14715,7 @@
       </w:rPr>
     </w:lvl>
   </w:abstractNum>
-  <w:abstractNum w:abstractNumId="14" w15:restartNumberingAfterBreak="0">
+  <w:abstractNum w:abstractNumId="16" w15:restartNumberingAfterBreak="0">
     <w:nsid w:val="2FE81127"/>
     <w:multiLevelType w:val="multilevel"/>
     <w:tmpl w:val="87927B18"/>
@@ -10879,7 +14864,7 @@
       </w:rPr>
     </w:lvl>
   </w:abstractNum>
-  <w:abstractNum w:abstractNumId="15" w15:restartNumberingAfterBreak="0">
+  <w:abstractNum w:abstractNumId="17" w15:restartNumberingAfterBreak="0">
     <w:nsid w:val="4B8E5C5A"/>
     <w:multiLevelType w:val="multilevel"/>
     <w:tmpl w:val="8A9CF098"/>
@@ -11028,7 +15013,7 @@
       </w:rPr>
     </w:lvl>
   </w:abstractNum>
-  <w:abstractNum w:abstractNumId="16" w15:restartNumberingAfterBreak="0">
+  <w:abstractNum w:abstractNumId="18" w15:restartNumberingAfterBreak="0">
     <w:nsid w:val="55172995"/>
     <w:multiLevelType w:val="hybridMultilevel"/>
     <w:tmpl w:val="0C2E817E"/>
@@ -11141,7 +15126,7 @@
       </w:rPr>
     </w:lvl>
   </w:abstractNum>
-  <w:abstractNum w:abstractNumId="17" w15:restartNumberingAfterBreak="0">
+  <w:abstractNum w:abstractNumId="19" w15:restartNumberingAfterBreak="0">
     <w:nsid w:val="66A92E41"/>
     <w:multiLevelType w:val="multilevel"/>
     <w:tmpl w:val="993C0860"/>
@@ -11262,7 +15247,374 @@
       </w:rPr>
     </w:lvl>
   </w:abstractNum>
-  <w:abstractNum w:abstractNumId="18" w15:restartNumberingAfterBreak="0">
+  <w:abstractNum w:abstractNumId="20" w15:restartNumberingAfterBreak="0">
+    <w:nsid w:val="69621100"/>
+    <w:multiLevelType w:val="multilevel"/>
+    <w:tmpl w:val="993C0860"/>
+    <w:lvl w:ilvl="0">
+      <w:start w:val="1"/>
+      <w:numFmt w:val="decimal"/>
+      <w:lvlText w:val="%1."/>
+      <w:lvlJc w:val="left"/>
+      <w:pPr>
+        <w:ind w:left="720" w:hanging="360"/>
+      </w:pPr>
+      <w:rPr>
+        <w:rFonts w:hint="default"/>
+      </w:rPr>
+    </w:lvl>
+    <w:lvl w:ilvl="1">
+      <w:start w:val="1"/>
+      <w:numFmt w:val="bullet"/>
+      <w:lvlText w:val=""/>
+      <w:lvlJc w:val="left"/>
+      <w:pPr>
+        <w:ind w:left="1800" w:hanging="720"/>
+      </w:pPr>
+      <w:rPr>
+        <w:rFonts w:ascii="Symbol" w:hAnsi="Symbol" w:hint="default"/>
+        <w:color w:val="DB2680"/>
+        <w14:textFill>
+          <w14:solidFill>
+            <w14:srgbClr w14:val="DB2680">
+              <w14:alpha w14:val="30000"/>
+            </w14:srgbClr>
+          </w14:solidFill>
+        </w14:textFill>
+      </w:rPr>
+    </w:lvl>
+    <w:lvl w:ilvl="2">
+      <w:start w:val="1"/>
+      <w:numFmt w:val="lowerLetter"/>
+      <w:lvlText w:val="%3."/>
+      <w:lvlJc w:val="right"/>
+      <w:pPr>
+        <w:ind w:left="2160" w:hanging="180"/>
+      </w:pPr>
+      <w:rPr>
+        <w:rFonts w:hint="default"/>
+      </w:rPr>
+    </w:lvl>
+    <w:lvl w:ilvl="3">
+      <w:start w:val="1"/>
+      <w:numFmt w:val="lowerRoman"/>
+      <w:lvlText w:val="%4."/>
+      <w:lvlJc w:val="left"/>
+      <w:pPr>
+        <w:ind w:left="2880" w:hanging="360"/>
+      </w:pPr>
+      <w:rPr>
+        <w:rFonts w:hint="default"/>
+      </w:rPr>
+    </w:lvl>
+    <w:lvl w:ilvl="4">
+      <w:start w:val="1"/>
+      <w:numFmt w:val="lowerLetter"/>
+      <w:lvlText w:val="%5."/>
+      <w:lvlJc w:val="left"/>
+      <w:pPr>
+        <w:ind w:left="3600" w:hanging="360"/>
+      </w:pPr>
+      <w:rPr>
+        <w:rFonts w:hint="default"/>
+      </w:rPr>
+    </w:lvl>
+    <w:lvl w:ilvl="5">
+      <w:start w:val="1"/>
+      <w:numFmt w:val="lowerRoman"/>
+      <w:lvlText w:val="%6."/>
+      <w:lvlJc w:val="right"/>
+      <w:pPr>
+        <w:ind w:left="4320" w:hanging="180"/>
+      </w:pPr>
+      <w:rPr>
+        <w:rFonts w:hint="default"/>
+      </w:rPr>
+    </w:lvl>
+    <w:lvl w:ilvl="6">
+      <w:start w:val="1"/>
+      <w:numFmt w:val="decimal"/>
+      <w:lvlText w:val="%7."/>
+      <w:lvlJc w:val="left"/>
+      <w:pPr>
+        <w:ind w:left="5040" w:hanging="360"/>
+      </w:pPr>
+      <w:rPr>
+        <w:rFonts w:hint="default"/>
+      </w:rPr>
+    </w:lvl>
+    <w:lvl w:ilvl="7">
+      <w:start w:val="1"/>
+      <w:numFmt w:val="lowerLetter"/>
+      <w:lvlText w:val="%8."/>
+      <w:lvlJc w:val="left"/>
+      <w:pPr>
+        <w:ind w:left="5760" w:hanging="360"/>
+      </w:pPr>
+      <w:rPr>
+        <w:rFonts w:hint="default"/>
+      </w:rPr>
+    </w:lvl>
+    <w:lvl w:ilvl="8">
+      <w:start w:val="1"/>
+      <w:numFmt w:val="lowerRoman"/>
+      <w:lvlText w:val="%9."/>
+      <w:lvlJc w:val="right"/>
+      <w:pPr>
+        <w:ind w:left="6480" w:hanging="180"/>
+      </w:pPr>
+      <w:rPr>
+        <w:rFonts w:hint="default"/>
+      </w:rPr>
+    </w:lvl>
+  </w:abstractNum>
+  <w:abstractNum w:abstractNumId="21" w15:restartNumberingAfterBreak="0">
+    <w:nsid w:val="69C7421E"/>
+    <w:multiLevelType w:val="multilevel"/>
+    <w:tmpl w:val="09E4D802"/>
+    <w:lvl w:ilvl="0">
+      <w:start w:val="1"/>
+      <w:numFmt w:val="decimal"/>
+      <w:lvlText w:val="%1."/>
+      <w:lvlJc w:val="left"/>
+      <w:pPr>
+        <w:ind w:left="644" w:hanging="360"/>
+      </w:pPr>
+      <w:rPr>
+        <w:rFonts w:hint="default"/>
+        <w:b/>
+        <w:bCs/>
+        <w:i/>
+        <w:iCs/>
+      </w:rPr>
+    </w:lvl>
+    <w:lvl w:ilvl="1">
+      <w:start w:val="1"/>
+      <w:numFmt w:val="bullet"/>
+      <w:lvlText w:val=""/>
+      <w:lvlJc w:val="left"/>
+      <w:pPr>
+        <w:ind w:left="1800" w:hanging="720"/>
+      </w:pPr>
+      <w:rPr>
+        <w:rFonts w:ascii="Symbol" w:hAnsi="Symbol" w:hint="default"/>
+        <w:color w:val="auto"/>
+        <w14:textFill>
+          <w14:solidFill>
+            <w14:srgbClr w14:val="000000">
+              <w14:alpha w14:val="30000"/>
+            </w14:srgbClr>
+          </w14:solidFill>
+        </w14:textFill>
+      </w:rPr>
+    </w:lvl>
+    <w:lvl w:ilvl="2">
+      <w:start w:val="1"/>
+      <w:numFmt w:val="lowerLetter"/>
+      <w:lvlText w:val="%3."/>
+      <w:lvlJc w:val="right"/>
+      <w:pPr>
+        <w:ind w:left="2160" w:hanging="180"/>
+      </w:pPr>
+      <w:rPr>
+        <w:rFonts w:hint="default"/>
+      </w:rPr>
+    </w:lvl>
+    <w:lvl w:ilvl="3">
+      <w:start w:val="1"/>
+      <w:numFmt w:val="lowerRoman"/>
+      <w:lvlText w:val="%4."/>
+      <w:lvlJc w:val="left"/>
+      <w:pPr>
+        <w:ind w:left="2880" w:hanging="360"/>
+      </w:pPr>
+      <w:rPr>
+        <w:rFonts w:hint="default"/>
+      </w:rPr>
+    </w:lvl>
+    <w:lvl w:ilvl="4">
+      <w:start w:val="1"/>
+      <w:numFmt w:val="lowerLetter"/>
+      <w:lvlText w:val="%5."/>
+      <w:lvlJc w:val="left"/>
+      <w:pPr>
+        <w:ind w:left="3600" w:hanging="360"/>
+      </w:pPr>
+      <w:rPr>
+        <w:rFonts w:hint="default"/>
+      </w:rPr>
+    </w:lvl>
+    <w:lvl w:ilvl="5">
+      <w:start w:val="1"/>
+      <w:numFmt w:val="lowerRoman"/>
+      <w:lvlText w:val="%6."/>
+      <w:lvlJc w:val="right"/>
+      <w:pPr>
+        <w:ind w:left="4320" w:hanging="180"/>
+      </w:pPr>
+      <w:rPr>
+        <w:rFonts w:hint="default"/>
+      </w:rPr>
+    </w:lvl>
+    <w:lvl w:ilvl="6">
+      <w:start w:val="1"/>
+      <w:numFmt w:val="decimal"/>
+      <w:lvlText w:val="%7."/>
+      <w:lvlJc w:val="left"/>
+      <w:pPr>
+        <w:ind w:left="5040" w:hanging="360"/>
+      </w:pPr>
+      <w:rPr>
+        <w:rFonts w:hint="default"/>
+      </w:rPr>
+    </w:lvl>
+    <w:lvl w:ilvl="7">
+      <w:start w:val="1"/>
+      <w:numFmt w:val="lowerLetter"/>
+      <w:lvlText w:val="%8."/>
+      <w:lvlJc w:val="left"/>
+      <w:pPr>
+        <w:ind w:left="5760" w:hanging="360"/>
+      </w:pPr>
+      <w:rPr>
+        <w:rFonts w:hint="default"/>
+      </w:rPr>
+    </w:lvl>
+    <w:lvl w:ilvl="8">
+      <w:start w:val="1"/>
+      <w:numFmt w:val="lowerRoman"/>
+      <w:lvlText w:val="%9."/>
+      <w:lvlJc w:val="right"/>
+      <w:pPr>
+        <w:ind w:left="6480" w:hanging="180"/>
+      </w:pPr>
+      <w:rPr>
+        <w:rFonts w:hint="default"/>
+      </w:rPr>
+    </w:lvl>
+  </w:abstractNum>
+  <w:abstractNum w:abstractNumId="22" w15:restartNumberingAfterBreak="0">
+    <w:nsid w:val="73B35F1D"/>
+    <w:multiLevelType w:val="multilevel"/>
+    <w:tmpl w:val="993C0860"/>
+    <w:lvl w:ilvl="0">
+      <w:start w:val="1"/>
+      <w:numFmt w:val="decimal"/>
+      <w:lvlText w:val="%1."/>
+      <w:lvlJc w:val="left"/>
+      <w:pPr>
+        <w:ind w:left="720" w:hanging="360"/>
+      </w:pPr>
+      <w:rPr>
+        <w:rFonts w:hint="default"/>
+      </w:rPr>
+    </w:lvl>
+    <w:lvl w:ilvl="1">
+      <w:start w:val="1"/>
+      <w:numFmt w:val="bullet"/>
+      <w:lvlText w:val=""/>
+      <w:lvlJc w:val="left"/>
+      <w:pPr>
+        <w:ind w:left="1800" w:hanging="720"/>
+      </w:pPr>
+      <w:rPr>
+        <w:rFonts w:ascii="Symbol" w:hAnsi="Symbol" w:hint="default"/>
+        <w:color w:val="DB2680"/>
+        <w14:textFill>
+          <w14:solidFill>
+            <w14:srgbClr w14:val="DB2680">
+              <w14:alpha w14:val="30000"/>
+            </w14:srgbClr>
+          </w14:solidFill>
+        </w14:textFill>
+      </w:rPr>
+    </w:lvl>
+    <w:lvl w:ilvl="2">
+      <w:start w:val="1"/>
+      <w:numFmt w:val="lowerLetter"/>
+      <w:lvlText w:val="%3."/>
+      <w:lvlJc w:val="right"/>
+      <w:pPr>
+        <w:ind w:left="2160" w:hanging="180"/>
+      </w:pPr>
+      <w:rPr>
+        <w:rFonts w:hint="default"/>
+      </w:rPr>
+    </w:lvl>
+    <w:lvl w:ilvl="3">
+      <w:start w:val="1"/>
+      <w:numFmt w:val="lowerRoman"/>
+      <w:lvlText w:val="%4."/>
+      <w:lvlJc w:val="left"/>
+      <w:pPr>
+        <w:ind w:left="2880" w:hanging="360"/>
+      </w:pPr>
+      <w:rPr>
+        <w:rFonts w:hint="default"/>
+      </w:rPr>
+    </w:lvl>
+    <w:lvl w:ilvl="4">
+      <w:start w:val="1"/>
+      <w:numFmt w:val="lowerLetter"/>
+      <w:lvlText w:val="%5."/>
+      <w:lvlJc w:val="left"/>
+      <w:pPr>
+        <w:ind w:left="3600" w:hanging="360"/>
+      </w:pPr>
+      <w:rPr>
+        <w:rFonts w:hint="default"/>
+      </w:rPr>
+    </w:lvl>
+    <w:lvl w:ilvl="5">
+      <w:start w:val="1"/>
+      <w:numFmt w:val="lowerRoman"/>
+      <w:lvlText w:val="%6."/>
+      <w:lvlJc w:val="right"/>
+      <w:pPr>
+        <w:ind w:left="4320" w:hanging="180"/>
+      </w:pPr>
+      <w:rPr>
+        <w:rFonts w:hint="default"/>
+      </w:rPr>
+    </w:lvl>
+    <w:lvl w:ilvl="6">
+      <w:start w:val="1"/>
+      <w:numFmt w:val="decimal"/>
+      <w:lvlText w:val="%7."/>
+      <w:lvlJc w:val="left"/>
+      <w:pPr>
+        <w:ind w:left="5040" w:hanging="360"/>
+      </w:pPr>
+      <w:rPr>
+        <w:rFonts w:hint="default"/>
+      </w:rPr>
+    </w:lvl>
+    <w:lvl w:ilvl="7">
+      <w:start w:val="1"/>
+      <w:numFmt w:val="lowerLetter"/>
+      <w:lvlText w:val="%8."/>
+      <w:lvlJc w:val="left"/>
+      <w:pPr>
+        <w:ind w:left="5760" w:hanging="360"/>
+      </w:pPr>
+      <w:rPr>
+        <w:rFonts w:hint="default"/>
+      </w:rPr>
+    </w:lvl>
+    <w:lvl w:ilvl="8">
+      <w:start w:val="1"/>
+      <w:numFmt w:val="lowerRoman"/>
+      <w:lvlText w:val="%9."/>
+      <w:lvlJc w:val="right"/>
+      <w:pPr>
+        <w:ind w:left="6480" w:hanging="180"/>
+      </w:pPr>
+      <w:rPr>
+        <w:rFonts w:hint="default"/>
+      </w:rPr>
+    </w:lvl>
+  </w:abstractNum>
+  <w:abstractNum w:abstractNumId="23" w15:restartNumberingAfterBreak="0">
     <w:nsid w:val="76C400FE"/>
     <w:multiLevelType w:val="hybridMultilevel"/>
     <w:tmpl w:val="6DACF0E0"/>
@@ -11372,6 +15724,127 @@
       </w:pPr>
       <w:rPr>
         <w:rFonts w:ascii="Wingdings" w:hAnsi="Wingdings" w:hint="default"/>
+      </w:rPr>
+    </w:lvl>
+  </w:abstractNum>
+  <w:abstractNum w:abstractNumId="24" w15:restartNumberingAfterBreak="0">
+    <w:nsid w:val="7A5033D8"/>
+    <w:multiLevelType w:val="multilevel"/>
+    <w:tmpl w:val="8FBC9364"/>
+    <w:lvl w:ilvl="0">
+      <w:start w:val="1"/>
+      <w:numFmt w:val="decimal"/>
+      <w:lvlText w:val="%1."/>
+      <w:lvlJc w:val="left"/>
+      <w:pPr>
+        <w:ind w:left="720" w:hanging="360"/>
+      </w:pPr>
+      <w:rPr>
+        <w:rFonts w:hint="default"/>
+      </w:rPr>
+    </w:lvl>
+    <w:lvl w:ilvl="1">
+      <w:start w:val="1"/>
+      <w:numFmt w:val="bullet"/>
+      <w:lvlText w:val=""/>
+      <w:lvlJc w:val="left"/>
+      <w:pPr>
+        <w:ind w:left="1800" w:hanging="720"/>
+      </w:pPr>
+      <w:rPr>
+        <w:rFonts w:ascii="Symbol" w:hAnsi="Symbol" w:hint="default"/>
+        <w:color w:val="auto"/>
+        <w14:textFill>
+          <w14:solidFill>
+            <w14:srgbClr w14:val="000000">
+              <w14:alpha w14:val="30000"/>
+            </w14:srgbClr>
+          </w14:solidFill>
+        </w14:textFill>
+      </w:rPr>
+    </w:lvl>
+    <w:lvl w:ilvl="2">
+      <w:start w:val="1"/>
+      <w:numFmt w:val="lowerLetter"/>
+      <w:lvlText w:val="%3."/>
+      <w:lvlJc w:val="right"/>
+      <w:pPr>
+        <w:ind w:left="2160" w:hanging="180"/>
+      </w:pPr>
+      <w:rPr>
+        <w:rFonts w:hint="default"/>
+      </w:rPr>
+    </w:lvl>
+    <w:lvl w:ilvl="3">
+      <w:start w:val="1"/>
+      <w:numFmt w:val="lowerRoman"/>
+      <w:lvlText w:val="%4."/>
+      <w:lvlJc w:val="left"/>
+      <w:pPr>
+        <w:ind w:left="2880" w:hanging="360"/>
+      </w:pPr>
+      <w:rPr>
+        <w:rFonts w:hint="default"/>
+      </w:rPr>
+    </w:lvl>
+    <w:lvl w:ilvl="4">
+      <w:start w:val="1"/>
+      <w:numFmt w:val="lowerLetter"/>
+      <w:lvlText w:val="%5."/>
+      <w:lvlJc w:val="left"/>
+      <w:pPr>
+        <w:ind w:left="3600" w:hanging="360"/>
+      </w:pPr>
+      <w:rPr>
+        <w:rFonts w:hint="default"/>
+      </w:rPr>
+    </w:lvl>
+    <w:lvl w:ilvl="5">
+      <w:start w:val="1"/>
+      <w:numFmt w:val="lowerRoman"/>
+      <w:lvlText w:val="%6."/>
+      <w:lvlJc w:val="right"/>
+      <w:pPr>
+        <w:ind w:left="4320" w:hanging="180"/>
+      </w:pPr>
+      <w:rPr>
+        <w:rFonts w:hint="default"/>
+      </w:rPr>
+    </w:lvl>
+    <w:lvl w:ilvl="6">
+      <w:start w:val="1"/>
+      <w:numFmt w:val="decimal"/>
+      <w:lvlText w:val="%7."/>
+      <w:lvlJc w:val="left"/>
+      <w:pPr>
+        <w:ind w:left="5040" w:hanging="360"/>
+      </w:pPr>
+      <w:rPr>
+        <w:rFonts w:hint="default"/>
+      </w:rPr>
+    </w:lvl>
+    <w:lvl w:ilvl="7">
+      <w:start w:val="1"/>
+      <w:numFmt w:val="lowerLetter"/>
+      <w:lvlText w:val="%8."/>
+      <w:lvlJc w:val="left"/>
+      <w:pPr>
+        <w:ind w:left="5760" w:hanging="360"/>
+      </w:pPr>
+      <w:rPr>
+        <w:rFonts w:hint="default"/>
+      </w:rPr>
+    </w:lvl>
+    <w:lvl w:ilvl="8">
+      <w:start w:val="1"/>
+      <w:numFmt w:val="lowerRoman"/>
+      <w:lvlText w:val="%9."/>
+      <w:lvlJc w:val="right"/>
+      <w:pPr>
+        <w:ind w:left="6480" w:hanging="180"/>
+      </w:pPr>
+      <w:rPr>
+        <w:rFonts w:hint="default"/>
       </w:rPr>
     </w:lvl>
   </w:abstractNum>
@@ -11406,31 +15879,49 @@
     <w:abstractNumId w:val="0"/>
   </w:num>
   <w:num w:numId="11" w16cid:durableId="1054428593">
+    <w:abstractNumId w:val="14"/>
+  </w:num>
+  <w:num w:numId="12" w16cid:durableId="1089809868">
+    <w:abstractNumId w:val="17"/>
+  </w:num>
+  <w:num w:numId="13" w16cid:durableId="1597249459">
     <w:abstractNumId w:val="12"/>
   </w:num>
-  <w:num w:numId="12" w16cid:durableId="1089809868">
+  <w:num w:numId="14" w16cid:durableId="12344273">
     <w:abstractNumId w:val="15"/>
   </w:num>
-  <w:num w:numId="13" w16cid:durableId="1597249459">
+  <w:num w:numId="15" w16cid:durableId="273830706">
+    <w:abstractNumId w:val="19"/>
+  </w:num>
+  <w:num w:numId="16" w16cid:durableId="1891647068">
+    <w:abstractNumId w:val="16"/>
+  </w:num>
+  <w:num w:numId="17" w16cid:durableId="1132331788">
+    <w:abstractNumId w:val="13"/>
+  </w:num>
+  <w:num w:numId="18" w16cid:durableId="1433628555">
+    <w:abstractNumId w:val="23"/>
+  </w:num>
+  <w:num w:numId="19" w16cid:durableId="1373773827">
+    <w:abstractNumId w:val="18"/>
+  </w:num>
+  <w:num w:numId="20" w16cid:durableId="640421741">
     <w:abstractNumId w:val="10"/>
   </w:num>
-  <w:num w:numId="14" w16cid:durableId="12344273">
-    <w:abstractNumId w:val="13"/>
+  <w:num w:numId="21" w16cid:durableId="834540734">
+    <w:abstractNumId w:val="24"/>
   </w:num>
-  <w:num w:numId="15" w16cid:durableId="273830706">
-    <w:abstractNumId w:val="17"/>
+  <w:num w:numId="22" w16cid:durableId="790592000">
+    <w:abstractNumId w:val="22"/>
   </w:num>
-  <w:num w:numId="16" w16cid:durableId="1891647068">
-    <w:abstractNumId w:val="14"/>
+  <w:num w:numId="23" w16cid:durableId="2046369746">
+    <w:abstractNumId w:val="20"/>
   </w:num>
-  <w:num w:numId="17" w16cid:durableId="1132331788">
+  <w:num w:numId="24" w16cid:durableId="914899896">
     <w:abstractNumId w:val="11"/>
   </w:num>
-  <w:num w:numId="18" w16cid:durableId="1433628555">
-    <w:abstractNumId w:val="18"/>
-  </w:num>
-  <w:num w:numId="19" w16cid:durableId="1373773827">
-    <w:abstractNumId w:val="16"/>
+  <w:num w:numId="25" w16cid:durableId="1170372124">
+    <w:abstractNumId w:val="21"/>
   </w:num>
   <w:numIdMacAtCleanup w:val="19"/>
 </w:numbering>
@@ -11835,7 +16326,7 @@
   <w:style w:type="paragraph" w:default="1" w:styleId="Normal">
     <w:name w:val="Normal"/>
     <w:qFormat/>
-    <w:rsid w:val="00C4390B"/>
+    <w:rsid w:val="00AC6982"/>
     <w:pPr>
       <w:spacing w:after="0" w:line="0" w:lineRule="atLeast"/>
       <w:contextualSpacing/>
@@ -23103,10 +27594,13 @@
     <w:basedOn w:val="Normal"/>
     <w:uiPriority w:val="34"/>
     <w:qFormat/>
-    <w:rsid w:val="00572222"/>
+    <w:rsid w:val="000F2ED9"/>
     <w:pPr>
-      <w:ind w:left="720"/>
+      <w:ind w:left="357" w:firstLine="357"/>
     </w:pPr>
+    <w:rPr>
+      <w:color w:val="000000" w:themeColor="text1"/>
+    </w:rPr>
   </w:style>
   <w:style w:type="table" w:styleId="Tabladelista1clara">
     <w:name w:val="List Table 1 Light"/>
@@ -37422,6 +41916,21 @@
 </file>
 
 <file path=customXml/item1.xml><?xml version="1.0" encoding="utf-8"?>
+<p:properties xmlns:p="http://schemas.microsoft.com/office/2006/metadata/properties" xmlns:xsi="http://www.w3.org/2001/XMLSchema-instance" xmlns:pc="http://schemas.microsoft.com/office/infopath/2007/PartnerControls">
+  <documentManagement>
+    <TaxCatchAll xmlns="227adb0e-e145-4f8b-90ea-eb65e1a44c1e" xsi:nil="true"/>
+    <lcf76f155ced4ddcb4097134ff3c332f xmlns="2a79d030-2667-4256-92b7-3b6a91b9ad15">
+      <Terms xmlns="http://schemas.microsoft.com/office/infopath/2007/PartnerControls"/>
+    </lcf76f155ced4ddcb4097134ff3c332f>
+  </documentManagement>
+</p:properties>
+</file>
+
+<file path=customXml/item2.xml><?xml version="1.0" encoding="utf-8"?>
+<b:Sources xmlns:b="http://schemas.openxmlformats.org/officeDocument/2006/bibliography" xmlns="http://schemas.openxmlformats.org/officeDocument/2006/bibliography" SelectedStyle="/APASixthEditionOfficeOnline.xsl" StyleName="APA" Version="6"/>
+</file>
+
+<file path=customXml/item3.xml><?xml version="1.0" encoding="utf-8"?>
 <ct:contentTypeSchema xmlns:ct="http://schemas.microsoft.com/office/2006/metadata/contentType" xmlns:ma="http://schemas.microsoft.com/office/2006/metadata/properties/metaAttributes" ct:_="" ma:_="" ma:contentTypeName="Documento" ma:contentTypeID="0x01010019251492C0955F4D8B594C229DCC77C4" ma:contentTypeVersion="13" ma:contentTypeDescription="Crear nuevo documento." ma:contentTypeScope="" ma:versionID="727a4637a6c97d9119df4521e54c9509">
   <xsd:schema xmlns:xsd="http://www.w3.org/2001/XMLSchema" xmlns:xs="http://www.w3.org/2001/XMLSchema" xmlns:p="http://schemas.microsoft.com/office/2006/metadata/properties" xmlns:ns2="2a79d030-2667-4256-92b7-3b6a91b9ad15" xmlns:ns3="227adb0e-e145-4f8b-90ea-eb65e1a44c1e" targetNamespace="http://schemas.microsoft.com/office/2006/metadata/properties" ma:root="true" ma:fieldsID="bea3ee220e794811380c205cdba8a0a2" ns2:_="" ns3:_="">
     <xsd:import namespace="2a79d030-2667-4256-92b7-3b6a91b9ad15"/>
@@ -37622,21 +42131,6 @@
 </ct:contentTypeSchema>
 </file>
 
-<file path=customXml/item2.xml><?xml version="1.0" encoding="utf-8"?>
-<b:Sources xmlns:b="http://schemas.openxmlformats.org/officeDocument/2006/bibliography" xmlns="http://schemas.openxmlformats.org/officeDocument/2006/bibliography" SelectedStyle="/APASixthEditionOfficeOnline.xsl" StyleName="APA" Version="6"/>
-</file>
-
-<file path=customXml/item3.xml><?xml version="1.0" encoding="utf-8"?>
-<p:properties xmlns:p="http://schemas.microsoft.com/office/2006/metadata/properties" xmlns:xsi="http://www.w3.org/2001/XMLSchema-instance" xmlns:pc="http://schemas.microsoft.com/office/infopath/2007/PartnerControls">
-  <documentManagement>
-    <TaxCatchAll xmlns="227adb0e-e145-4f8b-90ea-eb65e1a44c1e" xsi:nil="true"/>
-    <lcf76f155ced4ddcb4097134ff3c332f xmlns="2a79d030-2667-4256-92b7-3b6a91b9ad15">
-      <Terms xmlns="http://schemas.microsoft.com/office/infopath/2007/PartnerControls"/>
-    </lcf76f155ced4ddcb4097134ff3c332f>
-  </documentManagement>
-</p:properties>
-</file>
-
 <file path=customXml/item4.xml><?xml version="1.0" encoding="utf-8"?>
 <?mso-contentType ?>
 <FormTemplates xmlns="http://schemas.microsoft.com/sharepoint/v3/contenttype/forms">
@@ -37647,6 +42141,25 @@
 </file>
 
 <file path=customXml/itemProps1.xml><?xml version="1.0" encoding="utf-8"?>
+<ds:datastoreItem xmlns:ds="http://schemas.openxmlformats.org/officeDocument/2006/customXml" ds:itemID="{7852C20D-51FC-4930-9898-055FC3A1E1C2}">
+  <ds:schemaRefs>
+    <ds:schemaRef ds:uri="http://schemas.microsoft.com/office/2006/metadata/properties"/>
+    <ds:schemaRef ds:uri="http://schemas.microsoft.com/office/infopath/2007/PartnerControls"/>
+    <ds:schemaRef ds:uri="227adb0e-e145-4f8b-90ea-eb65e1a44c1e"/>
+    <ds:schemaRef ds:uri="2a79d030-2667-4256-92b7-3b6a91b9ad15"/>
+  </ds:schemaRefs>
+</ds:datastoreItem>
+</file>
+
+<file path=customXml/itemProps2.xml><?xml version="1.0" encoding="utf-8"?>
+<ds:datastoreItem xmlns:ds="http://schemas.openxmlformats.org/officeDocument/2006/customXml" ds:itemID="{379ED122-F39E-994E-A3E5-695406CF8956}">
+  <ds:schemaRefs>
+    <ds:schemaRef ds:uri="http://schemas.openxmlformats.org/officeDocument/2006/bibliography"/>
+  </ds:schemaRefs>
+</ds:datastoreItem>
+</file>
+
+<file path=customXml/itemProps3.xml><?xml version="1.0" encoding="utf-8"?>
 <ds:datastoreItem xmlns:ds="http://schemas.openxmlformats.org/officeDocument/2006/customXml" ds:itemID="{3E8B727D-F80F-44EF-A1E2-F0CEF93CECDC}">
   <ds:schemaRefs>
     <ds:schemaRef ds:uri="http://schemas.microsoft.com/office/2006/metadata/contentType"/>
@@ -37665,25 +42178,6 @@
 </ds:datastoreItem>
 </file>
 
-<file path=customXml/itemProps2.xml><?xml version="1.0" encoding="utf-8"?>
-<ds:datastoreItem xmlns:ds="http://schemas.openxmlformats.org/officeDocument/2006/customXml" ds:itemID="{379ED122-F39E-994E-A3E5-695406CF8956}">
-  <ds:schemaRefs>
-    <ds:schemaRef ds:uri="http://schemas.openxmlformats.org/officeDocument/2006/bibliography"/>
-  </ds:schemaRefs>
-</ds:datastoreItem>
-</file>
-
-<file path=customXml/itemProps3.xml><?xml version="1.0" encoding="utf-8"?>
-<ds:datastoreItem xmlns:ds="http://schemas.openxmlformats.org/officeDocument/2006/customXml" ds:itemID="{7852C20D-51FC-4930-9898-055FC3A1E1C2}">
-  <ds:schemaRefs>
-    <ds:schemaRef ds:uri="http://schemas.microsoft.com/office/2006/metadata/properties"/>
-    <ds:schemaRef ds:uri="http://schemas.microsoft.com/office/infopath/2007/PartnerControls"/>
-    <ds:schemaRef ds:uri="227adb0e-e145-4f8b-90ea-eb65e1a44c1e"/>
-    <ds:schemaRef ds:uri="2a79d030-2667-4256-92b7-3b6a91b9ad15"/>
-  </ds:schemaRefs>
-</ds:datastoreItem>
-</file>
-
 <file path=customXml/itemProps4.xml><?xml version="1.0" encoding="utf-8"?>
 <ds:datastoreItem xmlns:ds="http://schemas.openxmlformats.org/officeDocument/2006/customXml" ds:itemID="{B6BE38FB-EC05-4212-B7EC-321D23459051}">
   <ds:schemaRefs>

--- a/handover/doing/RA1/DCC-IABD_M04_ACT_OBL_01-DOING.docx
+++ b/handover/doing/RA1/DCC-IABD_M04_ACT_OBL_01-DOING.docx
@@ -276,7 +276,7 @@
           <w:noProof/>
         </w:rPr>
         <w:drawing>
-          <wp:anchor distT="0" distB="0" distL="114300" distR="114300" simplePos="0" relativeHeight="251658240" behindDoc="1" locked="0" layoutInCell="1" allowOverlap="1" wp14:anchorId="66831038" wp14:editId="4BCAB1A3">
+          <wp:anchor distT="0" distB="0" distL="114300" distR="114300" simplePos="0" relativeHeight="251658240" behindDoc="1" locked="0" layoutInCell="1" allowOverlap="1" wp14:anchorId="66831038" wp14:editId="3F5A5728">
             <wp:simplePos x="0" y="0"/>
             <wp:positionH relativeFrom="column">
               <wp:posOffset>-1076325</wp:posOffset>
@@ -677,7 +677,19 @@
           <w:rPr>
             <w:rStyle w:val="Hipervnculo2"/>
           </w:rPr>
-          <w:t>https://github.com/dcueli-com/bigdata_sys.git</w:t>
+          <w:t>https://github.com/dcueli-com/</w:t>
+        </w:r>
+        <w:r>
+          <w:rPr>
+            <w:rStyle w:val="Hipervnculo2"/>
+          </w:rPr>
+          <w:t>bigdata</w:t>
+        </w:r>
+        <w:r>
+          <w:rPr>
+            <w:rStyle w:val="Hipervnculo2"/>
+          </w:rPr>
+          <w:t>_sys.git</w:t>
         </w:r>
       </w:hyperlink>
       <w:r>
@@ -718,7 +730,29 @@
             <w:color w:val="DB2680"/>
             <w:u w:val="single"/>
           </w:rPr>
-          <w:t>Tema 1: Fundamentos de Análisis de Datos y Técnicas Básicas: Dosier de Actividades Obligatorias Archivo</w:t>
+          <w:t xml:space="preserve">Tema 1: Fundamentos </w:t>
+        </w:r>
+        <w:r>
+          <w:rPr>
+            <w:b/>
+            <w:bCs/>
+            <w:i/>
+            <w:iCs/>
+            <w:color w:val="DB2680"/>
+            <w:u w:val="single"/>
+          </w:rPr>
+          <w:t>de</w:t>
+        </w:r>
+        <w:r>
+          <w:rPr>
+            <w:b/>
+            <w:bCs/>
+            <w:i/>
+            <w:iCs/>
+            <w:color w:val="DB2680"/>
+            <w:u w:val="single"/>
+          </w:rPr>
+          <w:t xml:space="preserve"> Análisis de Datos y Técnicas Básicas: Dosier de Actividades Obligatorias Archivo</w:t>
         </w:r>
       </w:hyperlink>
     </w:p>
@@ -1128,6 +1162,9 @@
       </w:r>
       <w:proofErr w:type="spellStart"/>
       <w:r>
+        <w:rPr>
+          <w:color w:val="BFBFBF"/>
+        </w:rPr>
         <w:t>dise</w:t>
       </w:r>
       <w:proofErr w:type="spellEnd"/>
@@ -7802,7 +7839,7 @@
         </w:rPr>
         <w:lastRenderedPageBreak/>
         <w:drawing>
-          <wp:inline distT="0" distB="0" distL="0" distR="0" wp14:anchorId="2F349543" wp14:editId="02FD0DB4">
+          <wp:inline distT="0" distB="0" distL="0" distR="0" wp14:anchorId="2F349543" wp14:editId="247CB417">
             <wp:extent cx="5759450" cy="3239770"/>
             <wp:effectExtent l="19050" t="19050" r="12700" b="17780"/>
             <wp:docPr id="1" name="Imagen 1"/>
@@ -7832,10 +7869,7 @@
                     </a:prstGeom>
                     <a:ln>
                       <a:solidFill>
-                        <a:schemeClr val="tx1">
-                          <a:lumMod val="50000"/>
-                          <a:lumOff val="50000"/>
-                        </a:schemeClr>
+                        <a:srgbClr val="7F7F7F"/>
                       </a:solidFill>
                     </a:ln>
                   </pic:spPr>
@@ -9601,10 +9635,7 @@
         <w:ind w:firstLine="644"/>
       </w:pPr>
       <w:r>
-        <w:t>A</w:t>
-      </w:r>
-      <w:r>
-        <w:t>dición de la información a dicha tabla con el contenido extraído del ejercicio anterior</w:t>
+        <w:t>Adición de la información a dicha tabla con el contenido extraído del ejercicio anterior</w:t>
       </w:r>
       <w:r>
         <w:t>.</w:t>
@@ -9613,8 +9644,11 @@
     <w:p/>
     <w:p>
       <w:r>
+        <w:rPr>
+          <w:noProof/>
+        </w:rPr>
         <w:drawing>
-          <wp:inline distT="0" distB="0" distL="0" distR="0" wp14:anchorId="6AFF89FF" wp14:editId="53FFF6AF">
+          <wp:inline distT="0" distB="0" distL="0" distR="0" wp14:anchorId="6AFF89FF" wp14:editId="26E6060B">
             <wp:extent cx="5754725" cy="2801721"/>
             <wp:effectExtent l="19050" t="19050" r="17780" b="17780"/>
             <wp:docPr id="2" name="Imagen 2"/>
@@ -9643,10 +9677,7 @@
                     </a:prstGeom>
                     <a:ln>
                       <a:solidFill>
-                        <a:schemeClr val="tx1">
-                          <a:lumMod val="50000"/>
-                          <a:lumOff val="50000"/>
-                        </a:schemeClr>
+                        <a:srgbClr val="7F7F7F"/>
                       </a:solidFill>
                     </a:ln>
                     <a:extLst>
@@ -9709,6 +9740,9 @@
     </w:p>
     <w:p>
       <w:r>
+        <w:rPr>
+          <w:noProof/>
+        </w:rPr>
         <w:lastRenderedPageBreak/>
         <w:drawing>
           <wp:inline distT="0" distB="0" distL="0" distR="0" wp14:anchorId="6229162F" wp14:editId="2E0B2625">
@@ -9953,7 +9987,13 @@
         <w:rPr>
           <w:color w:val="92D050"/>
         </w:rPr>
-        <w:t xml:space="preserve"> '</w:t>
+        <w:t xml:space="preserve"> </w:t>
+      </w:r>
+      <w:r>
+        <w:rPr>
+          <w:color w:val="92D050"/>
+        </w:rPr>
+        <w:t>'</w:t>
       </w:r>
       <w:proofErr w:type="spellStart"/>
       <w:r>
@@ -10140,10 +10180,13 @@
         <w:mirrorIndents/>
       </w:pPr>
       <w:r>
+        <w:rPr>
+          <w:noProof/>
+        </w:rPr>
         <w:drawing>
-          <wp:inline distT="0" distB="0" distL="0" distR="0" wp14:anchorId="4CDB4A94" wp14:editId="06693831">
+          <wp:inline distT="0" distB="0" distL="0" distR="0" wp14:anchorId="4CDB4A94" wp14:editId="0545F4DE">
             <wp:extent cx="5759450" cy="2228850"/>
-            <wp:effectExtent l="0" t="0" r="0" b="0"/>
+            <wp:effectExtent l="19050" t="19050" r="12700" b="19050"/>
             <wp:docPr id="7" name="Imagen 7"/>
             <wp:cNvGraphicFramePr>
               <a:graphicFrameLocks xmlns:a="http://schemas.openxmlformats.org/drawingml/2006/main" noChangeAspect="1"/>
@@ -10169,6 +10212,11 @@
                     <a:prstGeom prst="rect">
                       <a:avLst/>
                     </a:prstGeom>
+                    <a:ln>
+                      <a:solidFill>
+                        <a:srgbClr val="7F7F7F"/>
+                      </a:solidFill>
+                    </a:ln>
                   </pic:spPr>
                 </pic:pic>
               </a:graphicData>
@@ -10229,6 +10277,9 @@
         <w:mirrorIndents/>
       </w:pPr>
       <w:r>
+        <w:rPr>
+          <w:noProof/>
+        </w:rPr>
         <w:lastRenderedPageBreak/>
         <w:drawing>
           <wp:inline distT="0" distB="0" distL="0" distR="0" wp14:anchorId="0F0D7E68" wp14:editId="5E8C701B">
@@ -10350,6 +10401,9 @@
     </w:p>
     <w:p>
       <w:r>
+        <w:rPr>
+          <w:noProof/>
+        </w:rPr>
         <w:drawing>
           <wp:inline distT="0" distB="0" distL="0" distR="0" wp14:anchorId="3CBF977A" wp14:editId="37189DF0">
             <wp:extent cx="5759450" cy="1558290"/>
@@ -10419,29 +10473,24 @@
           <w:sz w:val="16"/>
           <w:szCs w:val="16"/>
         </w:rPr>
-        <w:t>6</w:t>
-      </w:r>
+        <w:t xml:space="preserve">6. MySQL </w:t>
+      </w:r>
+      <w:proofErr w:type="spellStart"/>
       <w:r>
         <w:rPr>
           <w:color w:val="808080" w:themeColor="background1" w:themeShade="80"/>
           <w:sz w:val="16"/>
           <w:szCs w:val="16"/>
         </w:rPr>
-        <w:t xml:space="preserve">. MySQL </w:t>
-      </w:r>
-      <w:proofErr w:type="spellStart"/>
-      <w:r>
-        <w:rPr>
-          <w:color w:val="808080" w:themeColor="background1" w:themeShade="80"/>
-          <w:sz w:val="16"/>
-          <w:szCs w:val="16"/>
-        </w:rPr>
         <w:t>Workbench</w:t>
       </w:r>
       <w:proofErr w:type="spellEnd"/>
     </w:p>
     <w:p>
       <w:r>
+        <w:rPr>
+          <w:noProof/>
+        </w:rPr>
         <w:drawing>
           <wp:inline distT="0" distB="0" distL="0" distR="0" wp14:anchorId="31815622" wp14:editId="4BFE68CF">
             <wp:extent cx="5759450" cy="2682875"/>
@@ -10511,15 +10560,7 @@
           <w:sz w:val="16"/>
           <w:szCs w:val="16"/>
         </w:rPr>
-        <w:t>7</w:t>
-      </w:r>
-      <w:r>
-        <w:rPr>
-          <w:color w:val="808080" w:themeColor="background1" w:themeShade="80"/>
-          <w:sz w:val="16"/>
-          <w:szCs w:val="16"/>
-        </w:rPr>
-        <w:t xml:space="preserve">. </w:t>
+        <w:t xml:space="preserve">7. </w:t>
       </w:r>
       <w:proofErr w:type="spellStart"/>
       <w:r>
@@ -10555,6 +10596,9 @@
     </w:p>
     <w:p>
       <w:r>
+        <w:rPr>
+          <w:noProof/>
+        </w:rPr>
         <w:lastRenderedPageBreak/>
         <w:drawing>
           <wp:inline distT="0" distB="0" distL="0" distR="0" wp14:anchorId="17EAB69D" wp14:editId="2F71E4B8">
@@ -10640,7 +10684,7 @@
     </w:p>
     <w:p>
       <w:pPr>
-        <w:spacing w:after="300" w:line="276" w:lineRule="auto"/>
+        <w:spacing w:before="60" w:after="60"/>
         <w:contextualSpacing w:val="0"/>
         <w:rPr>
           <w:color w:val="808080" w:themeColor="background1" w:themeShade="80"/>
@@ -10650,30 +10694,11 @@
       </w:pPr>
       <w:r>
         <w:rPr>
+          <w:noProof/>
           <w:color w:val="808080" w:themeColor="background1" w:themeShade="80"/>
           <w:sz w:val="16"/>
           <w:szCs w:val="16"/>
         </w:rPr>
-        <w:br w:type="page"/>
-      </w:r>
-    </w:p>
-    <w:p>
-      <w:pPr>
-        <w:spacing w:before="60" w:after="60"/>
-        <w:contextualSpacing w:val="0"/>
-        <w:rPr>
-          <w:color w:val="808080" w:themeColor="background1" w:themeShade="80"/>
-          <w:sz w:val="16"/>
-          <w:szCs w:val="16"/>
-        </w:rPr>
-      </w:pPr>
-      <w:r>
-        <w:rPr>
-          <w:color w:val="808080" w:themeColor="background1" w:themeShade="80"/>
-          <w:sz w:val="16"/>
-          <w:szCs w:val="16"/>
-        </w:rPr>
-        <w:lastRenderedPageBreak/>
         <w:drawing>
           <wp:inline distT="0" distB="0" distL="0" distR="0" wp14:anchorId="18F6FCF7" wp14:editId="0B2D54C6">
             <wp:extent cx="5759450" cy="2689860"/>
@@ -10776,7 +10801,13 @@
         <w:t>UNION [ALL]</w:t>
       </w:r>
       <w:r>
-        <w:t xml:space="preserve"> casi nunca es la consulta más optimizada para ejecutar sobre todo pensando en millones de registros porque normalmente hace recorridos completos de las tablas implicadas, todo esto dependiendo de la complejidad de las consultas, relaciones e índices.</w:t>
+        <w:t xml:space="preserve"> casi nunca es la consulta más optimizada para ejecutar</w:t>
+      </w:r>
+      <w:r>
+        <w:t>,</w:t>
+      </w:r>
+      <w:r>
+        <w:t xml:space="preserve"> sobre todo pensando en millones de registros porque normalmente hace recorridos completos de las tablas implicadas, todo esto dependiendo de la complejidad de las consultas, relaciones e índices.</w:t>
       </w:r>
     </w:p>
     <w:p>
@@ -10784,40 +10815,31 @@
         <w:br/>
         <w:t xml:space="preserve">En la consulta anterior no se tiene en cuenta la duplicidad del valor de la columna </w:t>
       </w:r>
+      <w:proofErr w:type="spellStart"/>
       <w:r>
         <w:rPr>
           <w:rStyle w:val="HTML"/>
         </w:rPr>
-        <w:t>`</w:t>
-      </w:r>
-      <w:proofErr w:type="spellStart"/>
+        <w:t>pr</w:t>
+      </w:r>
       <w:r>
         <w:rPr>
           <w:rStyle w:val="HTML"/>
         </w:rPr>
-        <w:t>pr</w:t>
+        <w:t>i</w:t>
       </w:r>
       <w:r>
         <w:rPr>
           <w:rStyle w:val="HTML"/>
         </w:rPr>
-        <w:t>i</w:t>
-      </w:r>
-      <w:r>
-        <w:rPr>
-          <w:rStyle w:val="HTML"/>
-        </w:rPr>
         <w:t>ce</w:t>
       </w:r>
       <w:proofErr w:type="spellEnd"/>
       <w:r>
-        <w:rPr>
-          <w:rStyle w:val="HTML"/>
-        </w:rPr>
-        <w:t>`</w:t>
-      </w:r>
-      <w:r>
-        <w:t xml:space="preserve">, pudiendo resolverse con </w:t>
+        <w:t>,</w:t>
+      </w:r>
+      <w:r>
+        <w:t xml:space="preserve"> pudiendo resolverse con </w:t>
       </w:r>
       <w:r>
         <w:rPr>
@@ -10843,11 +10865,9 @@
       <w:r>
         <w:t xml:space="preserve"> y nos acaba indicado, que el optimizador decide </w:t>
       </w:r>
-      <w:proofErr w:type="gramStart"/>
-      <w:r>
-        <w:t>que</w:t>
-      </w:r>
-      <w:proofErr w:type="gramEnd"/>
+      <w:r>
+        <w:t>que,</w:t>
+      </w:r>
       <w:r>
         <w:t xml:space="preserve"> para una tabla de 20 filas, sale más barato leer </w:t>
       </w:r>
@@ -10887,102 +10907,96 @@
       <w:r>
         <w:t xml:space="preserve"> que el índice por la columna </w:t>
       </w:r>
+      <w:proofErr w:type="spellStart"/>
+      <w:r>
+        <w:rPr>
+          <w:rStyle w:val="HTML"/>
+        </w:rPr>
+        <w:t>price</w:t>
+      </w:r>
+      <w:proofErr w:type="spellEnd"/>
       <w:r>
         <w:rPr>
           <w:i/>
           <w:iCs/>
         </w:rPr>
-        <w:t>`</w:t>
-      </w:r>
-      <w:proofErr w:type="spellStart"/>
+        <w:t>,</w:t>
+      </w:r>
+      <w:r>
+        <w:t xml:space="preserve"> e</w:t>
+      </w:r>
+      <w:r>
+        <w:t xml:space="preserve">s decir, </w:t>
+      </w:r>
+      <w:r>
+        <w:t xml:space="preserve">que </w:t>
+      </w:r>
+      <w:r>
+        <w:t xml:space="preserve">no está utilizando </w:t>
+      </w:r>
+      <w:r>
+        <w:t xml:space="preserve">el índice creado </w:t>
+      </w:r>
+      <w:r>
+        <w:rPr>
+          <w:rStyle w:val="HTML"/>
+        </w:rPr>
+        <w:t>idx_ra_1_5_books_price</w:t>
+      </w:r>
+      <w:r>
+        <w:t xml:space="preserve"> para resolver los </w:t>
+      </w:r>
+      <w:r>
+        <w:rPr>
+          <w:rStyle w:val="HTML"/>
+        </w:rPr>
+        <w:t>ORDER BY</w:t>
+      </w:r>
       <w:r>
         <w:rPr>
           <w:i/>
           <w:iCs/>
         </w:rPr>
-        <w:t>price</w:t>
-      </w:r>
-      <w:proofErr w:type="spellEnd"/>
-      <w:r>
-        <w:rPr>
-          <w:i/>
-          <w:iCs/>
-        </w:rPr>
-        <w:t>`</w:t>
-      </w:r>
-      <w:r>
-        <w:rPr>
-          <w:i/>
-          <w:iCs/>
-        </w:rPr>
-        <w:t>,</w:t>
-      </w:r>
-      <w:r>
-        <w:t xml:space="preserve"> e</w:t>
-      </w:r>
-      <w:r>
-        <w:t xml:space="preserve">s decir, </w:t>
-      </w:r>
-      <w:r>
-        <w:t xml:space="preserve">que </w:t>
-      </w:r>
-      <w:r>
-        <w:t xml:space="preserve">no está utilizando </w:t>
-      </w:r>
-      <w:r>
-        <w:t xml:space="preserve">el índice creado </w:t>
+        <w:t xml:space="preserve"> </w:t>
+      </w:r>
+      <w:r>
+        <w:t>de las consultas</w:t>
+      </w:r>
+      <w:r>
+        <w:t xml:space="preserve"> y no le voy a llevar la contraria ya que </w:t>
+      </w:r>
+      <w:r>
+        <w:t>el coste real que muestra es ridículamente pequeño</w:t>
+      </w:r>
+      <w:r>
+        <w:t xml:space="preserve">: </w:t>
       </w:r>
       <w:r>
         <w:rPr>
           <w:rStyle w:val="HTML"/>
         </w:rPr>
-        <w:t>idx_ra_1_5_books_price</w:t>
-      </w:r>
-      <w:r>
-        <w:t xml:space="preserve"> para resolver los </w:t>
-      </w:r>
-      <w:r>
-        <w:rPr>
-          <w:rStyle w:val="HTML"/>
-        </w:rPr>
-        <w:t>ORDER BY</w:t>
-      </w:r>
-      <w:r>
-        <w:rPr>
-          <w:i/>
-          <w:iCs/>
-        </w:rPr>
-        <w:t xml:space="preserve"> </w:t>
-      </w:r>
-      <w:r>
-        <w:t>de las consultas</w:t>
-      </w:r>
-      <w:r>
-        <w:t xml:space="preserve"> y no le voy a llevar la contraria ya que </w:t>
-      </w:r>
-      <w:r>
-        <w:t>el coste real que muestra es ridículamente pequeño</w:t>
-      </w:r>
-      <w:r>
-        <w:t xml:space="preserve">: </w:t>
-      </w:r>
-      <w:r>
-        <w:rPr>
-          <w:rStyle w:val="HTML"/>
-        </w:rPr>
         <w:t>time=0.105 ms</w:t>
       </w:r>
       <w:r>
         <w:t>.</w:t>
       </w:r>
     </w:p>
-    <w:p/>
+    <w:p>
+      <w:pPr>
+        <w:spacing w:after="300" w:line="276" w:lineRule="auto"/>
+        <w:contextualSpacing w:val="0"/>
+      </w:pPr>
+      <w:r>
+        <w:br w:type="page"/>
+      </w:r>
+    </w:p>
     <w:p>
       <w:pPr>
         <w:pStyle w:val="Prrafocdigo"/>
         <w:ind w:firstLine="284"/>
         <w:rPr>
-          <w:szCs w:val="18"/>
+          <w:sz w:val="15"/>
+          <w:szCs w:val="15"/>
         </w:rPr>
       </w:pPr>
     </w:p>
@@ -10991,12 +11005,16 @@
         <w:pStyle w:val="Prrafocdigo"/>
         <w:ind w:firstLine="284"/>
         <w:rPr>
-          <w:szCs w:val="18"/>
-        </w:rPr>
-      </w:pPr>
-      <w:r>
-        <w:rPr>
-          <w:szCs w:val="18"/>
+          <w:spacing w:val="-8"/>
+          <w:sz w:val="15"/>
+          <w:szCs w:val="15"/>
+        </w:rPr>
+      </w:pPr>
+      <w:r>
+        <w:rPr>
+          <w:spacing w:val="-8"/>
+          <w:sz w:val="15"/>
+          <w:szCs w:val="15"/>
         </w:rPr>
         <w:t xml:space="preserve">-&gt; </w:t>
       </w:r>
@@ -11004,14 +11022,18 @@
       <w:proofErr w:type="gramStart"/>
       <w:r>
         <w:rPr>
-          <w:szCs w:val="18"/>
+          <w:spacing w:val="-8"/>
+          <w:sz w:val="15"/>
+          <w:szCs w:val="15"/>
         </w:rPr>
         <w:t>Append</w:t>
       </w:r>
       <w:proofErr w:type="spellEnd"/>
       <w:r>
         <w:rPr>
-          <w:szCs w:val="18"/>
+          <w:spacing w:val="-8"/>
+          <w:sz w:val="15"/>
+          <w:szCs w:val="15"/>
         </w:rPr>
         <w:t xml:space="preserve">  (</w:t>
       </w:r>
@@ -11019,56 +11041,72 @@
       <w:proofErr w:type="gramEnd"/>
       <w:r>
         <w:rPr>
-          <w:szCs w:val="18"/>
+          <w:spacing w:val="-8"/>
+          <w:sz w:val="15"/>
+          <w:szCs w:val="15"/>
         </w:rPr>
         <w:t>cost</w:t>
       </w:r>
       <w:proofErr w:type="spellEnd"/>
       <w:r>
         <w:rPr>
-          <w:szCs w:val="18"/>
+          <w:spacing w:val="-8"/>
+          <w:sz w:val="15"/>
+          <w:szCs w:val="15"/>
         </w:rPr>
         <w:t xml:space="preserve">=4.5 </w:t>
       </w:r>
       <w:proofErr w:type="spellStart"/>
       <w:r>
         <w:rPr>
-          <w:szCs w:val="18"/>
+          <w:spacing w:val="-8"/>
+          <w:sz w:val="15"/>
+          <w:szCs w:val="15"/>
         </w:rPr>
         <w:t>rows</w:t>
       </w:r>
       <w:proofErr w:type="spellEnd"/>
       <w:r>
         <w:rPr>
-          <w:szCs w:val="18"/>
+          <w:spacing w:val="-8"/>
+          <w:sz w:val="15"/>
+          <w:szCs w:val="15"/>
         </w:rPr>
         <w:t xml:space="preserve">=2) (actual time=0.13..0.16 </w:t>
       </w:r>
       <w:proofErr w:type="spellStart"/>
       <w:r>
         <w:rPr>
-          <w:szCs w:val="18"/>
+          <w:spacing w:val="-8"/>
+          <w:sz w:val="15"/>
+          <w:szCs w:val="15"/>
         </w:rPr>
         <w:t>rows</w:t>
       </w:r>
       <w:proofErr w:type="spellEnd"/>
       <w:r>
         <w:rPr>
-          <w:szCs w:val="18"/>
+          <w:spacing w:val="-8"/>
+          <w:sz w:val="15"/>
+          <w:szCs w:val="15"/>
         </w:rPr>
         <w:t xml:space="preserve">=2 </w:t>
       </w:r>
       <w:proofErr w:type="spellStart"/>
       <w:r>
         <w:rPr>
-          <w:szCs w:val="18"/>
+          <w:spacing w:val="-8"/>
+          <w:sz w:val="15"/>
+          <w:szCs w:val="15"/>
         </w:rPr>
         <w:t>loops</w:t>
       </w:r>
       <w:proofErr w:type="spellEnd"/>
       <w:r>
         <w:rPr>
-          <w:szCs w:val="18"/>
+          <w:spacing w:val="-8"/>
+          <w:sz w:val="15"/>
+          <w:szCs w:val="15"/>
         </w:rPr>
         <w:t>=1)</w:t>
       </w:r>
@@ -11078,32 +11116,34 @@
         <w:pStyle w:val="Prrafocdigo"/>
         <w:ind w:firstLine="284"/>
         <w:rPr>
-          <w:szCs w:val="18"/>
-        </w:rPr>
-      </w:pPr>
-      <w:r>
-        <w:rPr>
-          <w:szCs w:val="18"/>
-        </w:rPr>
-        <w:t xml:space="preserve">  </w:t>
-      </w:r>
-      <w:r>
-        <w:rPr>
-          <w:szCs w:val="18"/>
-        </w:rPr>
-        <w:t xml:space="preserve">-&gt; </w:t>
+          <w:spacing w:val="-8"/>
+          <w:sz w:val="15"/>
+          <w:szCs w:val="15"/>
+        </w:rPr>
+      </w:pPr>
+      <w:r>
+        <w:rPr>
+          <w:spacing w:val="-8"/>
+          <w:sz w:val="15"/>
+          <w:szCs w:val="15"/>
+        </w:rPr>
+        <w:t xml:space="preserve">  -&gt; </w:t>
       </w:r>
       <w:proofErr w:type="spellStart"/>
       <w:r>
         <w:rPr>
-          <w:szCs w:val="18"/>
+          <w:spacing w:val="-8"/>
+          <w:sz w:val="15"/>
+          <w:szCs w:val="15"/>
         </w:rPr>
         <w:t>Stream</w:t>
       </w:r>
       <w:proofErr w:type="spellEnd"/>
       <w:r>
         <w:rPr>
-          <w:szCs w:val="18"/>
+          <w:spacing w:val="-8"/>
+          <w:sz w:val="15"/>
+          <w:szCs w:val="15"/>
         </w:rPr>
         <w:t xml:space="preserve"> </w:t>
       </w:r>
@@ -11111,14 +11151,18 @@
       <w:proofErr w:type="gramStart"/>
       <w:r>
         <w:rPr>
-          <w:szCs w:val="18"/>
+          <w:spacing w:val="-8"/>
+          <w:sz w:val="15"/>
+          <w:szCs w:val="15"/>
         </w:rPr>
         <w:t>results</w:t>
       </w:r>
       <w:proofErr w:type="spellEnd"/>
       <w:r>
         <w:rPr>
-          <w:szCs w:val="18"/>
+          <w:spacing w:val="-8"/>
+          <w:sz w:val="15"/>
+          <w:szCs w:val="15"/>
         </w:rPr>
         <w:t xml:space="preserve">  (</w:t>
       </w:r>
@@ -11126,56 +11170,72 @@
       <w:proofErr w:type="gramEnd"/>
       <w:r>
         <w:rPr>
-          <w:szCs w:val="18"/>
+          <w:spacing w:val="-8"/>
+          <w:sz w:val="15"/>
+          <w:szCs w:val="15"/>
         </w:rPr>
         <w:t>cost</w:t>
       </w:r>
       <w:proofErr w:type="spellEnd"/>
       <w:r>
         <w:rPr>
-          <w:szCs w:val="18"/>
+          <w:spacing w:val="-8"/>
+          <w:sz w:val="15"/>
+          <w:szCs w:val="15"/>
         </w:rPr>
         <w:t xml:space="preserve">=2.25 </w:t>
       </w:r>
       <w:proofErr w:type="spellStart"/>
       <w:r>
         <w:rPr>
-          <w:szCs w:val="18"/>
+          <w:spacing w:val="-8"/>
+          <w:sz w:val="15"/>
+          <w:szCs w:val="15"/>
         </w:rPr>
         <w:t>rows</w:t>
       </w:r>
       <w:proofErr w:type="spellEnd"/>
       <w:r>
         <w:rPr>
-          <w:szCs w:val="18"/>
+          <w:spacing w:val="-8"/>
+          <w:sz w:val="15"/>
+          <w:szCs w:val="15"/>
         </w:rPr>
         <w:t xml:space="preserve">=1) (actual time=0.128..0.129 </w:t>
       </w:r>
       <w:proofErr w:type="spellStart"/>
       <w:r>
         <w:rPr>
-          <w:szCs w:val="18"/>
+          <w:spacing w:val="-8"/>
+          <w:sz w:val="15"/>
+          <w:szCs w:val="15"/>
         </w:rPr>
         <w:t>rows</w:t>
       </w:r>
       <w:proofErr w:type="spellEnd"/>
       <w:r>
         <w:rPr>
-          <w:szCs w:val="18"/>
+          <w:spacing w:val="-8"/>
+          <w:sz w:val="15"/>
+          <w:szCs w:val="15"/>
         </w:rPr>
         <w:t xml:space="preserve">=1 </w:t>
       </w:r>
       <w:proofErr w:type="spellStart"/>
       <w:r>
         <w:rPr>
-          <w:szCs w:val="18"/>
+          <w:spacing w:val="-8"/>
+          <w:sz w:val="15"/>
+          <w:szCs w:val="15"/>
         </w:rPr>
         <w:t>loops</w:t>
       </w:r>
       <w:proofErr w:type="spellEnd"/>
       <w:r>
         <w:rPr>
-          <w:szCs w:val="18"/>
+          <w:spacing w:val="-8"/>
+          <w:sz w:val="15"/>
+          <w:szCs w:val="15"/>
         </w:rPr>
         <w:t>=1)</w:t>
       </w:r>
@@ -11188,29 +11248,28 @@
           <w:b/>
           <w:bCs/>
           <w:color w:val="0D0D0D" w:themeColor="text1" w:themeTint="F2"/>
-          <w:szCs w:val="18"/>
+          <w:spacing w:val="-8"/>
+          <w:sz w:val="15"/>
+          <w:szCs w:val="15"/>
         </w:rPr>
       </w:pPr>
       <w:r>
         <w:rPr>
           <w:color w:val="0D0D0D" w:themeColor="text1" w:themeTint="F2"/>
-          <w:szCs w:val="18"/>
-        </w:rPr>
-        <w:t xml:space="preserve">  </w:t>
-      </w:r>
-      <w:r>
-        <w:rPr>
-          <w:color w:val="0D0D0D" w:themeColor="text1" w:themeTint="F2"/>
-          <w:szCs w:val="18"/>
-        </w:rPr>
-        <w:t xml:space="preserve">  </w:t>
+          <w:spacing w:val="-8"/>
+          <w:sz w:val="15"/>
+          <w:szCs w:val="15"/>
+        </w:rPr>
+        <w:t xml:space="preserve">    </w:t>
       </w:r>
       <w:r>
         <w:rPr>
           <w:b/>
           <w:bCs/>
           <w:color w:val="0D0D0D" w:themeColor="text1" w:themeTint="F2"/>
-          <w:szCs w:val="18"/>
+          <w:spacing w:val="-8"/>
+          <w:sz w:val="15"/>
+          <w:szCs w:val="15"/>
           <w:highlight w:val="yellow"/>
         </w:rPr>
         <w:t xml:space="preserve">-&gt; </w:t>
@@ -11221,7 +11280,9 @@
           <w:b/>
           <w:bCs/>
           <w:color w:val="0D0D0D" w:themeColor="text1" w:themeTint="F2"/>
-          <w:szCs w:val="18"/>
+          <w:spacing w:val="-8"/>
+          <w:sz w:val="15"/>
+          <w:szCs w:val="15"/>
           <w:highlight w:val="yellow"/>
         </w:rPr>
         <w:t>Limit</w:t>
@@ -11232,7 +11293,9 @@
           <w:b/>
           <w:bCs/>
           <w:color w:val="0D0D0D" w:themeColor="text1" w:themeTint="F2"/>
-          <w:szCs w:val="18"/>
+          <w:spacing w:val="-8"/>
+          <w:sz w:val="15"/>
+          <w:szCs w:val="15"/>
           <w:highlight w:val="yellow"/>
         </w:rPr>
         <w:t xml:space="preserve">: 1 </w:t>
@@ -11243,7 +11306,9 @@
           <w:b/>
           <w:bCs/>
           <w:color w:val="0D0D0D" w:themeColor="text1" w:themeTint="F2"/>
-          <w:szCs w:val="18"/>
+          <w:spacing w:val="-8"/>
+          <w:sz w:val="15"/>
+          <w:szCs w:val="15"/>
           <w:highlight w:val="yellow"/>
         </w:rPr>
         <w:t>row</w:t>
@@ -11254,7 +11319,9 @@
           <w:b/>
           <w:bCs/>
           <w:color w:val="0D0D0D" w:themeColor="text1" w:themeTint="F2"/>
-          <w:szCs w:val="18"/>
+          <w:spacing w:val="-8"/>
+          <w:sz w:val="15"/>
+          <w:szCs w:val="15"/>
           <w:highlight w:val="yellow"/>
         </w:rPr>
         <w:t>(</w:t>
@@ -11265,7 +11332,9 @@
           <w:b/>
           <w:bCs/>
           <w:color w:val="0D0D0D" w:themeColor="text1" w:themeTint="F2"/>
-          <w:szCs w:val="18"/>
+          <w:spacing w:val="-8"/>
+          <w:sz w:val="15"/>
+          <w:szCs w:val="15"/>
           <w:highlight w:val="yellow"/>
         </w:rPr>
         <w:t>s)  (</w:t>
@@ -11277,7 +11346,9 @@
           <w:b/>
           <w:bCs/>
           <w:color w:val="0D0D0D" w:themeColor="text1" w:themeTint="F2"/>
-          <w:szCs w:val="18"/>
+          <w:spacing w:val="-8"/>
+          <w:sz w:val="15"/>
+          <w:szCs w:val="15"/>
           <w:highlight w:val="yellow"/>
         </w:rPr>
         <w:t>cost</w:t>
@@ -11288,7 +11359,9 @@
           <w:b/>
           <w:bCs/>
           <w:color w:val="0D0D0D" w:themeColor="text1" w:themeTint="F2"/>
-          <w:szCs w:val="18"/>
+          <w:spacing w:val="-8"/>
+          <w:sz w:val="15"/>
+          <w:szCs w:val="15"/>
           <w:highlight w:val="yellow"/>
         </w:rPr>
         <w:t xml:space="preserve">=2.25 </w:t>
@@ -11299,7 +11372,9 @@
           <w:b/>
           <w:bCs/>
           <w:color w:val="0D0D0D" w:themeColor="text1" w:themeTint="F2"/>
-          <w:szCs w:val="18"/>
+          <w:spacing w:val="-8"/>
+          <w:sz w:val="15"/>
+          <w:szCs w:val="15"/>
           <w:highlight w:val="yellow"/>
         </w:rPr>
         <w:t>rows</w:t>
@@ -11310,7 +11385,9 @@
           <w:b/>
           <w:bCs/>
           <w:color w:val="0D0D0D" w:themeColor="text1" w:themeTint="F2"/>
-          <w:szCs w:val="18"/>
+          <w:spacing w:val="-8"/>
+          <w:sz w:val="15"/>
+          <w:szCs w:val="15"/>
           <w:highlight w:val="yellow"/>
         </w:rPr>
         <w:t xml:space="preserve">=1) (actual time=0.105..0.106 </w:t>
@@ -11321,7 +11398,9 @@
           <w:b/>
           <w:bCs/>
           <w:color w:val="0D0D0D" w:themeColor="text1" w:themeTint="F2"/>
-          <w:szCs w:val="18"/>
+          <w:spacing w:val="-8"/>
+          <w:sz w:val="15"/>
+          <w:szCs w:val="15"/>
           <w:highlight w:val="yellow"/>
         </w:rPr>
         <w:t>rows</w:t>
@@ -11332,7 +11411,9 @@
           <w:b/>
           <w:bCs/>
           <w:color w:val="0D0D0D" w:themeColor="text1" w:themeTint="F2"/>
-          <w:szCs w:val="18"/>
+          <w:spacing w:val="-8"/>
+          <w:sz w:val="15"/>
+          <w:szCs w:val="15"/>
           <w:highlight w:val="yellow"/>
         </w:rPr>
         <w:t xml:space="preserve">=1 </w:t>
@@ -11343,7 +11424,9 @@
           <w:b/>
           <w:bCs/>
           <w:color w:val="0D0D0D" w:themeColor="text1" w:themeTint="F2"/>
-          <w:szCs w:val="18"/>
+          <w:spacing w:val="-8"/>
+          <w:sz w:val="15"/>
+          <w:szCs w:val="15"/>
           <w:highlight w:val="yellow"/>
         </w:rPr>
         <w:t>loops</w:t>
@@ -11354,7 +11437,9 @@
           <w:b/>
           <w:bCs/>
           <w:color w:val="0D0D0D" w:themeColor="text1" w:themeTint="F2"/>
-          <w:szCs w:val="18"/>
+          <w:spacing w:val="-8"/>
+          <w:sz w:val="15"/>
+          <w:szCs w:val="15"/>
           <w:highlight w:val="yellow"/>
         </w:rPr>
         <w:t>=1)</w:t>
@@ -11363,214 +11448,281 @@
     <w:p>
       <w:pPr>
         <w:pStyle w:val="Prrafocdigo"/>
-        <w:ind w:firstLine="284"/>
-        <w:rPr>
-          <w:szCs w:val="18"/>
-        </w:rPr>
-      </w:pPr>
-      <w:r>
-        <w:rPr>
-          <w:szCs w:val="18"/>
-        </w:rPr>
-        <w:t xml:space="preserve">    </w:t>
-      </w:r>
-      <w:r>
-        <w:rPr>
-          <w:szCs w:val="18"/>
-        </w:rPr>
-        <w:t xml:space="preserve">  </w:t>
-      </w:r>
-      <w:r>
-        <w:rPr>
-          <w:szCs w:val="18"/>
-        </w:rPr>
-        <w:t xml:space="preserve">-&gt; </w:t>
+        <w:ind w:firstLine="142"/>
+        <w:rPr>
+          <w:spacing w:val="-8"/>
+          <w:sz w:val="15"/>
+          <w:szCs w:val="15"/>
+        </w:rPr>
+      </w:pPr>
+      <w:r>
+        <w:rPr>
+          <w:spacing w:val="-8"/>
+          <w:sz w:val="15"/>
+          <w:szCs w:val="15"/>
+        </w:rPr>
+        <w:t xml:space="preserve">      -&gt; </w:t>
       </w:r>
       <w:proofErr w:type="spellStart"/>
       <w:r>
         <w:rPr>
-          <w:szCs w:val="18"/>
+          <w:spacing w:val="-8"/>
+          <w:sz w:val="15"/>
+          <w:szCs w:val="15"/>
         </w:rPr>
         <w:t>Sort</w:t>
       </w:r>
       <w:proofErr w:type="spellEnd"/>
       <w:r>
         <w:rPr>
-          <w:szCs w:val="18"/>
+          <w:spacing w:val="-8"/>
+          <w:sz w:val="15"/>
+          <w:szCs w:val="15"/>
         </w:rPr>
         <w:t>: ra_1_5_</w:t>
       </w:r>
       <w:proofErr w:type="gramStart"/>
       <w:r>
         <w:rPr>
-          <w:szCs w:val="18"/>
+          <w:spacing w:val="-8"/>
+          <w:sz w:val="15"/>
+          <w:szCs w:val="15"/>
         </w:rPr>
         <w:t>books.price</w:t>
       </w:r>
       <w:proofErr w:type="gramEnd"/>
       <w:r>
         <w:rPr>
-          <w:szCs w:val="18"/>
+          <w:spacing w:val="-8"/>
+          <w:sz w:val="15"/>
+          <w:szCs w:val="15"/>
         </w:rPr>
         <w:t xml:space="preserve"> DESC, </w:t>
       </w:r>
       <w:proofErr w:type="spellStart"/>
       <w:r>
         <w:rPr>
-          <w:szCs w:val="18"/>
+          <w:spacing w:val="-8"/>
+          <w:sz w:val="15"/>
+          <w:szCs w:val="15"/>
         </w:rPr>
         <w:t>limit</w:t>
       </w:r>
       <w:proofErr w:type="spellEnd"/>
       <w:r>
         <w:rPr>
-          <w:szCs w:val="18"/>
+          <w:spacing w:val="-8"/>
+          <w:sz w:val="15"/>
+          <w:szCs w:val="15"/>
         </w:rPr>
         <w:t xml:space="preserve"> input </w:t>
       </w:r>
       <w:proofErr w:type="spellStart"/>
       <w:r>
         <w:rPr>
-          <w:szCs w:val="18"/>
+          <w:spacing w:val="-8"/>
+          <w:sz w:val="15"/>
+          <w:szCs w:val="15"/>
         </w:rPr>
         <w:t>to</w:t>
       </w:r>
       <w:proofErr w:type="spellEnd"/>
       <w:r>
         <w:rPr>
-          <w:szCs w:val="18"/>
+          <w:spacing w:val="-8"/>
+          <w:sz w:val="15"/>
+          <w:szCs w:val="15"/>
         </w:rPr>
         <w:t xml:space="preserve"> 1 </w:t>
       </w:r>
       <w:proofErr w:type="spellStart"/>
       <w:r>
         <w:rPr>
-          <w:szCs w:val="18"/>
+          <w:spacing w:val="-8"/>
+          <w:sz w:val="15"/>
+          <w:szCs w:val="15"/>
         </w:rPr>
         <w:t>row</w:t>
       </w:r>
       <w:proofErr w:type="spellEnd"/>
       <w:r>
         <w:rPr>
-          <w:szCs w:val="18"/>
+          <w:spacing w:val="-8"/>
+          <w:sz w:val="15"/>
+          <w:szCs w:val="15"/>
         </w:rPr>
         <w:t xml:space="preserve">(s) per </w:t>
       </w:r>
       <w:proofErr w:type="spellStart"/>
       <w:r>
         <w:rPr>
-          <w:szCs w:val="18"/>
+          <w:spacing w:val="-8"/>
+          <w:sz w:val="15"/>
+          <w:szCs w:val="15"/>
         </w:rPr>
         <w:t>chunk</w:t>
       </w:r>
       <w:proofErr w:type="spellEnd"/>
       <w:r>
         <w:rPr>
-          <w:szCs w:val="18"/>
+          <w:spacing w:val="-8"/>
+          <w:sz w:val="15"/>
+          <w:szCs w:val="15"/>
         </w:rPr>
         <w:t xml:space="preserve">  (</w:t>
       </w:r>
       <w:proofErr w:type="spellStart"/>
       <w:r>
         <w:rPr>
-          <w:szCs w:val="18"/>
+          <w:spacing w:val="-8"/>
+          <w:sz w:val="15"/>
+          <w:szCs w:val="15"/>
         </w:rPr>
         <w:t>cost</w:t>
       </w:r>
       <w:proofErr w:type="spellEnd"/>
       <w:r>
         <w:rPr>
-          <w:szCs w:val="18"/>
+          <w:spacing w:val="-8"/>
+          <w:sz w:val="15"/>
+          <w:szCs w:val="15"/>
         </w:rPr>
         <w:t xml:space="preserve">=2.25 </w:t>
       </w:r>
       <w:proofErr w:type="spellStart"/>
       <w:r>
         <w:rPr>
-          <w:szCs w:val="18"/>
+          <w:spacing w:val="-8"/>
+          <w:sz w:val="15"/>
+          <w:szCs w:val="15"/>
         </w:rPr>
         <w:t>rows</w:t>
       </w:r>
       <w:proofErr w:type="spellEnd"/>
       <w:r>
         <w:rPr>
-          <w:szCs w:val="18"/>
-        </w:rPr>
-        <w:t xml:space="preserve">=20) (actual time=0.105..0.105 </w:t>
-      </w:r>
-      <w:proofErr w:type="spellStart"/>
-      <w:r>
-        <w:rPr>
-          <w:szCs w:val="18"/>
-        </w:rPr>
-        <w:t>rows</w:t>
-      </w:r>
-      <w:proofErr w:type="spellEnd"/>
-      <w:r>
-        <w:rPr>
-          <w:szCs w:val="18"/>
-        </w:rPr>
-        <w:t xml:space="preserve">=1 </w:t>
-      </w:r>
-      <w:proofErr w:type="spellStart"/>
-      <w:r>
-        <w:rPr>
-          <w:szCs w:val="18"/>
-        </w:rPr>
-        <w:t>loops</w:t>
-      </w:r>
-      <w:proofErr w:type="spellEnd"/>
-      <w:r>
-        <w:rPr>
-          <w:szCs w:val="18"/>
-        </w:rPr>
-        <w:t>=1)</w:t>
+          <w:spacing w:val="-8"/>
+          <w:sz w:val="15"/>
+          <w:szCs w:val="15"/>
+        </w:rPr>
+        <w:t xml:space="preserve">=20) (actual </w:t>
       </w:r>
     </w:p>
     <w:p>
       <w:pPr>
         <w:pStyle w:val="Prrafocdigo"/>
+        <w:ind w:firstLine="851"/>
+        <w:rPr>
+          <w:spacing w:val="-8"/>
+          <w:sz w:val="15"/>
+          <w:szCs w:val="15"/>
+        </w:rPr>
+      </w:pPr>
+      <w:r>
+        <w:rPr>
+          <w:spacing w:val="-8"/>
+          <w:sz w:val="15"/>
+          <w:szCs w:val="15"/>
+        </w:rPr>
+        <w:t>time=</w:t>
+      </w:r>
+      <w:proofErr w:type="gramStart"/>
+      <w:r>
+        <w:rPr>
+          <w:spacing w:val="-8"/>
+          <w:sz w:val="15"/>
+          <w:szCs w:val="15"/>
+        </w:rPr>
+        <w:t>0.105..</w:t>
+      </w:r>
+      <w:proofErr w:type="gramEnd"/>
+      <w:r>
+        <w:rPr>
+          <w:spacing w:val="-8"/>
+          <w:sz w:val="15"/>
+          <w:szCs w:val="15"/>
+        </w:rPr>
+        <w:t xml:space="preserve">0.105 </w:t>
+      </w:r>
+      <w:proofErr w:type="spellStart"/>
+      <w:r>
+        <w:rPr>
+          <w:spacing w:val="-8"/>
+          <w:sz w:val="15"/>
+          <w:szCs w:val="15"/>
+        </w:rPr>
+        <w:t>rows</w:t>
+      </w:r>
+      <w:proofErr w:type="spellEnd"/>
+      <w:r>
+        <w:rPr>
+          <w:spacing w:val="-8"/>
+          <w:sz w:val="15"/>
+          <w:szCs w:val="15"/>
+        </w:rPr>
+        <w:t xml:space="preserve">=1 </w:t>
+      </w:r>
+      <w:proofErr w:type="spellStart"/>
+      <w:r>
+        <w:rPr>
+          <w:spacing w:val="-8"/>
+          <w:sz w:val="15"/>
+          <w:szCs w:val="15"/>
+        </w:rPr>
+        <w:t>loops</w:t>
+      </w:r>
+      <w:proofErr w:type="spellEnd"/>
+      <w:r>
+        <w:rPr>
+          <w:spacing w:val="-8"/>
+          <w:sz w:val="15"/>
+          <w:szCs w:val="15"/>
+        </w:rPr>
+        <w:t>=1)</w:t>
+      </w:r>
+    </w:p>
+    <w:p>
+      <w:pPr>
+        <w:pStyle w:val="Prrafocdigo"/>
         <w:ind w:firstLine="284"/>
         <w:rPr>
-          <w:szCs w:val="18"/>
-        </w:rPr>
-      </w:pPr>
-      <w:r>
-        <w:rPr>
-          <w:szCs w:val="18"/>
-        </w:rPr>
-        <w:t xml:space="preserve">      </w:t>
-      </w:r>
-      <w:r>
-        <w:rPr>
-          <w:szCs w:val="18"/>
-        </w:rPr>
-        <w:t xml:space="preserve">  </w:t>
-      </w:r>
-      <w:r>
-        <w:rPr>
-          <w:szCs w:val="18"/>
-        </w:rPr>
-        <w:t xml:space="preserve">-&gt; Table </w:t>
+          <w:spacing w:val="-8"/>
+          <w:sz w:val="15"/>
+          <w:szCs w:val="15"/>
+        </w:rPr>
+      </w:pPr>
+      <w:r>
+        <w:rPr>
+          <w:spacing w:val="-8"/>
+          <w:sz w:val="15"/>
+          <w:szCs w:val="15"/>
+        </w:rPr>
+        <w:t xml:space="preserve">        -&gt; Table </w:t>
       </w:r>
       <w:proofErr w:type="spellStart"/>
       <w:r>
         <w:rPr>
-          <w:szCs w:val="18"/>
+          <w:spacing w:val="-8"/>
+          <w:sz w:val="15"/>
+          <w:szCs w:val="15"/>
         </w:rPr>
         <w:t>scan</w:t>
       </w:r>
       <w:proofErr w:type="spellEnd"/>
       <w:r>
         <w:rPr>
-          <w:szCs w:val="18"/>
+          <w:spacing w:val="-8"/>
+          <w:sz w:val="15"/>
+          <w:szCs w:val="15"/>
         </w:rPr>
         <w:t xml:space="preserve"> on ra_1_5_</w:t>
       </w:r>
       <w:proofErr w:type="gramStart"/>
       <w:r>
         <w:rPr>
-          <w:szCs w:val="18"/>
+          <w:spacing w:val="-8"/>
+          <w:sz w:val="15"/>
+          <w:szCs w:val="15"/>
         </w:rPr>
         <w:t>books  (</w:t>
       </w:r>
@@ -11578,56 +11730,72 @@
       <w:proofErr w:type="gramEnd"/>
       <w:r>
         <w:rPr>
-          <w:szCs w:val="18"/>
+          <w:spacing w:val="-8"/>
+          <w:sz w:val="15"/>
+          <w:szCs w:val="15"/>
         </w:rPr>
         <w:t>cost</w:t>
       </w:r>
       <w:proofErr w:type="spellEnd"/>
       <w:r>
         <w:rPr>
-          <w:szCs w:val="18"/>
+          <w:spacing w:val="-8"/>
+          <w:sz w:val="15"/>
+          <w:szCs w:val="15"/>
         </w:rPr>
         <w:t xml:space="preserve">=2.25 </w:t>
       </w:r>
       <w:proofErr w:type="spellStart"/>
       <w:r>
         <w:rPr>
-          <w:szCs w:val="18"/>
+          <w:spacing w:val="-8"/>
+          <w:sz w:val="15"/>
+          <w:szCs w:val="15"/>
         </w:rPr>
         <w:t>rows</w:t>
       </w:r>
       <w:proofErr w:type="spellEnd"/>
       <w:r>
         <w:rPr>
-          <w:szCs w:val="18"/>
+          <w:spacing w:val="-8"/>
+          <w:sz w:val="15"/>
+          <w:szCs w:val="15"/>
         </w:rPr>
         <w:t xml:space="preserve">=20) (actual time=0.0498..0.0646 </w:t>
       </w:r>
       <w:proofErr w:type="spellStart"/>
       <w:r>
         <w:rPr>
-          <w:szCs w:val="18"/>
+          <w:spacing w:val="-8"/>
+          <w:sz w:val="15"/>
+          <w:szCs w:val="15"/>
         </w:rPr>
         <w:t>rows</w:t>
       </w:r>
       <w:proofErr w:type="spellEnd"/>
       <w:r>
         <w:rPr>
-          <w:szCs w:val="18"/>
+          <w:spacing w:val="-8"/>
+          <w:sz w:val="15"/>
+          <w:szCs w:val="15"/>
         </w:rPr>
         <w:t xml:space="preserve">=20 </w:t>
       </w:r>
       <w:proofErr w:type="spellStart"/>
       <w:r>
         <w:rPr>
-          <w:szCs w:val="18"/>
+          <w:spacing w:val="-8"/>
+          <w:sz w:val="15"/>
+          <w:szCs w:val="15"/>
         </w:rPr>
         <w:t>loops</w:t>
       </w:r>
       <w:proofErr w:type="spellEnd"/>
       <w:r>
         <w:rPr>
-          <w:szCs w:val="18"/>
+          <w:spacing w:val="-8"/>
+          <w:sz w:val="15"/>
+          <w:szCs w:val="15"/>
         </w:rPr>
         <w:t>=1)</w:t>
       </w:r>
@@ -11637,32 +11805,34 @@
         <w:pStyle w:val="Prrafocdigo"/>
         <w:ind w:firstLine="284"/>
         <w:rPr>
-          <w:szCs w:val="18"/>
-        </w:rPr>
-      </w:pPr>
-      <w:r>
-        <w:rPr>
-          <w:szCs w:val="18"/>
-        </w:rPr>
-        <w:t xml:space="preserve">  </w:t>
-      </w:r>
-      <w:r>
-        <w:rPr>
-          <w:szCs w:val="18"/>
-        </w:rPr>
-        <w:t xml:space="preserve">-&gt; </w:t>
+          <w:spacing w:val="-8"/>
+          <w:sz w:val="15"/>
+          <w:szCs w:val="15"/>
+        </w:rPr>
+      </w:pPr>
+      <w:r>
+        <w:rPr>
+          <w:spacing w:val="-8"/>
+          <w:sz w:val="15"/>
+          <w:szCs w:val="15"/>
+        </w:rPr>
+        <w:t xml:space="preserve">  -&gt; </w:t>
       </w:r>
       <w:proofErr w:type="spellStart"/>
       <w:r>
         <w:rPr>
-          <w:szCs w:val="18"/>
+          <w:spacing w:val="-8"/>
+          <w:sz w:val="15"/>
+          <w:szCs w:val="15"/>
         </w:rPr>
         <w:t>Stream</w:t>
       </w:r>
       <w:proofErr w:type="spellEnd"/>
       <w:r>
         <w:rPr>
-          <w:szCs w:val="18"/>
+          <w:spacing w:val="-8"/>
+          <w:sz w:val="15"/>
+          <w:szCs w:val="15"/>
         </w:rPr>
         <w:t xml:space="preserve"> </w:t>
       </w:r>
@@ -11670,14 +11840,18 @@
       <w:proofErr w:type="gramStart"/>
       <w:r>
         <w:rPr>
-          <w:szCs w:val="18"/>
+          <w:spacing w:val="-8"/>
+          <w:sz w:val="15"/>
+          <w:szCs w:val="15"/>
         </w:rPr>
         <w:t>results</w:t>
       </w:r>
       <w:proofErr w:type="spellEnd"/>
       <w:r>
         <w:rPr>
-          <w:szCs w:val="18"/>
+          <w:spacing w:val="-8"/>
+          <w:sz w:val="15"/>
+          <w:szCs w:val="15"/>
         </w:rPr>
         <w:t xml:space="preserve">  (</w:t>
       </w:r>
@@ -11685,56 +11859,72 @@
       <w:proofErr w:type="gramEnd"/>
       <w:r>
         <w:rPr>
-          <w:szCs w:val="18"/>
+          <w:spacing w:val="-8"/>
+          <w:sz w:val="15"/>
+          <w:szCs w:val="15"/>
         </w:rPr>
         <w:t>cost</w:t>
       </w:r>
       <w:proofErr w:type="spellEnd"/>
       <w:r>
         <w:rPr>
-          <w:szCs w:val="18"/>
+          <w:spacing w:val="-8"/>
+          <w:sz w:val="15"/>
+          <w:szCs w:val="15"/>
         </w:rPr>
         <w:t xml:space="preserve">=2.25 </w:t>
       </w:r>
       <w:proofErr w:type="spellStart"/>
       <w:r>
         <w:rPr>
-          <w:szCs w:val="18"/>
+          <w:spacing w:val="-8"/>
+          <w:sz w:val="15"/>
+          <w:szCs w:val="15"/>
         </w:rPr>
         <w:t>rows</w:t>
       </w:r>
       <w:proofErr w:type="spellEnd"/>
       <w:r>
         <w:rPr>
-          <w:szCs w:val="18"/>
+          <w:spacing w:val="-8"/>
+          <w:sz w:val="15"/>
+          <w:szCs w:val="15"/>
         </w:rPr>
         <w:t xml:space="preserve">=1) (actual time=0.0294..0.0295 </w:t>
       </w:r>
       <w:proofErr w:type="spellStart"/>
       <w:r>
         <w:rPr>
-          <w:szCs w:val="18"/>
+          <w:spacing w:val="-8"/>
+          <w:sz w:val="15"/>
+          <w:szCs w:val="15"/>
         </w:rPr>
         <w:t>rows</w:t>
       </w:r>
       <w:proofErr w:type="spellEnd"/>
       <w:r>
         <w:rPr>
-          <w:szCs w:val="18"/>
+          <w:spacing w:val="-8"/>
+          <w:sz w:val="15"/>
+          <w:szCs w:val="15"/>
         </w:rPr>
         <w:t xml:space="preserve">=1 </w:t>
       </w:r>
       <w:proofErr w:type="spellStart"/>
       <w:r>
         <w:rPr>
-          <w:szCs w:val="18"/>
+          <w:spacing w:val="-8"/>
+          <w:sz w:val="15"/>
+          <w:szCs w:val="15"/>
         </w:rPr>
         <w:t>loops</w:t>
       </w:r>
       <w:proofErr w:type="spellEnd"/>
       <w:r>
         <w:rPr>
-          <w:szCs w:val="18"/>
+          <w:spacing w:val="-8"/>
+          <w:sz w:val="15"/>
+          <w:szCs w:val="15"/>
         </w:rPr>
         <w:t>=1)</w:t>
       </w:r>
@@ -11747,7 +11937,9 @@
           <w:b/>
           <w:bCs/>
           <w:color w:val="0D0D0D" w:themeColor="text1" w:themeTint="F2"/>
-          <w:szCs w:val="18"/>
+          <w:spacing w:val="-8"/>
+          <w:sz w:val="15"/>
+          <w:szCs w:val="15"/>
         </w:rPr>
       </w:pPr>
       <w:r>
@@ -11755,7 +11947,9 @@
           <w:b/>
           <w:bCs/>
           <w:color w:val="0D0D0D" w:themeColor="text1" w:themeTint="F2"/>
-          <w:szCs w:val="18"/>
+          <w:spacing w:val="-8"/>
+          <w:sz w:val="15"/>
+          <w:szCs w:val="15"/>
         </w:rPr>
         <w:t xml:space="preserve">    -</w:t>
       </w:r>
@@ -11764,7 +11958,9 @@
           <w:b/>
           <w:bCs/>
           <w:color w:val="0D0D0D" w:themeColor="text1" w:themeTint="F2"/>
-          <w:szCs w:val="18"/>
+          <w:spacing w:val="-8"/>
+          <w:sz w:val="15"/>
+          <w:szCs w:val="15"/>
           <w:highlight w:val="yellow"/>
         </w:rPr>
         <w:t xml:space="preserve">&gt; </w:t>
@@ -11775,7 +11971,9 @@
           <w:b/>
           <w:bCs/>
           <w:color w:val="0D0D0D" w:themeColor="text1" w:themeTint="F2"/>
-          <w:szCs w:val="18"/>
+          <w:spacing w:val="-8"/>
+          <w:sz w:val="15"/>
+          <w:szCs w:val="15"/>
           <w:highlight w:val="yellow"/>
         </w:rPr>
         <w:t>Limit</w:t>
@@ -11786,7 +11984,9 @@
           <w:b/>
           <w:bCs/>
           <w:color w:val="0D0D0D" w:themeColor="text1" w:themeTint="F2"/>
-          <w:szCs w:val="18"/>
+          <w:spacing w:val="-8"/>
+          <w:sz w:val="15"/>
+          <w:szCs w:val="15"/>
           <w:highlight w:val="yellow"/>
         </w:rPr>
         <w:t xml:space="preserve">: 1 </w:t>
@@ -11797,7 +11997,9 @@
           <w:b/>
           <w:bCs/>
           <w:color w:val="0D0D0D" w:themeColor="text1" w:themeTint="F2"/>
-          <w:szCs w:val="18"/>
+          <w:spacing w:val="-8"/>
+          <w:sz w:val="15"/>
+          <w:szCs w:val="15"/>
           <w:highlight w:val="yellow"/>
         </w:rPr>
         <w:t>row</w:t>
@@ -11808,7 +12010,9 @@
           <w:b/>
           <w:bCs/>
           <w:color w:val="0D0D0D" w:themeColor="text1" w:themeTint="F2"/>
-          <w:szCs w:val="18"/>
+          <w:spacing w:val="-8"/>
+          <w:sz w:val="15"/>
+          <w:szCs w:val="15"/>
           <w:highlight w:val="yellow"/>
         </w:rPr>
         <w:t>(</w:t>
@@ -11819,7 +12023,9 @@
           <w:b/>
           <w:bCs/>
           <w:color w:val="0D0D0D" w:themeColor="text1" w:themeTint="F2"/>
-          <w:szCs w:val="18"/>
+          <w:spacing w:val="-8"/>
+          <w:sz w:val="15"/>
+          <w:szCs w:val="15"/>
           <w:highlight w:val="yellow"/>
         </w:rPr>
         <w:t>s)  (</w:t>
@@ -11831,7 +12037,9 @@
           <w:b/>
           <w:bCs/>
           <w:color w:val="0D0D0D" w:themeColor="text1" w:themeTint="F2"/>
-          <w:szCs w:val="18"/>
+          <w:spacing w:val="-8"/>
+          <w:sz w:val="15"/>
+          <w:szCs w:val="15"/>
           <w:highlight w:val="yellow"/>
         </w:rPr>
         <w:t>cost</w:t>
@@ -11842,7 +12050,9 @@
           <w:b/>
           <w:bCs/>
           <w:color w:val="0D0D0D" w:themeColor="text1" w:themeTint="F2"/>
-          <w:szCs w:val="18"/>
+          <w:spacing w:val="-8"/>
+          <w:sz w:val="15"/>
+          <w:szCs w:val="15"/>
           <w:highlight w:val="yellow"/>
         </w:rPr>
         <w:t xml:space="preserve">=2.25 </w:t>
@@ -11853,7 +12063,9 @@
           <w:b/>
           <w:bCs/>
           <w:color w:val="0D0D0D" w:themeColor="text1" w:themeTint="F2"/>
-          <w:szCs w:val="18"/>
+          <w:spacing w:val="-8"/>
+          <w:sz w:val="15"/>
+          <w:szCs w:val="15"/>
           <w:highlight w:val="yellow"/>
         </w:rPr>
         <w:t>rows</w:t>
@@ -11864,7 +12076,9 @@
           <w:b/>
           <w:bCs/>
           <w:color w:val="0D0D0D" w:themeColor="text1" w:themeTint="F2"/>
-          <w:szCs w:val="18"/>
+          <w:spacing w:val="-8"/>
+          <w:sz w:val="15"/>
+          <w:szCs w:val="15"/>
           <w:highlight w:val="yellow"/>
         </w:rPr>
         <w:t xml:space="preserve">=1) (actual time=0.0281..0.0281 </w:t>
@@ -11875,7 +12089,9 @@
           <w:b/>
           <w:bCs/>
           <w:color w:val="0D0D0D" w:themeColor="text1" w:themeTint="F2"/>
-          <w:szCs w:val="18"/>
+          <w:spacing w:val="-8"/>
+          <w:sz w:val="15"/>
+          <w:szCs w:val="15"/>
           <w:highlight w:val="yellow"/>
         </w:rPr>
         <w:t>rows</w:t>
@@ -11886,7 +12102,9 @@
           <w:b/>
           <w:bCs/>
           <w:color w:val="0D0D0D" w:themeColor="text1" w:themeTint="F2"/>
-          <w:szCs w:val="18"/>
+          <w:spacing w:val="-8"/>
+          <w:sz w:val="15"/>
+          <w:szCs w:val="15"/>
           <w:highlight w:val="yellow"/>
         </w:rPr>
         <w:t xml:space="preserve">=1 </w:t>
@@ -11897,7 +12115,9 @@
           <w:b/>
           <w:bCs/>
           <w:color w:val="0D0D0D" w:themeColor="text1" w:themeTint="F2"/>
-          <w:szCs w:val="18"/>
+          <w:spacing w:val="-8"/>
+          <w:sz w:val="15"/>
+          <w:szCs w:val="15"/>
           <w:highlight w:val="yellow"/>
         </w:rPr>
         <w:t>loops</w:t>
@@ -11908,7 +12128,9 @@
           <w:b/>
           <w:bCs/>
           <w:color w:val="0D0D0D" w:themeColor="text1" w:themeTint="F2"/>
-          <w:szCs w:val="18"/>
+          <w:spacing w:val="-8"/>
+          <w:sz w:val="15"/>
+          <w:szCs w:val="15"/>
           <w:highlight w:val="yellow"/>
         </w:rPr>
         <w:t>=1)</w:t>
@@ -11919,212 +12141,253 @@
         <w:pStyle w:val="Prrafocdigo"/>
         <w:ind w:firstLine="284"/>
         <w:rPr>
-          <w:szCs w:val="18"/>
-        </w:rPr>
-      </w:pPr>
-      <w:r>
-        <w:rPr>
-          <w:szCs w:val="18"/>
-        </w:rPr>
-        <w:t xml:space="preserve">     </w:t>
-      </w:r>
-      <w:r>
-        <w:rPr>
-          <w:szCs w:val="18"/>
-        </w:rPr>
-        <w:t xml:space="preserve"> </w:t>
-      </w:r>
-      <w:r>
-        <w:rPr>
-          <w:szCs w:val="18"/>
-        </w:rPr>
-        <w:t xml:space="preserve">-&gt; </w:t>
+          <w:spacing w:val="-8"/>
+          <w:sz w:val="15"/>
+          <w:szCs w:val="15"/>
+        </w:rPr>
+      </w:pPr>
+      <w:r>
+        <w:rPr>
+          <w:spacing w:val="-8"/>
+          <w:sz w:val="15"/>
+          <w:szCs w:val="15"/>
+        </w:rPr>
+        <w:t xml:space="preserve">      -&gt; </w:t>
       </w:r>
       <w:proofErr w:type="spellStart"/>
       <w:r>
         <w:rPr>
-          <w:szCs w:val="18"/>
+          <w:spacing w:val="-8"/>
+          <w:sz w:val="15"/>
+          <w:szCs w:val="15"/>
         </w:rPr>
         <w:t>Sort</w:t>
       </w:r>
       <w:proofErr w:type="spellEnd"/>
       <w:r>
         <w:rPr>
-          <w:szCs w:val="18"/>
+          <w:spacing w:val="-8"/>
+          <w:sz w:val="15"/>
+          <w:szCs w:val="15"/>
         </w:rPr>
         <w:t>: ra_1_5_</w:t>
       </w:r>
       <w:proofErr w:type="gramStart"/>
       <w:r>
         <w:rPr>
-          <w:szCs w:val="18"/>
+          <w:spacing w:val="-8"/>
+          <w:sz w:val="15"/>
+          <w:szCs w:val="15"/>
         </w:rPr>
         <w:t>books.price</w:t>
       </w:r>
       <w:proofErr w:type="gramEnd"/>
       <w:r>
         <w:rPr>
-          <w:szCs w:val="18"/>
+          <w:spacing w:val="-8"/>
+          <w:sz w:val="15"/>
+          <w:szCs w:val="15"/>
         </w:rPr>
         <w:t xml:space="preserve">, </w:t>
       </w:r>
       <w:proofErr w:type="spellStart"/>
       <w:r>
         <w:rPr>
-          <w:szCs w:val="18"/>
+          <w:spacing w:val="-8"/>
+          <w:sz w:val="15"/>
+          <w:szCs w:val="15"/>
         </w:rPr>
         <w:t>limit</w:t>
       </w:r>
       <w:proofErr w:type="spellEnd"/>
       <w:r>
         <w:rPr>
-          <w:szCs w:val="18"/>
+          <w:spacing w:val="-8"/>
+          <w:sz w:val="15"/>
+          <w:szCs w:val="15"/>
         </w:rPr>
         <w:t xml:space="preserve"> input </w:t>
       </w:r>
       <w:proofErr w:type="spellStart"/>
       <w:r>
         <w:rPr>
-          <w:szCs w:val="18"/>
+          <w:spacing w:val="-8"/>
+          <w:sz w:val="15"/>
+          <w:szCs w:val="15"/>
         </w:rPr>
         <w:t>to</w:t>
       </w:r>
       <w:proofErr w:type="spellEnd"/>
       <w:r>
         <w:rPr>
-          <w:szCs w:val="18"/>
+          <w:spacing w:val="-8"/>
+          <w:sz w:val="15"/>
+          <w:szCs w:val="15"/>
         </w:rPr>
         <w:t xml:space="preserve"> 1 </w:t>
       </w:r>
       <w:proofErr w:type="spellStart"/>
       <w:r>
         <w:rPr>
-          <w:szCs w:val="18"/>
+          <w:spacing w:val="-8"/>
+          <w:sz w:val="15"/>
+          <w:szCs w:val="15"/>
         </w:rPr>
         <w:t>row</w:t>
       </w:r>
       <w:proofErr w:type="spellEnd"/>
       <w:r>
         <w:rPr>
-          <w:szCs w:val="18"/>
+          <w:spacing w:val="-8"/>
+          <w:sz w:val="15"/>
+          <w:szCs w:val="15"/>
         </w:rPr>
         <w:t xml:space="preserve">(s) per </w:t>
       </w:r>
       <w:proofErr w:type="spellStart"/>
       <w:r>
         <w:rPr>
-          <w:szCs w:val="18"/>
+          <w:spacing w:val="-8"/>
+          <w:sz w:val="15"/>
+          <w:szCs w:val="15"/>
         </w:rPr>
         <w:t>chunk</w:t>
       </w:r>
       <w:proofErr w:type="spellEnd"/>
       <w:r>
         <w:rPr>
-          <w:szCs w:val="18"/>
+          <w:spacing w:val="-8"/>
+          <w:sz w:val="15"/>
+          <w:szCs w:val="15"/>
         </w:rPr>
         <w:t xml:space="preserve">  (</w:t>
       </w:r>
       <w:proofErr w:type="spellStart"/>
       <w:r>
         <w:rPr>
-          <w:szCs w:val="18"/>
+          <w:spacing w:val="-8"/>
+          <w:sz w:val="15"/>
+          <w:szCs w:val="15"/>
         </w:rPr>
         <w:t>cost</w:t>
       </w:r>
       <w:proofErr w:type="spellEnd"/>
       <w:r>
         <w:rPr>
-          <w:szCs w:val="18"/>
+          <w:spacing w:val="-8"/>
+          <w:sz w:val="15"/>
+          <w:szCs w:val="15"/>
         </w:rPr>
         <w:t xml:space="preserve">=2.25 </w:t>
       </w:r>
       <w:proofErr w:type="spellStart"/>
       <w:r>
         <w:rPr>
-          <w:szCs w:val="18"/>
+          <w:spacing w:val="-8"/>
+          <w:sz w:val="15"/>
+          <w:szCs w:val="15"/>
         </w:rPr>
         <w:t>rows</w:t>
       </w:r>
       <w:proofErr w:type="spellEnd"/>
       <w:r>
         <w:rPr>
-          <w:szCs w:val="18"/>
+          <w:spacing w:val="-8"/>
+          <w:sz w:val="15"/>
+          <w:szCs w:val="15"/>
         </w:rPr>
         <w:t xml:space="preserve">=20) (actual time=0.0279..0.0279 </w:t>
-      </w:r>
-      <w:proofErr w:type="spellStart"/>
-      <w:r>
-        <w:rPr>
-          <w:szCs w:val="18"/>
-        </w:rPr>
-        <w:t>rows</w:t>
-      </w:r>
-      <w:proofErr w:type="spellEnd"/>
-      <w:r>
-        <w:rPr>
-          <w:szCs w:val="18"/>
-        </w:rPr>
-        <w:t xml:space="preserve">=1 </w:t>
-      </w:r>
-      <w:proofErr w:type="spellStart"/>
-      <w:r>
-        <w:rPr>
-          <w:szCs w:val="18"/>
-        </w:rPr>
-        <w:t>loops</w:t>
-      </w:r>
-      <w:proofErr w:type="spellEnd"/>
-      <w:r>
-        <w:rPr>
-          <w:szCs w:val="18"/>
-        </w:rPr>
-        <w:t>=1)</w:t>
       </w:r>
     </w:p>
     <w:p>
       <w:pPr>
         <w:pStyle w:val="Prrafocdigo"/>
+        <w:ind w:firstLine="993"/>
+        <w:rPr>
+          <w:spacing w:val="-8"/>
+          <w:sz w:val="15"/>
+          <w:szCs w:val="15"/>
+        </w:rPr>
+      </w:pPr>
+      <w:proofErr w:type="spellStart"/>
+      <w:r>
+        <w:rPr>
+          <w:spacing w:val="-8"/>
+          <w:sz w:val="15"/>
+          <w:szCs w:val="15"/>
+        </w:rPr>
+        <w:t>rows</w:t>
+      </w:r>
+      <w:proofErr w:type="spellEnd"/>
+      <w:r>
+        <w:rPr>
+          <w:spacing w:val="-8"/>
+          <w:sz w:val="15"/>
+          <w:szCs w:val="15"/>
+        </w:rPr>
+        <w:t xml:space="preserve">=1 </w:t>
+      </w:r>
+      <w:proofErr w:type="spellStart"/>
+      <w:r>
+        <w:rPr>
+          <w:spacing w:val="-8"/>
+          <w:sz w:val="15"/>
+          <w:szCs w:val="15"/>
+        </w:rPr>
+        <w:t>loops</w:t>
+      </w:r>
+      <w:proofErr w:type="spellEnd"/>
+      <w:r>
+        <w:rPr>
+          <w:spacing w:val="-8"/>
+          <w:sz w:val="15"/>
+          <w:szCs w:val="15"/>
+        </w:rPr>
+        <w:t>=1)</w:t>
+      </w:r>
+    </w:p>
+    <w:p>
+      <w:pPr>
+        <w:pStyle w:val="Prrafocdigo"/>
         <w:ind w:firstLine="284"/>
         <w:rPr>
-          <w:szCs w:val="18"/>
-        </w:rPr>
-      </w:pPr>
-      <w:r>
-        <w:rPr>
-          <w:szCs w:val="18"/>
-        </w:rPr>
-        <w:t xml:space="preserve">      </w:t>
-      </w:r>
-      <w:r>
-        <w:rPr>
-          <w:szCs w:val="18"/>
-        </w:rPr>
-        <w:t xml:space="preserve">  </w:t>
-      </w:r>
-      <w:r>
-        <w:rPr>
-          <w:szCs w:val="18"/>
-        </w:rPr>
-        <w:t xml:space="preserve">-&gt; Table </w:t>
+          <w:spacing w:val="-8"/>
+          <w:sz w:val="15"/>
+          <w:szCs w:val="15"/>
+        </w:rPr>
+      </w:pPr>
+      <w:r>
+        <w:rPr>
+          <w:spacing w:val="-8"/>
+          <w:sz w:val="15"/>
+          <w:szCs w:val="15"/>
+        </w:rPr>
+        <w:t xml:space="preserve">        -&gt; Table </w:t>
       </w:r>
       <w:proofErr w:type="spellStart"/>
       <w:r>
         <w:rPr>
-          <w:szCs w:val="18"/>
+          <w:spacing w:val="-8"/>
+          <w:sz w:val="15"/>
+          <w:szCs w:val="15"/>
         </w:rPr>
         <w:t>scan</w:t>
       </w:r>
       <w:proofErr w:type="spellEnd"/>
       <w:r>
         <w:rPr>
-          <w:szCs w:val="18"/>
+          <w:spacing w:val="-8"/>
+          <w:sz w:val="15"/>
+          <w:szCs w:val="15"/>
         </w:rPr>
         <w:t xml:space="preserve"> on ra_1_5_</w:t>
       </w:r>
       <w:proofErr w:type="gramStart"/>
       <w:r>
         <w:rPr>
-          <w:szCs w:val="18"/>
+          <w:spacing w:val="-8"/>
+          <w:sz w:val="15"/>
+          <w:szCs w:val="15"/>
         </w:rPr>
         <w:t>books  (</w:t>
       </w:r>
@@ -12132,59 +12395,85 @@
       <w:proofErr w:type="gramEnd"/>
       <w:r>
         <w:rPr>
-          <w:szCs w:val="18"/>
+          <w:spacing w:val="-8"/>
+          <w:sz w:val="15"/>
+          <w:szCs w:val="15"/>
         </w:rPr>
         <w:t>cost</w:t>
       </w:r>
       <w:proofErr w:type="spellEnd"/>
       <w:r>
         <w:rPr>
-          <w:szCs w:val="18"/>
+          <w:spacing w:val="-8"/>
+          <w:sz w:val="15"/>
+          <w:szCs w:val="15"/>
         </w:rPr>
         <w:t xml:space="preserve">=2.25 </w:t>
       </w:r>
       <w:proofErr w:type="spellStart"/>
       <w:r>
         <w:rPr>
-          <w:szCs w:val="18"/>
+          <w:spacing w:val="-8"/>
+          <w:sz w:val="15"/>
+          <w:szCs w:val="15"/>
         </w:rPr>
         <w:t>rows</w:t>
       </w:r>
       <w:proofErr w:type="spellEnd"/>
       <w:r>
         <w:rPr>
-          <w:szCs w:val="18"/>
+          <w:spacing w:val="-8"/>
+          <w:sz w:val="15"/>
+          <w:szCs w:val="15"/>
         </w:rPr>
         <w:t xml:space="preserve">=20) (actual time=0.0116..0.0187 </w:t>
       </w:r>
       <w:proofErr w:type="spellStart"/>
       <w:r>
         <w:rPr>
-          <w:szCs w:val="18"/>
+          <w:spacing w:val="-8"/>
+          <w:sz w:val="15"/>
+          <w:szCs w:val="15"/>
         </w:rPr>
         <w:t>rows</w:t>
       </w:r>
       <w:proofErr w:type="spellEnd"/>
       <w:r>
         <w:rPr>
-          <w:szCs w:val="18"/>
+          <w:spacing w:val="-8"/>
+          <w:sz w:val="15"/>
+          <w:szCs w:val="15"/>
         </w:rPr>
         <w:t xml:space="preserve">=20 </w:t>
       </w:r>
       <w:proofErr w:type="spellStart"/>
       <w:r>
         <w:rPr>
-          <w:szCs w:val="18"/>
+          <w:spacing w:val="-8"/>
+          <w:sz w:val="15"/>
+          <w:szCs w:val="15"/>
         </w:rPr>
         <w:t>loops</w:t>
       </w:r>
       <w:proofErr w:type="spellEnd"/>
       <w:r>
         <w:rPr>
-          <w:szCs w:val="18"/>
+          <w:spacing w:val="-8"/>
+          <w:sz w:val="15"/>
+          <w:szCs w:val="15"/>
         </w:rPr>
         <w:t>=1)</w:t>
       </w:r>
+    </w:p>
+    <w:p>
+      <w:pPr>
+        <w:pStyle w:val="Prrafocdigo"/>
+        <w:ind w:firstLine="284"/>
+        <w:rPr>
+          <w:sz w:val="15"/>
+          <w:szCs w:val="15"/>
+        </w:rPr>
+      </w:pPr>
     </w:p>
     <w:p/>
     <w:p>
@@ -12213,7 +12502,7 @@
           <w:iCs/>
           <w:u w:val="single"/>
         </w:rPr>
-        <w:t>n</w:t>
+        <w:t xml:space="preserve">no </w:t>
       </w:r>
       <w:r>
         <w:rPr>
@@ -12223,7 +12512,7 @@
           <w:iCs/>
           <w:u w:val="single"/>
         </w:rPr>
-        <w:t xml:space="preserve">o </w:t>
+        <w:t>se puede</w:t>
       </w:r>
       <w:r>
         <w:rPr>
@@ -12233,7 +12522,7 @@
           <w:iCs/>
           <w:u w:val="single"/>
         </w:rPr>
-        <w:t>se puede</w:t>
+        <w:t xml:space="preserve"> sacar conclusiones de rendimiento con 20 registros</w:t>
       </w:r>
       <w:r>
         <w:rPr>
@@ -12241,36 +12530,19 @@
           <w:bCs/>
           <w:i/>
           <w:iCs/>
-          <w:u w:val="single"/>
-        </w:rPr>
-        <w:t xml:space="preserve"> sacar conclusiones de rendimiento con 20 registros</w:t>
-      </w:r>
-      <w:r>
+        </w:rPr>
+        <w:t>.</w:t>
+      </w:r>
+    </w:p>
+    <w:p>
+      <w:pPr>
         <w:rPr>
           <w:b/>
           <w:bCs/>
           <w:i/>
           <w:iCs/>
         </w:rPr>
-        <w:t>.</w:t>
-      </w:r>
-    </w:p>
-    <w:p>
-      <w:pPr>
-        <w:spacing w:after="300" w:line="276" w:lineRule="auto"/>
-        <w:contextualSpacing w:val="0"/>
-        <w:rPr>
-          <w:i/>
-          <w:iCs/>
-        </w:rPr>
-      </w:pPr>
-      <w:r>
-        <w:rPr>
-          <w:i/>
-          <w:iCs/>
-        </w:rPr>
-        <w:br w:type="page"/>
-      </w:r>
+      </w:pPr>
     </w:p>
     <w:p>
       <w:pPr>
@@ -12290,13 +12562,15 @@
           <w:i/>
           <w:iCs/>
         </w:rPr>
-        <w:lastRenderedPageBreak/>
         <w:t>Cuenta cuántos libros tienen un precio superior a $50.</w:t>
       </w:r>
     </w:p>
     <w:p/>
     <w:p>
       <w:r>
+        <w:rPr>
+          <w:noProof/>
+        </w:rPr>
         <w:drawing>
           <wp:inline distT="0" distB="0" distL="0" distR="0" wp14:anchorId="00E6C2E1" wp14:editId="20BB568A">
             <wp:extent cx="5759450" cy="1641475"/>
@@ -12381,6 +12655,9 @@
     </w:p>
     <w:p>
       <w:r>
+        <w:rPr>
+          <w:noProof/>
+        </w:rPr>
         <w:drawing>
           <wp:inline distT="0" distB="0" distL="0" distR="0" wp14:anchorId="0E8542F8" wp14:editId="18B19927">
             <wp:extent cx="5759450" cy="2693035"/>
@@ -12504,7 +12781,9 @@
         <w:rPr>
           <w:i/>
           <w:iCs/>
-        </w:rPr>
+          <w:noProof/>
+        </w:rPr>
+        <w:lastRenderedPageBreak/>
         <w:drawing>
           <wp:inline distT="0" distB="0" distL="0" distR="0" wp14:anchorId="45B5744A" wp14:editId="74550DFF">
             <wp:extent cx="5759450" cy="1776730"/>
@@ -12606,8 +12885,8 @@
         <w:rPr>
           <w:i/>
           <w:iCs/>
-        </w:rPr>
-        <w:lastRenderedPageBreak/>
+          <w:noProof/>
+        </w:rPr>
         <w:drawing>
           <wp:inline distT="0" distB="0" distL="0" distR="0" wp14:anchorId="7C55A992" wp14:editId="5D70E873">
             <wp:extent cx="5759450" cy="2690495"/>
@@ -12722,6 +13001,9 @@
     <w:p/>
     <w:p>
       <w:r>
+        <w:rPr>
+          <w:noProof/>
+        </w:rPr>
         <w:drawing>
           <wp:inline distT="0" distB="0" distL="0" distR="0" wp14:anchorId="507379A4" wp14:editId="4310707A">
             <wp:extent cx="5759450" cy="1428115"/>
@@ -12806,6 +13088,10 @@
     </w:p>
     <w:p>
       <w:r>
+        <w:rPr>
+          <w:noProof/>
+        </w:rPr>
+        <w:lastRenderedPageBreak/>
         <w:drawing>
           <wp:inline distT="0" distB="0" distL="0" distR="0" wp14:anchorId="750D2B8B" wp14:editId="5C7FEFCC">
             <wp:extent cx="5759450" cy="2686050"/>
@@ -12890,7 +13176,7 @@
     </w:p>
     <w:p>
       <w:pPr>
-        <w:spacing w:after="300" w:line="276" w:lineRule="auto"/>
+        <w:spacing w:before="60" w:after="60"/>
         <w:contextualSpacing w:val="0"/>
         <w:rPr>
           <w:color w:val="808080" w:themeColor="background1" w:themeShade="80"/>
@@ -12898,14 +13184,6 @@
           <w:szCs w:val="16"/>
         </w:rPr>
       </w:pPr>
-      <w:r>
-        <w:rPr>
-          <w:color w:val="808080" w:themeColor="background1" w:themeShade="80"/>
-          <w:sz w:val="16"/>
-          <w:szCs w:val="16"/>
-        </w:rPr>
-        <w:br w:type="page"/>
-      </w:r>
     </w:p>
     <w:p>
       <w:pPr>
@@ -12923,7 +13201,6 @@
           <w:iCs/>
           <w:color w:val="auto"/>
         </w:rPr>
-        <w:lastRenderedPageBreak/>
         <w:t>Consulta Avanzada</w:t>
       </w:r>
     </w:p>
@@ -12946,8 +13223,6 @@
     </w:p>
     <w:p>
       <w:pPr>
-        <w:pStyle w:val="Prrafodelista"/>
-        <w:ind w:left="644" w:firstLine="0"/>
         <w:rPr>
           <w:i/>
           <w:iCs/>
@@ -12955,11 +13230,284 @@
       </w:pPr>
     </w:p>
     <w:p>
-      <w:r>
+      <w:pPr>
+        <w:pStyle w:val="Prrafocdigo"/>
+        <w:ind w:firstLine="284"/>
+      </w:pPr>
+    </w:p>
+    <w:p>
+      <w:pPr>
+        <w:pStyle w:val="Prrafocdigo"/>
+        <w:ind w:firstLine="284"/>
+      </w:pPr>
+      <w:r>
+        <w:rPr>
+          <w:color w:val="9A57CD"/>
+        </w:rPr>
+        <w:t>SELECT</w:t>
+      </w:r>
+      <w:r>
+        <w:rPr>
+          <w:color w:val="7030A0"/>
+        </w:rPr>
+        <w:t xml:space="preserve"> </w:t>
+      </w:r>
+      <w:proofErr w:type="spellStart"/>
+      <w:r>
+        <w:t>title</w:t>
+      </w:r>
+      <w:proofErr w:type="spellEnd"/>
+      <w:r>
+        <w:t xml:space="preserve">, </w:t>
+      </w:r>
+      <w:proofErr w:type="spellStart"/>
+      <w:r>
+        <w:t>price</w:t>
+      </w:r>
+      <w:proofErr w:type="spellEnd"/>
+      <w:r>
+        <w:t>,</w:t>
+      </w:r>
+    </w:p>
+    <w:p>
+      <w:pPr>
+        <w:pStyle w:val="Prrafocdigo"/>
+        <w:ind w:firstLine="284"/>
+      </w:pPr>
+      <w:r>
+        <w:t>  CASE</w:t>
+      </w:r>
+    </w:p>
+    <w:p>
+      <w:pPr>
+        <w:pStyle w:val="Prrafocdigo"/>
+        <w:ind w:firstLine="284"/>
+      </w:pPr>
+      <w:r>
+        <w:t xml:space="preserve">    WHEN </w:t>
+      </w:r>
+      <w:proofErr w:type="spellStart"/>
+      <w:r>
+        <w:t>price</w:t>
+      </w:r>
+      <w:proofErr w:type="spellEnd"/>
+      <w:r>
+        <w:t xml:space="preserve"> &gt;= </w:t>
+      </w:r>
+      <w:r>
+        <w:rPr>
+          <w:color w:val="FFC000"/>
+        </w:rPr>
+        <w:t>(</w:t>
+      </w:r>
+    </w:p>
+    <w:p>
+      <w:pPr>
+        <w:pStyle w:val="Prrafocdigo"/>
+        <w:ind w:firstLine="284"/>
+      </w:pPr>
+      <w:r>
+        <w:t xml:space="preserve">      </w:t>
+      </w:r>
+      <w:r>
+        <w:rPr>
+          <w:color w:val="9A57CD"/>
+        </w:rPr>
+        <w:t xml:space="preserve">SELECT </w:t>
+      </w:r>
+      <w:proofErr w:type="gramStart"/>
+      <w:r>
+        <w:rPr>
+          <w:color w:val="FFC000"/>
+        </w:rPr>
+        <w:t>AVG</w:t>
+      </w:r>
+      <w:r>
+        <w:rPr>
+          <w:color w:val="9A57CD"/>
+        </w:rPr>
+        <w:t>(</w:t>
+      </w:r>
+      <w:proofErr w:type="spellStart"/>
+      <w:proofErr w:type="gramEnd"/>
+      <w:r>
+        <w:t>price</w:t>
+      </w:r>
+      <w:proofErr w:type="spellEnd"/>
+      <w:r>
+        <w:rPr>
+          <w:color w:val="9A57CD"/>
+        </w:rPr>
+        <w:t>)</w:t>
+      </w:r>
+    </w:p>
+    <w:p>
+      <w:pPr>
+        <w:pStyle w:val="Prrafocdigo"/>
+        <w:ind w:firstLine="284"/>
+      </w:pPr>
+      <w:r>
+        <w:t xml:space="preserve">      </w:t>
+      </w:r>
+      <w:r>
+        <w:rPr>
+          <w:color w:val="9A57CD"/>
+        </w:rPr>
+        <w:t xml:space="preserve">FROM </w:t>
+      </w:r>
+      <w:r>
+        <w:t>ra_1_5_books</w:t>
+      </w:r>
+    </w:p>
+    <w:p>
+      <w:pPr>
+        <w:pStyle w:val="Prrafocdigo"/>
+        <w:ind w:firstLine="284"/>
+      </w:pPr>
+      <w:r>
+        <w:t xml:space="preserve">    </w:t>
+      </w:r>
+      <w:r>
+        <w:rPr>
+          <w:color w:val="FFC000"/>
+        </w:rPr>
+        <w:t>)</w:t>
+      </w:r>
+      <w:r>
+        <w:t xml:space="preserve"> THEN</w:t>
+      </w:r>
+      <w:r>
+        <w:rPr>
+          <w:color w:val="92D050"/>
+        </w:rPr>
+        <w:t xml:space="preserve"> '</w:t>
+      </w:r>
+      <w:proofErr w:type="spellStart"/>
+      <w:r>
+        <w:rPr>
+          <w:color w:val="92D050"/>
+        </w:rPr>
+        <w:t>Expensive</w:t>
+      </w:r>
+      <w:proofErr w:type="spellEnd"/>
+      <w:r>
+        <w:rPr>
+          <w:color w:val="92D050"/>
+        </w:rPr>
+        <w:t>'</w:t>
+      </w:r>
+    </w:p>
+    <w:p>
+      <w:pPr>
+        <w:pStyle w:val="Prrafocdigo"/>
+        <w:ind w:firstLine="284"/>
+      </w:pPr>
+      <w:r>
+        <w:t xml:space="preserve">    ELSE </w:t>
+      </w:r>
+      <w:r>
+        <w:rPr>
+          <w:color w:val="92D050"/>
+        </w:rPr>
+        <w:t>'</w:t>
+      </w:r>
+      <w:proofErr w:type="spellStart"/>
+      <w:r>
+        <w:rPr>
+          <w:color w:val="92D050"/>
+        </w:rPr>
+        <w:t>Cheap</w:t>
+      </w:r>
+      <w:proofErr w:type="spellEnd"/>
+      <w:r>
+        <w:rPr>
+          <w:color w:val="92D050"/>
+        </w:rPr>
+        <w:t>'</w:t>
+      </w:r>
+    </w:p>
+    <w:p>
+      <w:pPr>
+        <w:pStyle w:val="Prrafocdigo"/>
+        <w:ind w:firstLine="284"/>
+      </w:pPr>
+      <w:r>
+        <w:t xml:space="preserve">  END </w:t>
+      </w:r>
+      <w:r>
+        <w:rPr>
+          <w:color w:val="9A57CD"/>
+        </w:rPr>
+        <w:t xml:space="preserve">AS </w:t>
+      </w:r>
+      <w:proofErr w:type="spellStart"/>
+      <w:r>
+        <w:t>price_category</w:t>
+      </w:r>
+      <w:proofErr w:type="spellEnd"/>
+    </w:p>
+    <w:p>
+      <w:pPr>
+        <w:pStyle w:val="Prrafocdigo"/>
+        <w:ind w:firstLine="284"/>
+      </w:pPr>
+      <w:r>
+        <w:rPr>
+          <w:color w:val="9A57CD"/>
+        </w:rPr>
+        <w:t xml:space="preserve">FROM </w:t>
+      </w:r>
+      <w:r>
+        <w:t>ra_1_5_books</w:t>
+      </w:r>
+    </w:p>
+    <w:p>
+      <w:pPr>
+        <w:pStyle w:val="Prrafocdigo"/>
+        <w:ind w:firstLine="284"/>
+      </w:pPr>
+      <w:r>
+        <w:rPr>
+          <w:color w:val="9A57CD"/>
+        </w:rPr>
+        <w:t xml:space="preserve">ORDER BY </w:t>
+      </w:r>
+      <w:proofErr w:type="spellStart"/>
+      <w:r>
+        <w:t>price</w:t>
+      </w:r>
+      <w:proofErr w:type="spellEnd"/>
+      <w:r>
+        <w:t xml:space="preserve"> </w:t>
+      </w:r>
+      <w:r>
+        <w:rPr>
+          <w:color w:val="9A57CD"/>
+        </w:rPr>
+        <w:t>DESC</w:t>
+      </w:r>
+      <w:r>
+        <w:t>;</w:t>
+      </w:r>
+    </w:p>
+    <w:p>
+      <w:pPr>
+        <w:pStyle w:val="Prrafocdigo"/>
+        <w:ind w:firstLine="284"/>
+      </w:pPr>
+    </w:p>
+    <w:p>
+      <w:pPr>
+        <w:spacing w:before="120"/>
+      </w:pPr>
+      <w:r>
+        <w:rPr>
+          <w:noProof/>
+        </w:rPr>
         <w:drawing>
-          <wp:inline distT="0" distB="0" distL="0" distR="0" wp14:anchorId="51A673A5" wp14:editId="5FA1C078">
-            <wp:extent cx="5759450" cy="3122930"/>
-            <wp:effectExtent l="19050" t="19050" r="12700" b="20320"/>
+          <wp:inline distT="0" distB="0" distL="0" distR="0" wp14:anchorId="51A673A5" wp14:editId="1F983EC2">
+            <wp:extent cx="5757254" cy="2665628"/>
+            <wp:effectExtent l="19050" t="19050" r="15240" b="20955"/>
             <wp:docPr id="17" name="Imagen 17"/>
             <wp:cNvGraphicFramePr>
               <a:graphicFrameLocks xmlns:a="http://schemas.openxmlformats.org/drawingml/2006/main" noChangeAspect="1"/>
@@ -12980,7 +13528,7 @@
                   <pic:spPr>
                     <a:xfrm>
                       <a:off x="0" y="0"/>
-                      <a:ext cx="5759450" cy="3122930"/>
+                      <a:ext cx="5805540" cy="2687984"/>
                     </a:xfrm>
                     <a:prstGeom prst="rect">
                       <a:avLst/>
@@ -13040,10 +13588,14 @@
     </w:p>
     <w:p>
       <w:r>
+        <w:rPr>
+          <w:noProof/>
+        </w:rPr>
+        <w:lastRenderedPageBreak/>
         <w:drawing>
-          <wp:inline distT="0" distB="0" distL="0" distR="0" wp14:anchorId="6F4D953F" wp14:editId="2AD37E5B">
+          <wp:inline distT="0" distB="0" distL="0" distR="0" wp14:anchorId="6F4D953F" wp14:editId="694188E7">
             <wp:extent cx="5759450" cy="2899410"/>
-            <wp:effectExtent l="0" t="0" r="0" b="0"/>
+            <wp:effectExtent l="19050" t="19050" r="12700" b="15240"/>
             <wp:docPr id="18" name="Imagen 18"/>
             <wp:cNvGraphicFramePr>
               <a:graphicFrameLocks xmlns:a="http://schemas.openxmlformats.org/drawingml/2006/main" noChangeAspect="1"/>
@@ -13069,6 +13621,14 @@
                     <a:prstGeom prst="rect">
                       <a:avLst/>
                     </a:prstGeom>
+                    <a:ln>
+                      <a:solidFill>
+                        <a:schemeClr val="tx1">
+                          <a:lumMod val="50000"/>
+                          <a:lumOff val="50000"/>
+                        </a:schemeClr>
+                      </a:solidFill>
+                    </a:ln>
                   </pic:spPr>
                 </pic:pic>
               </a:graphicData>
@@ -13115,9 +13675,1879 @@
       <w:proofErr w:type="spellEnd"/>
     </w:p>
     <w:p/>
+    <w:p>
+      <w:r>
+        <w:t xml:space="preserve">Aquí podemos sacar más provecho </w:t>
+      </w:r>
+      <w:r>
+        <w:t xml:space="preserve">a los resultados de la </w:t>
+      </w:r>
+      <w:r>
+        <w:t>con</w:t>
+      </w:r>
+      <w:r>
+        <w:t>sulta.</w:t>
+      </w:r>
+      <w:r>
+        <w:t xml:space="preserve"> </w:t>
+      </w:r>
+      <w:r>
+        <w:t>Para añadir más valor, también podemos incluir el precio medio en el conjunto de resultados y categorizar cada libro como "Barato" o "Caro" según su precio relativo al promedio.</w:t>
+      </w:r>
+    </w:p>
+    <w:p/>
+    <w:p>
+      <w:r>
+        <w:t xml:space="preserve">Esto proporciona un contexto más claro para el precio de cada libro y el </w:t>
+      </w:r>
+      <w:proofErr w:type="spellStart"/>
+      <w:r>
+        <w:t>por qué</w:t>
+      </w:r>
+      <w:proofErr w:type="spellEnd"/>
+      <w:r>
+        <w:t xml:space="preserve"> de “caro” o “barato”.</w:t>
+      </w:r>
+    </w:p>
+    <w:p/>
+    <w:p>
+      <w:r>
+        <w:t xml:space="preserve">El objetivo </w:t>
+      </w:r>
+      <w:r>
+        <w:t xml:space="preserve">aquí </w:t>
+      </w:r>
+      <w:r>
+        <w:t xml:space="preserve">es mostrar </w:t>
+      </w:r>
+      <w:r>
+        <w:t>un</w:t>
+      </w:r>
+      <w:r>
+        <w:t xml:space="preserve"> </w:t>
+      </w:r>
+      <w:r>
+        <w:t>“</w:t>
+      </w:r>
+      <w:r>
+        <w:t>catálogo</w:t>
+      </w:r>
+      <w:r>
+        <w:t>”</w:t>
+      </w:r>
+      <w:r>
+        <w:t xml:space="preserve"> de libros ordenado por precio descendente</w:t>
+      </w:r>
+      <w:r>
+        <w:t xml:space="preserve"> e</w:t>
+      </w:r>
+      <w:r>
+        <w:t xml:space="preserve"> indicando si cada libro tiene un precio superior, inferior o igual al precio medio de</w:t>
+      </w:r>
+      <w:r>
+        <w:t xml:space="preserve"> </w:t>
+      </w:r>
+      <w:r>
+        <w:t>l</w:t>
+      </w:r>
+      <w:r>
+        <w:t>as existencias</w:t>
+      </w:r>
+      <w:r>
+        <w:t>. Además, se incorpora una fila con el precio medio calculado, para facilitar su consulta y servir como referencia para comparar el resto de los libros</w:t>
+      </w:r>
+      <w:r>
+        <w:t>, para una posible exportación a hoja de cálculo.</w:t>
+      </w:r>
+    </w:p>
+    <w:p>
+      <w:pPr>
+        <w:spacing w:before="120"/>
+        <w:contextualSpacing w:val="0"/>
+      </w:pPr>
+      <w:r>
+        <w:drawing>
+          <wp:inline distT="0" distB="0" distL="0" distR="0" wp14:anchorId="594B1FFD" wp14:editId="6BC03F99">
+            <wp:extent cx="5758296" cy="2877769"/>
+            <wp:effectExtent l="19050" t="19050" r="13970" b="18415"/>
+            <wp:docPr id="4" name="Imagen 4"/>
+            <wp:cNvGraphicFramePr>
+              <a:graphicFrameLocks xmlns:a="http://schemas.openxmlformats.org/drawingml/2006/main" noChangeAspect="1"/>
+            </wp:cNvGraphicFramePr>
+            <a:graphic xmlns:a="http://schemas.openxmlformats.org/drawingml/2006/main">
+              <a:graphicData uri="http://schemas.openxmlformats.org/drawingml/2006/picture">
+                <pic:pic xmlns:pic="http://schemas.openxmlformats.org/drawingml/2006/picture">
+                  <pic:nvPicPr>
+                    <pic:cNvPr id="1" name=""/>
+                    <pic:cNvPicPr/>
+                  </pic:nvPicPr>
+                  <pic:blipFill>
+                    <a:blip r:embed="rId41"/>
+                    <a:stretch>
+                      <a:fillRect/>
+                    </a:stretch>
+                  </pic:blipFill>
+                  <pic:spPr>
+                    <a:xfrm>
+                      <a:off x="0" y="0"/>
+                      <a:ext cx="5794841" cy="2896033"/>
+                    </a:xfrm>
+                    <a:prstGeom prst="rect">
+                      <a:avLst/>
+                    </a:prstGeom>
+                    <a:ln>
+                      <a:solidFill>
+                        <a:srgbClr val="7F7F7F"/>
+                      </a:solidFill>
+                    </a:ln>
+                  </pic:spPr>
+                </pic:pic>
+              </a:graphicData>
+            </a:graphic>
+          </wp:inline>
+        </w:drawing>
+      </w:r>
+    </w:p>
+    <w:p>
+      <w:pPr>
+        <w:spacing w:before="60" w:after="60"/>
+        <w:contextualSpacing w:val="0"/>
+        <w:rPr>
+          <w:color w:val="808080" w:themeColor="background1" w:themeShade="80"/>
+          <w:sz w:val="16"/>
+          <w:szCs w:val="16"/>
+        </w:rPr>
+      </w:pPr>
+      <w:r>
+        <w:rPr>
+          <w:color w:val="808080" w:themeColor="background1" w:themeShade="80"/>
+          <w:sz w:val="16"/>
+          <w:szCs w:val="16"/>
+        </w:rPr>
+        <w:t xml:space="preserve">Fig. </w:t>
+      </w:r>
+      <w:r>
+        <w:rPr>
+          <w:color w:val="808080" w:themeColor="background1" w:themeShade="80"/>
+          <w:sz w:val="16"/>
+          <w:szCs w:val="16"/>
+        </w:rPr>
+        <w:t xml:space="preserve">6. MySQL </w:t>
+      </w:r>
+      <w:proofErr w:type="spellStart"/>
+      <w:r>
+        <w:rPr>
+          <w:color w:val="808080" w:themeColor="background1" w:themeShade="80"/>
+          <w:sz w:val="16"/>
+          <w:szCs w:val="16"/>
+        </w:rPr>
+        <w:t>Workbench</w:t>
+      </w:r>
+      <w:proofErr w:type="spellEnd"/>
+    </w:p>
+    <w:p>
+      <w:pPr>
+        <w:rPr>
+          <w:rStyle w:val="HTML"/>
+        </w:rPr>
+      </w:pPr>
+      <w:r>
+        <w:lastRenderedPageBreak/>
+        <w:t xml:space="preserve">Haciendo un a </w:t>
+      </w:r>
+      <w:r>
+        <w:rPr>
+          <w:rStyle w:val="HTML"/>
+        </w:rPr>
+        <w:t>EXPLAIN ANALYZE</w:t>
+      </w:r>
+      <w:r>
+        <w:rPr>
+          <w:rStyle w:val="HTML"/>
+        </w:rPr>
+        <w:t>:</w:t>
+      </w:r>
+    </w:p>
+    <w:p>
+      <w:pPr>
+        <w:pStyle w:val="Prrafocdigo"/>
+      </w:pPr>
+    </w:p>
+    <w:p>
+      <w:pPr>
+        <w:pStyle w:val="Prrafocdigo"/>
+        <w:ind w:firstLine="284"/>
+        <w:rPr>
+          <w:spacing w:val="-8"/>
+          <w:sz w:val="15"/>
+          <w:szCs w:val="15"/>
+        </w:rPr>
+      </w:pPr>
+      <w:r>
+        <w:rPr>
+          <w:spacing w:val="-8"/>
+          <w:sz w:val="15"/>
+          <w:szCs w:val="15"/>
+        </w:rPr>
+        <w:t xml:space="preserve">&gt; </w:t>
+      </w:r>
+      <w:proofErr w:type="spellStart"/>
+      <w:r>
+        <w:rPr>
+          <w:color w:val="404040" w:themeColor="text1" w:themeTint="BF"/>
+          <w:spacing w:val="-8"/>
+          <w:sz w:val="15"/>
+          <w:szCs w:val="15"/>
+          <w:highlight w:val="yellow"/>
+        </w:rPr>
+        <w:t>Sort</w:t>
+      </w:r>
+      <w:proofErr w:type="spellEnd"/>
+      <w:r>
+        <w:rPr>
+          <w:spacing w:val="-8"/>
+          <w:sz w:val="15"/>
+          <w:szCs w:val="15"/>
+        </w:rPr>
+        <w:t xml:space="preserve">: </w:t>
+      </w:r>
+      <w:proofErr w:type="spellStart"/>
+      <w:proofErr w:type="gramStart"/>
+      <w:r>
+        <w:rPr>
+          <w:spacing w:val="-8"/>
+          <w:sz w:val="15"/>
+          <w:szCs w:val="15"/>
+        </w:rPr>
+        <w:t>result.sort</w:t>
+      </w:r>
+      <w:proofErr w:type="gramEnd"/>
+      <w:r>
+        <w:rPr>
+          <w:spacing w:val="-8"/>
+          <w:sz w:val="15"/>
+          <w:szCs w:val="15"/>
+        </w:rPr>
+        <w:t>_order</w:t>
+      </w:r>
+      <w:proofErr w:type="spellEnd"/>
+      <w:r>
+        <w:rPr>
+          <w:spacing w:val="-8"/>
+          <w:sz w:val="15"/>
+          <w:szCs w:val="15"/>
+        </w:rPr>
+        <w:t xml:space="preserve">, </w:t>
+      </w:r>
+      <w:proofErr w:type="spellStart"/>
+      <w:r>
+        <w:rPr>
+          <w:spacing w:val="-8"/>
+          <w:sz w:val="15"/>
+          <w:szCs w:val="15"/>
+        </w:rPr>
+        <w:t>result.price</w:t>
+      </w:r>
+      <w:proofErr w:type="spellEnd"/>
+      <w:r>
+        <w:rPr>
+          <w:spacing w:val="-8"/>
+          <w:sz w:val="15"/>
+          <w:szCs w:val="15"/>
+        </w:rPr>
+        <w:t xml:space="preserve"> DESC  (</w:t>
+      </w:r>
+      <w:proofErr w:type="spellStart"/>
+      <w:r>
+        <w:rPr>
+          <w:spacing w:val="-8"/>
+          <w:sz w:val="15"/>
+          <w:szCs w:val="15"/>
+        </w:rPr>
+        <w:t>cost</w:t>
+      </w:r>
+      <w:proofErr w:type="spellEnd"/>
+      <w:r>
+        <w:rPr>
+          <w:spacing w:val="-8"/>
+          <w:sz w:val="15"/>
+          <w:szCs w:val="15"/>
+        </w:rPr>
+        <w:t xml:space="preserve">=18.7..18.7 </w:t>
+      </w:r>
+      <w:proofErr w:type="spellStart"/>
+      <w:r>
+        <w:rPr>
+          <w:spacing w:val="-8"/>
+          <w:sz w:val="15"/>
+          <w:szCs w:val="15"/>
+        </w:rPr>
+        <w:t>rows</w:t>
+      </w:r>
+      <w:proofErr w:type="spellEnd"/>
+      <w:r>
+        <w:rPr>
+          <w:spacing w:val="-8"/>
+          <w:sz w:val="15"/>
+          <w:szCs w:val="15"/>
+        </w:rPr>
+        <w:t xml:space="preserve">=21) (actual time=0.827..0.829 </w:t>
+      </w:r>
+      <w:proofErr w:type="spellStart"/>
+      <w:r>
+        <w:rPr>
+          <w:spacing w:val="-8"/>
+          <w:sz w:val="15"/>
+          <w:szCs w:val="15"/>
+        </w:rPr>
+        <w:t>rows</w:t>
+      </w:r>
+      <w:proofErr w:type="spellEnd"/>
+      <w:r>
+        <w:rPr>
+          <w:spacing w:val="-8"/>
+          <w:sz w:val="15"/>
+          <w:szCs w:val="15"/>
+        </w:rPr>
+        <w:t xml:space="preserve">=21 </w:t>
+      </w:r>
+      <w:proofErr w:type="spellStart"/>
+      <w:r>
+        <w:rPr>
+          <w:spacing w:val="-8"/>
+          <w:sz w:val="15"/>
+          <w:szCs w:val="15"/>
+        </w:rPr>
+        <w:t>loops</w:t>
+      </w:r>
+      <w:proofErr w:type="spellEnd"/>
+      <w:r>
+        <w:rPr>
+          <w:spacing w:val="-8"/>
+          <w:sz w:val="15"/>
+          <w:szCs w:val="15"/>
+        </w:rPr>
+        <w:t>=1)</w:t>
+      </w:r>
+    </w:p>
+    <w:p>
+      <w:pPr>
+        <w:pStyle w:val="Prrafocdigo"/>
+        <w:ind w:firstLine="284"/>
+        <w:rPr>
+          <w:spacing w:val="-8"/>
+          <w:sz w:val="15"/>
+          <w:szCs w:val="15"/>
+        </w:rPr>
+      </w:pPr>
+      <w:r>
+        <w:rPr>
+          <w:spacing w:val="-8"/>
+          <w:sz w:val="15"/>
+          <w:szCs w:val="15"/>
+        </w:rPr>
+        <w:t xml:space="preserve">  &gt; </w:t>
+      </w:r>
+      <w:r>
+        <w:rPr>
+          <w:color w:val="404040" w:themeColor="text1" w:themeTint="BF"/>
+          <w:spacing w:val="-8"/>
+          <w:sz w:val="15"/>
+          <w:szCs w:val="15"/>
+          <w:highlight w:val="yellow"/>
+        </w:rPr>
+        <w:t xml:space="preserve">Table </w:t>
+      </w:r>
+      <w:proofErr w:type="spellStart"/>
+      <w:r>
+        <w:rPr>
+          <w:color w:val="404040" w:themeColor="text1" w:themeTint="BF"/>
+          <w:spacing w:val="-8"/>
+          <w:sz w:val="15"/>
+          <w:szCs w:val="15"/>
+          <w:highlight w:val="yellow"/>
+        </w:rPr>
+        <w:t>scan</w:t>
+      </w:r>
+      <w:proofErr w:type="spellEnd"/>
+      <w:r>
+        <w:rPr>
+          <w:color w:val="404040" w:themeColor="text1" w:themeTint="BF"/>
+          <w:spacing w:val="-8"/>
+          <w:sz w:val="15"/>
+          <w:szCs w:val="15"/>
+          <w:highlight w:val="yellow"/>
+        </w:rPr>
+        <w:t xml:space="preserve"> on </w:t>
+      </w:r>
+      <w:proofErr w:type="spellStart"/>
+      <w:r>
+        <w:rPr>
+          <w:color w:val="404040" w:themeColor="text1" w:themeTint="BF"/>
+          <w:spacing w:val="-8"/>
+          <w:sz w:val="15"/>
+          <w:szCs w:val="15"/>
+          <w:highlight w:val="yellow"/>
+        </w:rPr>
+        <w:t>result</w:t>
+      </w:r>
+      <w:proofErr w:type="spellEnd"/>
+      <w:r>
+        <w:rPr>
+          <w:spacing w:val="-8"/>
+          <w:sz w:val="15"/>
+          <w:szCs w:val="15"/>
+        </w:rPr>
+        <w:t xml:space="preserve"> (</w:t>
+      </w:r>
+      <w:proofErr w:type="spellStart"/>
+      <w:r>
+        <w:rPr>
+          <w:spacing w:val="-8"/>
+          <w:sz w:val="15"/>
+          <w:szCs w:val="15"/>
+        </w:rPr>
+        <w:t>cost</w:t>
+      </w:r>
+      <w:proofErr w:type="spellEnd"/>
+      <w:r>
+        <w:rPr>
+          <w:spacing w:val="-8"/>
+          <w:sz w:val="15"/>
+          <w:szCs w:val="15"/>
+        </w:rPr>
+        <w:t>=</w:t>
+      </w:r>
+      <w:proofErr w:type="gramStart"/>
+      <w:r>
+        <w:rPr>
+          <w:spacing w:val="-8"/>
+          <w:sz w:val="15"/>
+          <w:szCs w:val="15"/>
+        </w:rPr>
+        <w:t>4.79..</w:t>
+      </w:r>
+      <w:proofErr w:type="gramEnd"/>
+      <w:r>
+        <w:rPr>
+          <w:spacing w:val="-8"/>
+          <w:sz w:val="15"/>
+          <w:szCs w:val="15"/>
+        </w:rPr>
+        <w:t xml:space="preserve">7.42 </w:t>
+      </w:r>
+      <w:proofErr w:type="spellStart"/>
+      <w:r>
+        <w:rPr>
+          <w:spacing w:val="-8"/>
+          <w:sz w:val="15"/>
+          <w:szCs w:val="15"/>
+        </w:rPr>
+        <w:t>rows</w:t>
+      </w:r>
+      <w:proofErr w:type="spellEnd"/>
+      <w:r>
+        <w:rPr>
+          <w:spacing w:val="-8"/>
+          <w:sz w:val="15"/>
+          <w:szCs w:val="15"/>
+        </w:rPr>
+        <w:t xml:space="preserve">=21) (actual time=0.754..0.759 </w:t>
+      </w:r>
+      <w:proofErr w:type="spellStart"/>
+      <w:r>
+        <w:rPr>
+          <w:spacing w:val="-8"/>
+          <w:sz w:val="15"/>
+          <w:szCs w:val="15"/>
+        </w:rPr>
+        <w:t>rows</w:t>
+      </w:r>
+      <w:proofErr w:type="spellEnd"/>
+      <w:r>
+        <w:rPr>
+          <w:spacing w:val="-8"/>
+          <w:sz w:val="15"/>
+          <w:szCs w:val="15"/>
+        </w:rPr>
+        <w:t xml:space="preserve">=21 </w:t>
+      </w:r>
+      <w:proofErr w:type="spellStart"/>
+      <w:r>
+        <w:rPr>
+          <w:spacing w:val="-8"/>
+          <w:sz w:val="15"/>
+          <w:szCs w:val="15"/>
+        </w:rPr>
+        <w:t>loops</w:t>
+      </w:r>
+      <w:proofErr w:type="spellEnd"/>
+      <w:r>
+        <w:rPr>
+          <w:spacing w:val="-8"/>
+          <w:sz w:val="15"/>
+          <w:szCs w:val="15"/>
+        </w:rPr>
+        <w:t>=1)</w:t>
+      </w:r>
+    </w:p>
+    <w:p>
+      <w:pPr>
+        <w:pStyle w:val="Prrafocdigo"/>
+        <w:ind w:firstLine="284"/>
+        <w:rPr>
+          <w:spacing w:val="-8"/>
+          <w:sz w:val="15"/>
+          <w:szCs w:val="15"/>
+        </w:rPr>
+      </w:pPr>
+      <w:r>
+        <w:rPr>
+          <w:spacing w:val="-8"/>
+          <w:sz w:val="15"/>
+          <w:szCs w:val="15"/>
+        </w:rPr>
+        <w:t xml:space="preserve">    &gt; </w:t>
+      </w:r>
+      <w:proofErr w:type="spellStart"/>
+      <w:r>
+        <w:rPr>
+          <w:color w:val="404040" w:themeColor="text1" w:themeTint="BF"/>
+          <w:spacing w:val="-8"/>
+          <w:sz w:val="15"/>
+          <w:szCs w:val="15"/>
+          <w:highlight w:val="yellow"/>
+        </w:rPr>
+        <w:t>Union</w:t>
+      </w:r>
+      <w:proofErr w:type="spellEnd"/>
+      <w:r>
+        <w:rPr>
+          <w:color w:val="404040" w:themeColor="text1" w:themeTint="BF"/>
+          <w:spacing w:val="-8"/>
+          <w:sz w:val="15"/>
+          <w:szCs w:val="15"/>
+          <w:highlight w:val="yellow"/>
+        </w:rPr>
+        <w:t xml:space="preserve"> </w:t>
+      </w:r>
+      <w:proofErr w:type="spellStart"/>
+      <w:r>
+        <w:rPr>
+          <w:color w:val="404040" w:themeColor="text1" w:themeTint="BF"/>
+          <w:spacing w:val="-8"/>
+          <w:sz w:val="15"/>
+          <w:szCs w:val="15"/>
+          <w:highlight w:val="yellow"/>
+        </w:rPr>
+        <w:t>all</w:t>
+      </w:r>
+      <w:proofErr w:type="spellEnd"/>
+      <w:r>
+        <w:rPr>
+          <w:color w:val="404040" w:themeColor="text1" w:themeTint="BF"/>
+          <w:spacing w:val="-8"/>
+          <w:sz w:val="15"/>
+          <w:szCs w:val="15"/>
+          <w:highlight w:val="yellow"/>
+        </w:rPr>
+        <w:t xml:space="preserve"> </w:t>
+      </w:r>
+      <w:proofErr w:type="spellStart"/>
+      <w:r>
+        <w:rPr>
+          <w:color w:val="404040" w:themeColor="text1" w:themeTint="BF"/>
+          <w:spacing w:val="-8"/>
+          <w:sz w:val="15"/>
+          <w:szCs w:val="15"/>
+          <w:highlight w:val="yellow"/>
+        </w:rPr>
+        <w:t>materialize</w:t>
+      </w:r>
+      <w:proofErr w:type="spellEnd"/>
+      <w:r>
+        <w:rPr>
+          <w:spacing w:val="-8"/>
+          <w:sz w:val="15"/>
+          <w:szCs w:val="15"/>
+        </w:rPr>
+        <w:t xml:space="preserve"> (</w:t>
+      </w:r>
+      <w:proofErr w:type="spellStart"/>
+      <w:r>
+        <w:rPr>
+          <w:spacing w:val="-8"/>
+          <w:sz w:val="15"/>
+          <w:szCs w:val="15"/>
+        </w:rPr>
+        <w:t>cost</w:t>
+      </w:r>
+      <w:proofErr w:type="spellEnd"/>
+      <w:r>
+        <w:rPr>
+          <w:spacing w:val="-8"/>
+          <w:sz w:val="15"/>
+          <w:szCs w:val="15"/>
+        </w:rPr>
+        <w:t>=</w:t>
+      </w:r>
+      <w:proofErr w:type="gramStart"/>
+      <w:r>
+        <w:rPr>
+          <w:spacing w:val="-8"/>
+          <w:sz w:val="15"/>
+          <w:szCs w:val="15"/>
+        </w:rPr>
+        <w:t>4.66..</w:t>
+      </w:r>
+      <w:proofErr w:type="gramEnd"/>
+      <w:r>
+        <w:rPr>
+          <w:spacing w:val="-8"/>
+          <w:sz w:val="15"/>
+          <w:szCs w:val="15"/>
+        </w:rPr>
+        <w:t xml:space="preserve">4.66 </w:t>
+      </w:r>
+      <w:proofErr w:type="spellStart"/>
+      <w:r>
+        <w:rPr>
+          <w:spacing w:val="-8"/>
+          <w:sz w:val="15"/>
+          <w:szCs w:val="15"/>
+        </w:rPr>
+        <w:t>rows</w:t>
+      </w:r>
+      <w:proofErr w:type="spellEnd"/>
+      <w:r>
+        <w:rPr>
+          <w:spacing w:val="-8"/>
+          <w:sz w:val="15"/>
+          <w:szCs w:val="15"/>
+        </w:rPr>
+        <w:t xml:space="preserve">=21) (actual time=0.753..0.753 </w:t>
+      </w:r>
+      <w:proofErr w:type="spellStart"/>
+      <w:r>
+        <w:rPr>
+          <w:spacing w:val="-8"/>
+          <w:sz w:val="15"/>
+          <w:szCs w:val="15"/>
+        </w:rPr>
+        <w:t>rows</w:t>
+      </w:r>
+      <w:proofErr w:type="spellEnd"/>
+      <w:r>
+        <w:rPr>
+          <w:spacing w:val="-8"/>
+          <w:sz w:val="15"/>
+          <w:szCs w:val="15"/>
+        </w:rPr>
+        <w:t xml:space="preserve">=21 </w:t>
+      </w:r>
+      <w:proofErr w:type="spellStart"/>
+      <w:r>
+        <w:rPr>
+          <w:spacing w:val="-8"/>
+          <w:sz w:val="15"/>
+          <w:szCs w:val="15"/>
+        </w:rPr>
+        <w:t>loops</w:t>
+      </w:r>
+      <w:proofErr w:type="spellEnd"/>
+      <w:r>
+        <w:rPr>
+          <w:spacing w:val="-8"/>
+          <w:sz w:val="15"/>
+          <w:szCs w:val="15"/>
+        </w:rPr>
+        <w:t>=1)</w:t>
+      </w:r>
+    </w:p>
+    <w:p>
+      <w:pPr>
+        <w:pStyle w:val="Prrafocdigo"/>
+        <w:ind w:firstLine="284"/>
+        <w:rPr>
+          <w:spacing w:val="-8"/>
+          <w:sz w:val="15"/>
+          <w:szCs w:val="15"/>
+        </w:rPr>
+      </w:pPr>
+      <w:r>
+        <w:rPr>
+          <w:spacing w:val="-8"/>
+          <w:sz w:val="15"/>
+          <w:szCs w:val="15"/>
+        </w:rPr>
+        <w:t xml:space="preserve">      &gt; </w:t>
+      </w:r>
+      <w:proofErr w:type="spellStart"/>
+      <w:r>
+        <w:rPr>
+          <w:color w:val="404040" w:themeColor="text1" w:themeTint="BF"/>
+          <w:spacing w:val="-8"/>
+          <w:sz w:val="15"/>
+          <w:szCs w:val="15"/>
+          <w:highlight w:val="yellow"/>
+        </w:rPr>
+        <w:t>Rows</w:t>
+      </w:r>
+      <w:proofErr w:type="spellEnd"/>
+      <w:r>
+        <w:rPr>
+          <w:color w:val="404040" w:themeColor="text1" w:themeTint="BF"/>
+          <w:spacing w:val="-8"/>
+          <w:sz w:val="15"/>
+          <w:szCs w:val="15"/>
+          <w:highlight w:val="yellow"/>
+        </w:rPr>
+        <w:t xml:space="preserve"> </w:t>
+      </w:r>
+      <w:proofErr w:type="spellStart"/>
+      <w:r>
+        <w:rPr>
+          <w:color w:val="404040" w:themeColor="text1" w:themeTint="BF"/>
+          <w:spacing w:val="-8"/>
+          <w:sz w:val="15"/>
+          <w:szCs w:val="15"/>
+          <w:highlight w:val="yellow"/>
+        </w:rPr>
+        <w:t>fetched</w:t>
+      </w:r>
+      <w:proofErr w:type="spellEnd"/>
+      <w:r>
+        <w:rPr>
+          <w:color w:val="404040" w:themeColor="text1" w:themeTint="BF"/>
+          <w:spacing w:val="-8"/>
+          <w:sz w:val="15"/>
+          <w:szCs w:val="15"/>
+          <w:highlight w:val="yellow"/>
+        </w:rPr>
+        <w:t xml:space="preserve"> </w:t>
+      </w:r>
+      <w:proofErr w:type="spellStart"/>
+      <w:r>
+        <w:rPr>
+          <w:color w:val="404040" w:themeColor="text1" w:themeTint="BF"/>
+          <w:spacing w:val="-8"/>
+          <w:sz w:val="15"/>
+          <w:szCs w:val="15"/>
+          <w:highlight w:val="yellow"/>
+        </w:rPr>
+        <w:t>before</w:t>
+      </w:r>
+      <w:proofErr w:type="spellEnd"/>
+      <w:r>
+        <w:rPr>
+          <w:color w:val="404040" w:themeColor="text1" w:themeTint="BF"/>
+          <w:spacing w:val="-8"/>
+          <w:sz w:val="15"/>
+          <w:szCs w:val="15"/>
+          <w:highlight w:val="yellow"/>
+        </w:rPr>
+        <w:t xml:space="preserve"> </w:t>
+      </w:r>
+      <w:proofErr w:type="spellStart"/>
+      <w:r>
+        <w:rPr>
+          <w:color w:val="404040" w:themeColor="text1" w:themeTint="BF"/>
+          <w:spacing w:val="-8"/>
+          <w:sz w:val="15"/>
+          <w:szCs w:val="15"/>
+          <w:highlight w:val="yellow"/>
+        </w:rPr>
+        <w:t>execution</w:t>
+      </w:r>
+      <w:proofErr w:type="spellEnd"/>
+      <w:r>
+        <w:rPr>
+          <w:spacing w:val="-8"/>
+          <w:sz w:val="15"/>
+          <w:szCs w:val="15"/>
+        </w:rPr>
+        <w:t xml:space="preserve"> (</w:t>
+      </w:r>
+      <w:proofErr w:type="spellStart"/>
+      <w:r>
+        <w:rPr>
+          <w:spacing w:val="-8"/>
+          <w:sz w:val="15"/>
+          <w:szCs w:val="15"/>
+        </w:rPr>
+        <w:t>cost</w:t>
+      </w:r>
+      <w:proofErr w:type="spellEnd"/>
+      <w:r>
+        <w:rPr>
+          <w:spacing w:val="-8"/>
+          <w:sz w:val="15"/>
+          <w:szCs w:val="15"/>
+        </w:rPr>
+        <w:t>=</w:t>
+      </w:r>
+      <w:proofErr w:type="gramStart"/>
+      <w:r>
+        <w:rPr>
+          <w:spacing w:val="-8"/>
+          <w:sz w:val="15"/>
+          <w:szCs w:val="15"/>
+        </w:rPr>
+        <w:t>0..</w:t>
+      </w:r>
+      <w:proofErr w:type="gramEnd"/>
+      <w:r>
+        <w:rPr>
+          <w:spacing w:val="-8"/>
+          <w:sz w:val="15"/>
+          <w:szCs w:val="15"/>
+        </w:rPr>
+        <w:t xml:space="preserve">0 </w:t>
+      </w:r>
+      <w:proofErr w:type="spellStart"/>
+      <w:r>
+        <w:rPr>
+          <w:spacing w:val="-8"/>
+          <w:sz w:val="15"/>
+          <w:szCs w:val="15"/>
+        </w:rPr>
+        <w:t>rows</w:t>
+      </w:r>
+      <w:proofErr w:type="spellEnd"/>
+      <w:r>
+        <w:rPr>
+          <w:spacing w:val="-8"/>
+          <w:sz w:val="15"/>
+          <w:szCs w:val="15"/>
+        </w:rPr>
+        <w:t xml:space="preserve">=1) (actual time=100e-6..200e-6 </w:t>
+      </w:r>
+      <w:proofErr w:type="spellStart"/>
+      <w:r>
+        <w:rPr>
+          <w:spacing w:val="-8"/>
+          <w:sz w:val="15"/>
+          <w:szCs w:val="15"/>
+        </w:rPr>
+        <w:t>rows</w:t>
+      </w:r>
+      <w:proofErr w:type="spellEnd"/>
+      <w:r>
+        <w:rPr>
+          <w:spacing w:val="-8"/>
+          <w:sz w:val="15"/>
+          <w:szCs w:val="15"/>
+        </w:rPr>
+        <w:t xml:space="preserve">=1 </w:t>
+      </w:r>
+      <w:proofErr w:type="spellStart"/>
+      <w:r>
+        <w:rPr>
+          <w:spacing w:val="-8"/>
+          <w:sz w:val="15"/>
+          <w:szCs w:val="15"/>
+        </w:rPr>
+        <w:t>loops</w:t>
+      </w:r>
+      <w:proofErr w:type="spellEnd"/>
+      <w:r>
+        <w:rPr>
+          <w:spacing w:val="-8"/>
+          <w:sz w:val="15"/>
+          <w:szCs w:val="15"/>
+        </w:rPr>
+        <w:t>=1)</w:t>
+      </w:r>
+    </w:p>
+    <w:p>
+      <w:pPr>
+        <w:pStyle w:val="Prrafocdigo"/>
+        <w:ind w:firstLine="284"/>
+        <w:rPr>
+          <w:spacing w:val="-8"/>
+          <w:sz w:val="15"/>
+          <w:szCs w:val="15"/>
+        </w:rPr>
+      </w:pPr>
+      <w:r>
+        <w:rPr>
+          <w:spacing w:val="-8"/>
+          <w:sz w:val="15"/>
+          <w:szCs w:val="15"/>
+        </w:rPr>
+        <w:t xml:space="preserve">        &gt; </w:t>
+      </w:r>
+      <w:r>
+        <w:rPr>
+          <w:color w:val="404040" w:themeColor="text1" w:themeTint="BF"/>
+          <w:spacing w:val="-8"/>
+          <w:sz w:val="15"/>
+          <w:szCs w:val="15"/>
+          <w:highlight w:val="yellow"/>
+        </w:rPr>
+        <w:t xml:space="preserve">Table </w:t>
+      </w:r>
+      <w:proofErr w:type="spellStart"/>
+      <w:r>
+        <w:rPr>
+          <w:color w:val="404040" w:themeColor="text1" w:themeTint="BF"/>
+          <w:spacing w:val="-8"/>
+          <w:sz w:val="15"/>
+          <w:szCs w:val="15"/>
+          <w:highlight w:val="yellow"/>
+        </w:rPr>
+        <w:t>scan</w:t>
+      </w:r>
+      <w:proofErr w:type="spellEnd"/>
+      <w:r>
+        <w:rPr>
+          <w:color w:val="404040" w:themeColor="text1" w:themeTint="BF"/>
+          <w:spacing w:val="-8"/>
+          <w:sz w:val="15"/>
+          <w:szCs w:val="15"/>
+          <w:highlight w:val="yellow"/>
+        </w:rPr>
+        <w:t xml:space="preserve"> on b</w:t>
+      </w:r>
+      <w:r>
+        <w:rPr>
+          <w:spacing w:val="-8"/>
+          <w:sz w:val="15"/>
+          <w:szCs w:val="15"/>
+        </w:rPr>
+        <w:t xml:space="preserve"> (</w:t>
+      </w:r>
+      <w:proofErr w:type="spellStart"/>
+      <w:r>
+        <w:rPr>
+          <w:spacing w:val="-8"/>
+          <w:sz w:val="15"/>
+          <w:szCs w:val="15"/>
+        </w:rPr>
+        <w:t>cost</w:t>
+      </w:r>
+      <w:proofErr w:type="spellEnd"/>
+      <w:r>
+        <w:rPr>
+          <w:spacing w:val="-8"/>
+          <w:sz w:val="15"/>
+          <w:szCs w:val="15"/>
+        </w:rPr>
+        <w:t xml:space="preserve">=2.56 </w:t>
+      </w:r>
+      <w:proofErr w:type="spellStart"/>
+      <w:r>
+        <w:rPr>
+          <w:spacing w:val="-8"/>
+          <w:sz w:val="15"/>
+          <w:szCs w:val="15"/>
+        </w:rPr>
+        <w:t>rows</w:t>
+      </w:r>
+      <w:proofErr w:type="spellEnd"/>
+      <w:r>
+        <w:rPr>
+          <w:spacing w:val="-8"/>
+          <w:sz w:val="15"/>
+          <w:szCs w:val="15"/>
+        </w:rPr>
+        <w:t>=20) (actual time=</w:t>
+      </w:r>
+      <w:proofErr w:type="gramStart"/>
+      <w:r>
+        <w:rPr>
+          <w:spacing w:val="-8"/>
+          <w:sz w:val="15"/>
+          <w:szCs w:val="15"/>
+        </w:rPr>
+        <w:t>0.0694..</w:t>
+      </w:r>
+      <w:proofErr w:type="gramEnd"/>
+      <w:r>
+        <w:rPr>
+          <w:spacing w:val="-8"/>
+          <w:sz w:val="15"/>
+          <w:szCs w:val="15"/>
+        </w:rPr>
+        <w:t xml:space="preserve">0.637 </w:t>
+      </w:r>
+      <w:proofErr w:type="spellStart"/>
+      <w:r>
+        <w:rPr>
+          <w:spacing w:val="-8"/>
+          <w:sz w:val="15"/>
+          <w:szCs w:val="15"/>
+        </w:rPr>
+        <w:t>rows</w:t>
+      </w:r>
+      <w:proofErr w:type="spellEnd"/>
+      <w:r>
+        <w:rPr>
+          <w:spacing w:val="-8"/>
+          <w:sz w:val="15"/>
+          <w:szCs w:val="15"/>
+        </w:rPr>
+        <w:t xml:space="preserve">=20 </w:t>
+      </w:r>
+      <w:proofErr w:type="spellStart"/>
+      <w:r>
+        <w:rPr>
+          <w:spacing w:val="-8"/>
+          <w:sz w:val="15"/>
+          <w:szCs w:val="15"/>
+        </w:rPr>
+        <w:t>loops</w:t>
+      </w:r>
+      <w:proofErr w:type="spellEnd"/>
+      <w:r>
+        <w:rPr>
+          <w:spacing w:val="-8"/>
+          <w:sz w:val="15"/>
+          <w:szCs w:val="15"/>
+        </w:rPr>
+        <w:t>=1)</w:t>
+      </w:r>
+    </w:p>
+    <w:p>
+      <w:pPr>
+        <w:pStyle w:val="Prrafocdigo"/>
+      </w:pPr>
+    </w:p>
+    <w:p/>
+    <w:p>
+      <w:r>
+        <w:t xml:space="preserve">Interpretando los datos podemos, </w:t>
+      </w:r>
+      <w:proofErr w:type="gramStart"/>
+      <w:r>
+        <w:t>o</w:t>
+      </w:r>
+      <w:proofErr w:type="gramEnd"/>
+      <w:r>
+        <w:t xml:space="preserve"> mejor dicho, puedo tener el siguiente resumen humanizado:</w:t>
+      </w:r>
+    </w:p>
+    <w:p/>
+    <w:tbl>
+      <w:tblPr>
+        <w:tblStyle w:val="Tablaconcuadrcula1clara-nfasis5"/>
+        <w:tblW w:w="0" w:type="auto"/>
+        <w:tblLook w:val="04A0" w:firstRow="1" w:lastRow="0" w:firstColumn="1" w:lastColumn="0" w:noHBand="0" w:noVBand="1"/>
+      </w:tblPr>
+      <w:tblGrid>
+        <w:gridCol w:w="3544"/>
+        <w:gridCol w:w="5516"/>
+      </w:tblGrid>
+      <w:tr>
+        <w:trPr>
+          <w:cnfStyle w:val="100000000000" w:firstRow="1" w:lastRow="0" w:firstColumn="0" w:lastColumn="0" w:oddVBand="0" w:evenVBand="0" w:oddHBand="0" w:evenHBand="0" w:firstRowFirstColumn="0" w:firstRowLastColumn="0" w:lastRowFirstColumn="0" w:lastRowLastColumn="0"/>
+        </w:trPr>
+        <w:tc>
+          <w:tcPr>
+            <w:cnfStyle w:val="001000000000" w:firstRow="0" w:lastRow="0" w:firstColumn="1" w:lastColumn="0" w:oddVBand="0" w:evenVBand="0" w:oddHBand="0" w:evenHBand="0" w:firstRowFirstColumn="0" w:firstRowLastColumn="0" w:lastRowFirstColumn="0" w:lastRowLastColumn="0"/>
+            <w:tcW w:w="3544" w:type="dxa"/>
+            <w:tcBorders>
+              <w:top w:val="single" w:sz="2" w:space="0" w:color="7F7F7F" w:themeColor="text1" w:themeTint="80"/>
+              <w:left w:val="single" w:sz="2" w:space="0" w:color="7F7F7F" w:themeColor="text1" w:themeTint="80"/>
+              <w:bottom w:val="single" w:sz="12" w:space="0" w:color="7F7F7F" w:themeColor="text1" w:themeTint="80"/>
+            </w:tcBorders>
+            <w:shd w:val="clear" w:color="auto" w:fill="D9D9D9" w:themeFill="background1" w:themeFillShade="D9"/>
+          </w:tcPr>
+          <w:p>
+            <w:r>
+              <w:t xml:space="preserve">Operación                           </w:t>
+            </w:r>
+          </w:p>
+        </w:tc>
+        <w:tc>
+          <w:tcPr>
+            <w:tcW w:w="5516" w:type="dxa"/>
+            <w:tcBorders>
+              <w:top w:val="single" w:sz="2" w:space="0" w:color="7F7F7F" w:themeColor="text1" w:themeTint="80"/>
+              <w:bottom w:val="single" w:sz="12" w:space="0" w:color="7F7F7F" w:themeColor="text1" w:themeTint="80"/>
+              <w:right w:val="single" w:sz="2" w:space="0" w:color="7F7F7F" w:themeColor="text1" w:themeTint="80"/>
+            </w:tcBorders>
+            <w:shd w:val="clear" w:color="auto" w:fill="D9D9D9" w:themeFill="background1" w:themeFillShade="D9"/>
+          </w:tcPr>
+          <w:p>
+            <w:pPr>
+              <w:cnfStyle w:val="100000000000" w:firstRow="1" w:lastRow="0" w:firstColumn="0" w:lastColumn="0" w:oddVBand="0" w:evenVBand="0" w:oddHBand="0" w:evenHBand="0" w:firstRowFirstColumn="0" w:firstRowLastColumn="0" w:lastRowFirstColumn="0" w:lastRowLastColumn="0"/>
+            </w:pPr>
+            <w:r>
+              <w:t>Información relevante</w:t>
+            </w:r>
+          </w:p>
+        </w:tc>
+      </w:tr>
+      <w:tr>
+        <w:tc>
+          <w:tcPr>
+            <w:cnfStyle w:val="001000000000" w:firstRow="0" w:lastRow="0" w:firstColumn="1" w:lastColumn="0" w:oddVBand="0" w:evenVBand="0" w:oddHBand="0" w:evenHBand="0" w:firstRowFirstColumn="0" w:firstRowLastColumn="0" w:lastRowFirstColumn="0" w:lastRowLastColumn="0"/>
+            <w:tcW w:w="3544" w:type="dxa"/>
+            <w:tcBorders>
+              <w:top w:val="single" w:sz="12" w:space="0" w:color="7F7F7F" w:themeColor="text1" w:themeTint="80"/>
+              <w:left w:val="single" w:sz="2" w:space="0" w:color="7F7F7F" w:themeColor="text1" w:themeTint="80"/>
+              <w:bottom w:val="single" w:sz="4" w:space="0" w:color="7F7F7F" w:themeColor="text1" w:themeTint="80"/>
+              <w:right w:val="single" w:sz="2" w:space="0" w:color="7F7F7F" w:themeColor="text1" w:themeTint="80"/>
+            </w:tcBorders>
+            <w:shd w:val="clear" w:color="auto" w:fill="D9D9D9" w:themeFill="background1" w:themeFillShade="D9"/>
+          </w:tcPr>
+          <w:p>
+            <w:r>
+              <w:t xml:space="preserve">Table </w:t>
+            </w:r>
+            <w:proofErr w:type="spellStart"/>
+            <w:r>
+              <w:t>scan</w:t>
+            </w:r>
+            <w:proofErr w:type="spellEnd"/>
+            <w:r>
+              <w:t xml:space="preserve"> on b                     </w:t>
+            </w:r>
+          </w:p>
+        </w:tc>
+        <w:tc>
+          <w:tcPr>
+            <w:tcW w:w="5516" w:type="dxa"/>
+            <w:tcBorders>
+              <w:top w:val="single" w:sz="12" w:space="0" w:color="7F7F7F" w:themeColor="text1" w:themeTint="80"/>
+              <w:left w:val="single" w:sz="2" w:space="0" w:color="7F7F7F" w:themeColor="text1" w:themeTint="80"/>
+              <w:right w:val="single" w:sz="2" w:space="0" w:color="7F7F7F" w:themeColor="text1" w:themeTint="80"/>
+            </w:tcBorders>
+          </w:tcPr>
+          <w:p>
+            <w:pPr>
+              <w:cnfStyle w:val="000000000000" w:firstRow="0" w:lastRow="0" w:firstColumn="0" w:lastColumn="0" w:oddVBand="0" w:evenVBand="0" w:oddHBand="0" w:evenHBand="0" w:firstRowFirstColumn="0" w:firstRowLastColumn="0" w:lastRowFirstColumn="0" w:lastRowLastColumn="0"/>
+            </w:pPr>
+            <w:r>
+              <w:t>Lee los 20 registros de la tabla de libros</w:t>
+            </w:r>
+          </w:p>
+        </w:tc>
+      </w:tr>
+      <w:tr>
+        <w:tc>
+          <w:tcPr>
+            <w:cnfStyle w:val="001000000000" w:firstRow="0" w:lastRow="0" w:firstColumn="1" w:lastColumn="0" w:oddVBand="0" w:evenVBand="0" w:oddHBand="0" w:evenHBand="0" w:firstRowFirstColumn="0" w:firstRowLastColumn="0" w:lastRowFirstColumn="0" w:lastRowLastColumn="0"/>
+            <w:tcW w:w="3544" w:type="dxa"/>
+            <w:tcBorders>
+              <w:top w:val="single" w:sz="4" w:space="0" w:color="7F7F7F" w:themeColor="text1" w:themeTint="80"/>
+              <w:left w:val="single" w:sz="2" w:space="0" w:color="7F7F7F" w:themeColor="text1" w:themeTint="80"/>
+              <w:bottom w:val="single" w:sz="4" w:space="0" w:color="7F7F7F" w:themeColor="text1" w:themeTint="80"/>
+              <w:right w:val="single" w:sz="2" w:space="0" w:color="7F7F7F" w:themeColor="text1" w:themeTint="80"/>
+            </w:tcBorders>
+            <w:shd w:val="clear" w:color="auto" w:fill="D9D9D9" w:themeFill="background1" w:themeFillShade="D9"/>
+          </w:tcPr>
+          <w:p>
+            <w:proofErr w:type="spellStart"/>
+            <w:r>
+              <w:t>Rows</w:t>
+            </w:r>
+            <w:proofErr w:type="spellEnd"/>
+            <w:r>
+              <w:t xml:space="preserve"> </w:t>
+            </w:r>
+            <w:proofErr w:type="spellStart"/>
+            <w:r>
+              <w:t>fetched</w:t>
+            </w:r>
+            <w:proofErr w:type="spellEnd"/>
+            <w:r>
+              <w:t xml:space="preserve"> </w:t>
+            </w:r>
+            <w:proofErr w:type="spellStart"/>
+            <w:r>
+              <w:t>before</w:t>
+            </w:r>
+            <w:proofErr w:type="spellEnd"/>
+            <w:r>
+              <w:t xml:space="preserve"> </w:t>
+            </w:r>
+            <w:proofErr w:type="spellStart"/>
+            <w:r>
+              <w:t>execution</w:t>
+            </w:r>
+            <w:proofErr w:type="spellEnd"/>
+            <w:r>
+              <w:t xml:space="preserve">       </w:t>
+            </w:r>
+          </w:p>
+        </w:tc>
+        <w:tc>
+          <w:tcPr>
+            <w:tcW w:w="5516" w:type="dxa"/>
+            <w:tcBorders>
+              <w:left w:val="single" w:sz="2" w:space="0" w:color="7F7F7F" w:themeColor="text1" w:themeTint="80"/>
+              <w:right w:val="single" w:sz="2" w:space="0" w:color="7F7F7F" w:themeColor="text1" w:themeTint="80"/>
+            </w:tcBorders>
+          </w:tcPr>
+          <w:p>
+            <w:pPr>
+              <w:cnfStyle w:val="000000000000" w:firstRow="0" w:lastRow="0" w:firstColumn="0" w:lastColumn="0" w:oddVBand="0" w:evenVBand="0" w:oddHBand="0" w:evenHBand="0" w:firstRowFirstColumn="0" w:firstRowLastColumn="0" w:lastRowFirstColumn="0" w:lastRowLastColumn="0"/>
+            </w:pPr>
+            <w:r>
+              <w:t>Obtiene una fila con las estadísticas calculadas</w:t>
+            </w:r>
+          </w:p>
+        </w:tc>
+      </w:tr>
+      <w:tr>
+        <w:tc>
+          <w:tcPr>
+            <w:cnfStyle w:val="001000000000" w:firstRow="0" w:lastRow="0" w:firstColumn="1" w:lastColumn="0" w:oddVBand="0" w:evenVBand="0" w:oddHBand="0" w:evenHBand="0" w:firstRowFirstColumn="0" w:firstRowLastColumn="0" w:lastRowFirstColumn="0" w:lastRowLastColumn="0"/>
+            <w:tcW w:w="3544" w:type="dxa"/>
+            <w:tcBorders>
+              <w:top w:val="single" w:sz="4" w:space="0" w:color="7F7F7F" w:themeColor="text1" w:themeTint="80"/>
+              <w:left w:val="single" w:sz="2" w:space="0" w:color="7F7F7F" w:themeColor="text1" w:themeTint="80"/>
+              <w:bottom w:val="single" w:sz="4" w:space="0" w:color="7F7F7F" w:themeColor="text1" w:themeTint="80"/>
+              <w:right w:val="single" w:sz="2" w:space="0" w:color="7F7F7F" w:themeColor="text1" w:themeTint="80"/>
+            </w:tcBorders>
+            <w:shd w:val="clear" w:color="auto" w:fill="D9D9D9" w:themeFill="background1" w:themeFillShade="D9"/>
+          </w:tcPr>
+          <w:p>
+            <w:proofErr w:type="spellStart"/>
+            <w:r>
+              <w:t>Union</w:t>
+            </w:r>
+            <w:proofErr w:type="spellEnd"/>
+            <w:r>
+              <w:t xml:space="preserve"> </w:t>
+            </w:r>
+            <w:proofErr w:type="spellStart"/>
+            <w:r>
+              <w:t>all</w:t>
+            </w:r>
+            <w:proofErr w:type="spellEnd"/>
+            <w:r>
+              <w:t xml:space="preserve"> </w:t>
+            </w:r>
+            <w:proofErr w:type="spellStart"/>
+            <w:r>
+              <w:t>materialize</w:t>
+            </w:r>
+            <w:proofErr w:type="spellEnd"/>
+          </w:p>
+        </w:tc>
+        <w:tc>
+          <w:tcPr>
+            <w:tcW w:w="5516" w:type="dxa"/>
+            <w:tcBorders>
+              <w:left w:val="single" w:sz="2" w:space="0" w:color="7F7F7F" w:themeColor="text1" w:themeTint="80"/>
+              <w:right w:val="single" w:sz="2" w:space="0" w:color="7F7F7F" w:themeColor="text1" w:themeTint="80"/>
+            </w:tcBorders>
+          </w:tcPr>
+          <w:p>
+            <w:pPr>
+              <w:cnfStyle w:val="000000000000" w:firstRow="0" w:lastRow="0" w:firstColumn="0" w:lastColumn="0" w:oddVBand="0" w:evenVBand="0" w:oddHBand="0" w:evenHBand="0" w:firstRowFirstColumn="0" w:firstRowLastColumn="0" w:lastRowFirstColumn="0" w:lastRowLastColumn="0"/>
+            </w:pPr>
+            <w:r>
+              <w:t>Combina y materializa las 21 filas del resultado:</w:t>
+            </w:r>
+          </w:p>
+          <w:p>
+            <w:pPr>
+              <w:pStyle w:val="Prrafodelista"/>
+              <w:numPr>
+                <w:ilvl w:val="0"/>
+                <w:numId w:val="27"/>
+              </w:numPr>
+              <w:cnfStyle w:val="000000000000" w:firstRow="0" w:lastRow="0" w:firstColumn="0" w:lastColumn="0" w:oddVBand="0" w:evenVBand="0" w:oddHBand="0" w:evenHBand="0" w:firstRowFirstColumn="0" w:firstRowLastColumn="0" w:lastRowFirstColumn="0" w:lastRowLastColumn="0"/>
+            </w:pPr>
+            <w:r>
+              <w:t>20 libros</w:t>
+            </w:r>
+            <w:r>
+              <w:t>,</w:t>
+            </w:r>
+          </w:p>
+          <w:p>
+            <w:pPr>
+              <w:pStyle w:val="Prrafodelista"/>
+              <w:numPr>
+                <w:ilvl w:val="0"/>
+                <w:numId w:val="27"/>
+              </w:numPr>
+              <w:cnfStyle w:val="000000000000" w:firstRow="0" w:lastRow="0" w:firstColumn="0" w:lastColumn="0" w:oddVBand="0" w:evenVBand="0" w:oddHBand="0" w:evenHBand="0" w:firstRowFirstColumn="0" w:firstRowLastColumn="0" w:lastRowFirstColumn="0" w:lastRowLastColumn="0"/>
+            </w:pPr>
+            <w:r>
+              <w:t>una fila informativa</w:t>
+            </w:r>
+          </w:p>
+        </w:tc>
+      </w:tr>
+      <w:tr>
+        <w:tc>
+          <w:tcPr>
+            <w:cnfStyle w:val="001000000000" w:firstRow="0" w:lastRow="0" w:firstColumn="1" w:lastColumn="0" w:oddVBand="0" w:evenVBand="0" w:oddHBand="0" w:evenHBand="0" w:firstRowFirstColumn="0" w:firstRowLastColumn="0" w:lastRowFirstColumn="0" w:lastRowLastColumn="0"/>
+            <w:tcW w:w="3544" w:type="dxa"/>
+            <w:tcBorders>
+              <w:top w:val="single" w:sz="4" w:space="0" w:color="7F7F7F" w:themeColor="text1" w:themeTint="80"/>
+              <w:left w:val="single" w:sz="2" w:space="0" w:color="7F7F7F" w:themeColor="text1" w:themeTint="80"/>
+              <w:bottom w:val="single" w:sz="4" w:space="0" w:color="7F7F7F" w:themeColor="text1" w:themeTint="80"/>
+              <w:right w:val="single" w:sz="2" w:space="0" w:color="7F7F7F" w:themeColor="text1" w:themeTint="80"/>
+            </w:tcBorders>
+            <w:shd w:val="clear" w:color="auto" w:fill="D9D9D9" w:themeFill="background1" w:themeFillShade="D9"/>
+          </w:tcPr>
+          <w:p>
+            <w:r>
+              <w:t xml:space="preserve">Table </w:t>
+            </w:r>
+            <w:proofErr w:type="spellStart"/>
+            <w:r>
+              <w:t>scan</w:t>
+            </w:r>
+            <w:proofErr w:type="spellEnd"/>
+            <w:r>
+              <w:t xml:space="preserve"> on </w:t>
+            </w:r>
+            <w:proofErr w:type="spellStart"/>
+            <w:r>
+              <w:t>result</w:t>
+            </w:r>
+            <w:proofErr w:type="spellEnd"/>
+            <w:r>
+              <w:t xml:space="preserve">                </w:t>
+            </w:r>
+          </w:p>
+        </w:tc>
+        <w:tc>
+          <w:tcPr>
+            <w:tcW w:w="5516" w:type="dxa"/>
+            <w:tcBorders>
+              <w:left w:val="single" w:sz="2" w:space="0" w:color="7F7F7F" w:themeColor="text1" w:themeTint="80"/>
+              <w:right w:val="single" w:sz="2" w:space="0" w:color="7F7F7F" w:themeColor="text1" w:themeTint="80"/>
+            </w:tcBorders>
+          </w:tcPr>
+          <w:p>
+            <w:pPr>
+              <w:cnfStyle w:val="000000000000" w:firstRow="0" w:lastRow="0" w:firstColumn="0" w:lastColumn="0" w:oddVBand="0" w:evenVBand="0" w:oddHBand="0" w:evenHBand="0" w:firstRowFirstColumn="0" w:firstRowLastColumn="0" w:lastRowFirstColumn="0" w:lastRowLastColumn="0"/>
+            </w:pPr>
+            <w:r>
+              <w:t>Recorre las 21 filas del resultado materializado</w:t>
+            </w:r>
+          </w:p>
+        </w:tc>
+      </w:tr>
+      <w:tr>
+        <w:tc>
+          <w:tcPr>
+            <w:cnfStyle w:val="001000000000" w:firstRow="0" w:lastRow="0" w:firstColumn="1" w:lastColumn="0" w:oddVBand="0" w:evenVBand="0" w:oddHBand="0" w:evenHBand="0" w:firstRowFirstColumn="0" w:firstRowLastColumn="0" w:lastRowFirstColumn="0" w:lastRowLastColumn="0"/>
+            <w:tcW w:w="3544" w:type="dxa"/>
+            <w:tcBorders>
+              <w:top w:val="single" w:sz="4" w:space="0" w:color="7F7F7F" w:themeColor="text1" w:themeTint="80"/>
+              <w:left w:val="single" w:sz="2" w:space="0" w:color="7F7F7F" w:themeColor="text1" w:themeTint="80"/>
+              <w:bottom w:val="single" w:sz="2" w:space="0" w:color="7F7F7F" w:themeColor="text1" w:themeTint="80"/>
+              <w:right w:val="single" w:sz="2" w:space="0" w:color="7F7F7F" w:themeColor="text1" w:themeTint="80"/>
+            </w:tcBorders>
+            <w:shd w:val="clear" w:color="auto" w:fill="D9D9D9" w:themeFill="background1" w:themeFillShade="D9"/>
+          </w:tcPr>
+          <w:p>
+            <w:proofErr w:type="spellStart"/>
+            <w:r>
+              <w:t>Sort</w:t>
+            </w:r>
+            <w:proofErr w:type="spellEnd"/>
+            <w:r>
+              <w:t xml:space="preserve"> </w:t>
+            </w:r>
+          </w:p>
+        </w:tc>
+        <w:tc>
+          <w:tcPr>
+            <w:tcW w:w="5516" w:type="dxa"/>
+            <w:tcBorders>
+              <w:left w:val="single" w:sz="2" w:space="0" w:color="7F7F7F" w:themeColor="text1" w:themeTint="80"/>
+              <w:bottom w:val="single" w:sz="2" w:space="0" w:color="7F7F7F" w:themeColor="text1" w:themeTint="80"/>
+              <w:right w:val="single" w:sz="2" w:space="0" w:color="7F7F7F" w:themeColor="text1" w:themeTint="80"/>
+            </w:tcBorders>
+          </w:tcPr>
+          <w:p>
+            <w:pPr>
+              <w:cnfStyle w:val="000000000000" w:firstRow="0" w:lastRow="0" w:firstColumn="0" w:lastColumn="0" w:oddVBand="0" w:evenVBand="0" w:oddHBand="0" w:evenHBand="0" w:firstRowFirstColumn="0" w:firstRowLastColumn="0" w:lastRowFirstColumn="0" w:lastRowLastColumn="0"/>
+            </w:pPr>
+            <w:r>
+              <w:t xml:space="preserve">Ordena el resultado por </w:t>
+            </w:r>
+            <w:proofErr w:type="spellStart"/>
+            <w:r>
+              <w:t>sort_order</w:t>
+            </w:r>
+            <w:proofErr w:type="spellEnd"/>
+            <w:r>
+              <w:t xml:space="preserve"> y después por precio descendente</w:t>
+            </w:r>
+          </w:p>
+        </w:tc>
+      </w:tr>
+    </w:tbl>
+    <w:p/>
+    <w:p>
+      <w:r>
+        <w:t xml:space="preserve">El tiempo total </w:t>
+      </w:r>
+      <w:r>
+        <w:t>de</w:t>
+      </w:r>
+      <w:r>
+        <w:t xml:space="preserve"> la ordenación es de aproximadamente 0,829 ms en esta ejecución</w:t>
+      </w:r>
+      <w:r>
+        <w:t xml:space="preserve">, pero sobre una </w:t>
+      </w:r>
+      <w:r>
+        <w:t xml:space="preserve">tabla </w:t>
+      </w:r>
+      <w:r>
+        <w:t>de</w:t>
+      </w:r>
+      <w:r>
+        <w:t xml:space="preserve"> 20 </w:t>
+      </w:r>
+      <w:r>
+        <w:t>registros, esto</w:t>
+      </w:r>
+      <w:r>
+        <w:t xml:space="preserve"> </w:t>
+      </w:r>
+      <w:r>
+        <w:t>no permite predecir directamente cuánto tardará la consulta con millones de registros</w:t>
+      </w:r>
+      <w:r>
+        <w:t>, y a partir de aquí, h</w:t>
+      </w:r>
+      <w:r>
+        <w:t xml:space="preserve">ay </w:t>
+      </w:r>
+      <w:r>
+        <w:t xml:space="preserve">un </w:t>
+      </w:r>
+      <w:r>
+        <w:t>detalle</w:t>
+      </w:r>
+      <w:r>
+        <w:t xml:space="preserve"> bastante significativo y es </w:t>
+      </w:r>
+      <w:proofErr w:type="gramStart"/>
+      <w:r>
+        <w:t>que</w:t>
+      </w:r>
+      <w:proofErr w:type="gramEnd"/>
+      <w:r>
+        <w:t xml:space="preserve"> en este ejemplo, dicha</w:t>
+      </w:r>
+      <w:r>
+        <w:t xml:space="preserve"> </w:t>
+      </w:r>
+      <w:r>
+        <w:rPr>
+          <w:i/>
+          <w:iCs/>
+        </w:rPr>
+        <w:t>ordenación se realiza sobre el resultado completo</w:t>
+      </w:r>
+      <w:r>
+        <w:rPr>
+          <w:i/>
+          <w:iCs/>
+        </w:rPr>
+        <w:t xml:space="preserve"> y son </w:t>
+      </w:r>
+      <w:r>
+        <w:rPr>
+          <w:i/>
+          <w:iCs/>
+        </w:rPr>
+        <w:t>solo 21 filas</w:t>
+      </w:r>
+      <w:r>
+        <w:t xml:space="preserve"> (con la añadida)</w:t>
+      </w:r>
+      <w:r>
+        <w:rPr>
+          <w:i/>
+          <w:iCs/>
+        </w:rPr>
+        <w:t xml:space="preserve">, </w:t>
+      </w:r>
+      <w:r>
+        <w:rPr>
+          <w:i/>
+          <w:iCs/>
+        </w:rPr>
+        <w:t xml:space="preserve">la </w:t>
+      </w:r>
+      <w:r>
+        <w:rPr>
+          <w:i/>
+          <w:iCs/>
+        </w:rPr>
+        <w:t>ordena</w:t>
+      </w:r>
+      <w:r>
+        <w:rPr>
+          <w:i/>
+          <w:iCs/>
+        </w:rPr>
+        <w:t xml:space="preserve">ción sobre </w:t>
+      </w:r>
+      <w:r>
+        <w:rPr>
+          <w:i/>
+          <w:iCs/>
+        </w:rPr>
+        <w:t>millones sería una operación mucho más costosa</w:t>
+      </w:r>
+      <w:r>
+        <w:t>.</w:t>
+      </w:r>
+    </w:p>
+    <w:p/>
+    <w:p>
+      <w:r>
+        <w:t>Aquí</w:t>
+      </w:r>
+      <w:r>
+        <w:t>, creo que es conveniente decir que a</w:t>
+      </w:r>
+      <w:r>
+        <w:t xml:space="preserve">ñadir una fila con el precio medio no </w:t>
+      </w:r>
+      <w:r>
+        <w:t xml:space="preserve">suma un </w:t>
+      </w:r>
+      <w:r>
+        <w:t>problema de rendimiento</w:t>
+      </w:r>
+      <w:r>
+        <w:t>, es decir,</w:t>
+      </w:r>
+      <w:r>
+        <w:t xml:space="preserve"> l</w:t>
+      </w:r>
+      <w:r>
+        <w:t>a</w:t>
+      </w:r>
+      <w:r>
+        <w:t xml:space="preserve"> </w:t>
+      </w:r>
+      <w:r>
+        <w:t>adición</w:t>
+      </w:r>
+      <w:r>
+        <w:t xml:space="preserve"> </w:t>
+      </w:r>
+      <w:r>
+        <w:t xml:space="preserve">de </w:t>
+      </w:r>
+      <w:r>
+        <w:t>una fila más es insignificante frente al procesamiento de</w:t>
+      </w:r>
+      <w:r>
+        <w:t>, me lo invento,</w:t>
+      </w:r>
+      <w:r>
+        <w:t xml:space="preserve"> 80 millones de libros.</w:t>
+      </w:r>
+    </w:p>
+    <w:p/>
+    <w:p>
+      <w:r>
+        <w:t>En mi opinión, l</w:t>
+      </w:r>
+      <w:r>
+        <w:t>os costes importantes serían:</w:t>
+      </w:r>
+    </w:p>
+    <w:p/>
+    <w:p>
+      <w:pPr>
+        <w:numPr>
+          <w:ilvl w:val="0"/>
+          <w:numId w:val="29"/>
+        </w:numPr>
+      </w:pPr>
+      <w:r>
+        <w:rPr>
+          <w:b/>
+          <w:bCs/>
+          <w:i/>
+          <w:iCs/>
+        </w:rPr>
+        <w:t>Calcular la media</w:t>
+      </w:r>
+      <w:r>
+        <w:t>,</w:t>
+      </w:r>
+      <w:r>
+        <w:t xml:space="preserve"> </w:t>
+      </w:r>
+      <w:r>
+        <w:t xml:space="preserve">donde la función </w:t>
+      </w:r>
+      <w:proofErr w:type="gramStart"/>
+      <w:r>
+        <w:rPr>
+          <w:rStyle w:val="HTML"/>
+        </w:rPr>
+        <w:t>AVG(</w:t>
+      </w:r>
+      <w:proofErr w:type="spellStart"/>
+      <w:proofErr w:type="gramEnd"/>
+      <w:r>
+        <w:rPr>
+          <w:rStyle w:val="HTML"/>
+        </w:rPr>
+        <w:t>price</w:t>
+      </w:r>
+      <w:proofErr w:type="spellEnd"/>
+      <w:r>
+        <w:rPr>
+          <w:rStyle w:val="HTML"/>
+        </w:rPr>
+        <w:t>)</w:t>
+      </w:r>
+      <w:r>
+        <w:t xml:space="preserve"> debe considerar todos los precios. Sin una optimización que permita </w:t>
+      </w:r>
+      <w:r>
+        <w:t xml:space="preserve">el uso de </w:t>
+      </w:r>
+      <w:r>
+        <w:t xml:space="preserve">un índice, implica recorrer los datos. Un índice sobre </w:t>
+      </w:r>
+      <w:r>
+        <w:t xml:space="preserve">el campo, o columna, </w:t>
+      </w:r>
+      <w:proofErr w:type="spellStart"/>
+      <w:r>
+        <w:rPr>
+          <w:rStyle w:val="HTML"/>
+        </w:rPr>
+        <w:t>price</w:t>
+      </w:r>
+      <w:proofErr w:type="spellEnd"/>
+      <w:r>
+        <w:t xml:space="preserve"> permit</w:t>
+      </w:r>
+      <w:r>
+        <w:t>e</w:t>
+      </w:r>
+      <w:r>
+        <w:t xml:space="preserve"> una lectura más estrecha y reducir la cantidad de datos leídos</w:t>
+      </w:r>
+      <w:r>
+        <w:t xml:space="preserve"> (</w:t>
+      </w:r>
+      <w:r>
+        <w:t>c</w:t>
+      </w:r>
+      <w:r>
+        <w:t>abe decir que ya lo incorporé en la definición de tabla</w:t>
+      </w:r>
+      <w:r>
+        <w:rPr>
+          <w:i/>
+          <w:iCs/>
+        </w:rPr>
+        <w:t>)</w:t>
+      </w:r>
+      <w:r>
+        <w:rPr>
+          <w:i/>
+          <w:iCs/>
+        </w:rPr>
+        <w:t>.</w:t>
+      </w:r>
+    </w:p>
+    <w:p>
+      <w:pPr>
+        <w:numPr>
+          <w:ilvl w:val="0"/>
+          <w:numId w:val="29"/>
+        </w:numPr>
+      </w:pPr>
+      <w:r>
+        <w:t xml:space="preserve">Al </w:t>
+      </w:r>
+      <w:r>
+        <w:rPr>
+          <w:b/>
+          <w:bCs/>
+          <w:i/>
+          <w:iCs/>
+        </w:rPr>
+        <w:t>cl</w:t>
+      </w:r>
+      <w:r>
+        <w:rPr>
+          <w:b/>
+          <w:bCs/>
+          <w:i/>
+          <w:iCs/>
+        </w:rPr>
+        <w:t>asificar los libros</w:t>
+      </w:r>
+      <w:r>
+        <w:t xml:space="preserve"> hay que comparar cada precio con la media</w:t>
+      </w:r>
+      <w:r>
+        <w:t xml:space="preserve"> y si</w:t>
+      </w:r>
+      <w:r>
+        <w:t xml:space="preserve"> </w:t>
+      </w:r>
+      <w:r>
+        <w:t>s</w:t>
+      </w:r>
+      <w:r>
+        <w:t xml:space="preserve">on 80 millones de comparaciones, aproximadamente </w:t>
+      </w:r>
+      <w:r>
+        <w:t xml:space="preserve">será </w:t>
+      </w:r>
+      <w:r>
+        <w:t>una por registro</w:t>
+      </w:r>
+      <w:r>
+        <w:t>.</w:t>
+      </w:r>
+    </w:p>
+    <w:p>
+      <w:pPr>
+        <w:numPr>
+          <w:ilvl w:val="0"/>
+          <w:numId w:val="29"/>
+        </w:numPr>
+      </w:pPr>
+      <w:r>
+        <w:rPr>
+          <w:b/>
+          <w:bCs/>
+          <w:i/>
+          <w:iCs/>
+        </w:rPr>
+        <w:t>Ordenar el resultado</w:t>
+      </w:r>
+      <w:r>
+        <w:t xml:space="preserve"> es una de las partes que más </w:t>
+      </w:r>
+      <w:r>
+        <w:t>estresantes de l</w:t>
+      </w:r>
+      <w:r>
+        <w:t>a consulta</w:t>
+      </w:r>
+      <w:r>
+        <w:t>, ya que hay que saber que son dos operaciones,</w:t>
+      </w:r>
+      <w:r>
+        <w:t xml:space="preserve"> la combinación de resultados y después l</w:t>
+      </w:r>
+      <w:r>
+        <w:t>a</w:t>
+      </w:r>
+      <w:r>
+        <w:t xml:space="preserve"> ordena</w:t>
+      </w:r>
+      <w:r>
+        <w:t xml:space="preserve">ción, por lo </w:t>
+      </w:r>
+      <w:r>
+        <w:t>que,</w:t>
+      </w:r>
+      <w:r>
+        <w:t xml:space="preserve"> c</w:t>
+      </w:r>
+      <w:r>
+        <w:t>on 80 millones de filas, la ordenación puede requerir mucha memoria y recurrir a</w:t>
+      </w:r>
+      <w:r>
+        <w:t>l</w:t>
+      </w:r>
+      <w:r>
+        <w:t xml:space="preserve"> disco.</w:t>
+      </w:r>
+    </w:p>
+    <w:p>
+      <w:pPr>
+        <w:numPr>
+          <w:ilvl w:val="0"/>
+          <w:numId w:val="29"/>
+        </w:numPr>
+      </w:pPr>
+      <w:r>
+        <w:rPr>
+          <w:b/>
+          <w:bCs/>
+          <w:i/>
+          <w:iCs/>
+        </w:rPr>
+        <w:t>Devolver los resultados</w:t>
+      </w:r>
+      <w:r>
+        <w:t xml:space="preserve"> al cliente también puede convertirse en un coste importante, independientemente de lo eficiente que sea la consulta.</w:t>
+      </w:r>
+    </w:p>
+    <w:p/>
+    <w:p>
+      <w:r>
+        <w:t xml:space="preserve">En el caso hipotético de los 80 millones de registros, con 3 columnas en la tabla, se puede sumar también un caso real en el que no sean </w:t>
+      </w:r>
+      <w:r>
+        <w:t xml:space="preserve">3, </w:t>
+      </w:r>
+      <w:r>
+        <w:t>sino 40 columnas (ya sabemos que en casos reales la nor</w:t>
+      </w:r>
+      <w:r>
+        <w:t>malización, en muchos casos, brilla por la ausencia</w:t>
+      </w:r>
+      <w:r>
+        <w:t>)</w:t>
+      </w:r>
+      <w:r>
+        <w:t xml:space="preserve"> </w:t>
+      </w:r>
+      <w:r>
+        <w:t>aunque esto puede o no</w:t>
+      </w:r>
+      <w:r>
+        <w:t xml:space="preserve"> multiplica</w:t>
+      </w:r>
+      <w:r>
+        <w:t>r</w:t>
+      </w:r>
+      <w:r>
+        <w:t xml:space="preserve"> el coste</w:t>
+      </w:r>
+      <w:r>
+        <w:t xml:space="preserve"> ya que lo que realmente i</w:t>
+      </w:r>
+      <w:r>
+        <w:t xml:space="preserve">mporta </w:t>
+      </w:r>
+      <w:r>
+        <w:t xml:space="preserve">es </w:t>
+      </w:r>
+      <w:r>
+        <w:t xml:space="preserve">qué columnas </w:t>
+      </w:r>
+      <w:r>
+        <w:t xml:space="preserve">que </w:t>
+      </w:r>
+      <w:r>
+        <w:t>se leen</w:t>
+      </w:r>
+      <w:r>
+        <w:t xml:space="preserve"> tienen índices</w:t>
+      </w:r>
+      <w:r>
+        <w:t>.</w:t>
+      </w:r>
+    </w:p>
     <w:sectPr>
-      <w:headerReference w:type="default" r:id="rId41"/>
-      <w:footerReference w:type="default" r:id="rId42"/>
+      <w:headerReference w:type="default" r:id="rId42"/>
+      <w:footerReference w:type="default" r:id="rId43"/>
       <w:pgSz w:w="11906" w:h="16838" w:code="9"/>
       <w:pgMar w:top="1134" w:right="1276" w:bottom="1134" w:left="1560" w:header="851" w:footer="0" w:gutter="0"/>
       <w:cols w:space="720"/>
@@ -14007,7 +16437,7 @@
       </w:pPr>
       <w:rPr>
         <w:rFonts w:ascii="Symbol" w:hAnsi="Symbol" w:hint="default"/>
-        <w:color w:val="auto"/>
+        <w:color w:val="000000"/>
         <w14:textFill>
           <w14:solidFill>
             <w14:srgbClr w14:val="000000">
@@ -14132,7 +16562,7 @@
       </w:pPr>
       <w:rPr>
         <w:rFonts w:ascii="Symbol" w:hAnsi="Symbol" w:hint="default"/>
-        <w:color w:val="auto"/>
+        <w:color w:val="000000"/>
         <w14:textFill>
           <w14:solidFill>
             <w14:srgbClr w14:val="000000">
@@ -14454,6 +16884,119 @@
     </w:lvl>
   </w:abstractNum>
   <w:abstractNum w:abstractNumId="14" w15:restartNumberingAfterBreak="0">
+    <w:nsid w:val="1CD3125E"/>
+    <w:multiLevelType w:val="hybridMultilevel"/>
+    <w:tmpl w:val="B6F68202"/>
+    <w:lvl w:ilvl="0" w:tplc="0C0A0001">
+      <w:start w:val="1"/>
+      <w:numFmt w:val="bullet"/>
+      <w:lvlText w:val=""/>
+      <w:lvlJc w:val="left"/>
+      <w:pPr>
+        <w:ind w:left="720" w:hanging="360"/>
+      </w:pPr>
+      <w:rPr>
+        <w:rFonts w:ascii="Symbol" w:hAnsi="Symbol" w:hint="default"/>
+      </w:rPr>
+    </w:lvl>
+    <w:lvl w:ilvl="1" w:tplc="0C0A0003" w:tentative="1">
+      <w:start w:val="1"/>
+      <w:numFmt w:val="bullet"/>
+      <w:lvlText w:val="o"/>
+      <w:lvlJc w:val="left"/>
+      <w:pPr>
+        <w:ind w:left="1440" w:hanging="360"/>
+      </w:pPr>
+      <w:rPr>
+        <w:rFonts w:ascii="Courier New" w:hAnsi="Courier New" w:cs="Courier New" w:hint="default"/>
+      </w:rPr>
+    </w:lvl>
+    <w:lvl w:ilvl="2" w:tplc="0C0A0005" w:tentative="1">
+      <w:start w:val="1"/>
+      <w:numFmt w:val="bullet"/>
+      <w:lvlText w:val=""/>
+      <w:lvlJc w:val="left"/>
+      <w:pPr>
+        <w:ind w:left="2160" w:hanging="360"/>
+      </w:pPr>
+      <w:rPr>
+        <w:rFonts w:ascii="Wingdings" w:hAnsi="Wingdings" w:hint="default"/>
+      </w:rPr>
+    </w:lvl>
+    <w:lvl w:ilvl="3" w:tplc="0C0A0001" w:tentative="1">
+      <w:start w:val="1"/>
+      <w:numFmt w:val="bullet"/>
+      <w:lvlText w:val=""/>
+      <w:lvlJc w:val="left"/>
+      <w:pPr>
+        <w:ind w:left="2880" w:hanging="360"/>
+      </w:pPr>
+      <w:rPr>
+        <w:rFonts w:ascii="Symbol" w:hAnsi="Symbol" w:hint="default"/>
+      </w:rPr>
+    </w:lvl>
+    <w:lvl w:ilvl="4" w:tplc="0C0A0003" w:tentative="1">
+      <w:start w:val="1"/>
+      <w:numFmt w:val="bullet"/>
+      <w:lvlText w:val="o"/>
+      <w:lvlJc w:val="left"/>
+      <w:pPr>
+        <w:ind w:left="3600" w:hanging="360"/>
+      </w:pPr>
+      <w:rPr>
+        <w:rFonts w:ascii="Courier New" w:hAnsi="Courier New" w:cs="Courier New" w:hint="default"/>
+      </w:rPr>
+    </w:lvl>
+    <w:lvl w:ilvl="5" w:tplc="0C0A0005" w:tentative="1">
+      <w:start w:val="1"/>
+      <w:numFmt w:val="bullet"/>
+      <w:lvlText w:val=""/>
+      <w:lvlJc w:val="left"/>
+      <w:pPr>
+        <w:ind w:left="4320" w:hanging="360"/>
+      </w:pPr>
+      <w:rPr>
+        <w:rFonts w:ascii="Wingdings" w:hAnsi="Wingdings" w:hint="default"/>
+      </w:rPr>
+    </w:lvl>
+    <w:lvl w:ilvl="6" w:tplc="0C0A0001" w:tentative="1">
+      <w:start w:val="1"/>
+      <w:numFmt w:val="bullet"/>
+      <w:lvlText w:val=""/>
+      <w:lvlJc w:val="left"/>
+      <w:pPr>
+        <w:ind w:left="5040" w:hanging="360"/>
+      </w:pPr>
+      <w:rPr>
+        <w:rFonts w:ascii="Symbol" w:hAnsi="Symbol" w:hint="default"/>
+      </w:rPr>
+    </w:lvl>
+    <w:lvl w:ilvl="7" w:tplc="0C0A0003" w:tentative="1">
+      <w:start w:val="1"/>
+      <w:numFmt w:val="bullet"/>
+      <w:lvlText w:val="o"/>
+      <w:lvlJc w:val="left"/>
+      <w:pPr>
+        <w:ind w:left="5760" w:hanging="360"/>
+      </w:pPr>
+      <w:rPr>
+        <w:rFonts w:ascii="Courier New" w:hAnsi="Courier New" w:cs="Courier New" w:hint="default"/>
+      </w:rPr>
+    </w:lvl>
+    <w:lvl w:ilvl="8" w:tplc="0C0A0005" w:tentative="1">
+      <w:start w:val="1"/>
+      <w:numFmt w:val="bullet"/>
+      <w:lvlText w:val=""/>
+      <w:lvlJc w:val="left"/>
+      <w:pPr>
+        <w:ind w:left="6480" w:hanging="360"/>
+      </w:pPr>
+      <w:rPr>
+        <w:rFonts w:ascii="Wingdings" w:hAnsi="Wingdings" w:hint="default"/>
+      </w:rPr>
+    </w:lvl>
+  </w:abstractNum>
+  <w:abstractNum w:abstractNumId="15" w15:restartNumberingAfterBreak="0">
     <w:nsid w:val="1FB81EFC"/>
     <w:multiLevelType w:val="multilevel"/>
     <w:tmpl w:val="DC58D64A"/>
@@ -14602,7 +17145,7 @@
       </w:rPr>
     </w:lvl>
   </w:abstractNum>
-  <w:abstractNum w:abstractNumId="15" w15:restartNumberingAfterBreak="0">
+  <w:abstractNum w:abstractNumId="16" w15:restartNumberingAfterBreak="0">
     <w:nsid w:val="22D02FF6"/>
     <w:multiLevelType w:val="hybridMultilevel"/>
     <w:tmpl w:val="3CF02E9E"/>
@@ -14715,7 +17258,7 @@
       </w:rPr>
     </w:lvl>
   </w:abstractNum>
-  <w:abstractNum w:abstractNumId="16" w15:restartNumberingAfterBreak="0">
+  <w:abstractNum w:abstractNumId="17" w15:restartNumberingAfterBreak="0">
     <w:nsid w:val="2FE81127"/>
     <w:multiLevelType w:val="multilevel"/>
     <w:tmpl w:val="87927B18"/>
@@ -14864,7 +17407,305 @@
       </w:rPr>
     </w:lvl>
   </w:abstractNum>
-  <w:abstractNum w:abstractNumId="17" w15:restartNumberingAfterBreak="0">
+  <w:abstractNum w:abstractNumId="18" w15:restartNumberingAfterBreak="0">
+    <w:nsid w:val="42B83F3F"/>
+    <w:multiLevelType w:val="multilevel"/>
+    <w:tmpl w:val="4E768DD4"/>
+    <w:lvl w:ilvl="0">
+      <w:start w:val="1"/>
+      <w:numFmt w:val="bullet"/>
+      <w:lvlText w:val=""/>
+      <w:lvlJc w:val="left"/>
+      <w:pPr>
+        <w:tabs>
+          <w:tab w:val="num" w:pos="720"/>
+        </w:tabs>
+        <w:ind w:left="720" w:hanging="360"/>
+      </w:pPr>
+      <w:rPr>
+        <w:rFonts w:ascii="Symbol" w:hAnsi="Symbol" w:hint="default"/>
+        <w:sz w:val="20"/>
+      </w:rPr>
+    </w:lvl>
+    <w:lvl w:ilvl="1" w:tentative="1">
+      <w:start w:val="1"/>
+      <w:numFmt w:val="bullet"/>
+      <w:lvlText w:val="o"/>
+      <w:lvlJc w:val="left"/>
+      <w:pPr>
+        <w:tabs>
+          <w:tab w:val="num" w:pos="1440"/>
+        </w:tabs>
+        <w:ind w:left="1440" w:hanging="360"/>
+      </w:pPr>
+      <w:rPr>
+        <w:rFonts w:ascii="Courier New" w:hAnsi="Courier New" w:hint="default"/>
+        <w:sz w:val="20"/>
+      </w:rPr>
+    </w:lvl>
+    <w:lvl w:ilvl="2" w:tentative="1">
+      <w:start w:val="1"/>
+      <w:numFmt w:val="bullet"/>
+      <w:lvlText w:val=""/>
+      <w:lvlJc w:val="left"/>
+      <w:pPr>
+        <w:tabs>
+          <w:tab w:val="num" w:pos="2160"/>
+        </w:tabs>
+        <w:ind w:left="2160" w:hanging="360"/>
+      </w:pPr>
+      <w:rPr>
+        <w:rFonts w:ascii="Wingdings" w:hAnsi="Wingdings" w:hint="default"/>
+        <w:sz w:val="20"/>
+      </w:rPr>
+    </w:lvl>
+    <w:lvl w:ilvl="3" w:tentative="1">
+      <w:start w:val="1"/>
+      <w:numFmt w:val="bullet"/>
+      <w:lvlText w:val=""/>
+      <w:lvlJc w:val="left"/>
+      <w:pPr>
+        <w:tabs>
+          <w:tab w:val="num" w:pos="2880"/>
+        </w:tabs>
+        <w:ind w:left="2880" w:hanging="360"/>
+      </w:pPr>
+      <w:rPr>
+        <w:rFonts w:ascii="Wingdings" w:hAnsi="Wingdings" w:hint="default"/>
+        <w:sz w:val="20"/>
+      </w:rPr>
+    </w:lvl>
+    <w:lvl w:ilvl="4" w:tentative="1">
+      <w:start w:val="1"/>
+      <w:numFmt w:val="bullet"/>
+      <w:lvlText w:val=""/>
+      <w:lvlJc w:val="left"/>
+      <w:pPr>
+        <w:tabs>
+          <w:tab w:val="num" w:pos="3600"/>
+        </w:tabs>
+        <w:ind w:left="3600" w:hanging="360"/>
+      </w:pPr>
+      <w:rPr>
+        <w:rFonts w:ascii="Wingdings" w:hAnsi="Wingdings" w:hint="default"/>
+        <w:sz w:val="20"/>
+      </w:rPr>
+    </w:lvl>
+    <w:lvl w:ilvl="5" w:tentative="1">
+      <w:start w:val="1"/>
+      <w:numFmt w:val="bullet"/>
+      <w:lvlText w:val=""/>
+      <w:lvlJc w:val="left"/>
+      <w:pPr>
+        <w:tabs>
+          <w:tab w:val="num" w:pos="4320"/>
+        </w:tabs>
+        <w:ind w:left="4320" w:hanging="360"/>
+      </w:pPr>
+      <w:rPr>
+        <w:rFonts w:ascii="Wingdings" w:hAnsi="Wingdings" w:hint="default"/>
+        <w:sz w:val="20"/>
+      </w:rPr>
+    </w:lvl>
+    <w:lvl w:ilvl="6" w:tentative="1">
+      <w:start w:val="1"/>
+      <w:numFmt w:val="bullet"/>
+      <w:lvlText w:val=""/>
+      <w:lvlJc w:val="left"/>
+      <w:pPr>
+        <w:tabs>
+          <w:tab w:val="num" w:pos="5040"/>
+        </w:tabs>
+        <w:ind w:left="5040" w:hanging="360"/>
+      </w:pPr>
+      <w:rPr>
+        <w:rFonts w:ascii="Wingdings" w:hAnsi="Wingdings" w:hint="default"/>
+        <w:sz w:val="20"/>
+      </w:rPr>
+    </w:lvl>
+    <w:lvl w:ilvl="7" w:tentative="1">
+      <w:start w:val="1"/>
+      <w:numFmt w:val="bullet"/>
+      <w:lvlText w:val=""/>
+      <w:lvlJc w:val="left"/>
+      <w:pPr>
+        <w:tabs>
+          <w:tab w:val="num" w:pos="5760"/>
+        </w:tabs>
+        <w:ind w:left="5760" w:hanging="360"/>
+      </w:pPr>
+      <w:rPr>
+        <w:rFonts w:ascii="Wingdings" w:hAnsi="Wingdings" w:hint="default"/>
+        <w:sz w:val="20"/>
+      </w:rPr>
+    </w:lvl>
+    <w:lvl w:ilvl="8" w:tentative="1">
+      <w:start w:val="1"/>
+      <w:numFmt w:val="bullet"/>
+      <w:lvlText w:val=""/>
+      <w:lvlJc w:val="left"/>
+      <w:pPr>
+        <w:tabs>
+          <w:tab w:val="num" w:pos="6480"/>
+        </w:tabs>
+        <w:ind w:left="6480" w:hanging="360"/>
+      </w:pPr>
+      <w:rPr>
+        <w:rFonts w:ascii="Wingdings" w:hAnsi="Wingdings" w:hint="default"/>
+        <w:sz w:val="20"/>
+      </w:rPr>
+    </w:lvl>
+  </w:abstractNum>
+  <w:abstractNum w:abstractNumId="19" w15:restartNumberingAfterBreak="0">
+    <w:nsid w:val="4B165754"/>
+    <w:multiLevelType w:val="multilevel"/>
+    <w:tmpl w:val="0296AC64"/>
+    <w:lvl w:ilvl="0">
+      <w:start w:val="1"/>
+      <w:numFmt w:val="bullet"/>
+      <w:lvlText w:val=""/>
+      <w:lvlJc w:val="left"/>
+      <w:pPr>
+        <w:tabs>
+          <w:tab w:val="num" w:pos="720"/>
+        </w:tabs>
+        <w:ind w:left="720" w:hanging="360"/>
+      </w:pPr>
+      <w:rPr>
+        <w:rFonts w:ascii="Symbol" w:hAnsi="Symbol" w:hint="default"/>
+        <w:sz w:val="20"/>
+      </w:rPr>
+    </w:lvl>
+    <w:lvl w:ilvl="1" w:tentative="1">
+      <w:start w:val="1"/>
+      <w:numFmt w:val="bullet"/>
+      <w:lvlText w:val="o"/>
+      <w:lvlJc w:val="left"/>
+      <w:pPr>
+        <w:tabs>
+          <w:tab w:val="num" w:pos="1440"/>
+        </w:tabs>
+        <w:ind w:left="1440" w:hanging="360"/>
+      </w:pPr>
+      <w:rPr>
+        <w:rFonts w:ascii="Courier New" w:hAnsi="Courier New" w:hint="default"/>
+        <w:sz w:val="20"/>
+      </w:rPr>
+    </w:lvl>
+    <w:lvl w:ilvl="2" w:tentative="1">
+      <w:start w:val="1"/>
+      <w:numFmt w:val="bullet"/>
+      <w:lvlText w:val=""/>
+      <w:lvlJc w:val="left"/>
+      <w:pPr>
+        <w:tabs>
+          <w:tab w:val="num" w:pos="2160"/>
+        </w:tabs>
+        <w:ind w:left="2160" w:hanging="360"/>
+      </w:pPr>
+      <w:rPr>
+        <w:rFonts w:ascii="Wingdings" w:hAnsi="Wingdings" w:hint="default"/>
+        <w:sz w:val="20"/>
+      </w:rPr>
+    </w:lvl>
+    <w:lvl w:ilvl="3" w:tentative="1">
+      <w:start w:val="1"/>
+      <w:numFmt w:val="bullet"/>
+      <w:lvlText w:val=""/>
+      <w:lvlJc w:val="left"/>
+      <w:pPr>
+        <w:tabs>
+          <w:tab w:val="num" w:pos="2880"/>
+        </w:tabs>
+        <w:ind w:left="2880" w:hanging="360"/>
+      </w:pPr>
+      <w:rPr>
+        <w:rFonts w:ascii="Wingdings" w:hAnsi="Wingdings" w:hint="default"/>
+        <w:sz w:val="20"/>
+      </w:rPr>
+    </w:lvl>
+    <w:lvl w:ilvl="4" w:tentative="1">
+      <w:start w:val="1"/>
+      <w:numFmt w:val="bullet"/>
+      <w:lvlText w:val=""/>
+      <w:lvlJc w:val="left"/>
+      <w:pPr>
+        <w:tabs>
+          <w:tab w:val="num" w:pos="3600"/>
+        </w:tabs>
+        <w:ind w:left="3600" w:hanging="360"/>
+      </w:pPr>
+      <w:rPr>
+        <w:rFonts w:ascii="Wingdings" w:hAnsi="Wingdings" w:hint="default"/>
+        <w:sz w:val="20"/>
+      </w:rPr>
+    </w:lvl>
+    <w:lvl w:ilvl="5" w:tentative="1">
+      <w:start w:val="1"/>
+      <w:numFmt w:val="bullet"/>
+      <w:lvlText w:val=""/>
+      <w:lvlJc w:val="left"/>
+      <w:pPr>
+        <w:tabs>
+          <w:tab w:val="num" w:pos="4320"/>
+        </w:tabs>
+        <w:ind w:left="4320" w:hanging="360"/>
+      </w:pPr>
+      <w:rPr>
+        <w:rFonts w:ascii="Wingdings" w:hAnsi="Wingdings" w:hint="default"/>
+        <w:sz w:val="20"/>
+      </w:rPr>
+    </w:lvl>
+    <w:lvl w:ilvl="6" w:tentative="1">
+      <w:start w:val="1"/>
+      <w:numFmt w:val="bullet"/>
+      <w:lvlText w:val=""/>
+      <w:lvlJc w:val="left"/>
+      <w:pPr>
+        <w:tabs>
+          <w:tab w:val="num" w:pos="5040"/>
+        </w:tabs>
+        <w:ind w:left="5040" w:hanging="360"/>
+      </w:pPr>
+      <w:rPr>
+        <w:rFonts w:ascii="Wingdings" w:hAnsi="Wingdings" w:hint="default"/>
+        <w:sz w:val="20"/>
+      </w:rPr>
+    </w:lvl>
+    <w:lvl w:ilvl="7" w:tentative="1">
+      <w:start w:val="1"/>
+      <w:numFmt w:val="bullet"/>
+      <w:lvlText w:val=""/>
+      <w:lvlJc w:val="left"/>
+      <w:pPr>
+        <w:tabs>
+          <w:tab w:val="num" w:pos="5760"/>
+        </w:tabs>
+        <w:ind w:left="5760" w:hanging="360"/>
+      </w:pPr>
+      <w:rPr>
+        <w:rFonts w:ascii="Wingdings" w:hAnsi="Wingdings" w:hint="default"/>
+        <w:sz w:val="20"/>
+      </w:rPr>
+    </w:lvl>
+    <w:lvl w:ilvl="8" w:tentative="1">
+      <w:start w:val="1"/>
+      <w:numFmt w:val="bullet"/>
+      <w:lvlText w:val=""/>
+      <w:lvlJc w:val="left"/>
+      <w:pPr>
+        <w:tabs>
+          <w:tab w:val="num" w:pos="6480"/>
+        </w:tabs>
+        <w:ind w:left="6480" w:hanging="360"/>
+      </w:pPr>
+      <w:rPr>
+        <w:rFonts w:ascii="Wingdings" w:hAnsi="Wingdings" w:hint="default"/>
+        <w:sz w:val="20"/>
+      </w:rPr>
+    </w:lvl>
+  </w:abstractNum>
+  <w:abstractNum w:abstractNumId="20" w15:restartNumberingAfterBreak="0">
     <w:nsid w:val="4B8E5C5A"/>
     <w:multiLevelType w:val="multilevel"/>
     <w:tmpl w:val="8A9CF098"/>
@@ -15013,7 +17854,120 @@
       </w:rPr>
     </w:lvl>
   </w:abstractNum>
-  <w:abstractNum w:abstractNumId="18" w15:restartNumberingAfterBreak="0">
+  <w:abstractNum w:abstractNumId="21" w15:restartNumberingAfterBreak="0">
+    <w:nsid w:val="51AB637D"/>
+    <w:multiLevelType w:val="hybridMultilevel"/>
+    <w:tmpl w:val="D8E6AA5A"/>
+    <w:lvl w:ilvl="0" w:tplc="0C0A0001">
+      <w:start w:val="1"/>
+      <w:numFmt w:val="bullet"/>
+      <w:lvlText w:val=""/>
+      <w:lvlJc w:val="left"/>
+      <w:pPr>
+        <w:ind w:left="720" w:hanging="360"/>
+      </w:pPr>
+      <w:rPr>
+        <w:rFonts w:ascii="Symbol" w:hAnsi="Symbol" w:hint="default"/>
+      </w:rPr>
+    </w:lvl>
+    <w:lvl w:ilvl="1" w:tplc="0C0A0003" w:tentative="1">
+      <w:start w:val="1"/>
+      <w:numFmt w:val="bullet"/>
+      <w:lvlText w:val="o"/>
+      <w:lvlJc w:val="left"/>
+      <w:pPr>
+        <w:ind w:left="1440" w:hanging="360"/>
+      </w:pPr>
+      <w:rPr>
+        <w:rFonts w:ascii="Courier New" w:hAnsi="Courier New" w:cs="Courier New" w:hint="default"/>
+      </w:rPr>
+    </w:lvl>
+    <w:lvl w:ilvl="2" w:tplc="0C0A0005" w:tentative="1">
+      <w:start w:val="1"/>
+      <w:numFmt w:val="bullet"/>
+      <w:lvlText w:val=""/>
+      <w:lvlJc w:val="left"/>
+      <w:pPr>
+        <w:ind w:left="2160" w:hanging="360"/>
+      </w:pPr>
+      <w:rPr>
+        <w:rFonts w:ascii="Wingdings" w:hAnsi="Wingdings" w:hint="default"/>
+      </w:rPr>
+    </w:lvl>
+    <w:lvl w:ilvl="3" w:tplc="0C0A0001" w:tentative="1">
+      <w:start w:val="1"/>
+      <w:numFmt w:val="bullet"/>
+      <w:lvlText w:val=""/>
+      <w:lvlJc w:val="left"/>
+      <w:pPr>
+        <w:ind w:left="2880" w:hanging="360"/>
+      </w:pPr>
+      <w:rPr>
+        <w:rFonts w:ascii="Symbol" w:hAnsi="Symbol" w:hint="default"/>
+      </w:rPr>
+    </w:lvl>
+    <w:lvl w:ilvl="4" w:tplc="0C0A0003" w:tentative="1">
+      <w:start w:val="1"/>
+      <w:numFmt w:val="bullet"/>
+      <w:lvlText w:val="o"/>
+      <w:lvlJc w:val="left"/>
+      <w:pPr>
+        <w:ind w:left="3600" w:hanging="360"/>
+      </w:pPr>
+      <w:rPr>
+        <w:rFonts w:ascii="Courier New" w:hAnsi="Courier New" w:cs="Courier New" w:hint="default"/>
+      </w:rPr>
+    </w:lvl>
+    <w:lvl w:ilvl="5" w:tplc="0C0A0005" w:tentative="1">
+      <w:start w:val="1"/>
+      <w:numFmt w:val="bullet"/>
+      <w:lvlText w:val=""/>
+      <w:lvlJc w:val="left"/>
+      <w:pPr>
+        <w:ind w:left="4320" w:hanging="360"/>
+      </w:pPr>
+      <w:rPr>
+        <w:rFonts w:ascii="Wingdings" w:hAnsi="Wingdings" w:hint="default"/>
+      </w:rPr>
+    </w:lvl>
+    <w:lvl w:ilvl="6" w:tplc="0C0A0001" w:tentative="1">
+      <w:start w:val="1"/>
+      <w:numFmt w:val="bullet"/>
+      <w:lvlText w:val=""/>
+      <w:lvlJc w:val="left"/>
+      <w:pPr>
+        <w:ind w:left="5040" w:hanging="360"/>
+      </w:pPr>
+      <w:rPr>
+        <w:rFonts w:ascii="Symbol" w:hAnsi="Symbol" w:hint="default"/>
+      </w:rPr>
+    </w:lvl>
+    <w:lvl w:ilvl="7" w:tplc="0C0A0003" w:tentative="1">
+      <w:start w:val="1"/>
+      <w:numFmt w:val="bullet"/>
+      <w:lvlText w:val="o"/>
+      <w:lvlJc w:val="left"/>
+      <w:pPr>
+        <w:ind w:left="5760" w:hanging="360"/>
+      </w:pPr>
+      <w:rPr>
+        <w:rFonts w:ascii="Courier New" w:hAnsi="Courier New" w:cs="Courier New" w:hint="default"/>
+      </w:rPr>
+    </w:lvl>
+    <w:lvl w:ilvl="8" w:tplc="0C0A0005" w:tentative="1">
+      <w:start w:val="1"/>
+      <w:numFmt w:val="bullet"/>
+      <w:lvlText w:val=""/>
+      <w:lvlJc w:val="left"/>
+      <w:pPr>
+        <w:ind w:left="6480" w:hanging="360"/>
+      </w:pPr>
+      <w:rPr>
+        <w:rFonts w:ascii="Wingdings" w:hAnsi="Wingdings" w:hint="default"/>
+      </w:rPr>
+    </w:lvl>
+  </w:abstractNum>
+  <w:abstractNum w:abstractNumId="22" w15:restartNumberingAfterBreak="0">
     <w:nsid w:val="55172995"/>
     <w:multiLevelType w:val="hybridMultilevel"/>
     <w:tmpl w:val="0C2E817E"/>
@@ -15126,7 +18080,7 @@
       </w:rPr>
     </w:lvl>
   </w:abstractNum>
-  <w:abstractNum w:abstractNumId="19" w15:restartNumberingAfterBreak="0">
+  <w:abstractNum w:abstractNumId="23" w15:restartNumberingAfterBreak="0">
     <w:nsid w:val="66A92E41"/>
     <w:multiLevelType w:val="multilevel"/>
     <w:tmpl w:val="993C0860"/>
@@ -15247,7 +18201,7 @@
       </w:rPr>
     </w:lvl>
   </w:abstractNum>
-  <w:abstractNum w:abstractNumId="20" w15:restartNumberingAfterBreak="0">
+  <w:abstractNum w:abstractNumId="24" w15:restartNumberingAfterBreak="0">
     <w:nsid w:val="69621100"/>
     <w:multiLevelType w:val="multilevel"/>
     <w:tmpl w:val="993C0860"/>
@@ -15368,7 +18322,7 @@
       </w:rPr>
     </w:lvl>
   </w:abstractNum>
-  <w:abstractNum w:abstractNumId="21" w15:restartNumberingAfterBreak="0">
+  <w:abstractNum w:abstractNumId="25" w15:restartNumberingAfterBreak="0">
     <w:nsid w:val="69C7421E"/>
     <w:multiLevelType w:val="multilevel"/>
     <w:tmpl w:val="09E4D802"/>
@@ -15398,7 +18352,7 @@
       </w:pPr>
       <w:rPr>
         <w:rFonts w:ascii="Symbol" w:hAnsi="Symbol" w:hint="default"/>
-        <w:color w:val="auto"/>
+        <w:color w:val="000000"/>
         <w14:textFill>
           <w14:solidFill>
             <w14:srgbClr w14:val="000000">
@@ -15493,7 +18447,7 @@
       </w:rPr>
     </w:lvl>
   </w:abstractNum>
-  <w:abstractNum w:abstractNumId="22" w15:restartNumberingAfterBreak="0">
+  <w:abstractNum w:abstractNumId="26" w15:restartNumberingAfterBreak="0">
     <w:nsid w:val="73B35F1D"/>
     <w:multiLevelType w:val="multilevel"/>
     <w:tmpl w:val="993C0860"/>
@@ -15614,7 +18568,7 @@
       </w:rPr>
     </w:lvl>
   </w:abstractNum>
-  <w:abstractNum w:abstractNumId="23" w15:restartNumberingAfterBreak="0">
+  <w:abstractNum w:abstractNumId="27" w15:restartNumberingAfterBreak="0">
     <w:nsid w:val="76C400FE"/>
     <w:multiLevelType w:val="hybridMultilevel"/>
     <w:tmpl w:val="6DACF0E0"/>
@@ -15727,7 +18681,7 @@
       </w:rPr>
     </w:lvl>
   </w:abstractNum>
-  <w:abstractNum w:abstractNumId="24" w15:restartNumberingAfterBreak="0">
+  <w:abstractNum w:abstractNumId="28" w15:restartNumberingAfterBreak="0">
     <w:nsid w:val="7A5033D8"/>
     <w:multiLevelType w:val="multilevel"/>
     <w:tmpl w:val="8FBC9364"/>
@@ -15753,7 +18707,7 @@
       </w:pPr>
       <w:rPr>
         <w:rFonts w:ascii="Symbol" w:hAnsi="Symbol" w:hint="default"/>
-        <w:color w:val="auto"/>
+        <w:color w:val="000000"/>
         <w14:textFill>
           <w14:solidFill>
             <w14:srgbClr w14:val="000000">
@@ -15879,49 +18833,61 @@
     <w:abstractNumId w:val="0"/>
   </w:num>
   <w:num w:numId="11" w16cid:durableId="1054428593">
-    <w:abstractNumId w:val="14"/>
+    <w:abstractNumId w:val="15"/>
   </w:num>
   <w:num w:numId="12" w16cid:durableId="1089809868">
-    <w:abstractNumId w:val="17"/>
+    <w:abstractNumId w:val="20"/>
   </w:num>
   <w:num w:numId="13" w16cid:durableId="1597249459">
     <w:abstractNumId w:val="12"/>
   </w:num>
   <w:num w:numId="14" w16cid:durableId="12344273">
-    <w:abstractNumId w:val="15"/>
+    <w:abstractNumId w:val="16"/>
   </w:num>
   <w:num w:numId="15" w16cid:durableId="273830706">
-    <w:abstractNumId w:val="19"/>
+    <w:abstractNumId w:val="23"/>
   </w:num>
   <w:num w:numId="16" w16cid:durableId="1891647068">
-    <w:abstractNumId w:val="16"/>
+    <w:abstractNumId w:val="17"/>
   </w:num>
   <w:num w:numId="17" w16cid:durableId="1132331788">
     <w:abstractNumId w:val="13"/>
   </w:num>
   <w:num w:numId="18" w16cid:durableId="1433628555">
-    <w:abstractNumId w:val="23"/>
+    <w:abstractNumId w:val="27"/>
   </w:num>
   <w:num w:numId="19" w16cid:durableId="1373773827">
-    <w:abstractNumId w:val="18"/>
+    <w:abstractNumId w:val="22"/>
   </w:num>
   <w:num w:numId="20" w16cid:durableId="640421741">
     <w:abstractNumId w:val="10"/>
   </w:num>
   <w:num w:numId="21" w16cid:durableId="834540734">
-    <w:abstractNumId w:val="24"/>
+    <w:abstractNumId w:val="28"/>
   </w:num>
   <w:num w:numId="22" w16cid:durableId="790592000">
-    <w:abstractNumId w:val="22"/>
+    <w:abstractNumId w:val="26"/>
   </w:num>
   <w:num w:numId="23" w16cid:durableId="2046369746">
-    <w:abstractNumId w:val="20"/>
+    <w:abstractNumId w:val="24"/>
   </w:num>
   <w:num w:numId="24" w16cid:durableId="914899896">
     <w:abstractNumId w:val="11"/>
   </w:num>
   <w:num w:numId="25" w16cid:durableId="1170372124">
+    <w:abstractNumId w:val="25"/>
+  </w:num>
+  <w:num w:numId="26" w16cid:durableId="62260142">
     <w:abstractNumId w:val="21"/>
+  </w:num>
+  <w:num w:numId="27" w16cid:durableId="1411580044">
+    <w:abstractNumId w:val="14"/>
+  </w:num>
+  <w:num w:numId="28" w16cid:durableId="1116363660">
+    <w:abstractNumId w:val="18"/>
+  </w:num>
+  <w:num w:numId="29" w16cid:durableId="1960600798">
+    <w:abstractNumId w:val="19"/>
   </w:num>
   <w:numIdMacAtCleanup w:val="19"/>
 </w:numbering>
@@ -16326,7 +19292,7 @@
   <w:style w:type="paragraph" w:default="1" w:styleId="Normal">
     <w:name w:val="Normal"/>
     <w:qFormat/>
-    <w:rsid w:val="00AC6982"/>
+    <w:rsid w:val="007978D4"/>
     <w:pPr>
       <w:spacing w:after="0" w:line="0" w:lineRule="atLeast"/>
       <w:contextualSpacing/>
@@ -41687,6 +44653,21 @@
       <w:u w:val="single"/>
     </w:rPr>
   </w:style>
+  <w:style w:type="paragraph" w:customStyle="1" w:styleId="w6asjqtextbase">
+    <w:name w:val="w6asjq_textbase"/>
+    <w:basedOn w:val="Normal"/>
+    <w:rsid w:val="007978D4"/>
+    <w:pPr>
+      <w:spacing w:before="100" w:beforeAutospacing="1" w:after="100" w:afterAutospacing="1" w:line="240" w:lineRule="auto"/>
+      <w:contextualSpacing w:val="0"/>
+    </w:pPr>
+    <w:rPr>
+      <w:rFonts w:ascii="Times New Roman" w:eastAsia="Times New Roman" w:hAnsi="Times New Roman" w:cs="Times New Roman"/>
+      <w:sz w:val="24"/>
+      <w:szCs w:val="24"/>
+      <w:lang w:eastAsia="es-ES"/>
+    </w:rPr>
+  </w:style>
 </w:styles>
 </file>
 
